--- a/docs/01_PROJECT_SPEC_CURRENT_FULL.docx
+++ b/docs/01_PROJECT_SPEC_CURRENT_FULL.docx
@@ -17464,7 +17464,7 @@
           <w:highlight w:val="white"/>
           <w:rtl w:val="0"/>
         </w:rPr>
-        <w:t xml:space="preserve">- テキスト抽出できるPDF：本文（text）に全文を保存してOK（要約しない）</w:t>
+        <w:t xml:space="preserve">- TarutaniRAG（⑤）では、PDF本文抽出を標準実装として実行し、抽出できた本文は text に全文保存する（要約しない）。実装未導入を理由に一律 text 空で保存する運用は禁止。</w:t>
       </w:r>
       <w:r>
         <w:rPr>
@@ -17486,7 +17486,7 @@
           <w:highlight w:val="white"/>
           <w:rtl w:val="0"/>
         </w:rPr>
-        <w:t xml:space="preserve">- テキスト抽出できないPDF（画像PDF/スキャン等）：本文（text）は空文字で保存し、source_path（相対）だけメタに残す（OCRはしない）</w:t>
+        <w:t xml:space="preserve">- 抽出処理を実行しても読めないPDF（画像PDF/スキャン/破損等）のみ、本文（text）は空文字で保存し、source_path（相対）に加えて extract_status で理由を記録する（OCRはしない）。</w:t>
       </w:r>
     </w:p>
     <w:p ns1:paraId="000003C8">

--- a/docs/01_PROJECT_SPEC_CURRENT_FULL.docx
+++ b/docs/01_PROJECT_SPEC_CURRENT_FULL.docx
@@ -20549,7 +20549,7 @@
           <w:highlight w:val="white"/>
           <w:rtl w:val="0"/>
         </w:rPr>
-        <w:t xml:space="preserve">- 長文対策（固定）：埋め込み入力は { TEXT_EMBED_INPUT_MAX_CHARS }（=2000）で先頭から必ず切ってから埋め込みする（変える場合は再埋め込み＆再index）。</w:t>
+        <w:t xml:space="preserve">- 長文対策（固定）：埋め込み入力は { TEXT_EMBED_INPUT_MAX_CHARS }（=2000）で先頭から必ず切ってから埋め込みする（変える場合は再埋め込み＆再index）。※例外（TarutaniRAG）：Tarutani_Text は先頭2000字1本ではなく、1,000字チャンクを200字オーバーラップで分割し、各チャンクを RETRIEVAL_DOCUMENT で個別に埋め込みする。</w:t>
       </w:r>
     </w:p>
     <w:p ns1:paraId="00000470">
@@ -20566,7 +20566,7 @@
           <w:highlight w:val="white"/>
           <w:rtl w:val="0"/>
         </w:rPr>
-        <w:t xml:space="preserve">  ※全文テキストは jsonl に保存し、埋め込み入力だけを統一して短縮する（ベクトル空間の揺れ防止）</w:t>
+        <w:t xml:space="preserve">  ※全文テキストは jsonl に保存し、埋め込み入力だけを統一して短縮する（ベクトル空間の揺れ防止）。埋め込み時メタとして text_len（全文文字数）/ embed_input_len（実際に埋め込みへ渡した文字数）/ is_truncated（上限適用で埋め込み入力を短縮したか）を保存する。</w:t>
       </w:r>
     </w:p>
     <w:p ns1:paraId="00000471">

--- a/docs/01_PROJECT_SPEC_CURRENT_FULL.docx
+++ b/docs/01_PROJECT_SPEC_CURRENT_FULL.docx
@@ -17777,7 +17777,7 @@
           <w:highlight w:val="white"/>
           <w:rtl w:val="0"/>
         </w:rPr>
-        <w:t xml:space="preserve">- 保存ファイル名（推奨）：exhibitions_{FAIR_SLUG}_{TARGET_YEAR}.jsonl（例：exhibitions_frieze_london_2025.jsonl）</w:t>
+        <w:t xml:space="preserve">- 保存ファイル名（推奨）：exhibitions_{FAIR_SLUG}_{TARGET_YEAR}.jsonl（例：exhibitions_frieze_london_2025.jsonl）。共通方針は 5-7/5-8 を参照し、Exhibitions も source / derived / logs / vectors の保存分類で運用する（正本はR2、localはキャッシュ）。R2 key は FAIR_SLUG ごとにカテゴリ分離（例：{FAIR_SLUG}/source/... , {FAIR_SLUG}/derived/... , {FAIR_SLUG}/logs/... , {FAIR_SLUG}/vectors/...）し、derived / vectors 更新時は manifest（artifact_manifest など）を同時更新して 5-8 の最低項目に従う。</w:t>
       </w:r>
     </w:p>
     <w:p ns1:paraId="000003D9">
@@ -18335,7 +18335,7 @@
           <w:highlight w:val="white"/>
           <w:rtl w:val="0"/>
         </w:rPr>
-        <w:t xml:space="preserve">- 保存ファイル名（推奨）：artists_{FAIR_SLUG}.jsonl（例：artists_frieze_london.jsonl）</w:t>
+        <w:t xml:space="preserve">- 保存ファイル名（推奨）：artists_{FAIR_SLUG}.jsonl（例：artists_frieze_london.jsonl）。共通方針は 5-7/5-8 を参照し、Artist も source / derived / logs / vectors の保存分類で運用する（正本はR2、localはキャッシュ）。R2 key は FAIR_SLUG ごとにカテゴリ分離（例：{FAIR_SLUG}/source/... , {FAIR_SLUG}/derived/... , {FAIR_SLUG}/logs/... , {FAIR_SLUG}/vectors/...）し、derived / vectors 更新時は manifest（artifact_manifest など）を同時更新して 5-8 の最低項目に従う。</w:t>
       </w:r>
     </w:p>
     <w:p ns1:paraId="000003F8">
@@ -19091,7 +19091,7 @@
           <w:highlight w:val="white"/>
           <w:rtl w:val="0"/>
         </w:rPr>
-        <w:t xml:space="preserve">※運用正本：Tarutani_Text の原本ファイルは R2 を正本とし、ローカル data/Tarutani_data/ は作業用キャッシュとして扱う。</w:t>
+        <w:t xml:space="preserve">※運用正本：Tarutani_Text の原本ファイルは R2 を正本とし、ローカル data/Tarutani_data/ は作業用キャッシュとして扱う。Tarutani派生データ（tarutani_text.jsonl / enrichment配下 / tarutani_text_import_summary.json / vector関連生成物）も R2 バックアップ対象とする。Tarutani logs の重要ログ（run_summary / sync結果 / import summary / failed一覧 等）は R2 logs へバックアップ対象とする。</w:t>
       </w:r>
     </w:p>
     <w:p ns1:paraId="00000420">
@@ -19559,7 +19559,7 @@
           <w:highlight w:val="white"/>
           <w:rtl w:val="0"/>
         </w:rPr>
-        <w:t xml:space="preserve">- テキスト（JSONL）：R2（正本）＋ローカルは作業キャッシュ（任意）</w:t>
+        <w:t xml:space="preserve">- 派生データ（jsonl / index / meta / manifest）：R2（正本）＋ローカルは作業キャッシュ（任意）</w:t>
       </w:r>
       <w:r>
         <w:rPr>
@@ -19580,7 +19580,7 @@
           <w:highlight w:val="white"/>
           <w:rtl w:val="0"/>
         </w:rPr>
-        <w:t xml:space="preserve">- ベクトル（FAISS等のindex＋meta）：R2（正本）＋ローカルは作業キャッシュ（任意）</w:t>
+        <w:t xml:space="preserve">- ベクトル（vector / index / meta）：R2（正本）＋ローカルは作業キャッシュ（任意）</w:t>
       </w:r>
       <w:r>
         <w:rPr>
@@ -19635,7 +19635,7 @@
           <w:highlight w:val="white"/>
           <w:rtl w:val="0"/>
         </w:rPr>
-        <w:t xml:space="preserve">- data/ は “抽出・検証・開発” のためのキャッシュ領域。</w:t>
+        <w:t xml:space="preserve">- data/ は “抽出・検証・開発” のためのキャッシュ領域（正本ではない）。</w:t>
       </w:r>
       <w:r>
         <w:rPr>
@@ -19656,7 +19656,7 @@
           <w:highlight w:val="white"/>
           <w:rtl w:val="0"/>
         </w:rPr>
-        <w:t xml:space="preserve">- 正本はR2にあり、必要に応じて起動時にR2→ローカルへ同期して使う（キャッシュヒットで高速化）。</w:t>
+        <w:t xml:space="preserve">- 正本はR2にあり、必要に応じて起動時にR2→ローカルへ同期して使う（キャッシュヒットで高速化）。ログは local 保存を必須とし、重要ログ（run_summary / sync結果 / import summary / failed一覧 等）は R2 logs へバックアップを推奨する。Gitにはログ/データ本体を原則コミットしない（肥大化防止）。</w:t>
       </w:r>
       <w:r>
         <w:rPr>
@@ -20177,7 +20177,7 @@
           <w:highlight w:val="white"/>
           <w:rtl w:val="0"/>
         </w:rPr>
-        <w:t xml:space="preserve">- manifest最小例（フィールド名は固定、値は例）：</w:t>
+        <w:t xml:space="preserve">- manifest最小例（フィールド名は固定、値は例）：vector再現性の最低項目として embedding_model / embedding_dim / chunk_size_chars / chunk_overlap_chars / generated_at / records_count / code_commit_id（取得可能な場合）を含める。</w:t>
       </w:r>
     </w:p>
     <w:p ns1:paraId="0000045B">

--- a/docs/01_PROJECT_SPEC_CURRENT_FULL.docx
+++ b/docs/01_PROJECT_SPEC_CURRENT_FULL.docx
@@ -8475,7 +8475,7 @@
           <w:highlight w:val="white"/>
           <w:rtl w:val="0"/>
         </w:rPr>
-        <w:t xml:space="preserve">   - Tarutani_Text は別枠で検索し、上位k件をContextとしてのみ投入する（検索結果一覧には混ぜない）。</w:t>
+        <w:t xml:space="preserve">   - Tarutani_Text は別枠で検索し、上位k件をContextとしてのみ投入する（検索結果一覧には混ぜない）。※Tarutani_Text検索では、埋め込み類似度（RETRIEVAL_QUERY）を基準にしつつ、source_path単位の優先度プロファイル（核心資料を優先・補完資料は過度上位を抑制）と同一source偏り抑制（max_per_source）を適用してよい。優先度は設定ファイルで管理し、コードへの個別ハードコードは避ける。</w:t>
       </w:r>
     </w:p>
     <w:p ns1:paraId="000001DF">

--- a/docs/01_PROJECT_SPEC_CURRENT_FULL.docx
+++ b/docs/01_PROJECT_SPEC_CURRENT_FULL.docx
@@ -8475,7 +8475,7 @@
           <w:highlight w:val="white"/>
           <w:rtl w:val="0"/>
         </w:rPr>
-        <w:t xml:space="preserve">   - Tarutani_Text は別枠で検索し、上位k件をContextとしてのみ投入する（検索結果一覧には混ぜない）。※Tarutani_Text検索では、埋め込み類似度（RETRIEVAL_QUERY）を基準にしつつ、source_path単位の優先度プロファイル（核心資料を優先・補完資料は過度上位を抑制）と同一source偏り抑制（max_per_source）を適用してよい。優先度は設定ファイルで管理し、コードへの個別ハードコードは避ける。</w:t>
+        <w:t xml:space="preserve">   - Tarutani_Text は別枠で検索し、上位k件をContextとしてのみ投入する（検索結果一覧には混ぜない）。※Tarutani_Text検索では、埋め込み類似度（RETRIEVAL_QUERY）を基準にしつつ、source_path単位の優先度プロファイル（核心資料を優先・補完資料は過度上位を抑制）と同一source偏り抑制（max_per_source）を適用してよい。優先度は設定ファイルで管理し、コードへの個別ハードコードは避ける。数値・実績などの事実が複数資料で競合する場合は、最新の要約資料（例：曲線と直線_概要.docx）と rank 上位根拠を優先し、旧資料の値は補足扱いにする。</w:t>
       </w:r>
     </w:p>
     <w:p ns1:paraId="000001DF">

--- a/docs/01_PROJECT_SPEC_CURRENT_FULL.docx
+++ b/docs/01_PROJECT_SPEC_CURRENT_FULL.docx
@@ -21109,6 +21109,27 @@
           <w:rtl w:val="0"/>
         </w:rPr>
         <w:t xml:space="preserve">- 改善は上記のルール（頻出ドメイン×汎用化）に限定。</w:t>
+      </w:r>
+      <w:r>
+        <w:rPr>
+          <w:rtl w:val="0"/>
+        </w:rPr>
+      </w:r>
+    </w:p>
+    <w:p ns1:paraId="00A61070">
+      <w:pPr>
+        <w:spacing w:line="276" w:lineRule="auto"/>
+        <w:rPr>
+          <w:highlight w:val="white"/>
+        </w:rPr>
+      </w:pPr>
+      <w:r>
+        <w:rPr>
+          <w:rFonts w:ascii="Arial Unicode MS" w:cs="Arial Unicode MS" w:eastAsia="Arial Unicode MS" w:hAnsi="Arial Unicode MS"/>
+          <w:highlight w:val="white"/>
+          <w:rtl w:val="0"/>
+        </w:rPr>
+        <w:t xml:space="preserve">- RAG抽出の実行summary/reportには、対象内訳（最低: fair/gallery単位の対象人数・成功人数・取得件数・成功率%）を必須で残す（画像は取得画像枚数、テキストは抽出レコード件数）。</w:t>
       </w:r>
       <w:r>
         <w:rPr>

--- a/docs/01_PROJECT_SPEC_CURRENT_FULL.docx
+++ b/docs/01_PROJECT_SPEC_CURRENT_FULL.docx
@@ -24048,6 +24048,286 @@
         <w:rPr>
           <w:rtl w:val="0"/>
         </w:rPr>
+      </w:r>
+    </w:p>
+    <w:p>
+      <w:r>
+        <w:t>Codex Efficiency Protocol（往復削減＋短縮プロンプト＋ゲート＋推論自動選定）</w:t>
+      </w:r>
+    </w:p>
+    <w:p>
+      <w:r>
+        <w:t/>
+      </w:r>
+    </w:p>
+    <w:p>
+      <w:r>
+        <w:t>1) 往復削減の原則（同じ成果を少ない往復で）</w:t>
+      </w:r>
+    </w:p>
+    <w:p>
+      <w:r>
+        <w:t>- タスクは可能な限り「3〜6個の小タスク束」を1往復で完結させる（対称セット：report/rollup/manifest/run などはまとめる）。</w:t>
+      </w:r>
+    </w:p>
+    <w:p>
+      <w:r>
+        <w:t>- Codexの返答フォーマットは短く固定し、追加説明で冗長化しない：</w:t>
+      </w:r>
+    </w:p>
+    <w:p>
+      <w:r>
+        <w:t xml:space="preserve">  1) 変更ファイル一覧</w:t>
+      </w:r>
+    </w:p>
+    <w:p>
+      <w:r>
+        <w:t xml:space="preserve">  2) 実行コマンド（コピペ用）</w:t>
+      </w:r>
+    </w:p>
+    <w:p>
+      <w:r>
+        <w:t xml:space="preserve">  3) 生成物パス</w:t>
+      </w:r>
+    </w:p>
+    <w:p>
+      <w:r>
+        <w:t xml:space="preserve">  4) exit code</w:t>
+      </w:r>
+    </w:p>
+    <w:p>
+      <w:r>
+        <w:t xml:space="preserve">  5) 次の最優先タスク（1つだけ）＋ MODEL_HINT（推論レベル）＋理由1行</w:t>
+      </w:r>
+    </w:p>
+    <w:p>
+      <w:r>
+        <w:t/>
+      </w:r>
+    </w:p>
+    <w:p>
+      <w:r>
+        <w:t>2) タスク無限増殖を止めるゲート（“叩く場所”を間違えない）</w:t>
+      </w:r>
+    </w:p>
+    <w:p>
+      <w:r>
+        <w:t>- 本体が壊れている兆候が強い場合は、report/rollup/retry系の追加を禁止し、原因分解と最小修正を優先する。</w:t>
+      </w:r>
+    </w:p>
+    <w:p>
+      <w:r>
+        <w:t>- 例（この条件は運用上のゲートとして扱う）：</w:t>
+      </w:r>
+    </w:p>
+    <w:p>
+      <w:r>
+        <w:t xml:space="preserve">  - html_fetch_failed が全体の20%超：report/rollup追加は禁止 → DNS/HTTP/URL不正など原因分解→最小修正</w:t>
+      </w:r>
+    </w:p>
+    <w:p>
+      <w:r>
+        <w:t xml:space="preserve">  - saved_total / total_images_saved が0の状態が連続：report/rollup追加は禁止 → 入力/接続/例外分類の改善</w:t>
+      </w:r>
+    </w:p>
+    <w:p>
+      <w:r>
+        <w:t>- ゲート発動時、次タスク提案は「原因分解 or 最小修正」しか出さない（観測導線の増設に逃げない）。</w:t>
+      </w:r>
+    </w:p>
+    <w:p>
+      <w:r>
+        <w:t/>
+      </w:r>
+    </w:p>
+    <w:p>
+      <w:r>
+        <w:t>3) 短縮プロンプト運用（情報は落とさず軽く）</w:t>
+      </w:r>
+    </w:p>
+    <w:p>
+      <w:r>
+        <w:t>- 次タスクのプロンプトでは、運用ルール全文（SSOT/禁止事項など）を毎回貼らない。</w:t>
+      </w:r>
+    </w:p>
+    <w:p>
+      <w:r>
+        <w:t>- 原則は次の1行で十分とする：</w:t>
+      </w:r>
+    </w:p>
+    <w:p>
+      <w:r>
+        <w:t xml:space="preserve">  「運用ルールは前回と同じ。参照は 01/02/03/04 のみ。」</w:t>
+      </w:r>
+    </w:p>
+    <w:p>
+      <w:r>
+        <w:t>- 追加するのは“今回タスク固有の条件”だけ（入出力・完了条件・注意点など）。</w:t>
+      </w:r>
+    </w:p>
+    <w:p>
+      <w:r>
+        <w:t>- 例外：初回導入、または運用ルールに変更が入る回だけは必要箇所を貼ってよい。</w:t>
+      </w:r>
+    </w:p>
+    <w:p>
+      <w:r>
+        <w:t/>
+      </w:r>
+    </w:p>
+    <w:p>
+      <w:r>
+        <w:t>4) 推論レベル自動選定（次タスク提示に必ず明記）</w:t>
+      </w:r>
+    </w:p>
+    <w:p>
+      <w:r>
+        <w:t>- VERY_HIGH：仕様衝突の解消、設計の大枠変更、複数モジュール横断の再設計、原因が複合で特定困難なバグ（根本原因が複数要因）など</w:t>
+      </w:r>
+    </w:p>
+    <w:p>
+      <w:r>
+        <w:t>- HIGH：新しい取得/抽出ロジック、失敗原因の切り分け設計、汎用アルゴリズム改善など（ただし大改造ではない）</w:t>
+      </w:r>
+    </w:p>
+    <w:p>
+      <w:r>
+        <w:t>- MEDIUM：既存ロジック再利用の機能追加、軽いリファクタ、パラメータ化、最小ガード追加など</w:t>
+      </w:r>
+    </w:p>
+    <w:p>
+      <w:r>
+        <w:t>- LOW：docs更新、命名/整理、薄いラッパー、report/rollup/manifestの機械的追加など</w:t>
+      </w:r>
+    </w:p>
+    <w:p>
+      <w:r>
+        <w:t>- 次タスクのプロンプト冒頭に必ず「MODEL_HINT: VERY_HIGH|HIGH|MEDIUM|LOW」を書き、理由を1行添える。</w:t>
+      </w:r>
+    </w:p>
+    <w:p>
+      <w:r>
+        <w:t>SSOT整合ゲート（再発防止・強制運用）</w:t>
+      </w:r>
+    </w:p>
+    <w:p>
+      <w:r>
+        <w:t/>
+      </w:r>
+    </w:p>
+    <w:p>
+      <w:r>
+        <w:t>1) 実装前の必須確認（省略禁止）</w:t>
+      </w:r>
+    </w:p>
+    <w:p>
+      <w:r>
+        <w:t>- 実装着手前に、01の該当章IDと02の該当CARD_IDを明示する。</w:t>
+      </w:r>
+    </w:p>
+    <w:p>
+      <w:r>
+        <w:t>- 変更対象ごとに「どのルールに従って変更するか」を1対1で紐づける。</w:t>
+      </w:r>
+    </w:p>
+    <w:p>
+      <w:r>
+        <w:t>- 章IDが言えない変更は実装しない（推測実装を禁止）。</w:t>
+      </w:r>
+    </w:p>
+    <w:p>
+      <w:r>
+        <w:t/>
+      </w:r>
+    </w:p>
+    <w:p>
+      <w:r>
+        <w:t>2) 取得ルールの固定（Artists）</w:t>
+      </w:r>
+    </w:p>
+    <w:p>
+      <w:r>
+        <w:t>- Artistsは必ず「一覧URL → 各Artist詳細URL抽出 → 詳細ページで抽出」の順で処理する。</w:t>
+      </w:r>
+    </w:p>
+    <w:p>
+      <w:r>
+        <w:t>- 一覧URLそのものから画像/本文を抽出対象にしてはならない。</w:t>
+      </w:r>
+    </w:p>
+    <w:p>
+      <w:r>
+        <w:t>- 一覧URLで詳細URLが得られない場合は、失敗理由をログに残して終了する。</w:t>
+      </w:r>
+    </w:p>
+    <w:p>
+      <w:r>
+        <w:t/>
+      </w:r>
+    </w:p>
+    <w:p>
+      <w:r>
+        <w:t>3) パラメータ誤用の禁止</w:t>
+      </w:r>
+    </w:p>
+    <w:p>
+      <w:r>
+        <w:t>- 上限値はカテゴリ別に正本パラメータを使う。</w:t>
+      </w:r>
+    </w:p>
+    <w:p>
+      <w:r>
+        <w:t>- Exhibitions用の上限をArtists処理に流用しない。</w:t>
+      </w:r>
+    </w:p>
+    <w:p>
+      <w:r>
+        <w:t>- 正本パラメータと異なる値を一時採用する場合は、03/04に理由と期限を必ず記録する。</w:t>
+      </w:r>
+    </w:p>
+    <w:p>
+      <w:r>
+        <w:t/>
+      </w:r>
+    </w:p>
+    <w:p>
+      <w:r>
+        <w:t>4) 完了ゲート（実装後）</w:t>
+      </w:r>
+    </w:p>
+    <w:p>
+      <w:r>
+        <w:t>- 実装後は、失敗理由上位・成功件数・対象内訳を確認し、03/04へ記録する。</w:t>
+      </w:r>
+    </w:p>
+    <w:p>
+      <w:r>
+        <w:t>- 内訳は `docs/RAG_EXTRACTION_BREAKDOWN_JA.md` にタスク見出しで追記する。</w:t>
+      </w:r>
+    </w:p>
+    <w:p>
+      <w:r>
+        <w:t>- 失敗率が高い場合は、観測導線追加を停止し、原因分解と最小修正を優先する。</w:t>
+      </w:r>
+    </w:p>
+    <w:p>
+      <w:r>
+        <w:t/>
+      </w:r>
+    </w:p>
+    <w:p>
+      <w:r>
+        <w:t>5) 逸脱時の扱い</w:t>
+      </w:r>
+    </w:p>
+    <w:p>
+      <w:r>
+        <w:t>- 本ゲートに反する変更が見つかった場合、次タスクは新機能追加を禁止し、逸脱修正を最優先とする。</w:t>
+      </w:r>
+    </w:p>
+    <w:p>
+      <w:r>
+        <w:t>- 逸脱修正完了まで、report/rollup/manifest等の観測導線増設タスクは提案しない。</w:t>
       </w:r>
     </w:p>
     <w:sectPr>

--- a/docs/01_PROJECT_SPEC_CURRENT_FULL.docx
+++ b/docs/01_PROJECT_SPEC_CURRENT_FULL.docx
@@ -18733,7 +18733,7 @@
           <w:highlight w:val="white"/>
           <w:rtl w:val="0"/>
         </w:rPr>
-        <w:t xml:space="preserve">- 任意フィールド：works_image_year_sources[] / works_image_year_confidences[], works_image_local_paths[]（ローカル作業用キャッシュ）, max_year_seen, extracted_at</w:t>
+        <w:t xml:space="preserve">- 任意フィールド：works_image_year_sources[] / works_image_year_confidences[], works_image_local_paths[]（ローカル作業用キャッシュ）, max_year_seen, extracted_at（ローカル作業用キャッシュの保存先は FAIR_SLUG 単位で一本化し、gallery単位ディレクトリ分割は行わない。gallery識別はファイル名/メタデータで保持する。）</w:t>
       </w:r>
       <w:r>
         <w:rPr>
@@ -24277,12 +24277,12 @@
     </w:p>
     <w:p>
       <w:r>
-        <w:t>- Exhibitions用の上限をArtists処理に流用しない。</w:t>
+        <w:t>- Exhibitions用の上限をArtists処理に流用しない。- Artist Works Images のローカル作業キャッシュは FAIR_SLUG 単位で一本化し、gallery単位のディレクトリ分割は行わない。gallery識別はファイル名/メタデータで保持する。</w:t>
       </w:r>
     </w:p>
     <w:p>
       <w:r>
-        <w:t>- 正本パラメータと異なる値を一時採用する場合は、03/04に理由と期限を必ず記録する。</w:t>
+        <w:t>- 正本パラメータと異なる値を一時採用する場合は、03/04に理由と期限を必ず記録する。- 暫定運用（2026-02-26追記）：artists抽出の上限は安定化まで各gallery 1件で運用し、安定確認後に段階的に引き上げ、最終的に { MAX_ARTISTS_PER_GALLERY }=80 へ戻す。</w:t>
       </w:r>
     </w:p>
     <w:p>

--- a/docs/01_PROJECT_SPEC_CURRENT_FULL.docx
+++ b/docs/01_PROJECT_SPEC_CURRENT_FULL.docx
@@ -24328,6 +24328,41 @@
     <w:p>
       <w:r>
         <w:t>- 逸脱修正完了まで、report/rollup/manifest等の観測導線増設タスクは提案しない。</w:t>
+      </w:r>
+    </w:p>
+    <w:p>
+      <w:r>
+        <w:t>【IDE/Codex フリーズ再発防止（運用ルール・固定）】</w:t>
+      </w:r>
+    </w:p>
+    <w:p>
+      <w:r>
+        <w:t>- PowerShell は原則使わない（cmd / Git Bash / WSL を使う）</w:t>
+      </w:r>
+    </w:p>
+    <w:p>
+      <w:r>
+        <w:t>- features.shell_snapshot=false（PowerShell未対応でクラッシュし得るため固定でOFF）</w:t>
+      </w:r>
+    </w:p>
+    <w:p>
+      <w:r>
+        <w:t>- 大量出力は禁止（巨大diff、ログ全文、巨大ファイル全文catをしない）</w:t>
+      </w:r>
+    </w:p>
+    <w:p>
+      <w:r>
+        <w:t xml:space="preserve">  - 代替：head/tail、grep、--stat 等で出力を絞る</w:t>
+      </w:r>
+    </w:p>
+    <w:p>
+      <w:r>
+        <w:t>- 1ステップ=1コマンド。次のコマンドはユーザーOK待ち（暴走/固着防止）</w:t>
+      </w:r>
+    </w:p>
+    <w:p>
+      <w:r>
+        <w:t>- 1スレッドが固着した場合は復旧を狙わず、新スレッドへ「移植プロンプト」で再開する（固着スレッドはログ保管のみ）</w:t>
       </w:r>
     </w:p>
     <w:sectPr>

--- a/docs/01_PROJECT_SPEC_CURRENT_FULL.docx
+++ b/docs/01_PROJECT_SPEC_CURRENT_FULL.docx
@@ -12231,11 +12231,7 @@
         </w:rPr>
       </w:pPr>
       <w:r>
-        <w:rPr>
-          <w:highlight w:val="white"/>
-          <w:rtl w:val="0"/>
-        </w:rPr>
-        <w:t xml:space="preserve">   failed_fetches_{FAIR_SLUG}.json / artist_master_{FAIR_SLUG}.json</w:t>
+        <w:t xml:space="preserve">   failed_fetches_{FAIR_SLUG}.json / artist_master_global.json</w:t>
       </w:r>
     </w:p>
     <w:p ns1:paraId="000002AC">
@@ -12507,12 +12503,7 @@
         </w:rPr>
       </w:pPr>
       <w:r>
-        <w:rPr>
-          <w:rFonts w:ascii="Arial Unicode MS" w:cs="Arial Unicode MS" w:eastAsia="Arial Unicode MS" w:hAnsi="Arial Unicode MS"/>
-          <w:highlight w:val="white"/>
-          <w:rtl w:val="0"/>
-        </w:rPr>
-        <w:t xml:space="preserve">4) artist_master_{FAIR_SLUG}.json（Artistの重複スキップ台帳｜フェアごとに分離）</w:t>
+        <w:t>4) artist_master_global.json（Artistの重複スキップ台帳｜全フェア共通）</w:t>
       </w:r>
     </w:p>
     <w:p ns1:paraId="000002BC">
@@ -12524,12 +12515,7 @@
         </w:rPr>
       </w:pPr>
       <w:r>
-        <w:rPr>
-          <w:rFonts w:ascii="Arial Unicode MS" w:cs="Arial Unicode MS" w:eastAsia="Arial Unicode MS" w:hAnsi="Arial Unicode MS"/>
-          <w:highlight w:val="white"/>
-          <w:rtl w:val="0"/>
-        </w:rPr>
-        <w:t xml:space="preserve">- ファイル名例：artist_master_frieze_london.json / artist_master_liste.json</w:t>
+        <w:t>- ファイル名：artist_master_global.json（単一ファイルで全フェア横断管理）</w:t>
       </w:r>
     </w:p>
     <w:p ns1:paraId="000002BD">
@@ -12575,12 +12561,7 @@
         </w:rPr>
       </w:pPr>
       <w:r>
-        <w:rPr>
-          <w:rFonts w:ascii="Arial Unicode MS" w:cs="Arial Unicode MS" w:eastAsia="Arial Unicode MS" w:hAnsi="Arial Unicode MS"/>
-          <w:highlight w:val="white"/>
-          <w:rtl w:val="0"/>
-        </w:rPr>
-        <w:t xml:space="preserve">- 目的：同一フェア内の別ギャラリーで、同一アーティストを再抽出しない。</w:t>
+        <w:t>- 目的：同一フェア内/異なるフェアを問わず、全ギャラリー横断で同一アーティストの再抽出を禁止し、自動スキップする。</w:t>
       </w:r>
     </w:p>
     <w:p ns1:paraId="000002C0">
@@ -12592,12 +12573,7 @@
         </w:rPr>
       </w:pPr>
       <w:r>
-        <w:rPr>
-          <w:rFonts w:ascii="Arial Unicode MS" w:cs="Arial Unicode MS" w:eastAsia="Arial Unicode MS" w:hAnsi="Arial Unicode MS"/>
-          <w:highlight w:val="white"/>
-          <w:rtl w:val="0"/>
-        </w:rPr>
-        <w:t xml:space="preserve">※この仕様の結果、Artist Text の gallery_name_* / gallery_id は「そのArtistを最初に取得した first_source_url 側のギャラリー」を代表として保持する。同一Artistが複数ギャラリーに出現した“全列挙”は追跡しない。</w:t>
+        <w:t>※この仕様の結果、Artist Text の gallery_name_* / gallery_id は「そのArtistを最初に取得した first_source_url（全フェア横断）」のギャラリーを代表として保持する。同一Artistが複数ギャラリー/複数フェアに出現しても“全列挙”は追跡しない。</w:t>
       </w:r>
     </w:p>
     <w:p ns1:paraId="000002C1">
@@ -12609,12 +12585,7 @@
         </w:rPr>
       </w:pPr>
       <w:r>
-        <w:rPr>
-          <w:rFonts w:ascii="Arial Unicode MS" w:cs="Arial Unicode MS" w:eastAsia="Arial Unicode MS" w:hAnsi="Arial Unicode MS"/>
-          <w:highlight w:val="white"/>
-          <w:rtl w:val="0"/>
-        </w:rPr>
-        <w:t xml:space="preserve">- 重要：異なるフェア（Friezeで抽出済→Listeで再出現）の場合はスキップせず、Liste側でも新規として抽出し保存すること（保存先フォルダが異なるため）。</w:t>
+        <w:t>- 重要：異なるフェア（Friezeで抽出済→Listeで再出現）でもスキップする。全ギャラリー横断でArtist重複抽出は禁止。※ただし ExhibitionsRAG 側のアーティスト重複は許容し、ここではスキップ対象にしない。</w:t>
       </w:r>
     </w:p>
     <w:p ns1:paraId="000002C2">

--- a/docs/01_PROJECT_SPEC_CURRENT_FULL.docx
+++ b/docs/01_PROJECT_SPEC_CURRENT_FULL.docx
@@ -20938,6 +20938,18 @@
         </w:rPr>
       </w:r>
     </w:p>
+    <w:p>
+      <w:pPr/>
+      <w:r>
+        <w:t>- 共通化できる判定・抽出ロジックは必ず共通モジュールへ集約し、個別スクリプトへの重複実装を禁止する（修正点を1箇所に固定する）。</w:t>
+      </w:r>
+    </w:p>
+    <w:p>
+      <w:pPr/>
+      <w:r>
+        <w:t>- 既存で完成している汎用ロジックが他カテゴリへ転用可能な場合は、まず転用を優先し、新規の個別実装を作らない。</w:t>
+      </w:r>
+    </w:p>
     <w:p ns1:paraId="00000487">
       <w:pPr>
         <w:spacing w:line="276" w:lineRule="auto"/>
@@ -23905,6 +23917,12 @@
         <w:t xml:space="preserve">============================================================</w:t>
       </w:r>
     </w:p>
+    <w:p>
+      <w:pPr/>
+      <w:r>
+        <w:t>- 共通化可能な処理（URL判定/候補抽出/重複判定など）を新規に個別実装しない。未整備なら先に共通化してから各カテゴリへ適用する。</w:t>
+      </w:r>
+    </w:p>
     <w:p ns1:paraId="00000526">
       <w:pPr>
         <w:spacing w:line="276" w:lineRule="auto"/>
@@ -23992,6 +24010,16 @@
         <w:rPr>
           <w:rtl w:val="0"/>
         </w:rPr>
+      </w:r>
+    </w:p>
+    <w:p>
+      <w:r>
+        <w:t>- Task-end output template is fixed: complete 03 updates first (NEXT_TASKS/CHANGELOG/LAST_UPDATED/completion details), then output the 5-item report.</w:t>
+      </w:r>
+    </w:p>
+    <w:p>
+      <w:r>
+        <w:t>- Mandatory 03 update order: 02 (card check) -&gt; 01 (SSOT rule check) -&gt; 03 (STATE_SNAPSHOT/NEXT_TASKS reflection).</w:t>
       </w:r>
     </w:p>
     <w:p ns1:paraId="0000052B">

--- a/docs/01_PROJECT_SPEC_CURRENT_FULL.docx
+++ b/docs/01_PROJECT_SPEC_CURRENT_FULL.docx
@@ -24302,6 +24302,11 @@
     <w:p>
       <w:r>
         <w:t>- 内訳は `docs/RAG_EXTRACTION_BREAKDOWN_JA.md` にタスク見出しで追記する。</w:t>
+      </w:r>
+    </w:p>
+    <w:p>
+      <w:r>
+        <w:t>- docs/RAG_EXTRACTION_BREAKDOWN_JA.md の内訳記録は日本語で記述する（英語のみ記載は禁止）。</w:t>
       </w:r>
     </w:p>
     <w:p>

--- a/docs/01_PROJECT_SPEC_CURRENT_FULL.docx
+++ b/docs/01_PROJECT_SPEC_CURRENT_FULL.docx
@@ -55,7 +55,7 @@
         <w:spacing w:line="276" w:lineRule="auto"/>
         <w:rPr/>
       </w:pPr>
-      <w:hyperlink w:anchor="s9ex015qryu9">
+      <w:hyperlink w:anchor="8f4xsmk9z8re">
         <w:r>
           <w:rPr>
             <w:color w:val="1155cc"/>
@@ -88,7 +88,7 @@
         <w:spacing w:line="276" w:lineRule="auto"/>
         <w:rPr/>
       </w:pPr>
-      <w:hyperlink w:anchor="jabkdjg7qaum">
+      <w:hyperlink w:anchor="a4q83sz8tdgt">
         <w:r>
           <w:rPr>
             <w:color w:val="1155cc"/>
@@ -120,7 +120,7 @@
         <w:spacing w:line="276" w:lineRule="auto"/>
         <w:rPr/>
       </w:pPr>
-      <w:hyperlink w:anchor="x3pklf5x8bef">
+      <w:hyperlink w:anchor="9x3rx9d9de6g">
         <w:r>
           <w:rPr>
             <w:color w:val="1155cc"/>
@@ -152,7 +152,7 @@
         <w:spacing w:line="276" w:lineRule="auto"/>
         <w:rPr/>
       </w:pPr>
-      <w:hyperlink w:anchor="gi99zq8qd1dr">
+      <w:hyperlink w:anchor="xhcwgj7dr7as">
         <w:r>
           <w:rPr>
             <w:color w:val="1155cc"/>
@@ -184,7 +184,7 @@
         <w:spacing w:line="276" w:lineRule="auto"/>
         <w:rPr/>
       </w:pPr>
-      <w:hyperlink w:anchor="rhejaxdwka0s">
+      <w:hyperlink w:anchor="dutvyhx2g3vm">
         <w:r>
           <w:rPr>
             <w:color w:val="1155cc"/>
@@ -211,7 +211,7 @@
         </w:rPr>
         <w:t xml:space="preserve">   </w:t>
       </w:r>
-      <w:hyperlink w:anchor="f24zrxicibky">
+      <w:hyperlink w:anchor="okuxtua814vp">
         <w:r>
           <w:rPr>
             <w:color w:val="1155cc"/>
@@ -238,7 +238,7 @@
         </w:rPr>
         <w:t xml:space="preserve">   </w:t>
       </w:r>
-      <w:hyperlink w:anchor="7ft1afig084">
+      <w:hyperlink w:anchor="4vkqvaidr9f7">
         <w:r>
           <w:rPr>
             <w:color w:val="1155cc"/>
@@ -265,7 +265,7 @@
         </w:rPr>
         <w:t xml:space="preserve">   </w:t>
       </w:r>
-      <w:hyperlink w:anchor="uljzfklqqouz">
+      <w:hyperlink w:anchor="442b4d4ru9ew">
         <w:r>
           <w:rPr>
             <w:color w:val="1155cc"/>
@@ -293,7 +293,7 @@
         </w:rPr>
         <w:t xml:space="preserve">   </w:t>
       </w:r>
-      <w:hyperlink w:anchor="sk77d49vjsdz">
+      <w:hyperlink w:anchor="r6hy7tlbdaed">
         <w:r>
           <w:rPr>
             <w:color w:val="1155cc"/>
@@ -320,7 +320,7 @@
         </w:rPr>
         <w:t xml:space="preserve">   </w:t>
       </w:r>
-      <w:hyperlink w:anchor="kxlooa3dlbqd">
+      <w:hyperlink w:anchor="innw1tz23qd0">
         <w:r>
           <w:rPr>
             <w:color w:val="1155cc"/>
@@ -347,7 +347,7 @@
         </w:rPr>
         <w:t xml:space="preserve">   </w:t>
       </w:r>
-      <w:hyperlink w:anchor="vdy3qvrh9kyx">
+      <w:hyperlink w:anchor="ty0rhd4umukk">
         <w:r>
           <w:rPr>
             <w:color w:val="1155cc"/>
@@ -374,7 +374,7 @@
         </w:rPr>
         <w:t xml:space="preserve">   </w:t>
       </w:r>
-      <w:hyperlink w:anchor="g2ienu7us9zv">
+      <w:hyperlink w:anchor="8fi8ffmqvj0h">
         <w:r>
           <w:rPr>
             <w:color w:val="1155cc"/>
@@ -401,7 +401,7 @@
         </w:rPr>
         <w:t xml:space="preserve">   </w:t>
       </w:r>
-      <w:hyperlink w:anchor="4xj5mc8qtsci">
+      <w:hyperlink w:anchor="vo127mg3sgt6">
         <w:r>
           <w:rPr>
             <w:color w:val="1155cc"/>
@@ -427,7 +427,7 @@
         </w:rPr>
         <w:t xml:space="preserve">   </w:t>
       </w:r>
-      <w:hyperlink w:anchor="g2ienu7us9zv">
+      <w:hyperlink w:anchor="8fi8ffmqvj0h">
         <w:r>
           <w:rPr>
             <w:color w:val="1155cc"/>
@@ -462,7 +462,7 @@
           <w:highlight w:val="white"/>
         </w:rPr>
       </w:pPr>
-      <w:hyperlink w:anchor="hzh3k9qftwgi">
+      <w:hyperlink w:anchor="4ljf8qnzbi29">
         <w:r>
           <w:rPr>
             <w:color w:val="1155cc"/>
@@ -472,7 +472,7 @@
           <w:t xml:space="preserve">5. 保存（R2＋ベクトル）方針</w:t>
         </w:r>
       </w:hyperlink>
-      <w:hyperlink w:anchor="hzh3k9qftwgi">
+      <w:hyperlink w:anchor="4ljf8qnzbi29">
         <w:r>
           <w:rPr>
             <w:rFonts w:ascii="Arimo" w:cs="Arimo" w:eastAsia="Arimo" w:hAnsi="Arimo"/>
@@ -502,7 +502,7 @@
         </w:rPr>
         <w:t xml:space="preserve">   </w:t>
       </w:r>
-      <w:hyperlink w:anchor="8yxxd8ndtadt">
+      <w:hyperlink w:anchor="82wj4vw1e20l">
         <w:r>
           <w:rPr>
             <w:color w:val="1155cc"/>
@@ -528,7 +528,7 @@
         </w:rPr>
         <w:t xml:space="preserve">   </w:t>
       </w:r>
-      <w:hyperlink w:anchor="46g5pwwrzke">
+      <w:hyperlink w:anchor="zh1po4eoazy4">
         <w:r>
           <w:rPr>
             <w:color w:val="1155cc"/>
@@ -554,7 +554,7 @@
         </w:rPr>
         <w:t xml:space="preserve">   </w:t>
       </w:r>
-      <w:hyperlink w:anchor="prkpb2sm4tv6">
+      <w:hyperlink w:anchor="85njca9y6x5v">
         <w:r>
           <w:rPr>
             <w:color w:val="1155cc"/>
@@ -580,7 +580,7 @@
         </w:rPr>
         <w:t xml:space="preserve">   </w:t>
       </w:r>
-      <w:hyperlink w:anchor="z2c4ihpbnmbi">
+      <w:hyperlink w:anchor="b3yf8lkwm5vf">
         <w:r>
           <w:rPr>
             <w:color w:val="1155cc"/>
@@ -606,7 +606,7 @@
         </w:rPr>
         <w:t xml:space="preserve">   </w:t>
       </w:r>
-      <w:hyperlink w:anchor="93njr47913m0">
+      <w:hyperlink w:anchor="sz9xjr75wht">
         <w:r>
           <w:rPr>
             <w:color w:val="1155cc"/>
@@ -632,7 +632,7 @@
         </w:rPr>
         <w:t xml:space="preserve">   </w:t>
       </w:r>
-      <w:hyperlink w:anchor="263y2mkqtqfr">
+      <w:hyperlink w:anchor="hhv1a3oi8oa6">
         <w:r>
           <w:rPr>
             <w:color w:val="1155cc"/>
@@ -659,7 +659,7 @@
         </w:rPr>
         <w:t xml:space="preserve">   </w:t>
       </w:r>
-      <w:hyperlink w:anchor="m0lli99fydvs">
+      <w:hyperlink w:anchor="ibh7w22nt4e1">
         <w:r>
           <w:rPr>
             <w:color w:val="1155cc"/>
@@ -686,7 +686,7 @@
         </w:rPr>
         <w:t xml:space="preserve">   </w:t>
       </w:r>
-      <w:hyperlink w:anchor="yqi6r9pfo59w">
+      <w:hyperlink w:anchor="rbzf1bekls78">
         <w:r>
           <w:rPr>
             <w:color w:val="1155cc"/>
@@ -718,7 +718,7 @@
         <w:spacing w:line="276" w:lineRule="auto"/>
         <w:rPr/>
       </w:pPr>
-      <w:hyperlink w:anchor="frktazv0xaz9">
+      <w:hyperlink w:anchor="35gsmeyrq09l">
         <w:r>
           <w:rPr>
             <w:color w:val="1155cc"/>
@@ -750,7 +750,7 @@
         <w:spacing w:line="276" w:lineRule="auto"/>
         <w:rPr/>
       </w:pPr>
-      <w:hyperlink w:anchor="skilahm5f5u6">
+      <w:hyperlink w:anchor="yv9l397x8woc">
         <w:r>
           <w:rPr>
             <w:color w:val="1155cc"/>
@@ -782,7 +782,7 @@
         <w:spacing w:line="276" w:lineRule="auto"/>
         <w:rPr/>
       </w:pPr>
-      <w:hyperlink w:anchor="mqwgvxqgm9t">
+      <w:hyperlink w:anchor="b3bxvt9qw1i4">
         <w:r>
           <w:rPr>
             <w:color w:val="1155cc"/>
@@ -814,7 +814,7 @@
         <w:spacing w:line="276" w:lineRule="auto"/>
         <w:rPr/>
       </w:pPr>
-      <w:hyperlink w:anchor="kr4ggikvf3wx">
+      <w:hyperlink w:anchor="2vm9engdo2fj">
         <w:r>
           <w:rPr>
             <w:color w:val="1155cc"/>
@@ -844,7 +844,7 @@
         </w:rPr>
       </w:r>
     </w:p>
-    <w:bookmarkStart w:colFirst="0" w:colLast="0" w:name="w6wpr756019o" w:id="0"/>
+    <w:bookmarkStart w:colFirst="0" w:colLast="0" w:name="iwef856cpwcf" w:id="0"/>
     <w:bookmarkEnd w:id="0"/>
     <w:p>
       <w:pPr>
@@ -854,7 +854,7 @@
           <w:highlight w:val="white"/>
         </w:rPr>
       </w:pPr>
-      <w:bookmarkStart w:colFirst="0" w:colLast="0" w:name="_lu620agyufyl" w:id="1"/>
+      <w:bookmarkStart w:colFirst="0" w:colLast="0" w:name="_lzx02degd1ga" w:id="1"/>
       <w:bookmarkEnd w:id="1"/>
       <w:r>
         <w:rPr>
@@ -1378,7 +1378,7 @@
         <w:t xml:space="preserve">============================================================</w:t>
       </w:r>
     </w:p>
-    <w:bookmarkStart w:colFirst="0" w:colLast="0" w:name="s9ex015qryu9" w:id="2"/>
+    <w:bookmarkStart w:colFirst="0" w:colLast="0" w:name="8f4xsmk9z8re" w:id="2"/>
     <w:bookmarkEnd w:id="2"/>
     <w:p>
       <w:pPr>
@@ -1639,7 +1639,7 @@
         <w:t xml:space="preserve">------------------------------------------------------------</w:t>
       </w:r>
     </w:p>
-    <w:bookmarkStart w:colFirst="0" w:colLast="0" w:name="f53q7i5b1hpw" w:id="3"/>
+    <w:bookmarkStart w:colFirst="0" w:colLast="0" w:name="v0chnr8dc4g6" w:id="3"/>
     <w:bookmarkEnd w:id="3"/>
     <w:p>
       <w:pPr>
@@ -3199,7 +3199,7 @@
         <w:t xml:space="preserve">============================================================</w:t>
       </w:r>
     </w:p>
-    <w:bookmarkStart w:colFirst="0" w:colLast="0" w:name="jabkdjg7qaum" w:id="4"/>
+    <w:bookmarkStart w:colFirst="0" w:colLast="0" w:name="a4q83sz8tdgt" w:id="4"/>
     <w:bookmarkEnd w:id="4"/>
     <w:p>
       <w:pPr>
@@ -3238,7 +3238,7 @@
         <w:t xml:space="preserve">============================================================</w:t>
       </w:r>
     </w:p>
-    <w:bookmarkStart w:colFirst="0" w:colLast="0" w:name="gcs4adqntnc5" w:id="5"/>
+    <w:bookmarkStart w:colFirst="0" w:colLast="0" w:name="yq29iac8yvzl" w:id="5"/>
     <w:bookmarkEnd w:id="5"/>
     <w:p>
       <w:pPr>
@@ -3380,7 +3380,7 @@
         </w:rPr>
       </w:r>
     </w:p>
-    <w:bookmarkStart w:colFirst="0" w:colLast="0" w:name="kc30pkoidazw" w:id="6"/>
+    <w:bookmarkStart w:colFirst="0" w:colLast="0" w:name="ntxr6edc4xd2" w:id="6"/>
     <w:bookmarkEnd w:id="6"/>
     <w:p>
       <w:pPr>
@@ -3487,7 +3487,7 @@
         <w:t xml:space="preserve">============================================================</w:t>
       </w:r>
     </w:p>
-    <w:bookmarkStart w:colFirst="0" w:colLast="0" w:name="x3pklf5x8bef" w:id="7"/>
+    <w:bookmarkStart w:colFirst="0" w:colLast="0" w:name="9x3rx9d9de6g" w:id="7"/>
     <w:bookmarkEnd w:id="7"/>
     <w:p>
       <w:pPr>
@@ -3976,7 +3976,7 @@
         <w:t xml:space="preserve">------------------------------------------------------------</w:t>
       </w:r>
     </w:p>
-    <w:bookmarkStart w:colFirst="0" w:colLast="0" w:name="1mcnw349wyzf" w:id="8"/>
+    <w:bookmarkStart w:colFirst="0" w:colLast="0" w:name="7iurrx2vi6h1" w:id="8"/>
     <w:bookmarkEnd w:id="8"/>
     <w:p>
       <w:pPr>
@@ -6103,7 +6103,7 @@
         <w:t xml:space="preserve">------------------------------------------------------------</w:t>
       </w:r>
     </w:p>
-    <w:bookmarkStart w:colFirst="0" w:colLast="0" w:name="xgfa57phvn1q" w:id="9"/>
+    <w:bookmarkStart w:colFirst="0" w:colLast="0" w:name="hnenrfxjmad5" w:id="9"/>
     <w:bookmarkEnd w:id="9"/>
     <w:p>
       <w:pPr>
@@ -6713,7 +6713,7 @@
         <w:t xml:space="preserve">------------------------------------------------------------</w:t>
       </w:r>
     </w:p>
-    <w:bookmarkStart w:colFirst="0" w:colLast="0" w:name="l3hzzkrwk10s" w:id="10"/>
+    <w:bookmarkStart w:colFirst="0" w:colLast="0" w:name="2e5iwujgv3lb" w:id="10"/>
     <w:bookmarkEnd w:id="10"/>
     <w:p>
       <w:pPr>
@@ -7308,7 +7308,7 @@
         <w:t xml:space="preserve">------------------------------------------------------------</w:t>
       </w:r>
     </w:p>
-    <w:bookmarkStart w:colFirst="0" w:colLast="0" w:name="al48xjxhkkim" w:id="11"/>
+    <w:bookmarkStart w:colFirst="0" w:colLast="0" w:name="l54czfqr89cl" w:id="11"/>
     <w:bookmarkEnd w:id="11"/>
     <w:p>
       <w:pPr>
@@ -7889,7 +7889,7 @@
         <w:t xml:space="preserve">------------------------------------------------------------</w:t>
       </w:r>
     </w:p>
-    <w:bookmarkStart w:colFirst="0" w:colLast="0" w:name="2b9tsr492nhg" w:id="12"/>
+    <w:bookmarkStart w:colFirst="0" w:colLast="0" w:name="32st0krgrbtz" w:id="12"/>
     <w:bookmarkEnd w:id="12"/>
     <w:p>
       <w:pPr>
@@ -8602,7 +8602,7 @@
         <w:t xml:space="preserve">------------------------------------------------------------</w:t>
       </w:r>
     </w:p>
-    <w:bookmarkStart w:colFirst="0" w:colLast="0" w:name="gas0u2wm8xt2" w:id="13"/>
+    <w:bookmarkStart w:colFirst="0" w:colLast="0" w:name="cyqfccyakkg4" w:id="13"/>
     <w:bookmarkEnd w:id="13"/>
     <w:p>
       <w:pPr>
@@ -9364,7 +9364,7 @@
         <w:t xml:space="preserve">============================================================</w:t>
       </w:r>
     </w:p>
-    <w:bookmarkStart w:colFirst="0" w:colLast="0" w:name="gi99zq8qd1dr" w:id="14"/>
+    <w:bookmarkStart w:colFirst="0" w:colLast="0" w:name="xhcwgj7dr7as" w:id="14"/>
     <w:bookmarkEnd w:id="14"/>
     <w:p>
       <w:pPr>
@@ -9733,7 +9733,7 @@
         </w:rPr>
       </w:r>
     </w:p>
-    <w:bookmarkStart w:colFirst="0" w:colLast="0" w:name="s82dx3ub09a2" w:id="15"/>
+    <w:bookmarkStart w:colFirst="0" w:colLast="0" w:name="72izhjwo5i6u" w:id="15"/>
     <w:bookmarkEnd w:id="15"/>
     <w:p>
       <w:pPr>
@@ -10261,7 +10261,7 @@
         <w:t xml:space="preserve">============================================================</w:t>
       </w:r>
     </w:p>
-    <w:bookmarkStart w:colFirst="0" w:colLast="0" w:name="rhejaxdwka0s" w:id="16"/>
+    <w:bookmarkStart w:colFirst="0" w:colLast="0" w:name="dutvyhx2g3vm" w:id="16"/>
     <w:bookmarkEnd w:id="16"/>
     <w:p>
       <w:pPr>
@@ -10489,7 +10489,7 @@
         <w:t xml:space="preserve">------------------------------------------------------------</w:t>
       </w:r>
     </w:p>
-    <w:bookmarkStart w:colFirst="0" w:colLast="0" w:name="f24zrxicibky" w:id="17"/>
+    <w:bookmarkStart w:colFirst="0" w:colLast="0" w:name="okuxtua814vp" w:id="17"/>
     <w:bookmarkEnd w:id="17"/>
     <w:p>
       <w:pPr>
@@ -12052,7 +12052,7 @@
         <w:t xml:space="preserve">------------------------------------------------------------</w:t>
       </w:r>
     </w:p>
-    <w:bookmarkStart w:colFirst="0" w:colLast="0" w:name="7ft1afig084" w:id="18"/>
+    <w:bookmarkStart w:colFirst="0" w:colLast="0" w:name="4vkqvaidr9f7" w:id="18"/>
     <w:bookmarkEnd w:id="18"/>
     <w:p>
       <w:pPr>
@@ -13233,7 +13233,7 @@
         <w:t xml:space="preserve">------------------------------------------------------------</w:t>
       </w:r>
     </w:p>
-    <w:bookmarkStart w:colFirst="0" w:colLast="0" w:name="uljzfklqqouz" w:id="19"/>
+    <w:bookmarkStart w:colFirst="0" w:colLast="0" w:name="442b4d4ru9ew" w:id="19"/>
     <w:bookmarkEnd w:id="19"/>
     <w:p>
       <w:pPr>
@@ -14655,7 +14655,7 @@
         <w:t xml:space="preserve">------------------------------------------------------------</w:t>
       </w:r>
     </w:p>
-    <w:bookmarkStart w:colFirst="0" w:colLast="0" w:name="sk77d49vjsdz" w:id="20"/>
+    <w:bookmarkStart w:colFirst="0" w:colLast="0" w:name="r6hy7tlbdaed" w:id="20"/>
     <w:bookmarkEnd w:id="20"/>
     <w:p>
       <w:pPr>
@@ -15214,7 +15214,7 @@
         <w:t xml:space="preserve">------------------------------------------------------------</w:t>
       </w:r>
     </w:p>
-    <w:bookmarkStart w:colFirst="0" w:colLast="0" w:name="kxlooa3dlbqd" w:id="21"/>
+    <w:bookmarkStart w:colFirst="0" w:colLast="0" w:name="innw1tz23qd0" w:id="21"/>
     <w:bookmarkEnd w:id="21"/>
     <w:p>
       <w:pPr>
@@ -15526,7 +15526,7 @@
         <w:t xml:space="preserve">------------------------------------------------------------</w:t>
       </w:r>
     </w:p>
-    <w:bookmarkStart w:colFirst="0" w:colLast="0" w:name="vdy3qvrh9kyx" w:id="22"/>
+    <w:bookmarkStart w:colFirst="0" w:colLast="0" w:name="ty0rhd4umukk" w:id="22"/>
     <w:bookmarkEnd w:id="22"/>
     <w:p>
       <w:pPr>
@@ -15800,7 +15800,7 @@
         <w:t xml:space="preserve">------------------------------------------------------------</w:t>
       </w:r>
     </w:p>
-    <w:bookmarkStart w:colFirst="0" w:colLast="0" w:name="g2ienu7us9zv" w:id="23"/>
+    <w:bookmarkStart w:colFirst="0" w:colLast="0" w:name="8fi8ffmqvj0h" w:id="23"/>
     <w:bookmarkEnd w:id="23"/>
     <w:p>
       <w:pPr>
@@ -16260,7 +16260,7 @@
         <w:t xml:space="preserve">------------------------------------------------------------</w:t>
       </w:r>
     </w:p>
-    <w:bookmarkStart w:colFirst="0" w:colLast="0" w:name="4xj5mc8qtsci" w:id="24"/>
+    <w:bookmarkStart w:colFirst="0" w:colLast="0" w:name="vo127mg3sgt6" w:id="24"/>
     <w:bookmarkEnd w:id="24"/>
     <w:p>
       <w:pPr>
@@ -17353,7 +17353,7 @@
         <w:t xml:space="preserve">------------------------------------------------------------</w:t>
       </w:r>
     </w:p>
-    <w:bookmarkStart w:colFirst="0" w:colLast="0" w:name="golals6nyat3" w:id="25"/>
+    <w:bookmarkStart w:colFirst="0" w:colLast="0" w:name="og4h35gfhb54" w:id="25"/>
     <w:bookmarkEnd w:id="25"/>
     <w:p>
       <w:pPr>
@@ -17758,7 +17758,7 @@
         <w:t xml:space="preserve">============================================================</w:t>
       </w:r>
     </w:p>
-    <w:bookmarkStart w:colFirst="0" w:colLast="0" w:name="hzh3k9qftwgi" w:id="26"/>
+    <w:bookmarkStart w:colFirst="0" w:colLast="0" w:name="4ljf8qnzbi29" w:id="26"/>
     <w:bookmarkEnd w:id="26"/>
     <w:p>
       <w:pPr>
@@ -17848,7 +17848,7 @@
         </w:rPr>
       </w:r>
     </w:p>
-    <w:bookmarkStart w:colFirst="0" w:colLast="0" w:name="8yxxd8ndtadt" w:id="27"/>
+    <w:bookmarkStart w:colFirst="0" w:colLast="0" w:name="82wj4vw1e20l" w:id="27"/>
     <w:bookmarkEnd w:id="27"/>
     <w:p>
       <w:pPr>
@@ -18156,7 +18156,7 @@
         </w:rPr>
       </w:r>
     </w:p>
-    <w:bookmarkStart w:colFirst="0" w:colLast="0" w:name="46g5pwwrzke" w:id="28"/>
+    <w:bookmarkStart w:colFirst="0" w:colLast="0" w:name="zh1po4eoazy4" w:id="28"/>
     <w:bookmarkEnd w:id="28"/>
     <w:p>
       <w:pPr>
@@ -18406,7 +18406,7 @@
         </w:rPr>
       </w:r>
     </w:p>
-    <w:bookmarkStart w:colFirst="0" w:colLast="0" w:name="prkpb2sm4tv6" w:id="29"/>
+    <w:bookmarkStart w:colFirst="0" w:colLast="0" w:name="85njca9y6x5v" w:id="29"/>
     <w:bookmarkEnd w:id="29"/>
     <w:p>
       <w:pPr>
@@ -18676,7 +18676,7 @@
         </w:rPr>
       </w:r>
     </w:p>
-    <w:bookmarkStart w:colFirst="0" w:colLast="0" w:name="z2c4ihpbnmbi" w:id="30"/>
+    <w:bookmarkStart w:colFirst="0" w:colLast="0" w:name="b3yf8lkwm5vf" w:id="30"/>
     <w:bookmarkEnd w:id="30"/>
     <w:p>
       <w:pPr>
@@ -18980,7 +18980,7 @@
         </w:rPr>
       </w:r>
     </w:p>
-    <w:bookmarkStart w:colFirst="0" w:colLast="0" w:name="93njr47913m0" w:id="31"/>
+    <w:bookmarkStart w:colFirst="0" w:colLast="0" w:name="sz9xjr75wht" w:id="31"/>
     <w:bookmarkEnd w:id="31"/>
     <w:p>
       <w:pPr>
@@ -19418,7 +19418,7 @@
         </w:rPr>
       </w:r>
     </w:p>
-    <w:bookmarkStart w:colFirst="0" w:colLast="0" w:name="263y2mkqtqfr" w:id="32"/>
+    <w:bookmarkStart w:colFirst="0" w:colLast="0" w:name="hhv1a3oi8oa6" w:id="32"/>
     <w:bookmarkEnd w:id="32"/>
     <w:p>
       <w:pPr>
@@ -19873,7 +19873,7 @@
         </w:rPr>
       </w:r>
     </w:p>
-    <w:bookmarkStart w:colFirst="0" w:colLast="0" w:name="m0lli99fydvs" w:id="33"/>
+    <w:bookmarkStart w:colFirst="0" w:colLast="0" w:name="ibh7w22nt4e1" w:id="33"/>
     <w:bookmarkEnd w:id="33"/>
     <w:p>
       <w:pPr>
@@ -20416,7 +20416,7 @@
         </w:rPr>
       </w:r>
     </w:p>
-    <w:bookmarkStart w:colFirst="0" w:colLast="0" w:name="yqi6r9pfo59w" w:id="34"/>
+    <w:bookmarkStart w:colFirst="0" w:colLast="0" w:name="rbzf1bekls78" w:id="34"/>
     <w:bookmarkEnd w:id="34"/>
     <w:p>
       <w:pPr>
@@ -20903,7 +20903,7 @@
         <w:t xml:space="preserve">============================================================</w:t>
       </w:r>
     </w:p>
-    <w:bookmarkStart w:colFirst="0" w:colLast="0" w:name="frktazv0xaz9" w:id="35"/>
+    <w:bookmarkStart w:colFirst="0" w:colLast="0" w:name="35gsmeyrq09l" w:id="35"/>
     <w:bookmarkEnd w:id="35"/>
     <w:p>
       <w:pPr>
@@ -20942,7 +20942,7 @@
         <w:t xml:space="preserve">============================================================</w:t>
       </w:r>
     </w:p>
-    <w:bookmarkStart w:colFirst="0" w:colLast="0" w:name="ggn66age3qn0" w:id="36"/>
+    <w:bookmarkStart w:colFirst="0" w:colLast="0" w:name="es1i3b4p4elk" w:id="36"/>
     <w:bookmarkEnd w:id="36"/>
     <w:p>
       <w:pPr>
@@ -21042,7 +21042,7 @@
         </w:rPr>
       </w:r>
     </w:p>
-    <w:bookmarkStart w:colFirst="0" w:colLast="0" w:name="wf430wyi899l" w:id="37"/>
+    <w:bookmarkStart w:colFirst="0" w:colLast="0" w:name="916tjf5971ui" w:id="37"/>
     <w:bookmarkEnd w:id="37"/>
     <w:p>
       <w:pPr>
@@ -21119,6 +21119,11 @@
         </w:rPr>
         <w:t xml:space="preserve">- 共通化できる判定・抽出ロジックは必ず共通モジュールへ集約し、個別スクリプトへの重複実装を禁止する（修正点を1箇所に固定する）。</w:t>
       </w:r>
+      <w:r>
+        <w:rPr>
+          <w:rtl w:val="0"/>
+        </w:rPr>
+      </w:r>
     </w:p>
     <w:p>
       <w:pPr>
@@ -21131,6 +21136,11 @@
         </w:rPr>
         <w:t xml:space="preserve">- 既存で完成している汎用ロジックが他カテゴリへ転用可能な場合は、まず転用を優先し、新規の個別実装を作らない。</w:t>
       </w:r>
+      <w:r>
+        <w:rPr>
+          <w:rtl w:val="0"/>
+        </w:rPr>
+      </w:r>
     </w:p>
     <w:p>
       <w:pPr>
@@ -21187,7 +21197,7 @@
         </w:rPr>
       </w:r>
     </w:p>
-    <w:bookmarkStart w:colFirst="0" w:colLast="0" w:name="t4rwz0gvi0th" w:id="38"/>
+    <w:bookmarkStart w:colFirst="0" w:colLast="0" w:name="1dlr93mx0zpu" w:id="38"/>
     <w:bookmarkEnd w:id="38"/>
     <w:p>
       <w:pPr>
@@ -21315,7 +21325,7 @@
         </w:rPr>
       </w:r>
     </w:p>
-    <w:bookmarkStart w:colFirst="0" w:colLast="0" w:name="je23nuxmo2gk" w:id="39"/>
+    <w:bookmarkStart w:colFirst="0" w:colLast="0" w:name="tz7r6jp0sdyc" w:id="39"/>
     <w:bookmarkEnd w:id="39"/>
     <w:p>
       <w:pPr>
@@ -21788,7 +21798,7 @@
         </w:rPr>
       </w:r>
     </w:p>
-    <w:bookmarkStart w:colFirst="0" w:colLast="0" w:name="jnc3nuh9ntw1" w:id="40"/>
+    <w:bookmarkStart w:colFirst="0" w:colLast="0" w:name="pibbbnozznzr" w:id="40"/>
     <w:bookmarkEnd w:id="40"/>
     <w:p>
       <w:pPr>
@@ -21895,7 +21905,7 @@
         <w:t xml:space="preserve">============================================================</w:t>
       </w:r>
     </w:p>
-    <w:bookmarkStart w:colFirst="0" w:colLast="0" w:name="skilahm5f5u6" w:id="41"/>
+    <w:bookmarkStart w:colFirst="0" w:colLast="0" w:name="yv9l397x8woc" w:id="41"/>
     <w:bookmarkEnd w:id="41"/>
     <w:p>
       <w:pPr>
@@ -21938,59 +21948,238 @@
       <w:pPr>
         <w:spacing w:line="276" w:lineRule="auto"/>
         <w:rPr>
-          <w:highlight w:val="white"/>
-        </w:rPr>
-      </w:pPr>
-      <w:r>
-        <w:rPr>
-          <w:rFonts w:ascii="Arial Unicode MS" w:cs="Arial Unicode MS" w:eastAsia="Arial Unicode MS" w:hAnsi="Arial Unicode MS"/>
-          <w:highlight w:val="white"/>
-          <w:rtl w:val="0"/>
-        </w:rPr>
-        <w:t xml:space="preserve">- 最優先：8. ROADMAP/Phase 1「RAG抽出（試作10ギャラリー）を成立させる」【現在地】</w:t>
-      </w:r>
-      <w:r>
-        <w:rPr>
-          <w:rtl w:val="0"/>
-        </w:rPr>
-      </w:r>
-    </w:p>
-    <w:p>
-      <w:pPr>
-        <w:spacing w:line="276" w:lineRule="auto"/>
-        <w:rPr>
-          <w:highlight w:val="white"/>
-        </w:rPr>
-      </w:pPr>
-      <w:r>
-        <w:rPr>
-          <w:rFonts w:ascii="Arial Unicode MS" w:cs="Arial Unicode MS" w:eastAsia="Arial Unicode MS" w:hAnsi="Arial Unicode MS"/>
-          <w:highlight w:val="white"/>
-          <w:rtl w:val="0"/>
-        </w:rPr>
-        <w:t xml:space="preserve">- RAGが取れたら：アプリ機能①〜⑥を実装</w:t>
-      </w:r>
-      <w:r>
-        <w:rPr>
-          <w:rtl w:val="0"/>
-        </w:rPr>
-      </w:r>
-    </w:p>
-    <w:p>
-      <w:pPr>
-        <w:spacing w:line="276" w:lineRule="auto"/>
-        <w:rPr>
-          <w:rFonts w:ascii="Arimo" w:cs="Arimo" w:eastAsia="Arimo" w:hAnsi="Arimo"/>
-          <w:highlight w:val="white"/>
-        </w:rPr>
-      </w:pPr>
-      <w:r>
-        <w:rPr>
-          <w:rFonts w:ascii="Arial Unicode MS" w:cs="Arial Unicode MS" w:eastAsia="Arial Unicode MS" w:hAnsi="Arial Unicode MS"/>
-          <w:highlight w:val="white"/>
-          <w:rtl w:val="0"/>
-        </w:rPr>
-        <w:t xml:space="preserve">- 試作が安定したら：ギャラリー約200件へ拡張</w:t>
+          <w:rFonts w:ascii="Arimo" w:cs="Arimo" w:eastAsia="Arimo" w:hAnsi="Arimo"/>
+          <w:highlight w:val="white"/>
+        </w:rPr>
+      </w:pPr>
+      <w:r>
+        <w:rPr>
+          <w:rFonts w:ascii="Arial Unicode MS" w:cs="Arial Unicode MS" w:eastAsia="Arial Unicode MS" w:hAnsi="Arial Unicode MS"/>
+          <w:highlight w:val="white"/>
+          <w:rtl w:val="0"/>
+        </w:rPr>
+        <w:t xml:space="preserve">- 最優先：8. ROADMAP/Phase 1「5種類のRAGを、まず試作10ギャラリーで汎用抽出ロジックとして成立させる」【現在地】</w:t>
+      </w:r>
+    </w:p>
+    <w:p>
+      <w:pPr>
+        <w:spacing w:line="276" w:lineRule="auto"/>
+        <w:rPr>
+          <w:rFonts w:ascii="Arimo" w:cs="Arimo" w:eastAsia="Arimo" w:hAnsi="Arimo"/>
+          <w:highlight w:val="white"/>
+        </w:rPr>
+      </w:pPr>
+      <w:r>
+        <w:rPr>
+          <w:rFonts w:ascii="Arial Unicode MS" w:cs="Arial Unicode MS" w:eastAsia="Arial Unicode MS" w:hAnsi="Arial Unicode MS"/>
+          <w:highlight w:val="white"/>
+          <w:rtl w:val="0"/>
+        </w:rPr>
+        <w:t xml:space="preserve">- Phase 1 の進め方は固定順序とする：</w:t>
+      </w:r>
+    </w:p>
+    <w:p>
+      <w:pPr>
+        <w:spacing w:line="276" w:lineRule="auto"/>
+        <w:rPr>
+          <w:rFonts w:ascii="Arimo" w:cs="Arimo" w:eastAsia="Arimo" w:hAnsi="Arimo"/>
+          <w:highlight w:val="white"/>
+        </w:rPr>
+      </w:pPr>
+      <w:r>
+        <w:rPr>
+          <w:rFonts w:ascii="Arial Unicode MS" w:cs="Arial Unicode MS" w:eastAsia="Arial Unicode MS" w:hAnsi="Arial Unicode MS"/>
+          <w:highlight w:val="white"/>
+          <w:rtl w:val="0"/>
+        </w:rPr>
+        <w:t xml:space="preserve">  ① Tarutani_Text</w:t>
+      </w:r>
+    </w:p>
+    <w:p>
+      <w:pPr>
+        <w:spacing w:line="276" w:lineRule="auto"/>
+        <w:rPr>
+          <w:rFonts w:ascii="Arimo" w:cs="Arimo" w:eastAsia="Arimo" w:hAnsi="Arimo"/>
+          <w:highlight w:val="white"/>
+        </w:rPr>
+      </w:pPr>
+      <w:r>
+        <w:rPr>
+          <w:rFonts w:ascii="Arial Unicode MS" w:cs="Arial Unicode MS" w:eastAsia="Arial Unicode MS" w:hAnsi="Arial Unicode MS"/>
+          <w:highlight w:val="white"/>
+          <w:rtl w:val="0"/>
+        </w:rPr>
+        <w:t xml:space="preserve">  ② Artist Works Images</w:t>
+      </w:r>
+    </w:p>
+    <w:p>
+      <w:pPr>
+        <w:spacing w:line="276" w:lineRule="auto"/>
+        <w:rPr>
+          <w:rFonts w:ascii="Arimo" w:cs="Arimo" w:eastAsia="Arimo" w:hAnsi="Arimo"/>
+          <w:highlight w:val="white"/>
+        </w:rPr>
+      </w:pPr>
+      <w:r>
+        <w:rPr>
+          <w:rFonts w:ascii="Arial Unicode MS" w:cs="Arial Unicode MS" w:eastAsia="Arial Unicode MS" w:hAnsi="Arial Unicode MS"/>
+          <w:highlight w:val="white"/>
+          <w:rtl w:val="0"/>
+        </w:rPr>
+        <w:t xml:space="preserve">  ③ Artist Text</w:t>
+      </w:r>
+    </w:p>
+    <w:p>
+      <w:pPr>
+        <w:spacing w:line="276" w:lineRule="auto"/>
+        <w:rPr>
+          <w:rFonts w:ascii="Arimo" w:cs="Arimo" w:eastAsia="Arimo" w:hAnsi="Arimo"/>
+          <w:highlight w:val="white"/>
+        </w:rPr>
+      </w:pPr>
+      <w:r>
+        <w:rPr>
+          <w:rFonts w:ascii="Arial Unicode MS" w:cs="Arial Unicode MS" w:eastAsia="Arial Unicode MS" w:hAnsi="Arial Unicode MS"/>
+          <w:highlight w:val="white"/>
+          <w:rtl w:val="0"/>
+        </w:rPr>
+        <w:t xml:space="preserve">  ④ Exhibitions Image</w:t>
+      </w:r>
+    </w:p>
+    <w:p>
+      <w:pPr>
+        <w:spacing w:line="276" w:lineRule="auto"/>
+        <w:rPr>
+          <w:rFonts w:ascii="Arimo" w:cs="Arimo" w:eastAsia="Arimo" w:hAnsi="Arimo"/>
+          <w:highlight w:val="white"/>
+        </w:rPr>
+      </w:pPr>
+      <w:r>
+        <w:rPr>
+          <w:rFonts w:ascii="Arial Unicode MS" w:cs="Arial Unicode MS" w:eastAsia="Arial Unicode MS" w:hAnsi="Arial Unicode MS"/>
+          <w:highlight w:val="white"/>
+          <w:rtl w:val="0"/>
+        </w:rPr>
+        <w:t xml:space="preserve">  ⑤ Exhibitions Text</w:t>
+      </w:r>
+    </w:p>
+    <w:p>
+      <w:pPr>
+        <w:spacing w:line="276" w:lineRule="auto"/>
+        <w:rPr>
+          <w:rFonts w:ascii="Arimo" w:cs="Arimo" w:eastAsia="Arimo" w:hAnsi="Arimo"/>
+          <w:highlight w:val="white"/>
+        </w:rPr>
+      </w:pPr>
+      <w:r>
+        <w:rPr>
+          <w:rFonts w:ascii="Arial Unicode MS" w:cs="Arial Unicode MS" w:eastAsia="Arial Unicode MS" w:hAnsi="Arial Unicode MS"/>
+          <w:highlight w:val="white"/>
+          <w:rtl w:val="0"/>
+        </w:rPr>
+        <w:t xml:space="preserve">- ただし現時点の最優先は ④ Exhibitions Image とし、</w:t>
+      </w:r>
+    </w:p>
+    <w:p>
+      <w:pPr>
+        <w:spacing w:line="276" w:lineRule="auto"/>
+        <w:rPr>
+          <w:rFonts w:ascii="Arimo" w:cs="Arimo" w:eastAsia="Arimo" w:hAnsi="Arimo"/>
+          <w:highlight w:val="white"/>
+        </w:rPr>
+      </w:pPr>
+      <w:r>
+        <w:rPr>
+          <w:rFonts w:ascii="Arial Unicode MS" w:cs="Arial Unicode MS" w:eastAsia="Arial Unicode MS" w:hAnsi="Arial Unicode MS"/>
+          <w:highlight w:val="white"/>
+          <w:rtl w:val="0"/>
+        </w:rPr>
+        <w:t xml:space="preserve">  10ギャラリーで汎用的に品質ライン70%以上を安定達成できる状態を先に作る。</w:t>
+      </w:r>
+    </w:p>
+    <w:p>
+      <w:pPr>
+        <w:spacing w:line="276" w:lineRule="auto"/>
+        <w:rPr>
+          <w:rFonts w:ascii="Arimo" w:cs="Arimo" w:eastAsia="Arimo" w:hAnsi="Arimo"/>
+          <w:highlight w:val="white"/>
+        </w:rPr>
+      </w:pPr>
+      <w:r>
+        <w:rPr>
+          <w:rFonts w:ascii="Arial Unicode MS" w:cs="Arial Unicode MS" w:eastAsia="Arial Unicode MS" w:hAnsi="Arial Unicode MS"/>
+          <w:highlight w:val="white"/>
+          <w:rtl w:val="0"/>
+        </w:rPr>
+        <w:t xml:space="preserve">- ④ Exhibitions Image が 10ギャラリーで安定したら、次に ⑤ Exhibitions Text へ進む。</w:t>
+      </w:r>
+    </w:p>
+    <w:p>
+      <w:pPr>
+        <w:spacing w:line="276" w:lineRule="auto"/>
+        <w:rPr>
+          <w:rFonts w:ascii="Arimo" w:cs="Arimo" w:eastAsia="Arimo" w:hAnsi="Arimo"/>
+          <w:highlight w:val="white"/>
+        </w:rPr>
+      </w:pPr>
+      <w:r>
+        <w:rPr>
+          <w:rFonts w:ascii="Arial Unicode MS" w:cs="Arial Unicode MS" w:eastAsia="Arial Unicode MS" w:hAnsi="Arial Unicode MS"/>
+          <w:highlight w:val="white"/>
+          <w:rtl w:val="0"/>
+        </w:rPr>
+        <w:t xml:space="preserve">- ①〜⑤の5種類のRAGが揃ったら：アプリ機能①〜⑥を実装する。</w:t>
+      </w:r>
+    </w:p>
+    <w:p>
+      <w:pPr>
+        <w:spacing w:line="276" w:lineRule="auto"/>
+        <w:rPr>
+          <w:rFonts w:ascii="Arimo" w:cs="Arimo" w:eastAsia="Arimo" w:hAnsi="Arimo"/>
+          <w:highlight w:val="white"/>
+        </w:rPr>
+      </w:pPr>
+      <w:r>
+        <w:rPr>
+          <w:rFonts w:ascii="Arial Unicode MS" w:cs="Arial Unicode MS" w:eastAsia="Arial Unicode MS" w:hAnsi="Arial Unicode MS"/>
+          <w:highlight w:val="white"/>
+          <w:rtl w:val="0"/>
+        </w:rPr>
+        <w:t xml:space="preserve">- アプリ機能①〜⑥は、まず 10ギャラリーRAG だけで実際に使って検証する。</w:t>
+      </w:r>
+    </w:p>
+    <w:p>
+      <w:pPr>
+        <w:spacing w:line="276" w:lineRule="auto"/>
+        <w:rPr>
+          <w:rFonts w:ascii="Arimo" w:cs="Arimo" w:eastAsia="Arimo" w:hAnsi="Arimo"/>
+          <w:highlight w:val="white"/>
+        </w:rPr>
+      </w:pPr>
+      <w:r>
+        <w:rPr>
+          <w:rFonts w:ascii="Arial Unicode MS" w:cs="Arial Unicode MS" w:eastAsia="Arial Unicode MS" w:hAnsi="Arial Unicode MS"/>
+          <w:highlight w:val="white"/>
+          <w:rtl w:val="0"/>
+        </w:rPr>
+        <w:t xml:space="preserve">- その検証が成立したら：2025年分の対象を初回MAX規模（実運用上は約150ギャラリー）へ拡張する。</w:t>
+      </w:r>
+    </w:p>
+    <w:p>
+      <w:pPr>
+        <w:spacing w:line="276" w:lineRule="auto"/>
+        <w:rPr>
+          <w:rFonts w:ascii="Arimo" w:cs="Arimo" w:eastAsia="Arimo" w:hAnsi="Arimo"/>
+          <w:highlight w:val="white"/>
+        </w:rPr>
+      </w:pPr>
+      <w:r>
+        <w:rPr>
+          <w:rFonts w:ascii="Arial Unicode MS" w:cs="Arial Unicode MS" w:eastAsia="Arial Unicode MS" w:hAnsi="Arial Unicode MS"/>
+          <w:highlight w:val="white"/>
+          <w:rtl w:val="0"/>
+        </w:rPr>
+        <w:t xml:space="preserve">- さらに年次更新を重ねながら、長期的には約200ギャラリー超へ拡張する。</w:t>
       </w:r>
     </w:p>
     <w:p>
@@ -22031,6 +22220,7 @@
       <w:pPr>
         <w:spacing w:line="276" w:lineRule="auto"/>
         <w:rPr>
+          <w:rFonts w:ascii="Arimo" w:cs="Arimo" w:eastAsia="Arimo" w:hAnsi="Arimo"/>
           <w:highlight w:val="white"/>
         </w:rPr>
       </w:pPr>
@@ -22042,11 +22232,6 @@
         </w:rPr>
         <w:t xml:space="preserve">- その後：最終的な現代アートLLMアプリ完成へ</w:t>
       </w:r>
-      <w:r>
-        <w:rPr>
-          <w:rtl w:val="0"/>
-        </w:rPr>
-      </w:r>
     </w:p>
     <w:p>
       <w:pPr>
@@ -22089,7 +22274,7 @@
         <w:t xml:space="preserve">============================================================</w:t>
       </w:r>
     </w:p>
-    <w:bookmarkStart w:colFirst="0" w:colLast="0" w:name="mqwgvxqgm9t" w:id="42"/>
+    <w:bookmarkStart w:colFirst="0" w:colLast="0" w:name="b3bxvt9qw1i4" w:id="42"/>
     <w:bookmarkEnd w:id="42"/>
     <w:p>
       <w:pPr>
@@ -22295,7 +22480,7 @@
         <w:t xml:space="preserve">------------------------------------------------------------</w:t>
       </w:r>
     </w:p>
-    <w:bookmarkStart w:colFirst="0" w:colLast="0" w:name="4pb33j54xsw3" w:id="43"/>
+    <w:bookmarkStart w:colFirst="0" w:colLast="0" w:name="w9l2j01b6ft6" w:id="43"/>
     <w:bookmarkEnd w:id="43"/>
     <w:p>
       <w:pPr>
@@ -22480,7 +22665,7 @@
         <w:t xml:space="preserve">------------------------------------------------------------</w:t>
       </w:r>
     </w:p>
-    <w:bookmarkStart w:colFirst="0" w:colLast="0" w:name="9puey8myzfb6" w:id="44"/>
+    <w:bookmarkStart w:colFirst="0" w:colLast="0" w:name="jmx36orvhfrx" w:id="44"/>
     <w:bookmarkEnd w:id="44"/>
     <w:p>
       <w:pPr>
@@ -23136,6 +23321,7 @@
       <w:pPr>
         <w:spacing w:line="276" w:lineRule="auto"/>
         <w:rPr>
+          <w:rFonts w:ascii="Arimo" w:cs="Arimo" w:eastAsia="Arimo" w:hAnsi="Arimo"/>
           <w:highlight w:val="white"/>
         </w:rPr>
       </w:pPr>
@@ -23147,10 +23333,155 @@
         </w:rPr>
         <w:t xml:space="preserve">- 4-0 / 4-0-A / 4-1〜4-5 / 5-1〜5-5 / 6-3 / 6-5</w:t>
       </w:r>
-      <w:r>
-        <w:rPr>
-          <w:rtl w:val="0"/>
-        </w:rPr>
+    </w:p>
+    <w:p>
+      <w:pPr>
+        <w:spacing w:line="276" w:lineRule="auto"/>
+        <w:rPr>
+          <w:rFonts w:ascii="Arimo" w:cs="Arimo" w:eastAsia="Arimo" w:hAnsi="Arimo"/>
+          <w:highlight w:val="white"/>
+        </w:rPr>
+      </w:pPr>
+      <w:r>
+        <w:rPr>
+          <w:rtl w:val="0"/>
+        </w:rPr>
+      </w:r>
+    </w:p>
+    <w:p>
+      <w:pPr>
+        <w:spacing w:line="276" w:lineRule="auto"/>
+        <w:rPr>
+          <w:rFonts w:ascii="Arimo" w:cs="Arimo" w:eastAsia="Arimo" w:hAnsi="Arimo"/>
+          <w:highlight w:val="white"/>
+        </w:rPr>
+      </w:pPr>
+      <w:r>
+        <w:rPr>
+          <w:rFonts w:ascii="Arial Unicode MS" w:cs="Arial Unicode MS" w:eastAsia="Arial Unicode MS" w:hAnsi="Arial Unicode MS"/>
+          <w:highlight w:val="white"/>
+          <w:rtl w:val="0"/>
+        </w:rPr>
+        <w:t xml:space="preserve">- 固定ロードマップ（重要）</w:t>
+      </w:r>
+    </w:p>
+    <w:p>
+      <w:pPr>
+        <w:spacing w:line="276" w:lineRule="auto"/>
+        <w:rPr>
+          <w:rFonts w:ascii="Arimo" w:cs="Arimo" w:eastAsia="Arimo" w:hAnsi="Arimo"/>
+          <w:highlight w:val="white"/>
+        </w:rPr>
+      </w:pPr>
+      <w:r>
+        <w:rPr>
+          <w:rFonts w:ascii="Arial Unicode MS" w:cs="Arial Unicode MS" w:eastAsia="Arial Unicode MS" w:hAnsi="Arial Unicode MS"/>
+          <w:highlight w:val="white"/>
+          <w:rtl w:val="0"/>
+        </w:rPr>
+        <w:t xml:space="preserve">  - Phase 1 では、5種類のRAGをまず試作10ギャラリーで汎用抽出ロジック化する。</w:t>
+      </w:r>
+    </w:p>
+    <w:p>
+      <w:pPr>
+        <w:spacing w:line="276" w:lineRule="auto"/>
+        <w:rPr>
+          <w:rFonts w:ascii="Arimo" w:cs="Arimo" w:eastAsia="Arimo" w:hAnsi="Arimo"/>
+          <w:highlight w:val="white"/>
+        </w:rPr>
+      </w:pPr>
+      <w:r>
+        <w:rPr>
+          <w:rFonts w:ascii="Arial Unicode MS" w:cs="Arial Unicode MS" w:eastAsia="Arial Unicode MS" w:hAnsi="Arial Unicode MS"/>
+          <w:highlight w:val="white"/>
+          <w:rtl w:val="0"/>
+        </w:rPr>
+        <w:t xml:space="preserve">  - 品質判断は domain専用hack ではなく、何百ギャラリーにも横展開できる汎用ロジックで品質ライン70%以上を目標とする。</w:t>
+      </w:r>
+    </w:p>
+    <w:p>
+      <w:pPr>
+        <w:spacing w:line="276" w:lineRule="auto"/>
+        <w:rPr>
+          <w:rFonts w:ascii="Arimo" w:cs="Arimo" w:eastAsia="Arimo" w:hAnsi="Arimo"/>
+          <w:highlight w:val="white"/>
+        </w:rPr>
+      </w:pPr>
+      <w:r>
+        <w:rPr>
+          <w:rFonts w:ascii="Arial Unicode MS" w:cs="Arial Unicode MS" w:eastAsia="Arial Unicode MS" w:hAnsi="Arial Unicode MS"/>
+          <w:highlight w:val="white"/>
+          <w:rtl w:val="0"/>
+        </w:rPr>
+        <w:t xml:space="preserve">  - 現在の最優先は ④ Exhibitions Image。</w:t>
+      </w:r>
+    </w:p>
+    <w:p>
+      <w:pPr>
+        <w:spacing w:line="276" w:lineRule="auto"/>
+        <w:rPr>
+          <w:rFonts w:ascii="Arimo" w:cs="Arimo" w:eastAsia="Arimo" w:hAnsi="Arimo"/>
+          <w:highlight w:val="white"/>
+        </w:rPr>
+      </w:pPr>
+      <w:r>
+        <w:rPr>
+          <w:rFonts w:ascii="Arial Unicode MS" w:cs="Arial Unicode MS" w:eastAsia="Arial Unicode MS" w:hAnsi="Arial Unicode MS"/>
+          <w:highlight w:val="white"/>
+          <w:rtl w:val="0"/>
+        </w:rPr>
+        <w:t xml:space="preserve">  - ④ Exhibitions Image が 10ギャラリーで汎用的に70%以上を安定達成したら、次に ⑤ Exhibitions Text へ進む。</w:t>
+      </w:r>
+    </w:p>
+    <w:p>
+      <w:pPr>
+        <w:spacing w:line="276" w:lineRule="auto"/>
+        <w:rPr>
+          <w:rFonts w:ascii="Arimo" w:cs="Arimo" w:eastAsia="Arimo" w:hAnsi="Arimo"/>
+          <w:highlight w:val="white"/>
+        </w:rPr>
+      </w:pPr>
+      <w:r>
+        <w:rPr>
+          <w:rFonts w:ascii="Arial Unicode MS" w:cs="Arial Unicode MS" w:eastAsia="Arial Unicode MS" w:hAnsi="Arial Unicode MS"/>
+          <w:highlight w:val="white"/>
+          <w:rtl w:val="0"/>
+        </w:rPr>
+        <w:t xml:space="preserve">  - ①〜⑤の5種類のRAGが揃ったら、10ギャラリーRAGでアプリ機能①〜⑥を実装し、実際に使って検証する。</w:t>
+      </w:r>
+    </w:p>
+    <w:p>
+      <w:pPr>
+        <w:spacing w:line="276" w:lineRule="auto"/>
+        <w:rPr>
+          <w:rFonts w:ascii="Arimo" w:cs="Arimo" w:eastAsia="Arimo" w:hAnsi="Arimo"/>
+          <w:highlight w:val="white"/>
+        </w:rPr>
+      </w:pPr>
+      <w:r>
+        <w:rPr>
+          <w:rFonts w:ascii="Arial Unicode MS" w:cs="Arial Unicode MS" w:eastAsia="Arial Unicode MS" w:hAnsi="Arial Unicode MS"/>
+          <w:highlight w:val="white"/>
+          <w:rtl w:val="0"/>
+        </w:rPr>
+        <w:t xml:space="preserve">  - その検証が成立したら、2025年分の対象を初回MAX規模（約150ギャラリー）へ拡張する。</w:t>
+      </w:r>
+    </w:p>
+    <w:p>
+      <w:pPr>
+        <w:spacing w:line="276" w:lineRule="auto"/>
+        <w:rPr>
+          <w:rFonts w:ascii="Arimo" w:cs="Arimo" w:eastAsia="Arimo" w:hAnsi="Arimo"/>
+          <w:highlight w:val="white"/>
+        </w:rPr>
+      </w:pPr>
+      <w:r>
+        <w:rPr>
+          <w:rFonts w:ascii="Arial Unicode MS" w:cs="Arial Unicode MS" w:eastAsia="Arial Unicode MS" w:hAnsi="Arial Unicode MS"/>
+          <w:highlight w:val="white"/>
+          <w:rtl w:val="0"/>
+        </w:rPr>
+        <w:t xml:space="preserve">  - さらに年次更新で対象を増やし、長期的には約200ギャラリー超へ拡張する。</w:t>
       </w:r>
     </w:p>
     <w:p>
@@ -23181,7 +23512,7 @@
         <w:t xml:space="preserve">------------------------------------------------------------</w:t>
       </w:r>
     </w:p>
-    <w:bookmarkStart w:colFirst="0" w:colLast="0" w:name="s5bibe2wkvyp" w:id="45"/>
+    <w:bookmarkStart w:colFirst="0" w:colLast="0" w:name="sgmzbw2hde07" w:id="45"/>
     <w:bookmarkEnd w:id="45"/>
     <w:p>
       <w:pPr>
@@ -23442,7 +23773,7 @@
         <w:t xml:space="preserve">------------------------------------------------------------</w:t>
       </w:r>
     </w:p>
-    <w:bookmarkStart w:colFirst="0" w:colLast="0" w:name="w98wci6mijy3" w:id="46"/>
+    <w:bookmarkStart w:colFirst="0" w:colLast="0" w:name="nh2c6e9ynjzx" w:id="46"/>
     <w:bookmarkEnd w:id="46"/>
     <w:p>
       <w:pPr>
@@ -23621,7 +23952,7 @@
         <w:t xml:space="preserve">------------------------------------------------------------</w:t>
       </w:r>
     </w:p>
-    <w:bookmarkStart w:colFirst="0" w:colLast="0" w:name="ibvyyjfj5fkj" w:id="47"/>
+    <w:bookmarkStart w:colFirst="0" w:colLast="0" w:name="35kgwhn0pytc" w:id="47"/>
     <w:bookmarkEnd w:id="47"/>
     <w:p>
       <w:pPr>
@@ -23834,7 +24165,7 @@
         <w:t xml:space="preserve">============================================================</w:t>
       </w:r>
     </w:p>
-    <w:bookmarkStart w:colFirst="0" w:colLast="0" w:name="kr4ggikvf3wx" w:id="48"/>
+    <w:bookmarkStart w:colFirst="0" w:colLast="0" w:name="2vm9engdo2fj" w:id="48"/>
     <w:bookmarkEnd w:id="48"/>
     <w:p>
       <w:pPr>
@@ -24055,7 +24386,7 @@
         <w:t xml:space="preserve">============================================================</w:t>
       </w:r>
     </w:p>
-    <w:bookmarkStart w:colFirst="0" w:colLast="0" w:name="jrmcvkv3thyr" w:id="49"/>
+    <w:bookmarkStart w:colFirst="0" w:colLast="0" w:name="efla8igkaz7n" w:id="49"/>
     <w:bookmarkEnd w:id="49"/>
     <w:p>
       <w:pPr>
@@ -24105,6 +24436,11 @@
         </w:rPr>
         <w:t xml:space="preserve">- 共通化可能な処理（URL判定/候補抽出/重複判定など）を新規に個別実装しない。未整備なら先に共通化してから各カテゴリへ適用する。</w:t>
       </w:r>
+      <w:r>
+        <w:rPr>
+          <w:rtl w:val="0"/>
+        </w:rPr>
+      </w:r>
     </w:p>
     <w:p>
       <w:pPr>
@@ -24266,6 +24602,11 @@
         </w:rPr>
         <w:t xml:space="preserve">Codex Efficiency Protocol（往復削減＋短縮プロンプト＋ゲート＋推論自動選定）</w:t>
       </w:r>
+      <w:r>
+        <w:rPr>
+          <w:rtl w:val="0"/>
+        </w:rPr>
+      </w:r>
     </w:p>
     <w:p>
       <w:pPr>
@@ -24288,6 +24629,11 @@
         </w:rPr>
         <w:t xml:space="preserve">1) 往復削減の原則（同じ成果を少ない往復で）</w:t>
       </w:r>
+      <w:r>
+        <w:rPr>
+          <w:rtl w:val="0"/>
+        </w:rPr>
+      </w:r>
     </w:p>
     <w:p>
       <w:pPr>
@@ -24300,6 +24646,11 @@
         </w:rPr>
         <w:t xml:space="preserve">- タスクは可能な限り「3〜6個の小タスク束」を1往復で完結させる（対称セット：report/rollup/manifest/run などはまとめる）。</w:t>
       </w:r>
+      <w:r>
+        <w:rPr>
+          <w:rtl w:val="0"/>
+        </w:rPr>
+      </w:r>
     </w:p>
     <w:p>
       <w:pPr>
@@ -24312,6 +24663,11 @@
         </w:rPr>
         <w:t xml:space="preserve">- Codexの返答フォーマットは短く固定し、追加説明で冗長化しない：</w:t>
       </w:r>
+      <w:r>
+        <w:rPr>
+          <w:rtl w:val="0"/>
+        </w:rPr>
+      </w:r>
     </w:p>
     <w:p>
       <w:pPr>
@@ -24324,6 +24680,11 @@
         </w:rPr>
         <w:t xml:space="preserve">  1) 変更ファイル一覧</w:t>
       </w:r>
+      <w:r>
+        <w:rPr>
+          <w:rtl w:val="0"/>
+        </w:rPr>
+      </w:r>
     </w:p>
     <w:p>
       <w:pPr>
@@ -24336,6 +24697,11 @@
         </w:rPr>
         <w:t xml:space="preserve">  2) 実行コマンド（コピペ用）</w:t>
       </w:r>
+      <w:r>
+        <w:rPr>
+          <w:rtl w:val="0"/>
+        </w:rPr>
+      </w:r>
     </w:p>
     <w:p>
       <w:pPr>
@@ -24348,6 +24714,11 @@
         </w:rPr>
         <w:t xml:space="preserve">  3) 生成物パス</w:t>
       </w:r>
+      <w:r>
+        <w:rPr>
+          <w:rtl w:val="0"/>
+        </w:rPr>
+      </w:r>
     </w:p>
     <w:p>
       <w:pPr>
@@ -24371,6 +24742,11 @@
         </w:rPr>
         <w:t xml:space="preserve">  5) 次の最優先タスク（1つだけ）＋ MODEL_HINT（推論レベル）＋理由1行</w:t>
       </w:r>
+      <w:r>
+        <w:rPr>
+          <w:rtl w:val="0"/>
+        </w:rPr>
+      </w:r>
     </w:p>
     <w:p>
       <w:pPr>
@@ -24393,6 +24769,11 @@
         </w:rPr>
         <w:t xml:space="preserve">2) タスク無限増殖を止めるゲート（“叩く場所”を間違えない）</w:t>
       </w:r>
+      <w:r>
+        <w:rPr>
+          <w:rtl w:val="0"/>
+        </w:rPr>
+      </w:r>
     </w:p>
     <w:p>
       <w:pPr>
@@ -24405,6 +24786,11 @@
         </w:rPr>
         <w:t xml:space="preserve">- 本体が壊れている兆候が強い場合は、report/rollup/retry系の追加を禁止し、原因分解と最小修正を優先する。</w:t>
       </w:r>
+      <w:r>
+        <w:rPr>
+          <w:rtl w:val="0"/>
+        </w:rPr>
+      </w:r>
     </w:p>
     <w:p>
       <w:pPr>
@@ -24417,6 +24803,11 @@
         </w:rPr>
         <w:t xml:space="preserve">- 例（この条件は運用上のゲートとして扱う）：</w:t>
       </w:r>
+      <w:r>
+        <w:rPr>
+          <w:rtl w:val="0"/>
+        </w:rPr>
+      </w:r>
     </w:p>
     <w:p>
       <w:pPr>
@@ -24429,6 +24820,11 @@
         </w:rPr>
         <w:t xml:space="preserve">  - html_fetch_failed が全体の20%超：report/rollup追加は禁止 → DNS/HTTP/URL不正など原因分解→最小修正</w:t>
       </w:r>
+      <w:r>
+        <w:rPr>
+          <w:rtl w:val="0"/>
+        </w:rPr>
+      </w:r>
     </w:p>
     <w:p>
       <w:pPr>
@@ -24441,6 +24837,11 @@
         </w:rPr>
         <w:t xml:space="preserve">  - saved_total / total_images_saved が0の状態が連続：report/rollup追加は禁止 → 入力/接続/例外分類の改善</w:t>
       </w:r>
+      <w:r>
+        <w:rPr>
+          <w:rtl w:val="0"/>
+        </w:rPr>
+      </w:r>
     </w:p>
     <w:p>
       <w:pPr>
@@ -24453,6 +24854,11 @@
         </w:rPr>
         <w:t xml:space="preserve">- ゲート発動時、次タスク提案は「原因分解 or 最小修正」しか出さない（観測導線の増設に逃げない）。</w:t>
       </w:r>
+      <w:r>
+        <w:rPr>
+          <w:rtl w:val="0"/>
+        </w:rPr>
+      </w:r>
     </w:p>
     <w:p>
       <w:pPr>
@@ -24475,6 +24881,11 @@
         </w:rPr>
         <w:t xml:space="preserve">3) 短縮プロンプト運用（情報は落とさず軽く）</w:t>
       </w:r>
+      <w:r>
+        <w:rPr>
+          <w:rtl w:val="0"/>
+        </w:rPr>
+      </w:r>
     </w:p>
     <w:p>
       <w:pPr>
@@ -24487,6 +24898,11 @@
         </w:rPr>
         <w:t xml:space="preserve">- 次タスクのプロンプトでは、運用ルール全文（SSOT/禁止事項など）を毎回貼らない。</w:t>
       </w:r>
+      <w:r>
+        <w:rPr>
+          <w:rtl w:val="0"/>
+        </w:rPr>
+      </w:r>
     </w:p>
     <w:p>
       <w:pPr>
@@ -24499,6 +24915,11 @@
         </w:rPr>
         <w:t xml:space="preserve">- 原則は次の1行で十分とする：</w:t>
       </w:r>
+      <w:r>
+        <w:rPr>
+          <w:rtl w:val="0"/>
+        </w:rPr>
+      </w:r>
     </w:p>
     <w:p>
       <w:pPr>
@@ -24511,6 +24932,11 @@
         </w:rPr>
         <w:t xml:space="preserve">  「運用ルールは前回と同じ。参照は 01/02/03/04 のみ。」</w:t>
       </w:r>
+      <w:r>
+        <w:rPr>
+          <w:rtl w:val="0"/>
+        </w:rPr>
+      </w:r>
     </w:p>
     <w:p>
       <w:pPr>
@@ -24523,6 +24949,11 @@
         </w:rPr>
         <w:t xml:space="preserve">- 追加するのは“今回タスク固有の条件”だけ（入出力・完了条件・注意点など）。</w:t>
       </w:r>
+      <w:r>
+        <w:rPr>
+          <w:rtl w:val="0"/>
+        </w:rPr>
+      </w:r>
     </w:p>
     <w:p>
       <w:pPr>
@@ -24535,6 +24966,11 @@
         </w:rPr>
         <w:t xml:space="preserve">- 例外：初回導入、または運用ルールに変更が入る回だけは必要箇所を貼ってよい。</w:t>
       </w:r>
+      <w:r>
+        <w:rPr>
+          <w:rtl w:val="0"/>
+        </w:rPr>
+      </w:r>
     </w:p>
     <w:p>
       <w:pPr>
@@ -24557,6 +24993,11 @@
         </w:rPr>
         <w:t xml:space="preserve">4) 推論レベル自動選定（次タスク提示に必ず明記）</w:t>
       </w:r>
+      <w:r>
+        <w:rPr>
+          <w:rtl w:val="0"/>
+        </w:rPr>
+      </w:r>
     </w:p>
     <w:p>
       <w:pPr>
@@ -24569,6 +25010,11 @@
         </w:rPr>
         <w:t xml:space="preserve">- VERY_HIGH：仕様衝突の解消、設計の大枠変更、複数モジュール横断の再設計、原因が複合で特定困難なバグ（根本原因が複数要因）など</w:t>
       </w:r>
+      <w:r>
+        <w:rPr>
+          <w:rtl w:val="0"/>
+        </w:rPr>
+      </w:r>
     </w:p>
     <w:p>
       <w:pPr>
@@ -24581,6 +25027,11 @@
         </w:rPr>
         <w:t xml:space="preserve">- HIGH：新しい取得/抽出ロジック、失敗原因の切り分け設計、汎用アルゴリズム改善など（ただし大改造ではない）</w:t>
       </w:r>
+      <w:r>
+        <w:rPr>
+          <w:rtl w:val="0"/>
+        </w:rPr>
+      </w:r>
     </w:p>
     <w:p>
       <w:pPr>
@@ -24593,6 +25044,11 @@
         </w:rPr>
         <w:t xml:space="preserve">- MEDIUM：既存ロジック再利用の機能追加、軽いリファクタ、パラメータ化、最小ガード追加など</w:t>
       </w:r>
+      <w:r>
+        <w:rPr>
+          <w:rtl w:val="0"/>
+        </w:rPr>
+      </w:r>
     </w:p>
     <w:p>
       <w:pPr>
@@ -24605,6 +25061,11 @@
         </w:rPr>
         <w:t xml:space="preserve">- LOW：docs更新、命名/整理、薄いラッパー、report/rollup/manifestの機械的追加など</w:t>
       </w:r>
+      <w:r>
+        <w:rPr>
+          <w:rtl w:val="0"/>
+        </w:rPr>
+      </w:r>
     </w:p>
     <w:p>
       <w:pPr>
@@ -24617,6 +25078,11 @@
         </w:rPr>
         <w:t xml:space="preserve">- 次タスクのプロンプト冒頭に必ず「MODEL_HINT: VERY_HIGH|HIGH|MEDIUM|LOW」を書き、理由を1行添える。</w:t>
       </w:r>
+      <w:r>
+        <w:rPr>
+          <w:rtl w:val="0"/>
+        </w:rPr>
+      </w:r>
     </w:p>
     <w:p>
       <w:pPr>
@@ -24629,6 +25095,11 @@
         </w:rPr>
         <w:t xml:space="preserve">SSOT整合ゲート（再発防止・強制運用）</w:t>
       </w:r>
+      <w:r>
+        <w:rPr>
+          <w:rtl w:val="0"/>
+        </w:rPr>
+      </w:r>
     </w:p>
     <w:p>
       <w:pPr>
@@ -24651,6 +25122,11 @@
         </w:rPr>
         <w:t xml:space="preserve">1) 実装前の必須確認（省略禁止）</w:t>
       </w:r>
+      <w:r>
+        <w:rPr>
+          <w:rtl w:val="0"/>
+        </w:rPr>
+      </w:r>
     </w:p>
     <w:p>
       <w:pPr>
@@ -24663,6 +25139,11 @@
         </w:rPr>
         <w:t xml:space="preserve">- 実装着手前に、01の該当章IDと02の該当CARD_IDを明示する。</w:t>
       </w:r>
+      <w:r>
+        <w:rPr>
+          <w:rtl w:val="0"/>
+        </w:rPr>
+      </w:r>
     </w:p>
     <w:p>
       <w:pPr>
@@ -24675,6 +25156,11 @@
         </w:rPr>
         <w:t xml:space="preserve">- 変更対象ごとに「どのルールに従って変更するか」を1対1で紐づける。</w:t>
       </w:r>
+      <w:r>
+        <w:rPr>
+          <w:rtl w:val="0"/>
+        </w:rPr>
+      </w:r>
     </w:p>
     <w:p>
       <w:pPr>
@@ -24687,6 +25173,11 @@
         </w:rPr>
         <w:t xml:space="preserve">- 章IDが言えない変更は実装しない（推測実装を禁止）。</w:t>
       </w:r>
+      <w:r>
+        <w:rPr>
+          <w:rtl w:val="0"/>
+        </w:rPr>
+      </w:r>
     </w:p>
     <w:p>
       <w:pPr>
@@ -24709,6 +25200,11 @@
         </w:rPr>
         <w:t xml:space="preserve">2) 取得ルールの固定（Artists）</w:t>
       </w:r>
+      <w:r>
+        <w:rPr>
+          <w:rtl w:val="0"/>
+        </w:rPr>
+      </w:r>
     </w:p>
     <w:p>
       <w:pPr>
@@ -24721,6 +25217,11 @@
         </w:rPr>
         <w:t xml:space="preserve">- Artistsは必ず「一覧URL → 各Artist詳細URL抽出 → 詳細ページで抽出」の順で処理する。</w:t>
       </w:r>
+      <w:r>
+        <w:rPr>
+          <w:rtl w:val="0"/>
+        </w:rPr>
+      </w:r>
     </w:p>
     <w:p>
       <w:pPr>
@@ -24733,6 +25234,11 @@
         </w:rPr>
         <w:t xml:space="preserve">- 一覧URLそのものから画像/本文を抽出対象にしてはならない。</w:t>
       </w:r>
+      <w:r>
+        <w:rPr>
+          <w:rtl w:val="0"/>
+        </w:rPr>
+      </w:r>
     </w:p>
     <w:p>
       <w:pPr>
@@ -24745,6 +25251,11 @@
         </w:rPr>
         <w:t xml:space="preserve">- 一覧URLで詳細URLが得られない場合は、失敗理由をログに残して終了する。</w:t>
       </w:r>
+      <w:r>
+        <w:rPr>
+          <w:rtl w:val="0"/>
+        </w:rPr>
+      </w:r>
     </w:p>
     <w:p>
       <w:pPr>
@@ -24767,6 +25278,11 @@
         </w:rPr>
         <w:t xml:space="preserve">3) パラメータ誤用の禁止</w:t>
       </w:r>
+      <w:r>
+        <w:rPr>
+          <w:rtl w:val="0"/>
+        </w:rPr>
+      </w:r>
     </w:p>
     <w:p>
       <w:pPr>
@@ -24779,6 +25295,11 @@
         </w:rPr>
         <w:t xml:space="preserve">- 上限値はカテゴリ別に正本パラメータを使う。</w:t>
       </w:r>
+      <w:r>
+        <w:rPr>
+          <w:rtl w:val="0"/>
+        </w:rPr>
+      </w:r>
     </w:p>
     <w:p>
       <w:pPr>
@@ -24791,6 +25312,11 @@
         </w:rPr>
         <w:t xml:space="preserve">- Exhibitions用の上限をArtists処理に流用しない。- Artist Works Images のローカル作業キャッシュは FAIR_SLUG 単位で一本化し、gallery単位のディレクトリ分割は行わない。gallery識別はファイル名/メタデータで保持する。</w:t>
       </w:r>
+      <w:r>
+        <w:rPr>
+          <w:rtl w:val="0"/>
+        </w:rPr>
+      </w:r>
     </w:p>
     <w:p>
       <w:pPr>
@@ -24803,6 +25329,11 @@
         </w:rPr>
         <w:t xml:space="preserve">- 正本パラメータと異なる値を一時採用する場合は、03/04に理由と期限を必ず記録する。- 暫定運用（2026-02-26追記）：artists抽出の上限は安定化まで各gallery 1件で運用し、安定確認後に段階的に引き上げ、最終的に { MAX_ARTISTS_PER_GALLERY }=80 へ戻す。</w:t>
       </w:r>
+      <w:r>
+        <w:rPr>
+          <w:rtl w:val="0"/>
+        </w:rPr>
+      </w:r>
     </w:p>
     <w:p>
       <w:pPr>
@@ -24825,6 +25356,11 @@
         </w:rPr>
         <w:t xml:space="preserve">4) 完了ゲート（実装後）</w:t>
       </w:r>
+      <w:r>
+        <w:rPr>
+          <w:rtl w:val="0"/>
+        </w:rPr>
+      </w:r>
     </w:p>
     <w:p>
       <w:pPr>
@@ -24837,6 +25373,11 @@
         </w:rPr>
         <w:t xml:space="preserve">- 実装後は、失敗理由上位・成功件数・対象内訳を確認し、03/04へ記録する。</w:t>
       </w:r>
+      <w:r>
+        <w:rPr>
+          <w:rtl w:val="0"/>
+        </w:rPr>
+      </w:r>
     </w:p>
     <w:p>
       <w:pPr>
@@ -24849,6 +25390,11 @@
         </w:rPr>
         <w:t xml:space="preserve">- 内訳は `docs/RAG_EXTRACTION_BREAKDOWN_JA.md` にタスク見出しで追記する。</w:t>
       </w:r>
+      <w:r>
+        <w:rPr>
+          <w:rtl w:val="0"/>
+        </w:rPr>
+      </w:r>
     </w:p>
     <w:p>
       <w:pPr>
@@ -24861,6 +25407,11 @@
         </w:rPr>
         <w:t xml:space="preserve">- docs/RAG_EXTRACTION_BREAKDOWN_JA.md の内訳記録は日本語で記述する（英語のみ記載は禁止）。</w:t>
       </w:r>
+      <w:r>
+        <w:rPr>
+          <w:rtl w:val="0"/>
+        </w:rPr>
+      </w:r>
     </w:p>
     <w:p>
       <w:pPr>
@@ -24873,6 +25424,11 @@
         </w:rPr>
         <w:t xml:space="preserve">- 失敗率が高い場合は、観測導線追加を停止し、原因分解と最小修正を優先する。</w:t>
       </w:r>
+      <w:r>
+        <w:rPr>
+          <w:rtl w:val="0"/>
+        </w:rPr>
+      </w:r>
     </w:p>
     <w:p>
       <w:pPr>
@@ -24895,6 +25451,11 @@
         </w:rPr>
         <w:t xml:space="preserve">5) 逸脱時の扱い</w:t>
       </w:r>
+      <w:r>
+        <w:rPr>
+          <w:rtl w:val="0"/>
+        </w:rPr>
+      </w:r>
     </w:p>
     <w:p>
       <w:pPr>
@@ -24907,6 +25468,11 @@
         </w:rPr>
         <w:t xml:space="preserve">- 本ゲートに反する変更が見つかった場合、次タスクは新機能追加を禁止し、逸脱修正を最優先とする。</w:t>
       </w:r>
+      <w:r>
+        <w:rPr>
+          <w:rtl w:val="0"/>
+        </w:rPr>
+      </w:r>
     </w:p>
     <w:p>
       <w:pPr>
@@ -24919,6 +25485,11 @@
         </w:rPr>
         <w:t xml:space="preserve">- 逸脱修正完了まで、report/rollup/manifest等の観測導線増設タスクは提案しない。</w:t>
       </w:r>
+      <w:r>
+        <w:rPr>
+          <w:rtl w:val="0"/>
+        </w:rPr>
+      </w:r>
     </w:p>
     <w:p>
       <w:pPr>
@@ -24931,6 +25502,11 @@
         </w:rPr>
         <w:t xml:space="preserve">【IDE/Codex フリーズ再発防止（運用ルール・固定）】</w:t>
       </w:r>
+      <w:r>
+        <w:rPr>
+          <w:rtl w:val="0"/>
+        </w:rPr>
+      </w:r>
     </w:p>
     <w:p>
       <w:pPr>
@@ -24943,6 +25519,11 @@
         </w:rPr>
         <w:t xml:space="preserve">- PowerShell は原則使わない（cmd / Git Bash / WSL を使う）</w:t>
       </w:r>
+      <w:r>
+        <w:rPr>
+          <w:rtl w:val="0"/>
+        </w:rPr>
+      </w:r>
     </w:p>
     <w:p>
       <w:pPr>
@@ -24955,6 +25536,11 @@
         </w:rPr>
         <w:t xml:space="preserve">- features.shell_snapshot=false（PowerShell未対応でクラッシュし得るため固定でOFF）</w:t>
       </w:r>
+      <w:r>
+        <w:rPr>
+          <w:rtl w:val="0"/>
+        </w:rPr>
+      </w:r>
     </w:p>
     <w:p>
       <w:pPr>
@@ -24967,6 +25553,11 @@
         </w:rPr>
         <w:t xml:space="preserve">- 大量出力は禁止（巨大diff、ログ全文、巨大ファイル全文catをしない）</w:t>
       </w:r>
+      <w:r>
+        <w:rPr>
+          <w:rtl w:val="0"/>
+        </w:rPr>
+      </w:r>
     </w:p>
     <w:p>
       <w:pPr>
@@ -24979,6 +25570,11 @@
         </w:rPr>
         <w:t xml:space="preserve">  - 代替：head/tail、grep、--stat 等で出力を絞る</w:t>
       </w:r>
+      <w:r>
+        <w:rPr>
+          <w:rtl w:val="0"/>
+        </w:rPr>
+      </w:r>
     </w:p>
     <w:p>
       <w:pPr>
@@ -24991,6 +25587,11 @@
         </w:rPr>
         <w:t xml:space="preserve">- 1ステップ=1コマンド。次のコマンドはユーザーOK待ち（暴走/固着防止）</w:t>
       </w:r>
+      <w:r>
+        <w:rPr>
+          <w:rtl w:val="0"/>
+        </w:rPr>
+      </w:r>
     </w:p>
     <w:p>
       <w:pPr>
@@ -25002,6 +25603,11 @@
           <w:rtl w:val="0"/>
         </w:rPr>
         <w:t xml:space="preserve">- 1スレッドが固着した場合は復旧を狙わず、新スレッドへ「移植プロンプト」で再開する（固着スレッドはログ保管のみ）</w:t>
+      </w:r>
+      <w:r>
+        <w:rPr>
+          <w:rtl w:val="0"/>
+        </w:rPr>
       </w:r>
     </w:p>
     <w:sectPr>

--- a/docs/01_PROJECT_SPEC_CURRENT_FULL.docx
+++ b/docs/01_PROJECT_SPEC_CURRENT_FULL.docx
@@ -17873,6 +17873,21 @@
       </w:r>
     </w:p>
     <w:p>
+      <w:r>
+        <w:t>Exhibitions Text controlled operation is completed (status: COMPLETED).</w:t>
+      </w:r>
+    </w:p>
+    <w:p>
+      <w:r>
+        <w:t>Routine weekly proof runs are discontinued.</w:t>
+      </w:r>
+    </w:p>
+    <w:p>
+      <w:r>
+        <w:t>Reopen only when: blocker fired (ratio_two_consecutive / route_degradation / boundary/integrity breach), spec change, or state corruption.</w:t>
+      </w:r>
+    </w:p>
+    <w:p>
       <w:pPr>
         <w:spacing w:line="276" w:lineRule="auto"/>
         <w:rPr>
@@ -23514,6 +23529,86 @@
     </w:p>
     <w:bookmarkStart w:colFirst="0" w:colLast="0" w:name="sgmzbw2hde07" w:id="45"/>
     <w:bookmarkEnd w:id="45"/>
+    <w:p>
+      <w:r>
+        <w:t>Phase 1 closeout and signoff policy (frozen):</w:t>
+      </w:r>
+    </w:p>
+    <w:p>
+      <w:r>
+        <w:t>- Phase 1 (1) Tarutani_Text, (2) Artist Works Images, (3) Artist Text, (4) Exhibitions Image, (5) Exhibitions Text) is treated as completed at 10-gallery operational scope.</w:t>
+      </w:r>
+    </w:p>
+    <w:p>
+      <w:r>
+        <w:t>- This completion does not claim full hundreds-scale guarantee.</w:t>
+      </w:r>
+    </w:p>
+    <w:p>
+      <w:r>
+        <w:t>Phase 1.5: Exit Review (mandatory before Phase 2)</w:t>
+      </w:r>
+    </w:p>
+    <w:p>
+      <w:r>
+        <w:t>- Execute in fixed order: 1 -&gt; 2 -&gt; 3 -&gt; 4 -&gt; 5, one category at a time.</w:t>
+      </w:r>
+    </w:p>
+    <w:p>
+      <w:r>
+        <w:t>- For each category: (1) final check, (2) minimal fix only if needed, (3) minimal re-validation, (4) Exit Review completion declaration.</w:t>
+      </w:r>
+    </w:p>
+    <w:p>
+      <w:r>
+        <w:t>- Fixed review axes (6): generality; risky implementation check; commonization/reuse; quality-line fit (70%); operational resilience; next-phase connectivity.</w:t>
+      </w:r>
+    </w:p>
+    <w:p>
+      <w:r>
+        <w:t>- Fix classification: A) local fix, B) common core promotion candidate.</w:t>
+      </w:r>
+    </w:p>
+    <w:p>
+      <w:r>
+        <w:t>- Minimum artifacts per category: short review report; re-validation evidence only when fixes were applied.</w:t>
+      </w:r>
+    </w:p>
+    <w:p>
+      <w:r>
+        <w:t>- After all 5 categories: produce one cross-category common core promotion candidate summary (single pass).</w:t>
+      </w:r>
+    </w:p>
+    <w:p>
+      <w:r>
+        <w:t>- Routine weekly proof expansion is prohibited; use short normal-mode checks, and escalate to detailed runbook only on anomaly.</w:t>
+      </w:r>
+    </w:p>
+    <w:p>
+      <w:r>
+        <w:t>- Reopen validation only on blocker firing, spec change, or state corruption.</w:t>
+      </w:r>
+    </w:p>
+    <w:p>
+      <w:r>
+        <w:t>- Phase 2 starts only after Phase 1.5 Exit Review completion.</w:t>
+      </w:r>
+    </w:p>
+    <w:p>
+      <w:r>
+        <w:t>- Phase 2 scope: implement and validate app functions 1-6 using 10-gallery RAG only.</w:t>
+      </w:r>
+    </w:p>
+    <w:p>
+      <w:r>
+        <w:t>- Phase 3 scope: expand first to about 150 galleries, then to 200+.</w:t>
+      </w:r>
+    </w:p>
+    <w:p>
+      <w:r>
+        <w:t>- Domain-specific hack proliferation is prohibited; prioritize frequent-domain x generic logic improvements.</w:t>
+      </w:r>
+    </w:p>
     <w:p>
       <w:pPr>
         <w:pStyle w:val="Heading2"/>

--- a/docs/01_PROJECT_SPEC_CURRENT_FULL.docx
+++ b/docs/01_PROJECT_SPEC_CURRENT_FULL.docx
@@ -19786,38 +19786,18 @@
         </w:rPr>
       </w:pPr>
       <w:r>
-        <w:rPr>
-          <w:rFonts w:ascii="Arial Unicode MS" w:cs="Arial Unicode MS" w:eastAsia="Arial Unicode MS" w:hAnsi="Arial Unicode MS"/>
-          <w:highlight w:val="white"/>
-          <w:rtl w:val="0"/>
-        </w:rPr>
-        <w:t xml:space="preserve">- data/ は “抽出・検証・開発” のためのキャッシュ領域（正本ではない）。</w:t>
-      </w:r>
-      <w:r>
-        <w:rPr>
-          <w:rtl w:val="0"/>
-        </w:rPr>
-      </w:r>
-    </w:p>
-    <w:p>
-      <w:pPr>
-        <w:spacing w:line="276" w:lineRule="auto"/>
-        <w:rPr>
-          <w:highlight w:val="white"/>
-        </w:rPr>
-      </w:pPr>
-      <w:r>
-        <w:rPr>
-          <w:rFonts w:ascii="Arial Unicode MS" w:cs="Arial Unicode MS" w:eastAsia="Arial Unicode MS" w:hAnsi="Arial Unicode MS"/>
-          <w:highlight w:val="white"/>
-          <w:rtl w:val="0"/>
-        </w:rPr>
-        <w:t xml:space="preserve">- 正本はR2にあり、必要に応じて起動時にR2→ローカルへ同期して使う（キャッシュヒットで高速化）。ログは local 保存を必須とし、重要ログ（run_summary / sync結果 / import summary / failed一覧 等）は R2 logs へバックアップを推奨する。Gitにはログ/データ本体を原則コミットしない（肥大化防止）。</w:t>
-      </w:r>
-      <w:r>
-        <w:rPr>
-          <w:rtl w:val="0"/>
-        </w:rPr>
+        <w:t>- local current is the day-to-day canonical dataset for both machine and human operations (first read target for app/read-only).</w:t>
+      </w:r>
+    </w:p>
+    <w:p>
+      <w:pPr>
+        <w:spacing w:line="276" w:lineRule="auto"/>
+        <w:rPr>
+          <w:highlight w:val="white"/>
+        </w:rPr>
+      </w:pPr>
+      <w:r>
+        <w:t>- local history is an audit/compare archive only and must not be mixed into default search/display paths. R2 is the primary persistent sync target for current, aligned with local current fallback.</w:t>
       </w:r>
     </w:p>
     <w:p>
@@ -19899,17 +19879,7 @@
         </w:rPr>
       </w:pPr>
       <w:r>
-        <w:rPr>
-          <w:rFonts w:ascii="Arial Unicode MS" w:cs="Arial Unicode MS" w:eastAsia="Arial Unicode MS" w:hAnsi="Arial Unicode MS"/>
-          <w:highlight w:val="white"/>
-          <w:rtl w:val="0"/>
-        </w:rPr>
-        <w:t xml:space="preserve">5-8) 同期方式（R2正本 + local cache｜最小運用を固定）</w:t>
-      </w:r>
-      <w:r>
-        <w:rPr>
-          <w:rtl w:val="0"/>
-        </w:rPr>
+        <w:t>5-8) Sync Model (R2 primary + current/history + local fallback | fixed minimal ops)</w:t>
       </w:r>
     </w:p>
     <w:p>
@@ -20177,6 +20147,198 @@
           <w:rtl w:val="0"/>
         </w:rPr>
         <w:t xml:space="preserve">- 起動時：まず manifest を取得し、必要な場合のみ 対象yearの『検索・回答に必要な最小セット（FAISS index + メタデータ + 実データJSONL）』を local cache に取得（localにあればスキップ。重い環境では初回検索直前に取得してよい）</w:t>
+      </w:r>
+    </w:p>
+    <w:p>
+      <w:pPr/>
+      <w:r>
+        <w:t>- App/read-only must read current first. Only when manifest diff is detected, fetch required objects from R2 current and update local current.</w:t>
+      </w:r>
+    </w:p>
+    <w:p>
+      <w:pPr/>
+      <w:r>
+        <w:t>- history is for audit/compare only and is excluded from default read-only search paths (anti-mixing).</w:t>
+      </w:r>
+    </w:p>
+    <w:p>
+      <w:pPr/>
+      <w:r>
+        <w:t>PRE_ADVISOR_STORAGE_CONTRACT_01 (frozen before Feature 4 Advisor):</w:t>
+      </w:r>
+    </w:p>
+    <w:p>
+      <w:pPr/>
+      <w:r>
+        <w:t>- Scope: contract fix only. no data move, no code migration, no R2 sync execution in this step.</w:t>
+      </w:r>
+    </w:p>
+    <w:p>
+      <w:pPr/>
+      <w:r>
+        <w:t>- role split note: phase1_seed10 remains a seed10 working/validation lane, not the long-term canonical root for current/history.</w:t>
+      </w:r>
+    </w:p>
+    <w:p>
+      <w:pPr/>
+      <w:r>
+        <w:t>- canonical current path root: data/current/enrichment/</w:t>
+      </w:r>
+    </w:p>
+    <w:p>
+      <w:pPr/>
+      <w:r>
+        <w:t>- canonical history path roots:</w:t>
+      </w:r>
+    </w:p>
+    <w:p>
+      <w:pPr/>
+      <w:r>
+        <w:t xml:space="preserve">  - data/history/enrichment/artists/</w:t>
+      </w:r>
+    </w:p>
+    <w:p>
+      <w:pPr/>
+      <w:r>
+        <w:t xml:space="preserve">  - data/history/enrichment/exhibitions/</w:t>
+      </w:r>
+    </w:p>
+    <w:p>
+      <w:pPr/>
+      <w:r>
+        <w:t>- current fixed filenames (year scoped):</w:t>
+      </w:r>
+    </w:p>
+    <w:p>
+      <w:pPr/>
+      <w:r>
+        <w:t xml:space="preserve">  - artists_enrichment_apply_output_2025.jsonl</w:t>
+      </w:r>
+    </w:p>
+    <w:p>
+      <w:pPr/>
+      <w:r>
+        <w:t xml:space="preserve">  - artists_enrichment_apply_summary_2025.json</w:t>
+      </w:r>
+    </w:p>
+    <w:p>
+      <w:pPr/>
+      <w:r>
+        <w:t xml:space="preserve">  - exhibitions_enrichment_apply_output_2025.jsonl</w:t>
+      </w:r>
+    </w:p>
+    <w:p>
+      <w:pPr/>
+      <w:r>
+        <w:t xml:space="preserve">  - exhibitions_enrichment_apply_summary_2025.json</w:t>
+      </w:r>
+    </w:p>
+    <w:p>
+      <w:pPr/>
+      <w:r>
+        <w:t>- history filenames: keep timestamped outputs/summaries as immutable audit artifacts.</w:t>
+      </w:r>
+    </w:p>
+    <w:p>
+      <w:pPr/>
+      <w:r>
+        <w:t>- writer contract:</w:t>
+      </w:r>
+    </w:p>
+    <w:p>
+      <w:pPr/>
+      <w:r>
+        <w:t xml:space="preserve">  - step 1) write timestamped artifacts to history;</w:t>
+      </w:r>
+    </w:p>
+    <w:p>
+      <w:pPr/>
+      <w:r>
+        <w:t xml:space="preserve">  - step 2) only after write success, promote to current fixed filenames (atomic replace).</w:t>
+      </w:r>
+    </w:p>
+    <w:p>
+      <w:pPr/>
+      <w:r>
+        <w:t>- reader contract:</w:t>
+      </w:r>
+    </w:p>
+    <w:p>
+      <w:pPr/>
+      <w:r>
+        <w:t xml:space="preserve">  - app/read-only/advisor read current first;</w:t>
+      </w:r>
+    </w:p>
+    <w:p>
+      <w:pPr/>
+      <w:r>
+        <w:t xml:space="preserve">  - migration period only: fallback to latest legacy derived apply_output glob is allowed.</w:t>
+      </w:r>
+    </w:p>
+    <w:p>
+      <w:pPr/>
+      <w:r>
+        <w:t>- R2 contract:</w:t>
+      </w:r>
+    </w:p>
+    <w:p>
+      <w:pPr/>
+      <w:r>
+        <w:t xml:space="preserve">  - R2 primary target = current artifacts;</w:t>
+      </w:r>
+    </w:p>
+    <w:p>
+      <w:pPr/>
+      <w:r>
+        <w:t xml:space="preserve">  - local current fallback must stay readable when R2 is unavailable;</w:t>
+      </w:r>
+    </w:p>
+    <w:p>
+      <w:pPr/>
+      <w:r>
+        <w:t xml:space="preserve">  - history is backup/audit lane, separated from current runtime lane.</w:t>
+      </w:r>
+    </w:p>
+    <w:p>
+      <w:pPr/>
+      <w:r>
+        <w:t>- anti-mixing contract:</w:t>
+      </w:r>
+    </w:p>
+    <w:p>
+      <w:pPr/>
+      <w:r>
+        <w:t xml:space="preserve">  - never mix current and history in default query paths;</w:t>
+      </w:r>
+    </w:p>
+    <w:p>
+      <w:pPr/>
+      <w:r>
+        <w:t xml:space="preserve">  - app default readers must not point to history.</w:t>
+      </w:r>
+    </w:p>
+    <w:p>
+      <w:pPr/>
+      <w:r>
+        <w:t xml:space="preserve">  - runtime guarantee: app/read-only must still work when history lane is missing or archived.</w:t>
+      </w:r>
+    </w:p>
+    <w:p>
+      <w:pPr/>
+      <w:r>
+        <w:t>- migration policy (next phase):</w:t>
+      </w:r>
+    </w:p>
+    <w:p>
+      <w:pPr/>
+      <w:r>
+        <w:t xml:space="preserve">  - do not delete legacy timestamped artifacts; reorganize/move into history;</w:t>
+      </w:r>
+    </w:p>
+    <w:p>
+      <w:pPr/>
+      <w:r>
+        <w:t xml:space="preserve">  - initial current candidate selection: choose latest successful timestamped apply set per category/year with complete pair (apply_output + apply_summary).</w:t>
       </w:r>
     </w:p>
     <w:p>
@@ -21968,166 +22130,110 @@
         </w:rPr>
       </w:pPr>
       <w:r>
-        <w:rPr>
-          <w:rFonts w:ascii="Arial Unicode MS" w:cs="Arial Unicode MS" w:eastAsia="Arial Unicode MS" w:hAnsi="Arial Unicode MS"/>
-          <w:highlight w:val="white"/>
-          <w:rtl w:val="0"/>
-        </w:rPr>
-        <w:t xml:space="preserve">- 最優先：8. ROADMAP/Phase 1「5種類のRAGを、まず試作10ギャラリーで汎用抽出ロジックとして成立させる」【現在地】</w:t>
-      </w:r>
-    </w:p>
-    <w:p>
-      <w:pPr>
-        <w:spacing w:line="276" w:lineRule="auto"/>
-        <w:rPr>
-          <w:rFonts w:ascii="Arimo" w:cs="Arimo" w:eastAsia="Arimo" w:hAnsi="Arimo"/>
-          <w:highlight w:val="white"/>
-        </w:rPr>
-      </w:pPr>
-      <w:r>
-        <w:rPr>
-          <w:rFonts w:ascii="Arial Unicode MS" w:cs="Arial Unicode MS" w:eastAsia="Arial Unicode MS" w:hAnsi="Arial Unicode MS"/>
-          <w:highlight w:val="white"/>
-          <w:rtl w:val="0"/>
-        </w:rPr>
-        <w:t xml:space="preserve">- Phase 1 の進め方は固定順序とする：</w:t>
-      </w:r>
-    </w:p>
-    <w:p>
-      <w:pPr>
-        <w:spacing w:line="276" w:lineRule="auto"/>
-        <w:rPr>
-          <w:rFonts w:ascii="Arimo" w:cs="Arimo" w:eastAsia="Arimo" w:hAnsi="Arimo"/>
-          <w:highlight w:val="white"/>
-        </w:rPr>
-      </w:pPr>
-      <w:r>
-        <w:rPr>
-          <w:rFonts w:ascii="Arial Unicode MS" w:cs="Arial Unicode MS" w:eastAsia="Arial Unicode MS" w:hAnsi="Arial Unicode MS"/>
-          <w:highlight w:val="white"/>
-          <w:rtl w:val="0"/>
-        </w:rPr>
-        <w:t xml:space="preserve">  ① Tarutani_Text</w:t>
-      </w:r>
-    </w:p>
-    <w:p>
-      <w:pPr>
-        <w:spacing w:line="276" w:lineRule="auto"/>
-        <w:rPr>
-          <w:rFonts w:ascii="Arimo" w:cs="Arimo" w:eastAsia="Arimo" w:hAnsi="Arimo"/>
-          <w:highlight w:val="white"/>
-        </w:rPr>
-      </w:pPr>
-      <w:r>
-        <w:rPr>
-          <w:rFonts w:ascii="Arial Unicode MS" w:cs="Arial Unicode MS" w:eastAsia="Arial Unicode MS" w:hAnsi="Arial Unicode MS"/>
-          <w:highlight w:val="white"/>
-          <w:rtl w:val="0"/>
-        </w:rPr>
-        <w:t xml:space="preserve">  ② Artist Works Images</w:t>
-      </w:r>
-    </w:p>
-    <w:p>
-      <w:pPr>
-        <w:spacing w:line="276" w:lineRule="auto"/>
-        <w:rPr>
-          <w:rFonts w:ascii="Arimo" w:cs="Arimo" w:eastAsia="Arimo" w:hAnsi="Arimo"/>
-          <w:highlight w:val="white"/>
-        </w:rPr>
-      </w:pPr>
-      <w:r>
-        <w:rPr>
-          <w:rFonts w:ascii="Arial Unicode MS" w:cs="Arial Unicode MS" w:eastAsia="Arial Unicode MS" w:hAnsi="Arial Unicode MS"/>
-          <w:highlight w:val="white"/>
-          <w:rtl w:val="0"/>
-        </w:rPr>
-        <w:t xml:space="preserve">  ③ Artist Text</w:t>
-      </w:r>
-    </w:p>
-    <w:p>
-      <w:pPr>
-        <w:spacing w:line="276" w:lineRule="auto"/>
-        <w:rPr>
-          <w:rFonts w:ascii="Arimo" w:cs="Arimo" w:eastAsia="Arimo" w:hAnsi="Arimo"/>
-          <w:highlight w:val="white"/>
-        </w:rPr>
-      </w:pPr>
-      <w:r>
-        <w:rPr>
-          <w:rFonts w:ascii="Arial Unicode MS" w:cs="Arial Unicode MS" w:eastAsia="Arial Unicode MS" w:hAnsi="Arial Unicode MS"/>
-          <w:highlight w:val="white"/>
-          <w:rtl w:val="0"/>
-        </w:rPr>
-        <w:t xml:space="preserve">  ④ Exhibitions Image</w:t>
-      </w:r>
-    </w:p>
-    <w:p>
-      <w:pPr>
-        <w:spacing w:line="276" w:lineRule="auto"/>
-        <w:rPr>
-          <w:rFonts w:ascii="Arimo" w:cs="Arimo" w:eastAsia="Arimo" w:hAnsi="Arimo"/>
-          <w:highlight w:val="white"/>
-        </w:rPr>
-      </w:pPr>
-      <w:r>
-        <w:rPr>
-          <w:rFonts w:ascii="Arial Unicode MS" w:cs="Arial Unicode MS" w:eastAsia="Arial Unicode MS" w:hAnsi="Arial Unicode MS"/>
-          <w:highlight w:val="white"/>
-          <w:rtl w:val="0"/>
-        </w:rPr>
-        <w:t xml:space="preserve">  ⑤ Exhibitions Text</w:t>
-      </w:r>
-    </w:p>
-    <w:p>
-      <w:pPr>
-        <w:spacing w:line="276" w:lineRule="auto"/>
-        <w:rPr>
-          <w:rFonts w:ascii="Arimo" w:cs="Arimo" w:eastAsia="Arimo" w:hAnsi="Arimo"/>
-          <w:highlight w:val="white"/>
-        </w:rPr>
-      </w:pPr>
-      <w:r>
-        <w:rPr>
-          <w:rFonts w:ascii="Arial Unicode MS" w:cs="Arial Unicode MS" w:eastAsia="Arial Unicode MS" w:hAnsi="Arial Unicode MS"/>
-          <w:highlight w:val="white"/>
-          <w:rtl w:val="0"/>
-        </w:rPr>
-        <w:t xml:space="preserve">- ただし現時点の最優先は ④ Exhibitions Image とし、</w:t>
-      </w:r>
-    </w:p>
-    <w:p>
-      <w:pPr>
-        <w:spacing w:line="276" w:lineRule="auto"/>
-        <w:rPr>
-          <w:rFonts w:ascii="Arimo" w:cs="Arimo" w:eastAsia="Arimo" w:hAnsi="Arimo"/>
-          <w:highlight w:val="white"/>
-        </w:rPr>
-      </w:pPr>
-      <w:r>
-        <w:rPr>
-          <w:rFonts w:ascii="Arial Unicode MS" w:cs="Arial Unicode MS" w:eastAsia="Arial Unicode MS" w:hAnsi="Arial Unicode MS"/>
-          <w:highlight w:val="white"/>
-          <w:rtl w:val="0"/>
-        </w:rPr>
-        <w:t xml:space="preserve">  10ギャラリーで汎用的に品質ライン70%以上を安定達成できる状態を先に作る。</w:t>
-      </w:r>
-    </w:p>
-    <w:p>
-      <w:pPr>
-        <w:spacing w:line="276" w:lineRule="auto"/>
-        <w:rPr>
-          <w:rFonts w:ascii="Arimo" w:cs="Arimo" w:eastAsia="Arimo" w:hAnsi="Arimo"/>
-          <w:highlight w:val="white"/>
-        </w:rPr>
-      </w:pPr>
-      <w:r>
-        <w:rPr>
-          <w:rFonts w:ascii="Arial Unicode MS" w:cs="Arial Unicode MS" w:eastAsia="Arial Unicode MS" w:hAnsi="Arial Unicode MS"/>
-          <w:highlight w:val="white"/>
-          <w:rtl w:val="0"/>
-        </w:rPr>
-        <w:t xml:space="preserve">- ④ Exhibitions Image が 10ギャラリーで安定したら、次に ⑤ Exhibitions Text へ進む。</w:t>
-      </w:r>
+        <w:t>- Current baseline (2026-03-11): feature 1 Art Pulse complete / feature 2 Exhibition Search complete / feature 3 Artist Search almost complete / feature 4 Advisor kickoff complete (type1 minimal grounded draft).</w:t>
+      </w:r>
+    </w:p>
+    <w:p>
+      <w:pPr>
+        <w:spacing w:line="276" w:lineRule="auto"/>
+        <w:rPr>
+          <w:rFonts w:ascii="Arimo" w:cs="Arimo" w:eastAsia="Arimo" w:hAnsi="Arimo"/>
+          <w:highlight w:val="white"/>
+        </w:rPr>
+      </w:pPr>
+      <w:r>
+        <w:t>- The 5 RAG categories (Tarutani_Text / Artist Works Images / Artist Text / Exhibitions Image / Exhibitions Text) are already established at 10-gallery operational scope.</w:t>
+      </w:r>
+    </w:p>
+    <w:p>
+      <w:pPr>
+        <w:spacing w:line="276" w:lineRule="auto"/>
+        <w:rPr>
+          <w:rFonts w:ascii="Arimo" w:cs="Arimo" w:eastAsia="Arimo" w:hAnsi="Arimo"/>
+          <w:highlight w:val="white"/>
+        </w:rPr>
+      </w:pPr>
+      <w:r>
+        <w:t>- Current/history rebaseline is completed: storage scaffold + writer history-first/current-promotion + reader current-first (legacy fallback only) + R2 current-first guarded upload.</w:t>
+      </w:r>
+    </w:p>
+    <w:p>
+      <w:pPr>
+        <w:spacing w:line="276" w:lineRule="auto"/>
+        <w:rPr>
+          <w:rFonts w:ascii="Arimo" w:cs="Arimo" w:eastAsia="Arimo" w:hAnsi="Arimo"/>
+          <w:highlight w:val="white"/>
+        </w:rPr>
+      </w:pPr>
+      <w:r>
+        <w:t>- Advisor status: type1 is connected to current canonical grounded context; type2 remains gate-only and is not treated as implemented.</w:t>
+      </w:r>
+    </w:p>
+    <w:p>
+      <w:pPr>
+        <w:spacing w:line="276" w:lineRule="auto"/>
+        <w:rPr>
+          <w:rFonts w:ascii="Arimo" w:cs="Arimo" w:eastAsia="Arimo" w:hAnsi="Arimo"/>
+          <w:highlight w:val="white"/>
+        </w:rPr>
+      </w:pPr>
+      <w:r>
+        <w:t>- Next priority is A11_PHASE4_ADVISOR_TYPE1_QUALITY_TUNING_01 before starting feature 5/6 implementation work.</w:t>
+      </w:r>
+    </w:p>
+    <w:p>
+      <w:pPr>
+        <w:spacing w:line="276" w:lineRule="auto"/>
+        <w:rPr>
+          <w:rFonts w:ascii="Arimo" w:cs="Arimo" w:eastAsia="Arimo" w:hAnsi="Arimo"/>
+          <w:highlight w:val="white"/>
+        </w:rPr>
+      </w:pPr>
+      <w:r>
+        <w:t>- Seed10-decoupling body work (2000-char Text RAG / Image RAG relocation) is handled in a later dedicated phase and is out of this kickoff-sync scope.</w:t>
+      </w:r>
+    </w:p>
+    <w:p>
+      <w:pPr>
+        <w:spacing w:line="276" w:lineRule="auto"/>
+        <w:rPr>
+          <w:rFonts w:ascii="Arimo" w:cs="Arimo" w:eastAsia="Arimo" w:hAnsi="Arimo"/>
+          <w:highlight w:val="white"/>
+        </w:rPr>
+      </w:pPr>
+      <w:r>
+        <w:t>- Then extend yearly toward long-term 200+ galleries.</w:t>
+      </w:r>
+    </w:p>
+    <w:p>
+      <w:pPr>
+        <w:spacing w:line="276" w:lineRule="auto"/>
+        <w:rPr>
+          <w:rFonts w:ascii="Arimo" w:cs="Arimo" w:eastAsia="Arimo" w:hAnsi="Arimo"/>
+          <w:highlight w:val="white"/>
+        </w:rPr>
+      </w:pPr>
+      <w:r/>
+    </w:p>
+    <w:p>
+      <w:pPr>
+        <w:spacing w:line="276" w:lineRule="auto"/>
+        <w:rPr>
+          <w:rFonts w:ascii="Arimo" w:cs="Arimo" w:eastAsia="Arimo" w:hAnsi="Arimo"/>
+          <w:highlight w:val="white"/>
+        </w:rPr>
+      </w:pPr>
+      <w:r/>
+    </w:p>
+    <w:p>
+      <w:pPr>
+        <w:spacing w:line="276" w:lineRule="auto"/>
+        <w:rPr>
+          <w:rFonts w:ascii="Arimo" w:cs="Arimo" w:eastAsia="Arimo" w:hAnsi="Arimo"/>
+          <w:highlight w:val="white"/>
+        </w:rPr>
+      </w:pPr>
+      <w:r/>
     </w:p>
     <w:p>
       <w:pPr>
@@ -23654,190 +23760,108 @@
         </w:rPr>
       </w:pPr>
       <w:r>
-        <w:rPr>
-          <w:rFonts w:ascii="Arial Unicode MS" w:cs="Arial Unicode MS" w:eastAsia="Arial Unicode MS" w:hAnsi="Arial Unicode MS"/>
-          <w:highlight w:val="white"/>
-          <w:rtl w:val="0"/>
-        </w:rPr>
-        <w:t xml:space="preserve">到達点</w:t>
-      </w:r>
-      <w:r>
-        <w:rPr>
-          <w:rtl w:val="0"/>
-        </w:rPr>
-      </w:r>
-    </w:p>
-    <w:p>
-      <w:pPr>
-        <w:spacing w:line="276" w:lineRule="auto"/>
-        <w:rPr>
-          <w:highlight w:val="white"/>
-        </w:rPr>
-      </w:pPr>
-      <w:r>
-        <w:rPr>
-          <w:rFonts w:ascii="Arial Unicode MS" w:cs="Arial Unicode MS" w:eastAsia="Arial Unicode MS" w:hAnsi="Arial Unicode MS"/>
-          <w:highlight w:val="white"/>
-          <w:rtl w:val="0"/>
-        </w:rPr>
-        <w:t xml:space="preserve">- ①Art Pulse：記事生成（記者ペルソナ回答・根拠提示＋画像指定枚ルール）</w:t>
-      </w:r>
-      <w:r>
-        <w:rPr>
-          <w:rtl w:val="0"/>
-        </w:rPr>
-      </w:r>
-    </w:p>
-    <w:p>
-      <w:pPr>
-        <w:spacing w:line="276" w:lineRule="auto"/>
-        <w:rPr>
-          <w:rFonts w:ascii="Arimo" w:cs="Arimo" w:eastAsia="Arimo" w:hAnsi="Arimo"/>
-          <w:highlight w:val="white"/>
-        </w:rPr>
-      </w:pPr>
-      <w:r>
-        <w:rPr>
-          <w:rFonts w:ascii="Arial Unicode MS" w:cs="Arial Unicode MS" w:eastAsia="Arial Unicode MS" w:hAnsi="Arial Unicode MS"/>
-          <w:highlight w:val="white"/>
-          <w:rtl w:val="0"/>
-        </w:rPr>
-        <w:t xml:space="preserve">- ②Exhibition Search：指定件提示（テキスト入力 / 画像添付任意）</w:t>
-      </w:r>
-    </w:p>
-    <w:p>
-      <w:pPr>
-        <w:spacing w:line="276" w:lineRule="auto"/>
-        <w:rPr>
-          <w:rFonts w:ascii="Arimo" w:cs="Arimo" w:eastAsia="Arimo" w:hAnsi="Arimo"/>
-          <w:highlight w:val="white"/>
-        </w:rPr>
-      </w:pPr>
-      <w:r>
-        <w:rPr>
-          <w:rFonts w:ascii="Arial Unicode MS" w:cs="Arial Unicode MS" w:eastAsia="Arial Unicode MS" w:hAnsi="Arial Unicode MS"/>
-          <w:highlight w:val="white"/>
-          <w:rtl w:val="0"/>
-        </w:rPr>
-        <w:t xml:space="preserve">- ③Artist Search：指定名提示（テキスト入力 / 画像添付任意）</w:t>
-      </w:r>
-    </w:p>
-    <w:p>
-      <w:pPr>
-        <w:spacing w:line="276" w:lineRule="auto"/>
-        <w:rPr>
-          <w:highlight w:val="white"/>
-        </w:rPr>
-      </w:pPr>
-      <w:r>
-        <w:rPr>
-          <w:rFonts w:ascii="Arial Unicode MS" w:cs="Arial Unicode MS" w:eastAsia="Arial Unicode MS" w:hAnsi="Arial Unicode MS"/>
-          <w:highlight w:val="white"/>
-          <w:rtl w:val="0"/>
-        </w:rPr>
-        <w:t xml:space="preserve">- ④Advisor：制作相談（テキスト入力 / 画像添付任意）</w:t>
-      </w:r>
-      <w:r>
-        <w:rPr>
-          <w:rtl w:val="0"/>
-        </w:rPr>
-      </w:r>
-    </w:p>
-    <w:p>
-      <w:pPr>
-        <w:spacing w:line="276" w:lineRule="auto"/>
-        <w:rPr>
-          <w:highlight w:val="white"/>
-        </w:rPr>
-      </w:pPr>
-      <w:r>
-        <w:rPr>
-          <w:rFonts w:ascii="Arial Unicode MS" w:cs="Arial Unicode MS" w:eastAsia="Arial Unicode MS" w:hAnsi="Arial Unicode MS"/>
-          <w:highlight w:val="white"/>
-          <w:rtl w:val="0"/>
-        </w:rPr>
-        <w:t xml:space="preserve">- ⑤Exclusive Advisor：垂谷専用（テキスト入力 / 画像添付任意・Tarutani_Text は検索結果一覧に混ぜない（ただし根拠（Tarutani_Text）として抜粋提示））</w:t>
-      </w:r>
-      <w:r>
-        <w:rPr>
-          <w:rtl w:val="0"/>
-        </w:rPr>
-      </w:r>
-    </w:p>
-    <w:p>
-      <w:pPr>
-        <w:spacing w:line="276" w:lineRule="auto"/>
-        <w:rPr>
-          <w:highlight w:val="white"/>
-        </w:rPr>
-      </w:pPr>
-      <w:r>
-        <w:rPr>
-          <w:rFonts w:ascii="Arial Unicode MS" w:cs="Arial Unicode MS" w:eastAsia="Arial Unicode MS" w:hAnsi="Arial Unicode MS"/>
-          <w:highlight w:val="white"/>
-          <w:rtl w:val="0"/>
-        </w:rPr>
-        <w:t xml:space="preserve">- ⑥Gallery list：登録ギャラリー一覧表示</w:t>
-      </w:r>
-      <w:r>
-        <w:rPr>
-          <w:rtl w:val="0"/>
-        </w:rPr>
-      </w:r>
-    </w:p>
-    <w:p>
-      <w:pPr>
-        <w:spacing w:line="276" w:lineRule="auto"/>
-        <w:rPr>
-          <w:highlight w:val="white"/>
-        </w:rPr>
-      </w:pPr>
-      <w:r>
-        <w:rPr>
-          <w:rtl w:val="0"/>
-        </w:rPr>
-      </w:r>
-    </w:p>
-    <w:p>
-      <w:pPr>
-        <w:spacing w:line="276" w:lineRule="auto"/>
-        <w:rPr>
-          <w:highlight w:val="white"/>
-        </w:rPr>
-      </w:pPr>
-      <w:r>
-        <w:rPr>
-          <w:rFonts w:ascii="Arial Unicode MS" w:cs="Arial Unicode MS" w:eastAsia="Arial Unicode MS" w:hAnsi="Arial Unicode MS"/>
-          <w:highlight w:val="white"/>
-          <w:rtl w:val="0"/>
-        </w:rPr>
-        <w:t xml:space="preserve">主根拠（SSOT章ID）</w:t>
-      </w:r>
-      <w:r>
-        <w:rPr>
-          <w:rtl w:val="0"/>
-        </w:rPr>
-      </w:r>
-    </w:p>
-    <w:p>
-      <w:pPr>
-        <w:spacing w:line="276" w:lineRule="auto"/>
-        <w:rPr>
-          <w:highlight w:val="white"/>
-        </w:rPr>
-      </w:pPr>
-      <w:r>
-        <w:rPr>
-          <w:rFonts w:ascii="Arial Unicode MS" w:cs="Arial Unicode MS" w:eastAsia="Arial Unicode MS" w:hAnsi="Arial Unicode MS"/>
-          <w:highlight w:val="white"/>
-          <w:rtl w:val="0"/>
-        </w:rPr>
-        <w:t xml:space="preserve">- 2（機能①〜⑥）/ 3（RAG種類）/ 9（リンク生成ルール）</w:t>
-      </w:r>
-      <w:r>
-        <w:rPr>
-          <w:rtl w:val="0"/>
-        </w:rPr>
+        <w:t>Milestones (fixed execution order)</w:t>
+      </w:r>
+    </w:p>
+    <w:p>
+      <w:pPr>
+        <w:spacing w:line="276" w:lineRule="auto"/>
+        <w:rPr>
+          <w:highlight w:val="white"/>
+        </w:rPr>
+      </w:pPr>
+      <w:r>
+        <w:t>- Current state (2026-03-11): feature 1 Art Pulse done / feature 2 Exhibition Search done / feature 3 Artist Search almost complete / feature 4 Advisor kickoff done (type1 minimal connected).</w:t>
+      </w:r>
+    </w:p>
+    <w:p>
+      <w:pPr>
+        <w:spacing w:line="276" w:lineRule="auto"/>
+        <w:rPr>
+          <w:rFonts w:ascii="Arimo" w:cs="Arimo" w:eastAsia="Arimo" w:hAnsi="Arimo"/>
+          <w:highlight w:val="white"/>
+        </w:rPr>
+      </w:pPr>
+      <w:r>
+        <w:t>- Pre-Advisor rebaseline is complete (current/history migration, current-first readers, current-first R2 targets, guarded upload, canonical smoke for features 1-3).</w:t>
+      </w:r>
+    </w:p>
+    <w:p>
+      <w:pPr>
+        <w:spacing w:line="276" w:lineRule="auto"/>
+        <w:rPr>
+          <w:rFonts w:ascii="Arimo" w:cs="Arimo" w:eastAsia="Arimo" w:hAnsi="Arimo"/>
+          <w:highlight w:val="white"/>
+        </w:rPr>
+      </w:pPr>
+      <w:r>
+        <w:t>- Feature 1 Art Pulse: article generation (persona answer, evidence display, image count rule).</w:t>
+      </w:r>
+    </w:p>
+    <w:p>
+      <w:pPr>
+        <w:spacing w:line="276" w:lineRule="auto"/>
+        <w:rPr>
+          <w:highlight w:val="white"/>
+        </w:rPr>
+      </w:pPr>
+      <w:r>
+        <w:t>- Feature 2 Exhibition Search: result listing (text input / optional image input).</w:t>
+      </w:r>
+    </w:p>
+    <w:p>
+      <w:pPr>
+        <w:spacing w:line="276" w:lineRule="auto"/>
+        <w:rPr>
+          <w:highlight w:val="white"/>
+        </w:rPr>
+      </w:pPr>
+      <w:r>
+        <w:t>- Feature 3 Artist Search: result listing (text input / optional image input).</w:t>
+      </w:r>
+    </w:p>
+    <w:p>
+      <w:pPr>
+        <w:spacing w:line="276" w:lineRule="auto"/>
+        <w:rPr>
+          <w:highlight w:val="white"/>
+        </w:rPr>
+      </w:pPr>
+      <w:r>
+        <w:t>- Feature 4 Advisor: creative consultation (text input / optional image input).</w:t>
+      </w:r>
+    </w:p>
+    <w:p>
+      <w:pPr>
+        <w:spacing w:line="276" w:lineRule="auto"/>
+        <w:rPr>
+          <w:highlight w:val="white"/>
+        </w:rPr>
+      </w:pPr>
+      <w:r>
+        <w:t>- Feature 5 Exclusive Advisor: Tarutani-only (text input / optional image input; Tarutani_Text is not mixed into generic search results, only shown as evidence excerpt).</w:t>
+      </w:r>
+    </w:p>
+    <w:p>
+      <w:pPr>
+        <w:spacing w:line="276" w:lineRule="auto"/>
+        <w:rPr>
+          <w:highlight w:val="white"/>
+        </w:rPr>
+      </w:pPr>
+      <w:r>
+        <w:t>- Feature 6 Gallery list: registered gallery listing view.</w:t>
+      </w:r>
+    </w:p>
+    <w:p>
+      <w:pPr>
+        <w:spacing w:line="276" w:lineRule="auto"/>
+        <w:rPr>
+          <w:highlight w:val="white"/>
+        </w:rPr>
+      </w:pPr>
+      <w:r>
+        <w:t>- Feature 4 execution note: type1 quality tuning is the next step; type2 remains gate-only at this point. Seed10-decoupling body migration stays in a later phase.</w:t>
       </w:r>
     </w:p>
     <w:p>

--- a/docs/01_PROJECT_SPEC_CURRENT_FULL.docx
+++ b/docs/01_PROJECT_SPEC_CURRENT_FULL.docx
@@ -22556,7 +22556,7 @@
         </ns0:rPr>
       </ns0:pPr>
       <ns0:r>
-        <ns0:t>- Current baseline (2026-03-12): feature 1 Art Pulse complete / feature 2 Exhibition Search complete / feature 3 Artist Search incident-closed / feature 4 Advisor A11 complete + A12 implemented.</ns0:t>
+        <ns0:t>- Current baseline (2026-03-17): feature 1 Art Pulse complete / feature 2 Exhibition Search complete / feature 3 Artist Search incident-closed / feature 4 Advisor type1 text-only lane completed/locked + A12 implemented.</ns0:t>
       </ns0:r>
     </ns0:p>
     <ns0:p ns0:rsidR="00000000" ns0:rsidDel="00000000" ns0:rsidP="00000000" ns0:rsidRDefault="00000000" ns0:rsidRPr="00000000" ns1:paraId="000004E2">
@@ -22608,7 +22608,7 @@
         </ns0:rPr>
       </ns0:pPr>
       <ns0:r>
-        <ns0:t>- Advisor status: A11 completed (type1 quality tuning, checkbox UI, latest available year only, `参照年` display). A12 type2 is officially implemented with lightweight precheck + fail-soft unified short message, but success-path real-image smoke is still blocked by environment/billing (`billing_hard_limit_reached`).</ns0:t>
+        <ns0:t>- Advisor status: type1 text-only question lane is completed/locked (selected/reference split, fixed prose helper ban, generic intent focus, ranking tuning, caption suppression, fragment guard, grounded enrichment, OpenAI-path snippet-only suppression). This is lane-complete only; Feature 4 overall is not closed because image-attached text-question precision tuning remains. A12 type2 is implemented with lightweight precheck + fail-soft unified short message, while success-path real-image smoke is still blocked by environment/billing (`billing_hard_limit_reached`).</ns0:t>
       </ns0:r>
     </ns0:p>
     <ns0:p ns0:rsidR="00000000" ns0:rsidDel="00000000" ns0:rsidP="00000000" ns0:rsidRDefault="00000000" ns0:rsidRPr="00000000" ns1:paraId="000004E5">
@@ -22620,7 +22620,7 @@
         </ns0:rPr>
       </ns0:pPr>
       <ns0:r>
-        <ns0:t>- Immediate priority is enrichment bulk-apply batch safety hardening (docs sync -&gt; batch enforcement + repeat apply hard guard -&gt; safety verification -&gt; localized repair only if needed). A12 success-path smoke and feature 5/6 remain lower priority after that.</ns0:t>
+        <ns0:t>- Immediate priority is `ADVISOR_TYPE1_IMAGE_ATTACHED_TEXT_QUESTION_TUNING_01`. Operational rule: keep type1 text-only lane locked, apply only tiny regression fixes when recurrence appears, and move main effort to image-attached text-question precision tuning.</ns0:t>
       </ns0:r>
     </ns0:p>
     <ns0:p ns0:rsidR="00000000" ns0:rsidDel="00000000" ns0:rsidP="00000000" ns0:rsidRDefault="00000000" ns0:rsidRPr="00000000" ns1:paraId="000004E6">
@@ -24345,7 +24345,7 @@
         </ns0:rPr>
       </ns0:pPr>
       <ns0:r>
-        <ns0:t>- Current state (2026-03-12): feature 1 Art Pulse done / feature 2 Exhibition Search done / feature 3 Artist Search incident-closed / feature 4 Advisor A11 complete + A12 implemented (success-path smoke pending due billing).</ns0:t>
+        <ns0:t>- Current state (2026-03-17): feature 1 Art Pulse done / feature 2 Exhibition Search done / feature 3 Artist Search incident-closed / feature 4 Advisor type1 text-only lane completed/locked + A12 implemented (success-path smoke pending due billing; image-attached text-question tuning remains).</ns0:t>
       </ns0:r>
     </ns0:p>
     <ns0:p ns0:rsidR="00000000" ns0:rsidDel="00000000" ns0:rsidP="00000000" ns0:rsidRDefault="00000000" ns0:rsidRPr="00000000" ns1:paraId="0000054F">
@@ -24490,16 +24490,8 @@
           <ns0:highlight ns0:val="white"/>
         </ns0:rPr>
       </ns0:pPr>
-      <ns0:r ns0:rsidDel="00000000" ns0:rsidR="00000000" ns0:rsidRPr="00000000">
-        <ns0:rPr>
-          <ns0:rtl ns0:val="0"/>
-        </ns0:rPr>
-        <ns0:t xml:space="preserve">- Feature 4 execution note: type1 quality tuning is the next step; type2 remains gate-only at this point. Seed10-decoupling body migration stays in a later phase.</ns0:t>
-      </ns0:r>
-      <ns0:r ns0:rsidDel="00000000" ns0:rsidR="00000000" ns0:rsidRPr="00000000">
-        <ns0:rPr>
-          <ns0:rtl ns0:val="0"/>
-        </ns0:rPr>
+      <ns0:r>
+        <ns0:t>- Feature 4 execution note: type1 text-only lane is completed/locked (tiny-fix-only on recurrence). Next Feature 4 task is image-attached text-question precision tuning. Type2 success-path validation remains pending, and Seed10-decoupling body migration stays in a later phase.</ns0:t>
       </ns0:r>
     </ns0:p>
     <ns0:p ns0:rsidR="00000000" ns0:rsidDel="00000000" ns0:rsidP="00000000" ns0:rsidRDefault="00000000" ns0:rsidRPr="00000000" ns1:paraId="00000557">

--- a/docs/01_PROJECT_SPEC_CURRENT_FULL.docx
+++ b/docs/01_PROJECT_SPEC_CURRENT_FULL.docx
@@ -22556,7 +22556,7 @@
         </ns0:rPr>
       </ns0:pPr>
       <ns0:r>
-        <ns0:t>- Current baseline (2026-03-17): feature 1 Art Pulse complete / feature 2 Exhibition Search complete / feature 3 Artist Search incident-closed / feature 4 Advisor type1 text-only lane completed/locked + A12 implemented.</ns0:t>
+        <ns0:t>- Current baseline (2026-03-17): feature 1 Art Pulse complete / feature 2 Exhibition Search complete / feature 3 Artist Search incident-closed / feature 4 Advisor type1 text-only + image-attached text-question lanes completed/locked; type2 remains connected/secondary.</ns0:t>
       </ns0:r>
     </ns0:p>
     <ns0:p ns0:rsidR="00000000" ns0:rsidDel="00000000" ns0:rsidP="00000000" ns0:rsidRDefault="00000000" ns0:rsidRPr="00000000" ns1:paraId="000004E2">
@@ -22608,7 +22608,7 @@
         </ns0:rPr>
       </ns0:pPr>
       <ns0:r>
-        <ns0:t>- Advisor status: type1 text-only question lane is completed/locked (selected/reference split, fixed prose helper ban, generic intent focus, ranking tuning, caption suppression, fragment guard, grounded enrichment, OpenAI-path snippet-only suppression). This is lane-complete only; Feature 4 overall is not closed because image-attached text-question precision tuning remains. A12 type2 is implemented with lightweight precheck + fail-soft unified short message, while success-path real-image smoke is still blocked by environment/billing (`billing_hard_limit_reached`).</ns0:t>
+        <ns0:t>- Advisor status: type1 text-only question lane and type1 image-attached text-question lane are completed/locked. Text-only remains tiny-fix-only on regression recurrence. Image-attached uses transient in-memory visual observation only (no persist / no vectorize / no RAG-mix), keeps observation first + asked-mode alignment + grounded reference as secondary support, and preserves the fixed prose helper / hardcode ban. Feature 4 overall is still not declared fully closed because type2 remains connected/secondary rather than the completion target in this sync.</ns0:t>
       </ns0:r>
     </ns0:p>
     <ns0:p ns0:rsidR="00000000" ns0:rsidDel="00000000" ns0:rsidP="00000000" ns0:rsidRDefault="00000000" ns0:rsidRPr="00000000" ns1:paraId="000004E5">
@@ -22620,7 +22620,7 @@
         </ns0:rPr>
       </ns0:pPr>
       <ns0:r>
-        <ns0:t>- Immediate priority is `ADVISOR_TYPE1_IMAGE_ATTACHED_TEXT_QUESTION_TUNING_01`. Operational rule: keep type1 text-only lane locked, apply only tiny regression fixes when recurrence appears, and move main effort to image-attached text-question precision tuning.</ns0:t>
+        <ns0:t>- Immediate priority is `A12_PHASE5_EXCLUSIVE_ADVISOR_KICKOFF_01`. Operational rule: keep Feature 4 type1 text-only and image-attached lanes locked, apply only tiny regression fixes when recurrence appears, and move main effort forward to Feature 5 Exclusive Advisor.</ns0:t>
       </ns0:r>
     </ns0:p>
     <ns0:p ns0:rsidR="00000000" ns0:rsidDel="00000000" ns0:rsidP="00000000" ns0:rsidRDefault="00000000" ns0:rsidRPr="00000000" ns1:paraId="000004E6">
@@ -24491,7 +24491,7 @@
         </ns0:rPr>
       </ns0:pPr>
       <ns0:r>
-        <ns0:t>- Feature 4 execution note: type1 text-only lane is completed/locked (tiny-fix-only on recurrence). Next Feature 4 task is image-attached text-question precision tuning. Type2 success-path validation remains pending, and Seed10-decoupling body migration stays in a later phase.</ns0:t>
+        <ns0:t>- Feature 4 execution note: type1 text-only lane and type1 image-attached text-question lane are completed/locked (tiny-fix-only on recurrence). Image-attached behavior is fixed as transient visual observation with no persist/vectorize/RAG-mix, observation first, asked-mode alignment, and grounded reference only when needed. Type2 remains connected/secondary, and Seed10-decoupling body migration stays in a later phase.</ns0:t>
       </ns0:r>
     </ns0:p>
     <ns0:p ns0:rsidR="00000000" ns0:rsidDel="00000000" ns0:rsidP="00000000" ns0:rsidRDefault="00000000" ns0:rsidRPr="00000000" ns1:paraId="00000557">

--- a/docs/01_PROJECT_SPEC_CURRENT_FULL.docx
+++ b/docs/01_PROJECT_SPEC_CURRENT_FULL.docx
@@ -22556,7 +22556,7 @@
         </ns0:rPr>
       </ns0:pPr>
       <ns0:r>
-        <ns0:t>- Current baseline (2026-03-17): feature 1 Art Pulse complete / feature 2 Exhibition Search complete / feature 3 Artist Search incident-closed / feature 4 Advisor type1 text-only + image-attached text-question lanes completed/locked; type2 remains connected/secondary.</ns0:t>
+        <ns0:t>- Current baseline (2026-03-17): feature 1 Art Pulse complete / feature 2 Exhibition Search complete / feature 3 Artist Search incident-closed / feature 4 Advisor type1 text-only + image-attached text-question lanes completed/locked; type2 remains connected and is the next validation target.</ns0:t>
       </ns0:r>
     </ns0:p>
     <ns0:p ns0:rsidR="00000000" ns0:rsidDel="00000000" ns0:rsidP="00000000" ns0:rsidRDefault="00000000" ns0:rsidRPr="00000000" ns1:paraId="000004E2">
@@ -22608,7 +22608,7 @@
         </ns0:rPr>
       </ns0:pPr>
       <ns0:r>
-        <ns0:t>- Advisor status: type1 text-only question lane and type1 image-attached text-question lane are completed/locked. Text-only remains tiny-fix-only on regression recurrence. Image-attached uses transient in-memory visual observation only (no persist / no vectorize / no RAG-mix), keeps observation first + asked-mode alignment + grounded reference as secondary support, and preserves the fixed prose helper / hardcode ban. Feature 4 overall is still not declared fully closed because type2 remains connected/secondary rather than the completion target in this sync.</ns0:t>
+        <ns0:t>- Advisor status: type1 text-only question lane and type1 image-attached text-question lane are completed/locked. Text-only remains tiny-fix-only on regression recurrence. Image-attached uses transient in-memory visual observation only (no persist / no vectorize / no RAG-mix), keeps observation first + asked-mode alignment + grounded reference as secondary support, and preserves the fixed prose helper / hardcode ban. Feature 4 overall is still not declared fully closed because type2 image generation remains connected but not yet validated/accepted.</ns0:t>
       </ns0:r>
     </ns0:p>
     <ns0:p ns0:rsidR="00000000" ns0:rsidDel="00000000" ns0:rsidP="00000000" ns0:rsidRDefault="00000000" ns0:rsidRPr="00000000" ns1:paraId="000004E5">
@@ -22620,7 +22620,7 @@
         </ns0:rPr>
       </ns0:pPr>
       <ns0:r>
-        <ns0:t>- Immediate priority is `A12_PHASE5_EXCLUSIVE_ADVISOR_KICKOFF_01`. Operational rule: keep Feature 4 type1 text-only and image-attached lanes locked, apply only tiny regression fixes when recurrence appears, and move main effort forward to Feature 5 Exclusive Advisor.</ns0:t>
+        <ns0:t>- Immediate priority is `A12_PHASE4_ADVISOR_TYPE2_SUCCESS_PATH_SMOKE_WHEN_ENV_READY_01`. Operational rule: keep Feature 4 type1 text-only and image-attached lanes locked, apply only tiny regression fixes when recurrence appears, and use the next main effort for type2 image-generation validation/tuning inside Feature 4.</ns0:t>
       </ns0:r>
     </ns0:p>
     <ns0:p ns0:rsidR="00000000" ns0:rsidDel="00000000" ns0:rsidP="00000000" ns0:rsidRDefault="00000000" ns0:rsidRPr="00000000" ns1:paraId="000004E6">
@@ -24491,7 +24491,7 @@
         </ns0:rPr>
       </ns0:pPr>
       <ns0:r>
-        <ns0:t>- Feature 4 execution note: type1 text-only lane and type1 image-attached text-question lane are completed/locked (tiny-fix-only on recurrence). Image-attached behavior is fixed as transient visual observation with no persist/vectorize/RAG-mix, observation first, asked-mode alignment, and grounded reference only when needed. Type2 remains connected/secondary, and Seed10-decoupling body migration stays in a later phase.</ns0:t>
+        <ns0:t>- Feature 4 execution note: type1 text-only lane and type1 image-attached text-question lane are completed/locked (tiny-fix-only on recurrence). Image-attached behavior is fixed as transient visual observation with no persist/vectorize/RAG-mix, observation first, asked-mode alignment, and grounded reference only when needed. Type2 remains connected but is still the next validation/tuning target before Feature 4 can be treated as complete, and Seed10-decoupling body migration stays in a later phase.</ns0:t>
       </ns0:r>
     </ns0:p>
     <ns0:p ns0:rsidR="00000000" ns0:rsidDel="00000000" ns0:rsidP="00000000" ns0:rsidRDefault="00000000" ns0:rsidRPr="00000000" ns1:paraId="00000557">

--- a/docs/01_PROJECT_SPEC_CURRENT_FULL.docx
+++ b/docs/01_PROJECT_SPEC_CURRENT_FULL.docx
@@ -2264,7 +2264,7 @@
           <ns0:highlight ns0:val="white"/>
           <ns0:rtl ns0:val="0"/>
         </ns0:rPr>
-        <ns0:t xml:space="preserve">{ IMAGE_MODEL }  = gpt-image-1-mini</ns0:t>
+        <ns0:t xml:space="preserve">{ IMAGE_MODEL }  = gpt-image-1</ns0:t>
       </ns0:r>
     </ns0:p>
     <ns0:p ns0:rsidR="00000000" ns0:rsidDel="00000000" ns0:rsidP="00000000" ns0:rsidRDefault="00000000" ns0:rsidRPr="00000000" ns1:paraId="00000079">
@@ -22556,7 +22556,7 @@
         </ns0:rPr>
       </ns0:pPr>
       <ns0:r>
-        <ns0:t>- Current baseline (2026-03-17): feature 1 Art Pulse complete / feature 2 Exhibition Search complete / feature 3 Artist Search incident-closed / feature 4 Advisor type1 text-only + image-attached text-question lanes completed/locked; type2 remains connected and is the next validation target.</ns0:t>
+        <ns0:t>- Current baseline (2026-03-18): feature 1 Art Pulse complete / feature 2 Exhibition Search complete / feature 3 Artist Search incident-closed / feature 4 Advisor type1 text-only + image-attached text-question lanes completed/locked; type2 text-only -&gt; image generation is accepted, while image-attached -&gt; image generation remains the next validation target.</ns0:t>
       </ns0:r>
     </ns0:p>
     <ns0:p ns0:rsidR="00000000" ns0:rsidDel="00000000" ns0:rsidP="00000000" ns0:rsidRDefault="00000000" ns0:rsidRPr="00000000" ns1:paraId="000004E2">
@@ -22608,7 +22608,7 @@
         </ns0:rPr>
       </ns0:pPr>
       <ns0:r>
-        <ns0:t>- Advisor status: type1 text-only question lane and type1 image-attached text-question lane are completed/locked. Text-only remains tiny-fix-only on regression recurrence. Image-attached uses transient in-memory visual observation only (no persist / no vectorize / no RAG-mix), keeps observation first + asked-mode alignment + grounded reference as secondary support, and preserves the fixed prose helper / hardcode ban. Feature 4 overall is still not declared fully closed because type2 image generation remains connected but not yet validated/accepted.</ns0:t>
+        <ns0:t>- Advisor status: type1 text-only question lane and type1 image-attached text-question lane are completed/locked and tiny-fix-only on regression recurrence. Type2 text-only -&gt; image generation is accepted with fixed runtime (`gpt-image-1` / `low` / `1024x1024` / `1 image`) plus the current visual-nucleus-first prompt build. Type2 image-attached -&gt; image generation remains pending validation/smoke, so Feature 4 overall is still not declared fully closed.</ns0:t>
       </ns0:r>
     </ns0:p>
     <ns0:p ns0:rsidR="00000000" ns0:rsidDel="00000000" ns0:rsidP="00000000" ns0:rsidRDefault="00000000" ns0:rsidRPr="00000000" ns1:paraId="000004E5">
@@ -22620,7 +22620,7 @@
         </ns0:rPr>
       </ns0:pPr>
       <ns0:r>
-        <ns0:t>- Immediate priority is `A12_PHASE4_ADVISOR_TYPE2_SUCCESS_PATH_SMOKE_WHEN_ENV_READY_01`. Operational rule: keep Feature 4 type1 text-only and image-attached lanes locked, apply only tiny regression fixes when recurrence appears, and use the next main effort for type2 image-generation validation/tuning inside Feature 4.</ns0:t>
+        <ns0:t>- Immediate priority is `A17_PHASE4_ADVISOR_TYPE2_IMAGE_ATTACHED_TO_IMAGE_GENERATION_SMOKE_01`. Operational rule: keep Feature 4 type1 text-only and image-attached lanes locked, keep the accepted type2 text-only -&gt; image generation behavior stable, and use the next main effort for image-attached -&gt; image generation validation/tuning inside Feature 4.</ns0:t>
       </ns0:r>
     </ns0:p>
     <ns0:p ns0:rsidR="00000000" ns0:rsidDel="00000000" ns0:rsidP="00000000" ns0:rsidRDefault="00000000" ns0:rsidRPr="00000000" ns1:paraId="000004E6">
@@ -24491,7 +24491,7 @@
         </ns0:rPr>
       </ns0:pPr>
       <ns0:r>
-        <ns0:t>- Feature 4 execution note: type1 text-only lane and type1 image-attached text-question lane are completed/locked (tiny-fix-only on recurrence). Image-attached behavior is fixed as transient visual observation with no persist/vectorize/RAG-mix, observation first, asked-mode alignment, and grounded reference only when needed. Type2 remains connected but is still the next validation/tuning target before Feature 4 can be treated as complete, and Seed10-decoupling body migration stays in a later phase.</ns0:t>
+        <ns0:t>- Feature 4 execution note: type1 text-only lane and type1 image-attached text-question lane are completed/locked (tiny-fix-only on recurrence). Image-attached behavior is fixed as transient visual observation with no persist/vectorize/RAG-mix, observation first, asked-mode alignment, and grounded reference only when needed. Type2 text-only -&gt; image generation is accepted with fixed runtime (`gpt-image-1` / `low` / `1024x1024` / `1 image`) and current visual-nucleus prompt ordering. Type2 image-attached -&gt; image generation remains the next validation/tuning target before Feature 4 can be treated as complete, and Seed10-decoupling body migration stays in a later phase.</ns0:t>
       </ns0:r>
     </ns0:p>
     <ns0:p ns0:rsidR="00000000" ns0:rsidDel="00000000" ns0:rsidP="00000000" ns0:rsidRDefault="00000000" ns0:rsidRPr="00000000" ns1:paraId="00000557">

--- a/docs/01_PROJECT_SPEC_CURRENT_FULL.docx
+++ b/docs/01_PROJECT_SPEC_CURRENT_FULL.docx
@@ -22556,7 +22556,7 @@
         </ns0:rPr>
       </ns0:pPr>
       <ns0:r>
-        <ns0:t>- Current baseline (2026-03-18): feature 1 Art Pulse complete / feature 2 Exhibition Search complete / feature 3 Artist Search incident-closed / feature 4 Advisor type1 text-only + image-attached text-question lanes completed/locked; type2 text-only -&gt; image generation is accepted, while image-attached -&gt; image generation remains the next validation target.</ns0:t>
+        <ns0:t>- Current baseline (2026-03-19): feature 1 Art Pulse complete / feature 2 Exhibition Search complete / feature 3 Artist Search incident-closed / feature 4 Advisor is accepted/completed for the current scope: type1 text-only + image-attached text-question lanes are completed/locked, and type2 text-only + image-attached -&gt; image generation lanes are accepted.</ns0:t>
       </ns0:r>
     </ns0:p>
     <ns0:p ns0:rsidR="00000000" ns0:rsidDel="00000000" ns0:rsidP="00000000" ns0:rsidRDefault="00000000" ns0:rsidRPr="00000000" ns1:paraId="000004E2">
@@ -22608,7 +22608,7 @@
         </ns0:rPr>
       </ns0:pPr>
       <ns0:r>
-        <ns0:t>- Advisor status: type1 text-only question lane and type1 image-attached text-question lane are completed/locked and tiny-fix-only on regression recurrence. Type2 text-only -&gt; image generation is accepted with fixed runtime (`gpt-image-1` / `low` / `1024x1024` / `1 image`) plus the current visual-nucleus-first prompt build. Type2 image-attached -&gt; image generation remains pending validation/smoke, so Feature 4 overall is still not declared fully closed.</ns0:t>
+        <ns0:t>- Advisor status: type1 text-only question lane and type1 image-attached text-question lane are completed/locked and tiny-fix-only on regression recurrence. Type2 text-only -&gt; image generation and image-attached -&gt; image generation are accepted with fixed runtime (`gpt-image-1` / `low` / `1024x1024` / `1 image`), current medium-fidelity plus visual-nucleus-first prompt build, and accepted UI/follow-up behavior. Follow-up is session-only (no persist/vectorize/RAG-mix or any other persistence), keeps only anchor/memory/last-turn context, and refreshes references via fixed-core + dynamic replacement rather than full re-grounding.</ns0:t>
       </ns0:r>
     </ns0:p>
     <ns0:p ns0:rsidR="00000000" ns0:rsidDel="00000000" ns0:rsidP="00000000" ns0:rsidRDefault="00000000" ns0:rsidRPr="00000000" ns1:paraId="000004E5">
@@ -22620,7 +22620,7 @@
         </ns0:rPr>
       </ns0:pPr>
       <ns0:r>
-        <ns0:t>- Immediate priority is `A17_PHASE4_ADVISOR_TYPE2_IMAGE_ATTACHED_TO_IMAGE_GENERATION_SMOKE_01`. Operational rule: keep Feature 4 type1 text-only and image-attached lanes locked, keep the accepted type2 text-only -&gt; image generation behavior stable, and use the next main effort for image-attached -&gt; image generation validation/tuning inside Feature 4.</ns0:t>
+        <ns0:t>- Immediate priority is `A12_PHASE5_EXCLUSIVE_ADVISOR_KICKOFF_01`. Operational rule: keep Feature 4 Advisor in major-regression-only tiny-fix mode, and move the next main effort to Feature 5 Exclusive Advisor.</ns0:t>
       </ns0:r>
     </ns0:p>
     <ns0:p ns0:rsidR="00000000" ns0:rsidDel="00000000" ns0:rsidP="00000000" ns0:rsidRDefault="00000000" ns0:rsidRPr="00000000" ns1:paraId="000004E6">
@@ -24345,7 +24345,7 @@
         </ns0:rPr>
       </ns0:pPr>
       <ns0:r>
-        <ns0:t>- Current state (2026-03-17): feature 1 Art Pulse done / feature 2 Exhibition Search done / feature 3 Artist Search incident-closed / feature 4 Advisor type1 text-only lane completed/locked + A12 implemented (success-path smoke pending due billing; image-attached text-question tuning remains).</ns0:t>
+        <ns0:t>- Current state (2026-03-19): feature 1 Art Pulse done / feature 2 Exhibition Search done / feature 3 Artist Search incident-closed / feature 4 Advisor accepted/completed for the current scope (type1 text-only + image-attached completed/locked, type2 text-only + image-attached -&gt; image generation accepted).</ns0:t>
       </ns0:r>
     </ns0:p>
     <ns0:p ns0:rsidR="00000000" ns0:rsidDel="00000000" ns0:rsidP="00000000" ns0:rsidRDefault="00000000" ns0:rsidRPr="00000000" ns1:paraId="0000054F">
@@ -24491,7 +24491,7 @@
         </ns0:rPr>
       </ns0:pPr>
       <ns0:r>
-        <ns0:t>- Feature 4 execution note: type1 text-only lane and type1 image-attached text-question lane are completed/locked (tiny-fix-only on recurrence). Image-attached behavior is fixed as transient visual observation with no persist/vectorize/RAG-mix, observation first, asked-mode alignment, and grounded reference only when needed. Type2 text-only -&gt; image generation is accepted with fixed runtime (`gpt-image-1` / `low` / `1024x1024` / `1 image`) and current visual-nucleus prompt ordering. Type2 image-attached -&gt; image generation remains the next validation/tuning target before Feature 4 can be treated as complete, and Seed10-decoupling body migration stays in a later phase.</ns0:t>
+        <ns0:t>- Feature 4 execution note: type1 text-only lane and type1 image-attached text-question lane are completed/locked (tiny-fix-only on recurrence). Image-attached behavior is fixed as transient visual observation with no persist/vectorize/RAG-mix, observation first, asked-mode alignment, and grounded reference only when needed. Type2 text-only -&gt; image generation and image-attached -&gt; image generation are accepted with fixed runtime (`gpt-image-1` / `low` / `1024x1024` / `1 image`) and current medium-fidelity + visual-nucleus-first prompt ordering. Advisor UI cleanup and session-only follow-up are in place (debug hidden by flag, Q1/Q2 numbering, reference refresh, no persistence). Feature 4 is accepted/completed for the current scope, and Seed10-decoupling body migration stays in a later phase.</ns0:t>
       </ns0:r>
     </ns0:p>
     <ns0:p ns0:rsidR="00000000" ns0:rsidDel="00000000" ns0:rsidP="00000000" ns0:rsidRDefault="00000000" ns0:rsidRPr="00000000" ns1:paraId="00000557">

--- a/docs/01_PROJECT_SPEC_CURRENT_FULL.docx
+++ b/docs/01_PROJECT_SPEC_CURRENT_FULL.docx
@@ -22608,7 +22608,7 @@
         </ns0:rPr>
       </ns0:pPr>
       <ns0:r>
-        <ns0:t>- Advisor status: type1 text-only question lane and type1 image-attached text-question lane are completed/locked and tiny-fix-only on regression recurrence. Type2 text-only -&gt; image generation and image-attached -&gt; image generation are accepted with fixed runtime (`gpt-image-1` / `low` / `1024x1024` / `1 image`), current medium-fidelity plus visual-nucleus-first prompt build, and accepted UI/follow-up behavior. Follow-up is session-only (no persist/vectorize/RAG-mix or any other persistence), keeps only anchor/memory/last-turn context, and refreshes references via fixed-core + dynamic replacement rather than full re-grounding.</ns0:t>
+        <ns0:t>- Advisor status: type1 text-only question lane and type1 image-attached text-question lane are completed/locked and tiny-fix-only on regression recurrence. Type2 text-only -&gt; image generation and image-attached -&gt; image generation are accepted with current fixed runtime (`gpt-image-1` / `low` / `auto` / `1 image`), current medium-fidelity plus visual-nucleus-first prompt build, and accepted UI/follow-up behavior. Follow-up is session-only (no persist/vectorize/RAG-mix or any other persistence), keeps only anchor/memory/last-turn context, refreshes references via fixed-core + dynamic replacement rather than full re-grounding, and keeps Q numbering plus initial/follow-up input clear and uploader clear inside session UI only.</ns0:t>
       </ns0:r>
     </ns0:p>
     <ns0:p ns0:rsidR="00000000" ns0:rsidDel="00000000" ns0:rsidP="00000000" ns0:rsidRDefault="00000000" ns0:rsidRPr="00000000" ns1:paraId="000004E5">
@@ -24491,7 +24491,7 @@
         </ns0:rPr>
       </ns0:pPr>
       <ns0:r>
-        <ns0:t>- Feature 4 execution note: type1 text-only lane and type1 image-attached text-question lane are completed/locked (tiny-fix-only on recurrence). Image-attached behavior is fixed as transient visual observation with no persist/vectorize/RAG-mix, observation first, asked-mode alignment, and grounded reference only when needed. Type2 text-only -&gt; image generation and image-attached -&gt; image generation are accepted with fixed runtime (`gpt-image-1` / `low` / `1024x1024` / `1 image`) and current medium-fidelity + visual-nucleus-first prompt ordering. Advisor UI cleanup and session-only follow-up are in place (debug hidden by flag, Q1/Q2 numbering, reference refresh, no persistence). Feature 4 is accepted/completed for the current scope, and Seed10-decoupling body migration stays in a later phase.</ns0:t>
+        <ns0:t>- Feature 4 execution note: type1 text-only lane and type1 image-attached text-question lane are completed/locked (tiny-fix-only on recurrence). Image-attached behavior is fixed as transient visual observation with no persist/vectorize/RAG-mix, observation first, asked-mode alignment, and grounded reference only when needed. Type2 text-only -&gt; image generation and image-attached -&gt; image generation are accepted with current fixed runtime (`gpt-image-1` / `low` / `auto` / `1 image`) and current medium-fidelity + visual-nucleus-first prompt ordering. Advisor UI cleanup and session-only follow-up are in place (debug hidden by flag, Q1/Q2 numbering, initial/follow-up input clear, uploader clear after initial send, attachment meta label under Q1 when present, reference refresh, no persistence). Feature 4 is accepted/completed for the current scope, and Seed10-decoupling body migration stays in a later phase.</ns0:t>
       </ns0:r>
     </ns0:p>
     <ns0:p ns0:rsidR="00000000" ns0:rsidDel="00000000" ns0:rsidP="00000000" ns0:rsidRDefault="00000000" ns0:rsidRPr="00000000" ns1:paraId="00000557">

--- a/docs/01_PROJECT_SPEC_CURRENT_FULL.docx
+++ b/docs/01_PROJECT_SPEC_CURRENT_FULL.docx
@@ -938,12 +938,8 @@
           <ns0:highlight ns0:val="white"/>
         </ns0:rPr>
       </ns0:pPr>
-      <ns0:r ns0:rsidDel="00000000" ns0:rsidR="00000000" ns0:rsidRPr="00000000">
-        <ns0:rPr>
-          <ns0:highlight ns0:val="white"/>
-          <ns0:rtl ns0:val="0"/>
-        </ns0:rPr>
-        <ns0:t xml:space="preserve">LAST_UPDATED: 2026-03-02 JST</ns0:t>
+      <ns0:r>
+        <ns0:t>LAST_UPDATED: 2026-03-20 JST</ns0:t>
       </ns0:r>
     </ns0:p>
     <ns0:p ns0:rsidR="00000000" ns0:rsidDel="00000000" ns0:rsidP="00000000" ns0:rsidRDefault="00000000" ns0:rsidRPr="00000000" ns1:paraId="0000002D">
@@ -22403,8 +22399,125 @@
     </ns0:p>
     <ns0:bookmarkStart ns0:colFirst="0" ns0:colLast="0" ns0:name="wr8y67bgv4ph" ns0:id="40"/>
     <ns0:bookmarkEnd ns0:id="40"/>
+    <ns0:p>
+      <ns0:pPr>
+        <ns0:pStyle ns0:val="Heading2"/>
+      </ns0:pPr>
+    </ns0:p>
+    <ns0:p>
+      <ns0:pPr>
+        <ns0:pStyle ns0:val="Heading2"/>
+      </ns0:pPr>
+      <ns0:r>
+        <ns0:t>6-4-A) 再抽出・再生成・canonical rebuild・promote再実行のコストガード（絶対）</ns0:t>
+      </ns0:r>
+    </ns0:p>
+    <ns0:p>
+      <ns0:pPr>
+        <ns0:pStyle ns0:val="Heading2"/>
+      </ns0:pPr>
+      <ns0:r>
+        <ns0:t>- 無断の再抽出・再生成・canonical rebuild・promote再実行を禁止する。実行前に必ずユーザー確認を取る。</ns0:t>
+      </ns0:r>
+    </ns0:p>
+    <ns0:p>
+      <ns0:pPr>
+        <ns0:pStyle ns0:val="Heading2"/>
+      </ns0:pPr>
+      <ns0:r>
+        <ns0:t>- 既存 artifact / logs / batch output / current files だけで診断できる限り、再抽出しない。</ns0:t>
+      </ns0:r>
+    </ns0:p>
+    <ns0:p>
+      <ns0:pPr>
+        <ns0:pStyle ns0:val="Heading2"/>
+      </ns0:pPr>
+      <ns0:r>
+        <ns0:t>- full rebuild / full re-take は最終手段とし、まず localized repair / failed-row diagnosis を優先する。</ns0:t>
+      </ns0:r>
+    </ns0:p>
+    <ns0:p>
+      <ns0:pPr>
+        <ns0:pStyle ns0:val="Heading2"/>
+      </ns0:pPr>
+      <ns0:r>
+        <ns0:t>- Artists / Exhibitions の bulk OpenAI 実行は半額 Batch API のみ許可する。direct OpenAI による bulk 実行は禁止する。</ns0:t>
+      </ns0:r>
+    </ns0:p>
+    <ns0:p>
+      <ns0:pPr>
+        <ns0:pStyle ns0:val="Heading2"/>
+      </ns0:pPr>
+      <ns0:r>
+        <ns0:t>- Batch evidence が確認できない run は、promote だけでなく実行判断自体を止める。</ns0:t>
+      </ns0:r>
+    </ns0:p>
+    <ns0:p>
+      <ns0:pPr>
+        <ns0:pStyle ns0:val="Heading2"/>
+      </ns0:pPr>
+      <ns0:r>
+        <ns0:t>- コストが発生する再実行の前には、「何を再実行するか」「なぜ必要か」「再抽出なしでは駄目な理由」「予想されるコスト影響」を短く提示し、確認が取れるまで進めない。</ns0:t>
+      </ns0:r>
+    </ns0:p>
     <ns0:p ns0:rsidR="00000000" ns0:rsidDel="00000000" ns0:rsidP="00000000" ns0:rsidRDefault="00000000" ns0:rsidRPr="00000000" ns1:paraId="000004D9">
       <ns0:pPr>
+        <ns0:p>
+          <ns0:pPr>
+            <ns0:pStyle ns0:val="Heading2"/>
+          </ns0:pPr>
+          <ns0:r>
+            <ns0:t xml:space="preserve">6-4-B) Text enrichment incident ? standard first-response?small-delta???</ns0:t>
+          </ns0:r>
+        </ns0:p>
+        <ns0:p>
+          <ns0:pPr>
+            <ns0:pStyle ns0:val="Heading2"/>
+          </ns0:pPr>
+          <ns0:r>
+            <ns0:t xml:space="preserve">- Text enrichment incident ???????? existing artifacts / logs / batch output / current files ???? diagnosis?intentional drop?localized repair?no-reextraction delta promote ? first-response ????</ns0:t>
+          </ns0:r>
+        </ns0:p>
+        <ns0:p>
+          <ns0:pPr>
+            <ns0:pStyle ns0:val="Heading2"/>
+          </ns0:pPr>
+          <ns0:r>
+            <ns0:t xml:space="preserve">- 1% ????? full rerun / full rebuild / re-extraction / batch rerun ??????????full rerun ? last resort ????? user confirmation ????????</ns0:t>
+          </ns0:r>
+        </ns0:p>
+        <ns0:p>
+          <ns0:pPr>
+            <ns0:pStyle ns0:val="Heading2"/>
+          </ns0:pPr>
+          <ns0:r>
+            <ns0:t xml:space="preserve">- delta promote lane ? current/history/runtime ?????????raw ????????history-first / current-promote ??????diagnostics / manifest / summary ??????</ns0:t>
+          </ns0:r>
+        </ns0:p>
+        <ns0:p>
+          <ns0:pPr>
+            <ns0:pStyle ns0:val="Heading2"/>
+          </ns0:pPr>
+          <ns0:r>
+            <ns0:t xml:space="preserve">- 140 gallery ??????? lane ? Text enrichment small-delta incident ??? first-response ????</ns0:t>
+          </ns0:r>
+        </ns0:p>
+        <ns0:p>
+          <ns0:pPr>
+            <ns0:pStyle ns0:val="Heading2"/>
+          </ns0:pPr>
+          <ns0:r>
+            <ns0:t xml:space="preserve">- ????existing evidence ??????row ?????????batch evidence ????????????????</ns0:t>
+          </ns0:r>
+        </ns0:p>
+        <ns0:p>
+          <ns0:pPr>
+            <ns0:pStyle ns0:val="Heading2"/>
+          </ns0:pPr>
+          <ns0:r>
+            <ns0:t xml:space="preserve">- 2026-03-20 ? URL scope contamination + single-row artists batch parse failure incident ??full rerun ???? no-reextraction delta promote lane ????????</ns0:t>
+          </ns0:r>
+        </ns0:p>
         <ns0:pStyle ns0:val="Heading2"/>
         <ns0:spacing ns0:line="276" ns0:lineRule="auto"/>
         <ns0:rPr>

--- a/docs/01_PROJECT_SPEC_CURRENT_FULL.docx
+++ b/docs/01_PROJECT_SPEC_CURRENT_FULL.docx
@@ -939,7 +939,7 @@
         </ns0:rPr>
       </ns0:pPr>
       <ns0:r>
-        <ns0:t>LAST_UPDATED: 2026-03-20 JST</ns0:t>
+        <ns0:t>LAST_UPDATED: 2026-03-21 JST</ns0:t>
       </ns0:r>
     </ns0:p>
     <ns0:p ns0:rsidR="00000000" ns0:rsidDel="00000000" ns0:rsidP="00000000" ns0:rsidRDefault="00000000" ns0:rsidRPr="00000000" ns1:paraId="0000002D">
@@ -20463,7 +20463,7 @@
     </ns0:p>
     <ns0:p>
       <ns0:r>
-        <ns0:t>- runtime subdir roles: `_completed/` is archive lane, `_reports/` is migration/retention audit lane.</ns0:t>
+        <ns0:t>- runtime subdir roles: `_completed/` is archive lane, `_reports/` is migration/retention audit lane???????????????? verify / migration / retention ??????????</ns0:t>
       </ns0:r>
     </ns0:p>
     <ns0:p>
@@ -20768,6 +20768,66 @@
         <ns0:t xml:space="preserve">  - initial current candidate selection: choose latest successful timestamped apply set per category/year with complete pair (apply_output + apply_summary).</ns0:t>
       </ns0:r>
     </ns0:p>
+    <ns0:p>
+      <ns0:pPr/>
+      <ns0:r>
+        <ns0:t>5-8-A) Repo / Output Hygiene Constitution????</ns0:t>
+      </ns0:r>
+    </ns0:p>
+    <ns0:p>
+      <ns0:pPr/>
+      <ns0:r>
+        <ns0:t>- ?????? `data/current` / `data/history` / `data/runtime` ??????`_trash` ?????? hold lane ????? temp / backup / report root ???????</ns0:t>
+      </ns0:r>
+    </ns0:p>
+    <ns0:p>
+      <ns0:pPr/>
+      <ns0:r>
+        <ns0:t>- `current` = ?????`history` = ??/?? lane?`runtime` = runtime input / staging lane?`phase1_seed10` = working/validation lane??? canonical root ??????</ns0:t>
+      </ns0:r>
+    </ns0:p>
+    <ns0:p>
+      <ns0:pPr/>
+      <ns0:r>
+        <ns0:t>- app/read-only ? current first ????history ? default runtime / search path ??????R2 ? current ???????????history ? audit lane ??????</ns0:t>
+      </ns0:r>
+    </ns0:p>
+    <ns0:p>
+      <ns0:pPr/>
+      <ns0:r>
+        <ns0:t>- cleanup ??????????????? artifact ????????????????????????????????????</ns0:t>
+      </ns0:r>
+    </ns0:p>
+    <ns0:p>
+      <ns0:pPr/>
+      <ns0:r>
+        <ns0:t>- optional artifact ??? opt-in guard `ART_PULSE_OUTPUT_ARTIFACTS` ?????????default-off ? `preview` / `diagnostics` / `report` / `latest` / `diff` / `inventory`?</ns0:t>
+      </ns0:r>
+    </ns0:p>
+    <ns0:p>
+      <ns0:pPr/>
+      <ns0:r>
+        <ns0:t>- ???? json/csv/md ? mirror ??????`latest` + timestamped ??????????????timestamped ????????? `latest` alias ??????</ns0:t>
+      </ns0:r>
+    </ns0:p>
+    <ns0:p>
+      <ns0:pPr/>
+      <ns0:r>
+        <ns0:t>- essential artifact ?????????????`run_r2_sync.py` ? plan log ? `apply-prune` guard ?????? human memo ?????? essential artifact ????????</ns0:t>
+      </ns0:r>
+    </ns0:p>
+    <ns0:p>
+      <ns0:pPr/>
+      <ns0:r>
+        <ns0:t>- `run_phase1_seed10_exhibition_image_collect.py` ? `summary_latest` ? default-off ???timestamped summary ?????????`latest` ??? opt-in ???????</ns0:t>
+      </ns0:r>
+    </ns0:p>
+    <ns0:p>
+      <ns0:pPr/>
+      <ns0:r>
+        <ns0:t>- `run_text_enrichment_delta_promote.py` ? dry-run `current_preview` / `runtime_preview` / diagnostics / category report / run report ? optional artifact ????default-off ??????</ns0:t>
+      </ns0:r>
+    </ns0:p>
     <ns0:p ns0:rsidR="00000000" ns0:rsidDel="00000000" ns0:rsidP="00000000" ns0:rsidRDefault="00000000" ns0:rsidRPr="00000000" ns1:paraId="00000482">
       <ns0:pPr>
         <ns0:spacing ns0:line="276" ns0:lineRule="auto"/>
@@ -21897,18 +21957,8 @@
           <ns0:highlight ns0:val="white"/>
         </ns0:rPr>
       </ns0:pPr>
-      <ns0:r ns0:rsidDel="00000000" ns0:rsidR="00000000" ns0:rsidRPr="00000000">
-        <ns0:rPr>
-          <ns0:rFonts ns0:ascii="Arial Unicode MS" ns0:cs="Arial Unicode MS" ns0:eastAsia="Arial Unicode MS" ns0:hAnsi="Arial Unicode MS"/>
-          <ns0:highlight ns0:val="white"/>
-          <ns0:rtl ns0:val="0"/>
-        </ns0:rPr>
-        <ns0:t xml:space="preserve">- RAG抽出の実行summary/reportには、対象内訳（最低: fair/gallery単位の対象人数・成功人数・取得件数・成功率%）を必須で残す（画像は取得画像枚数、テキストは抽出レコード件数）。</ns0:t>
-      </ns0:r>
-      <ns0:r ns0:rsidDel="00000000" ns0:rsidR="00000000" ns0:rsidRPr="00000000">
-        <ns0:rPr>
-          <ns0:rtl ns0:val="0"/>
-        </ns0:rPr>
+      <ns0:r>
+        <ns0:t>- RAG?????summary??????????: fair/gallery?????????????????????%??????????????????????????????????? report / diagnostics / preview / latest / diff / inventory ? default-off ???incident / debug / verify ??? opt-in ???????</ns0:t>
       </ns0:r>
     </ns0:p>
     <ns0:p ns0:rsidR="00000000" ns0:rsidDel="00000000" ns0:rsidP="00000000" ns0:rsidRDefault="00000000" ns0:rsidRPr="00000000" ns1:paraId="000004C1">
@@ -22458,6 +22508,86 @@
       </ns0:pPr>
       <ns0:r>
         <ns0:t>- コストが発生する再実行の前には、「何を再実行するか」「なぜ必要か」「再抽出なしでは駄目な理由」「予想されるコスト影響」を短く提示し、確認が取れるまで進めない。</ns0:t>
+      </ns0:r>
+    </ns0:p>
+    <ns0:p>
+      <ns0:pPr>
+        <ns0:pStyle ns0:val="Heading2"/>
+      </ns0:pPr>
+      <ns0:r>
+        <ns0:t>6-4-B) Cleanup / Artifact Proliferation Prevention Constitution????</ns0:t>
+      </ns0:r>
+    </ns0:p>
+    <ns0:p>
+      <ns0:pPr>
+        <ns0:pStyle ns0:val="Heading2"/>
+      </ns0:pPr>
+      <ns0:r>
+        <ns0:t>- ??????????????temp???mirror?cleanup??cleanup artifact ??????backup / tmp / hold / report ??????????????</ns0:t>
+      </ns0:r>
+    </ns0:p>
+    <ns0:p>
+      <ns0:pPr>
+        <ns0:pStyle ns0:val="Heading2"/>
+      </ns0:pPr>
+      <ns0:r>
+        <ns0:t>- `_trash` ??? temp / hold / backup ???????????????????????????? root ??????</ns0:t>
+      </ns0:r>
+    </ns0:p>
+    <ns0:p>
+      <ns0:pPr>
+        <ns0:pStyle ns0:val="Heading2"/>
+      </ns0:pPr>
+      <ns0:r>
+        <ns0:t>- random / ????? temp dir ? timestamp dir ????????????????????????? runtime path ???????</ns0:t>
+      </ns0:r>
+    </ns0:p>
+    <ns0:p>
+      <ns0:pPr>
+        <ns0:pStyle ns0:val="Heading2"/>
+      </ns0:pPr>
+      <ns0:r>
+        <ns0:t>- old tests/fixtures?one-off migration script?incident?? repair script ??SSOT????????? active dependency ???????</ns0:t>
+      </ns0:r>
+    </ns0:p>
+    <ns0:p>
+      <ns0:pPr>
+        <ns0:pStyle ns0:val="Heading2"/>
+      </ns0:pPr>
+      <ns0:r>
+        <ns0:t>6-4-C) Text enrichment small-delta incident standard response????</ns0:t>
+      </ns0:r>
+    </ns0:p>
+    <ns0:p>
+      <ns0:pPr>
+        <ns0:pStyle ns0:val="Heading2"/>
+      </ns0:pPr>
+      <ns0:r>
+        <ns0:t>- future Text enrichment small-delta incident ? standard first-response ? `existing-artifact diagnosis -&gt; intentional drop -&gt; localized repair -&gt; no-reextraction delta promote` ????</ns0:t>
+      </ns0:r>
+    </ns0:p>
+    <ns0:p>
+      <ns0:pPr>
+        <ns0:pStyle ns0:val="Heading2"/>
+      </ns0:pPr>
+      <ns0:r>
+        <ns0:t>- standard entrypoint ? `run_text_enrichment_delta_promote.py` ??????small-delta incident ?? full rerun / full rebuild / re-extraction / batch rerun / canonical rebuild / promote rerun ??????????</ns0:t>
+      </ns0:r>
+    </ns0:p>
+    <ns0:p>
+      <ns0:pPr>
+        <ns0:pStyle ns0:val="Heading2"/>
+      </ns0:pPr>
+      <ns0:r>
+        <ns0:t>- full rerun / full rebuild / re-extraction / batch rerun / canonical rebuild / promote rerun ? last resort ?? user-confirmed only ?????? artifact / logs / current/history/runtime ??????????????????</ns0:t>
+      </ns0:r>
+    </ns0:p>
+    <ns0:p>
+      <ns0:pPr>
+        <ns0:pStyle ns0:val="Heading2"/>
+      </ns0:pPr>
+      <ns0:r>
+        <ns0:t>- `run_artist_text_canonical_dryrun.py` ? `run_artist_text_canonical_execute.py` ? retire ?? one-off incident script ?????????????????????</ns0:t>
       </ns0:r>
     </ns0:p>
     <ns0:p ns0:rsidR="00000000" ns0:rsidDel="00000000" ns0:rsidP="00000000" ns0:rsidRDefault="00000000" ns0:rsidRPr="00000000" ns1:paraId="000004D9">
@@ -22733,7 +22863,7 @@
         </ns0:rPr>
       </ns0:pPr>
       <ns0:r>
-        <ns0:t>- Immediate priority is `A12_PHASE5_EXCLUSIVE_ADVISOR_KICKOFF_01`. Operational rule: keep Feature 4 Advisor in major-regression-only tiny-fix mode, and move the next main effort to Feature 5 Exclusive Advisor.</ns0:t>
+        <ns0:t>- Main-roadmap return note: repo hygiene / output hygiene lane is completed and fixed. Keep Feature 4 Advisor in major-regression-only tiny-fix mode, and resume normal feature work only by explicit user task?cleanup ??? Feature 5 ??????????</ns0:t>
       </ns0:r>
     </ns0:p>
     <ns0:p ns0:rsidR="00000000" ns0:rsidDel="00000000" ns0:rsidP="00000000" ns0:rsidRDefault="00000000" ns0:rsidRPr="00000000" ns1:paraId="000004E6">

--- a/docs/01_PROJECT_SPEC_CURRENT_FULL.docx
+++ b/docs/01_PROJECT_SPEC_CURRENT_FULL.docx
@@ -939,7 +939,7 @@
         </ns0:rPr>
       </ns0:pPr>
       <ns0:r>
-        <ns0:t>LAST_UPDATED: 2026-03-21 JST</ns0:t>
+        <ns0:t>LAST_UPDATED: 2026-03-22 JST</ns0:t>
       </ns0:r>
     </ns0:p>
     <ns0:p ns0:rsidR="00000000" ns0:rsidDel="00000000" ns0:rsidP="00000000" ns0:rsidRDefault="00000000" ns0:rsidRPr="00000000" ns1:paraId="0000002D">
@@ -26600,6 +26600,106 @@
         <ns0:rPr>
           <ns0:rtl ns0:val="0"/>
         </ns0:rPr>
+      </ns0:r>
+    </ns0:p>
+    <ns0:p>
+      <ns0:r>
+        <ns0:t>============================================================</ns0:t>
+      </ns0:r>
+    </ns0:p>
+    <ns0:p>
+      <ns0:r>
+        <ns0:t>11. 2026-03 Canonical Storage and Ledger Lane Closeout (SSOT addendum)</ns0:t>
+      </ns0:r>
+    </ns0:p>
+    <ns0:p>
+      <ns0:r>
+        <ns0:t>- output hygiene constitution: optional artifacts are opt-in only; default `preview` / `diagnostics` / `report` / `latest` / `diff` / `inventory` remain off; new temp / backup / report roots and duplicate mirror storage are prohibited by default; `run_r2_sync.py` plan log remains the essential exception; `run_phase1_seed10_exhibition_image_collect.py` `summary_latest` remains default-off; storage consolidation should prefer path/move updates without API rerun.</ns0:t>
+      </ns0:r>
+    </ns0:p>
+    <ns0:p>
+      <ns0:r>
+        <ns0:t>- canonical current roots: `data/current/raw/*.jsonl`, `data/current/vector/artists/*`, `data/current/images/metadata/*.jsonl`, and `data/current/images/cache/**` are the canonical persistent lanes for those families.</ns0:t>
+      </ns0:r>
+    </ns0:p>
+    <ns0:p>
+      <ns0:r>
+        <ns0:t>- `data/phase1_seed10/` is not the long-term canonical root. It remains a working / validation / retained-lane legacy parent, while text current/history/runtime is already canonicalized.</ns0:t>
+      </ns0:r>
+    </ns0:p>
+    <ns0:p>
+      <ns0:r>
+        <ns0:t>- supersession note: any older wording that implied `data/phase1_seed10/raw`, `data/phase1_seed10/derived/vector`, or `data/phase1_seed10/derived/images` are the current formal roots is superseded by this closeout state.</ns0:t>
+      </ns0:r>
+    </ns0:p>
+    <ns0:p>
+      <ns0:r>
+        <ns0:t>- ledger retained-lane policy: `visited_pages*`, `failed_fetches_seed10_2025.json`, `failed_fetches_artists_seed10_2025.json`, `failed_fetches_artist_image_collect_{year}.json`, and `artist_master_global.json` remain retained in `data/phase1_seed10/logs/` and are not default storage-move targets.</ns0:t>
+      </ns0:r>
+    </ns0:p>
+    <ns0:p>
+      <ns0:r>
+        <ns0:t>- moved ledger exception: `data/current/ledgers/artist_works_images_known_unresolvable.json`.</ns0:t>
+      </ns0:r>
+    </ns0:p>
+    <ns0:p>
+      <ns0:r>
+        <ns0:t>- future ledger revisit, if any, must be treated as a behavior-contract task rather than a default storage-move continuation.</ns0:t>
+      </ns0:r>
+    </ns0:p>
+    <ns0:p>
+      <ns0:r>
+        <ns0:t>- Text enrichment small-delta standard first-response is `existing-artifact diagnosis -&gt; intentional drop -&gt; localized repair -&gt; no-reextraction delta promote`. Standard entrypoint = `run_text_enrichment_delta_promote.py`. `run_artist_text_canonical_dryrun.py` and `run_artist_text_canonical_execute.py` are retired one-off scripts.</ns0:t>
+      </ns0:r>
+    </ns0:p>
+    <ns0:p>
+      <ns0:r>
+        <ns0:t>- repo hygiene cleanup = completed, output hygiene permanent guard = completed, aggressive prune = fully accepted, canonical storage major rebase is at a stopping point, and main-roadmap return is the active direction. Feature 5 must not auto-start without explicit user task.</ns0:t>
+      </ns0:r>
+    </ns0:p>
+    <ns0:p>
+      <ns0:r>
+        <ns0:t>12. 2026-03-22 Proof Lane Final Closeout (SSOT addendum)</ns0:t>
+      </ns0:r>
+    </ns0:p>
+    <ns0:p>
+      <ns0:r>
+        <ns0:t>- proof lane final state: cleanup / storage rebase / hygiene / aggressive prune / ledger closeout / guarded R2 sync / old-prefix cleanup / strict current-only hardening / no-API smoke are completed, and the proof criteria fixed in this chat are treated as satisfied for items 1-5.</ns0:t>
+      </ns0:r>
+    </ns0:p>
+    <ns0:p>
+      <ns0:r>
+        <ns0:t>- current formal families: `data/current/raw/*.jsonl`, `data/current/vector/artists/*`, `data/current/images/metadata/*.jsonl`, `data/current/images/cache/**`, `data/current/enrichment/*.jsonl`, `data/history/enrichment/{artists,exhibitions}/*`, `data/runtime/enrichment_requests/{artists,exhibitions}/*`, and `data/Tarutani_data/*`.</ns0:t>
+      </ns0:r>
+    </ns0:p>
+    <ns0:p>
+      <ns0:r>
+        <ns0:t>- current-family R2 reflection is complete for `artists_vector_current`, `raw_current_primary`, `images_metadata_current`, and `images_cache_current`; final verify for those scopes is fixed as `would_upload=0 / would_prune=0`.</ns0:t>
+      </ns0:r>
+    </ns0:p>
+    <ns0:p>
+      <ns0:r>
+        <ns0:t>- legacy / old-prefix cleanup is complete for `phase1_seed10_legacy_images_prune`, `phase1_seed10_legacy_image_metadata_prune`, `phase1_seed10_legacy_vector_prune`, `phase1_seed10_legacy_request_prune`, `phase1_seed10_derived_manifest_legacy_prune`, `phase1_seed10_source_legacy_prune`, `tarutani_legacy_vectors_prune`, `tarutani_legacy_logs_prune`, and `tarutani_legacy_derived_prune`; final verify for those scopes is fixed as `would_upload=0 / would_prune=0`.</ns0:t>
+      </ns0:r>
+    </ns0:p>
+    <ns0:p>
+      <ns0:r>
+        <ns0:t>- top-level storage interpretation: `data/` is the formal keep root; `phase1_seed10/` remains only as working / validation / retained-ledger parent because `data/phase1_seed10/logs/` is retained; old `tarutani/` prefix is cleanup-complete and is not an active runtime root.</ns0:t>
+      </ns0:r>
+    </ns0:p>
+    <ns0:p>
+      <ns0:r>
+        <ns0:t>- strict current-only runtime contract is complete: 1)/3) text lane legacy fallback removal is completed, `phase2_common_readonly.py` text enrichment resolver is strict current-only, `run_phase1_seed10.py` no longer touches legacy `data/phase1_seed10/derived`, and 2)/4) image lanes remain current image metadata + current image cache only.</ns0:t>
+      </ns0:r>
+    </ns0:p>
+    <ns0:p>
+      <ns0:r>
+        <ns0:t>- no-API runtime proof is complete: 1) Exhibitions Text current-only runtime read passed, 3) Artist Text current-only runtime read passed, 2) Exhibitions Image / 4) Artist Works Images current-only runtime read passed, rerun skip proof passed, and new-save contract proof to current formal lanes passed.</ns0:t>
+      </ns0:r>
+    </ns0:p>
+    <ns0:p>
+      <ns0:r>
+        <ns0:t>- roadmap / operation note: cleanup is no longer a default active lane, return to the main roadmap is allowed, and Feature 5 / Exclusive Advisor must start only on explicit user instruction.</ns0:t>
       </ns0:r>
     </ns0:p>
     <ns0:sectPr>

--- a/docs/01_PROJECT_SPEC_CURRENT_FULL.docx
+++ b/docs/01_PROJECT_SPEC_CURRENT_FULL.docx
@@ -120,20 +120,8 @@
         <ns0:spacing ns0:line="276" ns0:lineRule="auto"/>
         <ns0:rPr/>
       </ns0:pPr>
-      <ns0:hyperlink ns0:anchor="qhgonpcabtww">
-        <ns0:r ns0:rsidDel="00000000" ns0:rsidR="00000000" ns0:rsidRPr="00000000">
-          <ns0:rPr>
-            <ns0:color ns0:val="1155cc"/>
-            <ns0:u ns0:val="single"/>
-            <ns0:rtl ns0:val="0"/>
-          </ns0:rPr>
-          <ns0:t xml:space="preserve">2. アプリ機能（最終成果物：①〜⑥）</ns0:t>
-        </ns0:r>
-      </ns0:hyperlink>
-      <ns0:r ns0:rsidDel="00000000" ns0:rsidR="00000000" ns0:rsidRPr="00000000">
-        <ns0:rPr>
-          <ns0:rtl ns0:val="0"/>
-        </ns0:rPr>
+      <ns0:r>
+        <ns0:t>2. アプリ機能（最終成果物：①〜⑦）</ns0:t>
       </ns0:r>
     </ns0:p>
     <ns0:p ns0:rsidR="00000000" ns0:rsidDel="00000000" ns0:rsidP="00000000" ns0:rsidRDefault="00000000" ns0:rsidRPr="00000000" ns1:paraId="00000008">
@@ -3493,18 +3481,8 @@
           <ns0:highlight ns0:val="white"/>
         </ns0:rPr>
       </ns0:pPr>
-      <ns0:r ns0:rsidDel="00000000" ns0:rsidR="00000000" ns0:rsidRPr="00000000">
-        <ns0:rPr>
-          <ns0:rFonts ns0:ascii="Arial Unicode MS" ns0:cs="Arial Unicode MS" ns0:eastAsia="Arial Unicode MS" ns0:hAnsi="Arial Unicode MS"/>
-          <ns0:highlight ns0:val="white"/>
-          <ns0:rtl ns0:val="0"/>
-        </ns0:rPr>
-        <ns0:t xml:space="preserve">2. アプリ機能（最終成果物：①〜⑥）</ns0:t>
-      </ns0:r>
-      <ns0:r ns0:rsidDel="00000000" ns0:rsidR="00000000" ns0:rsidRPr="00000000">
-        <ns0:rPr>
-          <ns0:rtl ns0:val="0"/>
-        </ns0:rPr>
+      <ns0:r>
+        <ns0:t>2. アプリ機能（最終成果物：①〜⑦）</ns0:t>
       </ns0:r>
     </ns0:p>
     <ns0:p ns0:rsidR="00000000" ns0:rsidDel="00000000" ns0:rsidP="00000000" ns0:rsidRDefault="00000000" ns0:rsidRPr="00000000" ns1:paraId="000000C1">
@@ -9198,6 +9176,176 @@
         </ns0:rPr>
       </ns0:r>
     </ns0:p>
+    <ns0:p>
+      <ns0:pPr/>
+      <ns0:r>
+        <ns0:t>------------------------------------------------------------</ns0:t>
+      </ns0:r>
+    </ns0:p>
+    <ns0:p>
+      <ns0:pPr>
+        <ns0:pStyle ns0:val="Heading3"/>
+      </ns0:pPr>
+      <ns0:r>
+        <ns0:t>⑦「ArtWork Search」</ns0:t>
+      </ns0:r>
+    </ns0:p>
+    <ns0:p>
+      <ns0:pPr/>
+      <ns0:r>
+        <ns0:t>------------------------------------------------------------</ns0:t>
+      </ns0:r>
+    </ns0:p>
+    <ns0:p>
+      <ns0:pPr/>
+      <ns0:r>
+        <ns0:t>目的</ns0:t>
+      </ns0:r>
+    </ns0:p>
+    <ns0:p>
+      <ns0:pPr/>
+      <ns0:r>
+        <ns0:t>- 既存の Artist Works Images を対象に、作品画像の類似検索を行う。</ns0:t>
+      </ns0:r>
+    </ns0:p>
+    <ns0:p>
+      <ns0:pPr/>
+      <ns0:r>
+        <ns0:t>- query = text / image. japanese text -&gt; gpt-5-mini rewrite -&gt; short English search query -&gt; OpenCLIP. english text -&gt; direct OpenCLIP. image query -&gt; direct OpenCLIP.</ns0:t>
+      </ns0:r>
+    </ns0:p>
+    <ns0:p>
+      <ns0:pPr/>
+      <ns0:r>
+        <ns0:t>- current corpus = existing 10-gallery current corpus. current implementation exists, and Feature 7 status is accepted for current scope.</ns0:t>
+      </ns0:r>
+    </ns0:p>
+    <ns0:p>
+      <ns0:pPr/>
+      <ns0:r>
+        <ns0:t>入力</ns0:t>
+      </ns0:r>
+    </ns0:p>
+    <ns0:p>
+      <ns0:pPr/>
+      <ns0:r>
+        <ns0:t>- テキスト</ns0:t>
+      </ns0:r>
+    </ns0:p>
+    <ns0:p>
+      <ns0:pPr/>
+      <ns0:r>
+        <ns0:t>- 画像（query用。session-only）</ns0:t>
+      </ns0:r>
+    </ns0:p>
+    <ns0:p>
+      <ns0:pPr/>
+      <ns0:r>
+        <ns0:t>検索観点（初期）</ns0:t>
+      </ns0:r>
+    </ns0:p>
+    <ns0:p>
+      <ns0:pPr/>
+      <ns0:r>
+        <ns0:t>- 色</ns0:t>
+      </ns0:r>
+    </ns0:p>
+    <ns0:p>
+      <ns0:pPr/>
+      <ns0:r>
+        <ns0:t>- 形状</ns0:t>
+      </ns0:r>
+    </ns0:p>
+    <ns0:p>
+      <ns0:pPr/>
+      <ns0:r>
+        <ns0:t>- 構成</ns0:t>
+      </ns0:r>
+    </ns0:p>
+    <ns0:p>
+      <ns0:pPr/>
+      <ns0:r>
+        <ns0:t>- 全体印象</ns0:t>
+      </ns0:r>
+    </ns0:p>
+    <ns0:p>
+      <ns0:pPr/>
+      <ns0:r>
+        <ns0:t>出力</ns0:t>
+      </ns0:r>
+    </ns0:p>
+    <ns0:p>
+      <ns0:pPr/>
+      <ns0:r>
+        <ns0:t>- 類似画像一覧</ns0:t>
+      </ns0:r>
+    </ns0:p>
+    <ns0:p>
+      <ns0:pPr/>
+      <ns0:r>
+        <ns0:t>- 付帯情報：artist / gallery / fair / source_url 等</ns0:t>
+      </ns0:r>
+    </ns0:p>
+    <ns0:p>
+      <ns0:pPr/>
+      <ns0:r>
+        <ns0:t>対象コーパス（固定）</ns0:t>
+      </ns0:r>
+    </ns0:p>
+    <ns0:p>
+      <ns0:pPr/>
+      <ns0:r>
+        <ns0:t>- Artist Works Images のみ</ns0:t>
+      </ns0:r>
+    </ns0:p>
+    <ns0:p>
+      <ns0:pPr/>
+      <ns0:r>
+        <ns0:t>- 対象外：Exhibitions Image / Tarutani / Artist Text / Exhibitions Text</ns0:t>
+      </ns0:r>
+    </ns0:p>
+    <ns0:p>
+      <ns0:pPr/>
+      <ns0:r>
+        <ns0:t>実装/保存の前提</ns0:t>
+      </ns0:r>
+    </ns0:p>
+    <ns0:p>
+      <ns0:pPr/>
+      <ns0:r>
+        <ns0:t>- ⑦は新しいRAGカテゴリ追加ではなく、既存の Artist Works Images を使う app feature として扱う。</ns0:t>
+      </ns0:r>
+    </ns0:p>
+    <ns0:p>
+      <ns0:pPr/>
+      <ns0:r>
+        <ns0:t>- 画像の再抽出を前提にしない。</ns0:t>
+      </ns0:r>
+    </ns0:p>
+    <ns0:p>
+      <ns0:pPr/>
+      <ns0:r>
+        <ns0:t>- 画像本体の二重保存を禁止する。</ns0:t>
+      </ns0:r>
+    </ns0:p>
+    <ns0:p>
+      <ns0:pPr/>
+      <ns0:r>
+        <ns0:t>- 既存の `data/current/images/metadata/*.jsonl` と `data/current/images/cache/**` をそのまま参照する。</ns0:t>
+      </ns0:r>
+    </ns0:p>
+    <ns0:p>
+      <ns0:pPr/>
+      <ns0:r>
+        <ns0:t>- 追加保存してよいのは OpenCLIP embeddings / search index / id対応metadata のみ。</ns0:t>
+      </ns0:r>
+    </ns0:p>
+    <ns0:p>
+      <ns0:pPr/>
+      <ns0:r>
+        <ns0:t>- query画像は session-only とし、保存しない / R2へ置かない / corpusへ混ぜない。</ns0:t>
+      </ns0:r>
+    </ns0:p>
     <ns0:p ns0:rsidR="00000000" ns0:rsidDel="00000000" ns0:rsidP="00000000" ns0:rsidRDefault="00000000" ns0:rsidRPr="00000000" ns1:paraId="00000203">
       <ns0:pPr>
         <ns0:spacing ns0:line="276" ns0:lineRule="auto"/>
@@ -9537,6 +9685,12 @@
         </ns0:rPr>
       </ns0:r>
     </ns0:p>
+    <ns0:p>
+      <ns0:pPr/>
+      <ns0:r>
+        <ns0:t>- ⑦「ArtWork Search」は新しいRAGカテゴリ追加ではなく、④ Artist Works Images を使う app feature として扱う。</ns0:t>
+      </ns0:r>
+    </ns0:p>
     <ns0:p ns0:rsidR="00000000" ns0:rsidDel="00000000" ns0:rsidP="00000000" ns0:rsidRDefault="00000000" ns0:rsidRPr="00000000" ns1:paraId="00000215">
       <ns0:pPr>
         <ns0:spacing ns0:line="276" ns0:lineRule="auto"/>
@@ -19938,6 +20092,42 @@
         <ns0:rPr>
           <ns0:rtl ns0:val="0"/>
         </ns0:rPr>
+      </ns0:r>
+    </ns0:p>
+    <ns0:p>
+      <ns0:pPr/>
+      <ns0:r>
+        <ns0:t>Feature 7 ArtWork Search ??????current implementation exists / accepted for current scope?</ns0:t>
+      </ns0:r>
+    </ns0:p>
+    <ns0:p>
+      <ns0:pPr/>
+      <ns0:r>
+        <ns0:t>- 既存入力の正本は `data/current/images/metadata/*.jsonl` と `data/current/images/cache/**` とする。</ns0:t>
+      </ns0:r>
+    </ns0:p>
+    <ns0:p>
+      <ns0:pPr/>
+      <ns0:r>
+        <ns0:t>- ⑦のために画像を再抽出しない。</ns0:t>
+      </ns0:r>
+    </ns0:p>
+    <ns0:p>
+      <ns0:pPr/>
+      <ns0:r>
+        <ns0:t>- ⑦のために画像本体を重複保存しない。</ns0:t>
+      </ns0:r>
+    </ns0:p>
+    <ns0:p>
+      <ns0:pPr/>
+      <ns0:r>
+        <ns0:t>- current implementation ??????? OpenCLIP embeddings / search index / id map ? `data/current/vector/artist_works_images/` ????translation redesign ?? query-side translation only ???re-vectorization redesign ??????</ns0:t>
+      </ns0:r>
+    </ns0:p>
+    <ns0:p>
+      <ns0:pPr/>
+      <ns0:r>
+        <ns0:t>- query画像は session-only とし、保存しない / R2へ置かない / corpusへ混ぜない。</ns0:t>
       </ns0:r>
     </ns0:p>
     <ns0:p ns0:rsidR="00000000" ns0:rsidDel="00000000" ns0:rsidP="00000000" ns0:rsidRDefault="00000000" ns0:rsidRPr="00000000" ns1:paraId="0000044A">
@@ -20896,6 +21086,18 @@
         <ns0:t xml:space="preserve">- 画像は原則、アプリ起動時に一括同期しない（必要になった画像だけR2から参照する）。ただし開発/検証や快適性優先の環境では、任意で先読み（必要分の事前取得）してよい。</ns0:t>
       </ns0:r>
     </ns0:p>
+    <ns0:p>
+      <ns0:pPr/>
+      <ns0:r>
+        <ns0:t>- ??ArtWork Search???????????? current image metadata + current image cache ??????? OpenCLIP embeddings / search index / id map ??????????gpt-5-mini rewrite ???? japanese text query only ?????? / ?????? / re-vectorization redesign ??????</ns0:t>
+      </ns0:r>
+    </ns0:p>
+    <ns0:p>
+      <ns0:pPr/>
+      <ns0:r>
+        <ns0:t>- ?? verify-first ? accepted route ?????????re-extraction / rebuild / API?????????????????????? old japanese bilingual expansion / weighted max merge / Google Translation path ? remove ????????</ns0:t>
+      </ns0:r>
+    </ns0:p>
     <ns0:p ns0:rsidR="00000000" ns0:rsidDel="00000000" ns0:rsidP="00000000" ns0:rsidRDefault="00000000" ns0:rsidRPr="00000000" ns1:paraId="00000486">
       <ns0:pPr>
         <ns0:spacing ns0:line="276" ns0:lineRule="auto"/>
@@ -20903,10 +21105,8 @@
           <ns0:highlight ns0:val="white"/>
         </ns0:rPr>
       </ns0:pPr>
-      <ns0:r ns0:rsidDel="00000000" ns0:rsidR="00000000" ns0:rsidRPr="00000000">
-        <ns0:rPr>
-          <ns0:rtl ns0:val="0"/>
-        </ns0:rPr>
+      <ns0:r>
+        <ns0:t>- closeout note: old cloud/local translation credentials may still exist outside the repo, but the repo implementation no longer references Google Translation code / dependency / path.</ns0:t>
       </ns0:r>
     </ns0:p>
     <ns0:p ns0:rsidR="00000000" ns0:rsidDel="00000000" ns0:rsidP="00000000" ns0:rsidRDefault="00000000" ns0:rsidRPr="00000000" ns1:paraId="00000487">
@@ -21406,6 +21606,42 @@
           <ns0:rtl ns0:val="0"/>
         </ns0:rPr>
         <ns0:t xml:space="preserve">  ※Geminiの入力上限は token 基準（2048）なので、エラーが出る場合は、この上限値を下げて運用で調整する。</ns0:t>
+      </ns0:r>
+    </ns0:p>
+    <ns0:p>
+      <ns0:pPr/>
+      <ns0:r>
+        <ns0:t>Image-text retrieval?Feature 7 ArtWork Search: current implementation exists / accepted for current scope?</ns0:t>
+      </ns0:r>
+    </ns0:p>
+    <ns0:p>
+      <ns0:pPr/>
+      <ns0:r>
+        <ns0:t>- engine?OpenCLIP ???????????? `torch` / `open-clip-torch` ????</ns0:t>
+      </ns0:r>
+    </ns0:p>
+    <ns0:p>
+      <ns0:pPr/>
+      <ns0:r>
+        <ns0:t>- 対象：Artist Works Images のみ</ns0:t>
+      </ns0:r>
+    </ns0:p>
+    <ns0:p>
+      <ns0:pPr/>
+      <ns0:r>
+        <ns0:t>- query?english text -&gt; image ? direct OpenCLIP?japanese text -&gt; image ? gpt-5-mini rewrite -&gt; short English search query -&gt; OpenCLIP?image query -&gt; image ? direct OpenCLIP?</ns0:t>
+      </ns0:r>
+    </ns0:p>
+    <ns0:p>
+      <ns0:pPr/>
+      <ns0:r>
+        <ns0:t>- ⑦は新しいRAGカテゴリではなく、既存の current image metadata + current image cache を使う app feature として扱う。</ns0:t>
+      </ns0:r>
+    </ns0:p>
+    <ns0:p>
+      <ns0:pPr/>
+      <ns0:r>
+        <ns0:t>- query画像は session-only とし、保存しない / R2へ置かない / corpusへ混ぜない。</ns0:t>
       </ns0:r>
     </ns0:p>
     <ns0:p ns0:rsidR="00000000" ns0:rsidDel="00000000" ns0:rsidP="00000000" ns0:rsidRDefault="00000000" ns0:rsidRPr="00000000" ns1:paraId="000004A3">
@@ -22799,7 +23035,7 @@
         </ns0:rPr>
       </ns0:pPr>
       <ns0:r>
-        <ns0:t>- Current baseline (2026-03-19): feature 1 Art Pulse complete / feature 2 Exhibition Search complete / feature 3 Artist Search incident-closed / feature 4 Advisor is accepted/completed for the current scope: type1 text-only + image-attached text-question lanes are completed/locked, and type2 text-only + image-attached -&gt; image generation lanes are accepted.</ns0:t>
+        <ns0:t>- Current baseline (2026-03-24): feature 1 Art Pulse completed / feature 2 Exhibition Search completed / feature 3 Artist Search stable-almost-completed / feature 4 Advisor completed-accepted for current scope / feature 5 Exclusive Advisor not started and explicit-user-instruction-required / feature 6 Gallery list not started / feature 7 ArtWork Search current implementation exists / accepted for current scope.</ns0:t>
       </ns0:r>
     </ns0:p>
     <ns0:p ns0:rsidR="00000000" ns0:rsidDel="00000000" ns0:rsidP="00000000" ns0:rsidRDefault="00000000" ns0:rsidRPr="00000000" ns1:paraId="000004E2">
@@ -22820,6 +23056,12 @@
         <ns0:rPr>
           <ns0:rtl ns0:val="0"/>
         </ns0:rPr>
+      </ns0:r>
+    </ns0:p>
+    <ns0:p>
+      <ns0:pPr/>
+      <ns0:r>
+        <ns0:t>- Feature 7 ArtWork Search is an implemented app feature that reuses existing Artist Works Images, does not add a new RAG category, keeps OpenCLIP as the retrieval engine, uses gpt-5-mini rewrite only for japanese text queries, and is accepted for current scope.</ns0:t>
       </ns0:r>
     </ns0:p>
     <ns0:p ns0:rsidR="00000000" ns0:rsidDel="00000000" ns0:rsidP="00000000" ns0:rsidRDefault="00000000" ns0:rsidRPr="00000000" ns1:paraId="000004E3">
@@ -22863,7 +23105,7 @@
         </ns0:rPr>
       </ns0:pPr>
       <ns0:r>
-        <ns0:t>- Main-roadmap return note: repo hygiene / output hygiene lane is completed and fixed. Keep Feature 4 Advisor in major-regression-only tiny-fix mode, and resume normal feature work only by explicit user task?cleanup ??? Feature 5 ??????????</ns0:t>
+        <ns0:t>- Main-roadmap return note: repo hygiene / output hygiene lane is completed and fixed. Keep Feature 4 Advisor in major-regression-only tiny-fix mode, Feature 5 / Exclusive Advisor is explicit-user-instruction-only and not started, Feature 6 Gallery list is not started, and Feature 7 ArtWork Search is the current implementation lane accepted for current scope.</ns0:t>
       </ns0:r>
     </ns0:p>
     <ns0:p ns0:rsidR="00000000" ns0:rsidDel="00000000" ns0:rsidP="00000000" ns0:rsidRDefault="00000000" ns0:rsidRPr="00000000" ns1:paraId="000004E6">
@@ -22956,13 +23198,8 @@
           <ns0:highlight ns0:val="white"/>
         </ns0:rPr>
       </ns0:pPr>
-      <ns0:r ns0:rsidDel="00000000" ns0:rsidR="00000000" ns0:rsidRPr="00000000">
-        <ns0:rPr>
-          <ns0:rFonts ns0:ascii="Arial Unicode MS" ns0:cs="Arial Unicode MS" ns0:eastAsia="Arial Unicode MS" ns0:hAnsi="Arial Unicode MS"/>
-          <ns0:highlight ns0:val="white"/>
-          <ns0:rtl ns0:val="0"/>
-        </ns0:rPr>
-        <ns0:t xml:space="preserve">- ①〜⑤の5種類のRAGが揃ったら：アプリ機能①〜⑥を実装する。</ns0:t>
+      <ns0:r>
+        <ns0:t>- Feature 7 ArtWork Search ?????RAG?????????????? Artist Works Images ??? app feature ??? current implementation ????????? japanese text query ????? gpt-5-mini rewrite -&gt; short English search query -&gt; OpenCLIP ? english text / image ??? direct OpenCLIP ? row text rerank ???????</ns0:t>
       </ns0:r>
     </ns0:p>
     <ns0:p ns0:rsidR="00000000" ns0:rsidDel="00000000" ns0:rsidP="00000000" ns0:rsidRDefault="00000000" ns0:rsidRPr="00000000" ns1:paraId="000004EC">
@@ -23457,18 +23694,8 @@
           <ns0:highlight ns0:val="white"/>
         </ns0:rPr>
       </ns0:pPr>
-      <ns0:r ns0:rsidDel="00000000" ns0:rsidR="00000000" ns0:rsidRPr="00000000">
-        <ns0:rPr>
-          <ns0:rFonts ns0:ascii="Arial Unicode MS" ns0:cs="Arial Unicode MS" ns0:eastAsia="Arial Unicode MS" ns0:hAnsi="Arial Unicode MS"/>
-          <ns0:highlight ns0:val="white"/>
-          <ns0:rtl ns0:val="0"/>
-        </ns0:rPr>
-        <ns0:t xml:space="preserve">- 2（機能①〜⑥）/ 3（RAG種類）/ 9（リンク生成ルール）</ns0:t>
-      </ns0:r>
-      <ns0:r ns0:rsidDel="00000000" ns0:rsidR="00000000" ns0:rsidRPr="00000000">
-        <ns0:rPr>
-          <ns0:rtl ns0:val="0"/>
-        </ns0:rPr>
+      <ns0:r>
+        <ns0:t>- 2（機能①〜⑦）/ 3（RAG種類）/ 9（リンク生成ルール）</ns0:t>
       </ns0:r>
     </ns0:p>
     <ns0:p ns0:rsidR="00000000" ns0:rsidDel="00000000" ns0:rsidP="00000000" ns0:rsidRDefault="00000000" ns0:rsidRPr="00000000" ns1:paraId="00000508">
@@ -24495,11 +24722,8 @@
       <ns0:pPr>
         <ns0:rPr/>
       </ns0:pPr>
-      <ns0:r ns0:rsidDel="00000000" ns0:rsidR="00000000" ns0:rsidRPr="00000000">
-        <ns0:rPr>
-          <ns0:rtl ns0:val="0"/>
-        </ns0:rPr>
-        <ns0:t xml:space="preserve">- Phase 2 scope: implement and validate app functions 1-6 using 10-gallery RAG only.</ns0:t>
+      <ns0:r>
+        <ns0:t>- Phase 2 scope: implement and validate app functions 1-6 as the main line. Feature 7 ArtWork Search already has a current implementation, but translation redesign is planned, translation setup is prepared, and broader acceptance is still pending.</ns0:t>
       </ns0:r>
     </ns0:p>
     <ns0:p ns0:rsidR="00000000" ns0:rsidDel="00000000" ns0:rsidP="00000000" ns0:rsidRDefault="00000000" ns0:rsidRPr="00000000" ns1:paraId="00000549">
@@ -24532,18 +24756,8 @@
           <ns0:highlight ns0:val="white"/>
         </ns0:rPr>
       </ns0:pPr>
-      <ns0:r ns0:rsidDel="00000000" ns0:rsidR="00000000" ns0:rsidRPr="00000000">
-        <ns0:rPr>
-          <ns0:rFonts ns0:ascii="Arial Unicode MS" ns0:cs="Arial Unicode MS" ns0:eastAsia="Arial Unicode MS" ns0:hAnsi="Arial Unicode MS"/>
-          <ns0:highlight ns0:val="white"/>
-          <ns0:rtl ns0:val="0"/>
-        </ns0:rPr>
-        <ns0:t xml:space="preserve">Phase 2：アプリ機能①〜⑥の最小実装（RAGが取れてから）</ns0:t>
-      </ns0:r>
-      <ns0:r ns0:rsidDel="00000000" ns0:rsidR="00000000" ns0:rsidRPr="00000000">
-        <ns0:rPr>
-          <ns0:rtl ns0:val="0"/>
-        </ns0:rPr>
+      <ns0:r>
+        <ns0:t>Phase 2 ???? fixed ???Feature 7 ? current implementation exists + accepted for current scope ???????????</ns0:t>
       </ns0:r>
     </ns0:p>
     <ns0:p ns0:rsidR="00000000" ns0:rsidDel="00000000" ns0:rsidP="00000000" ns0:rsidRDefault="00000000" ns0:rsidRPr="00000000" ns1:paraId="0000054C">
@@ -24588,7 +24802,7 @@
         </ns0:rPr>
       </ns0:pPr>
       <ns0:r>
-        <ns0:t>- Current state (2026-03-19): feature 1 Art Pulse done / feature 2 Exhibition Search done / feature 3 Artist Search incident-closed / feature 4 Advisor accepted/completed for the current scope (type1 text-only + image-attached completed/locked, type2 text-only + image-attached -&gt; image generation accepted).</ns0:t>
+        <ns0:t>- Current state (2026-03-24): feature 1 Art Pulse completed / feature 2 Exhibition Search completed / feature 3 Artist Search stable / almost completed / feature 4 Advisor completed / accepted for current scope / feature 5 Exclusive Advisor not started and explicit-user-instruction-required / feature 6 Gallery list not started / feature 7 ArtWork Search current implementation exists / accepted for current scope.</ns0:t>
       </ns0:r>
     </ns0:p>
     <ns0:p ns0:rsidR="00000000" ns0:rsidDel="00000000" ns0:rsidP="00000000" ns0:rsidRDefault="00000000" ns0:rsidRPr="00000000" ns1:paraId="0000054F">
@@ -24619,16 +24833,8 @@
           <ns0:highlight ns0:val="white"/>
         </ns0:rPr>
       </ns0:pPr>
-      <ns0:r ns0:rsidDel="00000000" ns0:rsidR="00000000" ns0:rsidRPr="00000000">
-        <ns0:rPr>
-          <ns0:rtl ns0:val="0"/>
-        </ns0:rPr>
-        <ns0:t xml:space="preserve">- Feature 1 Art Pulse: article generation (persona answer, evidence display, image count rule).</ns0:t>
-      </ns0:r>
-      <ns0:r ns0:rsidDel="00000000" ns0:rsidR="00000000" ns0:rsidRPr="00000000">
-        <ns0:rPr>
-          <ns0:rtl ns0:val="0"/>
-        </ns0:rPr>
+      <ns0:r>
+        <ns0:t>- Feature 1 Art Pulse: completed.</ns0:t>
       </ns0:r>
     </ns0:p>
     <ns0:p ns0:rsidR="00000000" ns0:rsidDel="00000000" ns0:rsidP="00000000" ns0:rsidRDefault="00000000" ns0:rsidRPr="00000000" ns1:paraId="00000551">
@@ -24638,16 +24844,8 @@
           <ns0:highlight ns0:val="white"/>
         </ns0:rPr>
       </ns0:pPr>
-      <ns0:r ns0:rsidDel="00000000" ns0:rsidR="00000000" ns0:rsidRPr="00000000">
-        <ns0:rPr>
-          <ns0:rtl ns0:val="0"/>
-        </ns0:rPr>
-        <ns0:t xml:space="preserve">- Feature 2 Exhibition Search: result listing (text input / optional image input).</ns0:t>
-      </ns0:r>
-      <ns0:r ns0:rsidDel="00000000" ns0:rsidR="00000000" ns0:rsidRPr="00000000">
-        <ns0:rPr>
-          <ns0:rtl ns0:val="0"/>
-        </ns0:rPr>
+      <ns0:r>
+        <ns0:t>- Feature 2 Exhibition Search: completed.</ns0:t>
       </ns0:r>
     </ns0:p>
     <ns0:p ns0:rsidR="00000000" ns0:rsidDel="00000000" ns0:rsidP="00000000" ns0:rsidRDefault="00000000" ns0:rsidRPr="00000000" ns1:paraId="00000552">
@@ -24657,16 +24855,8 @@
           <ns0:highlight ns0:val="white"/>
         </ns0:rPr>
       </ns0:pPr>
-      <ns0:r ns0:rsidDel="00000000" ns0:rsidR="00000000" ns0:rsidRPr="00000000">
-        <ns0:rPr>
-          <ns0:rtl ns0:val="0"/>
-        </ns0:rPr>
-        <ns0:t xml:space="preserve">- Feature 3 Artist Search: result listing (text input / optional image input).</ns0:t>
-      </ns0:r>
-      <ns0:r ns0:rsidDel="00000000" ns0:rsidR="00000000" ns0:rsidRPr="00000000">
-        <ns0:rPr>
-          <ns0:rtl ns0:val="0"/>
-        </ns0:rPr>
+      <ns0:r>
+        <ns0:t>- Feature 3 Artist Search: stable / almost completed.</ns0:t>
       </ns0:r>
     </ns0:p>
     <ns0:p ns0:rsidR="00000000" ns0:rsidDel="00000000" ns0:rsidP="00000000" ns0:rsidRDefault="00000000" ns0:rsidRPr="00000000" ns1:paraId="00000553">
@@ -24676,16 +24866,8 @@
           <ns0:highlight ns0:val="white"/>
         </ns0:rPr>
       </ns0:pPr>
-      <ns0:r ns0:rsidDel="00000000" ns0:rsidR="00000000" ns0:rsidRPr="00000000">
-        <ns0:rPr>
-          <ns0:rtl ns0:val="0"/>
-        </ns0:rPr>
-        <ns0:t xml:space="preserve">- Feature 4 Advisor: creative consultation (text input / optional image input).</ns0:t>
-      </ns0:r>
-      <ns0:r ns0:rsidDel="00000000" ns0:rsidR="00000000" ns0:rsidRPr="00000000">
-        <ns0:rPr>
-          <ns0:rtl ns0:val="0"/>
-        </ns0:rPr>
+      <ns0:r>
+        <ns0:t>- Feature 4 Advisor: accepted/completed for the current scope (creative consultation; text input / optional image input).</ns0:t>
       </ns0:r>
     </ns0:p>
     <ns0:p ns0:rsidR="00000000" ns0:rsidDel="00000000" ns0:rsidP="00000000" ns0:rsidRDefault="00000000" ns0:rsidRPr="00000000" ns1:paraId="00000554">
@@ -24695,16 +24877,8 @@
           <ns0:highlight ns0:val="white"/>
         </ns0:rPr>
       </ns0:pPr>
-      <ns0:r ns0:rsidDel="00000000" ns0:rsidR="00000000" ns0:rsidRPr="00000000">
-        <ns0:rPr>
-          <ns0:rtl ns0:val="0"/>
-        </ns0:rPr>
-        <ns0:t xml:space="preserve">- Feature 5 Exclusive Advisor: Tarutani-only (text input / optional image input; Tarutani_Text is not mixed into generic search results, only shown as evidence excerpt).</ns0:t>
-      </ns0:r>
-      <ns0:r ns0:rsidDel="00000000" ns0:rsidR="00000000" ns0:rsidRPr="00000000">
-        <ns0:rPr>
-          <ns0:rtl ns0:val="0"/>
-        </ns0:rPr>
+      <ns0:r>
+        <ns0:t>- Feature 5 Exclusive Advisor: not started. Start only on explicit user instruction.</ns0:t>
       </ns0:r>
     </ns0:p>
     <ns0:p ns0:rsidR="00000000" ns0:rsidDel="00000000" ns0:rsidP="00000000" ns0:rsidRDefault="00000000" ns0:rsidRPr="00000000" ns1:paraId="00000555">
@@ -24714,16 +24888,14 @@
           <ns0:highlight ns0:val="white"/>
         </ns0:rPr>
       </ns0:pPr>
-      <ns0:r ns0:rsidDel="00000000" ns0:rsidR="00000000" ns0:rsidRPr="00000000">
-        <ns0:rPr>
-          <ns0:rtl ns0:val="0"/>
-        </ns0:rPr>
-        <ns0:t xml:space="preserve">- Feature 6 Gallery list: registered gallery listing view.</ns0:t>
-      </ns0:r>
-      <ns0:r ns0:rsidDel="00000000" ns0:rsidR="00000000" ns0:rsidRPr="00000000">
-        <ns0:rPr>
-          <ns0:rtl ns0:val="0"/>
-        </ns0:rPr>
+      <ns0:r>
+        <ns0:t>- Feature 6 Gallery list: not started.</ns0:t>
+      </ns0:r>
+    </ns0:p>
+    <ns0:p>
+      <ns0:pPr/>
+      <ns0:r>
+        <ns0:t>- Feature 7 ArtWork Search: current implementation exists / accepted for current scope. It reuses existing Artist Works Images only, supports text/image query, keeps OpenCLIP, uses `gpt-5-mini` rewrite only for japanese text queries, and keeps corpus storage unchanged.</ns0:t>
       </ns0:r>
     </ns0:p>
     <ns0:p ns0:rsidR="00000000" ns0:rsidDel="00000000" ns0:rsidP="00000000" ns0:rsidRDefault="00000000" ns0:rsidRPr="00000000" ns1:paraId="00000556">
@@ -26654,7 +26826,7 @@
     </ns0:p>
     <ns0:p>
       <ns0:r>
-        <ns0:t>- repo hygiene cleanup = completed, output hygiene permanent guard = completed, aggressive prune = fully accepted, canonical storage major rebase is at a stopping point, and main-roadmap return is the active direction. Feature 5 must not auto-start without explicit user task.</ns0:t>
+        <ns0:t>- repo hygiene cleanup = completed, output hygiene permanent guard = completed, aggressive prune = fully accepted, canonical storage major rebase is at a stopping point, and main-roadmap return is the active direction. Feature 5 must not auto-start without explicit user task, and Feature 7 now has a current implementation while translation redesign is planned, translation setup is prepared, and broader acceptance remains pending.</ns0:t>
       </ns0:r>
     </ns0:p>
     <ns0:p>
@@ -26699,7 +26871,7 @@
     </ns0:p>
     <ns0:p>
       <ns0:r>
-        <ns0:t>- roadmap / operation note: cleanup is no longer a default active lane, return to the main roadmap is allowed, and Feature 5 / Exclusive Advisor must start only on explicit user instruction.</ns0:t>
+        <ns0:t>- roadmap / operation note: cleanup is no longer a default active lane, return to the main roadmap is allowed, Feature 5 / Exclusive Advisor must start only on explicit user instruction, Feature 6 remains not started, and Feature 7 / ArtWork Search is a separate implementation-existing lane accepted for current scope.</ns0:t>
       </ns0:r>
     </ns0:p>
     <ns0:sectPr>

--- a/docs/01_PROJECT_SPEC_CURRENT_FULL.docx
+++ b/docs/01_PROJECT_SPEC_CURRENT_FULL.docx
@@ -24723,7 +24723,7 @@
         <ns0:rPr/>
       </ns0:pPr>
       <ns0:r>
-        <ns0:t>- Phase 2 scope: implement and validate app functions 1-6 as the main line. Feature 7 ArtWork Search already has a current implementation, but translation redesign is planned, translation setup is prepared, and broader acceptance is still pending.</ns0:t>
+        <ns0:t>- Phase 2 scope: implement and validate app functions 1-6 as the main line. Feature 7 ArtWork Search already has a current implementation and is accepted for current scope.</ns0:t>
       </ns0:r>
     </ns0:p>
     <ns0:p ns0:rsidR="00000000" ns0:rsidDel="00000000" ns0:rsidP="00000000" ns0:rsidRDefault="00000000" ns0:rsidRPr="00000000" ns1:paraId="00000549">
@@ -26811,7 +26811,7 @@
     </ns0:p>
     <ns0:p>
       <ns0:r>
-        <ns0:t>- moved ledger exception: `data/current/ledgers/artist_works_images_known_unresolvable.json`.</ns0:t>
+        <ns0:t>- current ledgers family: `data/current/ledgers/` is the formal current-ledger family root for ledgers read from current; retained lane main ledgers stay in `data/phase1_seed10/logs/`.</ns0:t>
       </ns0:r>
     </ns0:p>
     <ns0:p>
@@ -26826,7 +26826,7 @@
     </ns0:p>
     <ns0:p>
       <ns0:r>
-        <ns0:t>- repo hygiene cleanup = completed, output hygiene permanent guard = completed, aggressive prune = fully accepted, canonical storage major rebase is at a stopping point, and main-roadmap return is the active direction. Feature 5 must not auto-start without explicit user task, and Feature 7 now has a current implementation while translation redesign is planned, translation setup is prepared, and broader acceptance remains pending.</ns0:t>
+        <ns0:t>- repo hygiene cleanup = completed, output hygiene permanent guard = completed, aggressive prune = fully accepted, canonical storage major rebase is at a stopping point, and main-roadmap return is the active direction. Feature 5 must not auto-start without explicit user task, and Feature 7 is accepted for current scope.</ns0:t>
       </ns0:r>
     </ns0:p>
     <ns0:p>
@@ -26879,6 +26879,46 @@
       <ns0:pgMar ns0:bottom="262.32283464567104" ns0:top="0" ns0:left="1417.3228346456694" ns0:right="1440" ns0:header="720" ns0:footer="720"/>
       <ns0:pgNumType ns0:start="1"/>
     </ns0:sectPr>
+    <ns0:p>
+      <ns0:r>
+        <ns0:t>2026-03-24 DOC SYNC NOTE (current accepted baseline)</ns0:t>
+      </ns0:r>
+    </ns0:p>
+    <ns0:p>
+      <ns0:r>
+        <ns0:t>- Feature 7 UI current accepted state: fair options align with Feature 2/3 (`Frieze London` / `Liste Art Fair Basel` / `Frieze London + Liste Art Fair Basel`) with default `Frieze London + Liste Art Fair Basel`; card style aligns with Artist Search (`title=artist_name?artist_name_kana?`, `summary_ja`, one full-width fixed-height image); shared count caption is used; old inline `artifact=` / `mode=` / `fair:` labels are removed from normal UI.</ns0:t>
+      </ns0:r>
+    </ns0:p>
+    <ns0:p>
+      <ns0:r>
+        <ns0:t>- Feature 7 query route is fixed as japanese text rewrite-only (`gpt-5-mini`) and no-LLM for english text and image query.</ns0:t>
+      </ns0:r>
+    </ns0:p>
+    <ns0:p>
+      <ns0:r>
+        <ns0:t>- Feature 7 current artifacts are OpenCLIP embeddings / search index / id map under `data/current/vector/artist_works_images/`, and reflection is synced with the dedicated R2 scope (`artist_works_images_vector_current`) without mixing other families.</ns0:t>
+      </ns0:r>
+    </ns0:p>
+    <ns0:p>
+      <ns0:r>
+        <ns0:t>- Cloud verify note: local browser smoke broadly passed; Cloud anonymous verify-only can be blocked when app access is private.</ns0:t>
+      </ns0:r>
+    </ns0:p>
+    <ns0:p>
+      <ns0:r>
+        <ns0:t>- current ledger contract: `data/current/ledgers/` is the current ledger family root and R2 scope is `current_ledgers_family`; retained lane main ledgers remain in `data/phase1_seed10/logs/`.</ns0:t>
+      </ns0:r>
+    </ns0:p>
+    <ns0:p>
+      <ns0:r>
+        <ns0:t>- `.gitignore` change was unnecessary: `data/current/` already had directory-family ignore; the issue was file-fixed R2 scope design, not gitignore coverage.</ns0:t>
+      </ns0:r>
+    </ns0:p>
+    <ns0:p>
+      <ns0:r>
+        <ns0:t>- Feature 2/3 cleanup: unused helper residues `answer_artist_followup()` / `answer_exhibition_followup()` are removed; active Feature 2/3 search route behavior is unchanged.</ns0:t>
+      </ns0:r>
+    </ns0:p>
   </ns0:body>
 </ns0:document>
 </file>

--- a/docs/01_PROJECT_SPEC_CURRENT_FULL.docx
+++ b/docs/01_PROJECT_SPEC_CURRENT_FULL.docx
@@ -26872,6 +26872,81 @@
     <ns0:p>
       <ns0:r>
         <ns0:t>- roadmap / operation note: cleanup is no longer a default active lane, return to the main roadmap is allowed, Feature 5 / Exclusive Advisor must start only on explicit user instruction, Feature 6 remains not started, and Feature 7 / ArtWork Search is a separate implementation-existing lane accepted for current scope.</ns0:t>
+      </ns0:r>
+    </ns0:p>
+    <ns0:p>
+      <ns0:r>
+        <ns0:t>------------------------------------------------------------</ns0:t>
+      </ns0:r>
+    </ns0:p>
+    <ns0:p>
+      <ns0:r>
+        <ns0:t>2026-03-24 Addendum: post-TASK330 confirmed implementation sync</ns0:t>
+      </ns0:r>
+    </ns0:p>
+    <ns0:p>
+      <ns0:r>
+        <ns0:t>------------------------------------------------------------</ns0:t>
+      </ns0:r>
+    </ns0:p>
+    <ns0:p>
+      <ns0:r>
+        <ns0:t>Feature 1-7 cross-audit (current accepted implementation):</ns0:t>
+      </ns0:r>
+    </ns0:p>
+    <ns0:p>
+      <ns0:r>
+        <ns0:t>- Absolute runtime rule is reaffirmed: Cloud runtime prioritizes GitHub checkout + R2 current families; local files are debug/working fallback only.</ns0:t>
+      </ns0:r>
+    </ns0:p>
+    <ns0:p>
+      <ns0:r>
+        <ns0:t>- Feature 1/2/3/4/5/6: no local-only blocker on active routes.</ns0:t>
+      </ns0:r>
+    </ns0:p>
+    <ns0:p>
+      <ns0:r>
+        <ns0:t>- Feature 7 blocker was fixed by common-layer changes only (no feature-specific helper sprawl).</ns0:t>
+      </ns0:r>
+    </ns0:p>
+    <ns0:p>
+      <ns0:r>
+        <ns0:t>- Common cause fixed: shared current vector hydration coverage + Feature 7 local existence gate dependency.</ns0:t>
+      </ns0:r>
+    </ns0:p>
+    <ns0:p>
+      <ns0:r>
+        <ns0:t>- Common fix files: phase2_common_readonly.py and phase2_artwork_search_readonly.py.</ns0:t>
+      </ns0:r>
+    </ns0:p>
+    <ns0:p>
+      <ns0:r>
+        <ns0:t>Feature 7 UI tiny-fix (accepted):</ns0:t>
+      </ns0:r>
+    </ns0:p>
+    <ns0:p>
+      <ns0:r>
+        <ns0:t>- Single-wide result image is aligned to the Feature 2 contain-style rendering contract to avoid narrow-window cropping.</ns0:t>
+      </ns0:r>
+    </ns0:p>
+    <ns0:p>
+      <ns0:r>
+        <ns0:t>- Rendering contract: background-image + background-size: contain + background-position: center center + background-repeat: no-repeat.</ns0:t>
+      </ns0:r>
+    </ns0:p>
+    <ns0:p>
+      <ns0:r>
+        <ns0:t>- One-image / full-width / fixed-height layout remains unchanged.</ns0:t>
+      </ns0:r>
+    </ns0:p>
+    <ns0:p>
+      <ns0:r>
+        <ns0:t>- No wording/card-text/search/rewrite/hydrate/R2 contract change in this tiny-fix lane.</ns0:t>
+      </ns0:r>
+    </ns0:p>
+    <ns0:p>
+      <ns0:r>
+        <ns0:t>This addendum supplements TASK330 documentation and does not change accepted contracts already fixed there (Feature 7 accepted route, current-ledger family, gitignore unchanged rationale, Feature 2/3 follow-up residue removal).</ns0:t>
       </ns0:r>
     </ns0:p>
     <ns0:sectPr>

--- a/docs/01_PROJECT_SPEC_CURRENT_FULL.docx
+++ b/docs/01_PROJECT_SPEC_CURRENT_FULL.docx
@@ -12790,17 +12790,8 @@
           <ns0:highlight ns0:val="white"/>
         </ns0:rPr>
       </ns0:pPr>
-      <ns0:r ns0:rsidDel="00000000" ns0:rsidR="00000000" ns0:rsidRPr="00000000">
-        <ns0:rPr>
-          <ns0:rFonts ns0:ascii="Arial Unicode MS" ns0:cs="Arial Unicode MS" ns0:eastAsia="Arial Unicode MS" ns0:hAnsi="Arial Unicode MS"/>
-          <ns0:rtl ns0:val="0"/>
-        </ns0:rPr>
-        <ns0:t xml:space="preserve">- 目的：同一フェア内/異なるフェアを問わず、全ギャラリー横断で同一アーティストの再抽出を禁止し、自動スキップする。</ns0:t>
-      </ns0:r>
-      <ns0:r ns0:rsidDel="00000000" ns0:rsidR="00000000" ns0:rsidRPr="00000000">
-        <ns0:rPr>
-          <ns0:rtl ns0:val="0"/>
-        </ns0:rPr>
+      <ns0:r>
+        <ns0:t>- Purpose: keep cross-gallery/cross-fair duplicate skip for Artist Text and Artist Works Images, while treating Artist app-facing current as a unified non-year canonical current.</ns0:t>
       </ns0:r>
     </ns0:p>
     <ns0:p ns0:rsidR="00000000" ns0:rsidDel="00000000" ns0:rsidP="00000000" ns0:rsidRDefault="00000000" ns0:rsidRPr="00000000" ns1:paraId="000002BF">
@@ -12832,17 +12823,8 @@
           <ns0:highlight ns0:val="white"/>
         </ns0:rPr>
       </ns0:pPr>
-      <ns0:r ns0:rsidDel="00000000" ns0:rsidR="00000000" ns0:rsidRPr="00000000">
-        <ns0:rPr>
-          <ns0:rFonts ns0:ascii="Arial Unicode MS" ns0:cs="Arial Unicode MS" ns0:eastAsia="Arial Unicode MS" ns0:hAnsi="Arial Unicode MS"/>
-          <ns0:rtl ns0:val="0"/>
-        </ns0:rPr>
-        <ns0:t xml:space="preserve">- 重要：異なるフェア（Friezeで抽出済→Listeで再出現）でもスキップする。全ギャラリー横断でArtist重複抽出は禁止。※ただし ExhibitionsRAG 側のアーティスト重複は許容し、ここではスキップ対象にしない。</ns0:t>
-      </ns0:r>
-      <ns0:r ns0:rsidDel="00000000" ns0:rsidR="00000000" ns0:rsidRPr="00000000">
-        <ns0:rPr>
-          <ns0:rtl ns0:val="0"/>
-        </ns0:rPr>
+      <ns0:r>
+        <ns0:t>- Important: keep cross-gallery/cross-fair duplicate skip. Artist duplication inside ExhibitionsRAG remains allowed and is not skipped here.</ns0:t>
       </ns0:r>
     </ns0:p>
     <ns0:p ns0:rsidR="00000000" ns0:rsidDel="00000000" ns0:rsidP="00000000" ns0:rsidRDefault="00000000" ns0:rsidRPr="00000000" ns1:paraId="000002C1">
@@ -12853,16 +12835,8 @@
           <ns0:highlight ns0:val="white"/>
         </ns0:rPr>
       </ns0:pPr>
-      <ns0:r ns0:rsidDel="00000000" ns0:rsidR="00000000" ns0:rsidRPr="00000000">
-        <ns0:rPr>
-          <ns0:rtl ns0:val="0"/>
-        </ns0:rPr>
-        <ns0:t xml:space="preserve">- same-source rerun append stopgap: pre-fetch skip when canonical_source_key already exists in the global artist ledger.</ns0:t>
-      </ns0:r>
-      <ns0:r ns0:rsidDel="00000000" ns0:rsidR="00000000" ns0:rsidRPr="00000000">
-        <ns0:rPr>
-          <ns0:rtl ns0:val="0"/>
-        </ns0:rPr>
+      <ns0:r>
+        <ns0:t>- same-source yearly contract (replaced): do not apply unconditional pre-fetch skip only because canonical_source_key already exists. Artist Text stays first-write-fixed (no refetch). Artist Works Images allows same-source yearly diff check only and appends only unseen diffs (no full rerun / no full replace).</ns0:t>
       </ns0:r>
     </ns0:p>
     <ns0:p ns0:rsidR="00000000" ns0:rsidDel="00000000" ns0:rsidP="00000000" ns0:rsidRDefault="00000000" ns0:rsidRPr="00000000" ns1:paraId="000002C2">
@@ -15503,18 +15477,8 @@
           <ns0:highlight ns0:val="white"/>
         </ns0:rPr>
       </ns0:pPr>
-      <ns0:r ns0:rsidDel="00000000" ns0:rsidR="00000000" ns0:rsidRPr="00000000">
-        <ns0:rPr>
-          <ns0:rFonts ns0:ascii="Arial Unicode MS" ns0:cs="Arial Unicode MS" ns0:eastAsia="Arial Unicode MS" ns0:hAnsi="Arial Unicode MS"/>
-          <ns0:highlight ns0:val="white"/>
-          <ns0:rtl ns0:val="0"/>
-        </ns0:rPr>
-        <ns0:t xml:space="preserve">- 「2. 作るアプリ機能 - ⑥Gallery list」で定義・受領したCSVファイルを読み込み、記載された Exhibitions一覧URLから対象年の展示ページURLを抽出</ns0:t>
-      </ns0:r>
-      <ns0:r ns0:rsidDel="00000000" ns0:rsidR="00000000" ns0:rsidRPr="00000000">
-        <ns0:rPr>
-          <ns0:rtl ns0:val="0"/>
-        </ns0:rPr>
+      <ns0:r>
+        <ns0:t>- Read the CSV defined in "2. App Features - 6) Gallery list" and extract target-year exhibition page URLs from listed Exhibitions URLs. ExhibitionRAG remains year-scoped for Feature 1 target-year article generation.</ns0:t>
       </ns0:r>
     </ns0:p>
     <ns0:p ns0:rsidR="00000000" ns0:rsidDel="00000000" ns0:rsidP="00000000" ns0:rsidRDefault="00000000" ns0:rsidRPr="00000000" ns1:paraId="0000034F">
@@ -16377,18 +16341,8 @@
           <ns0:highlight ns0:val="white"/>
         </ns0:rPr>
       </ns0:pPr>
-      <ns0:r ns0:rsidDel="00000000" ns0:rsidR="00000000" ns0:rsidRPr="00000000">
-        <ns0:rPr>
-          <ns0:rFonts ns0:ascii="Arial Unicode MS" ns0:cs="Arial Unicode MS" ns0:eastAsia="Arial Unicode MS" ns0:hAnsi="Arial Unicode MS"/>
-          <ns0:highlight ns0:val="white"/>
-          <ns0:rtl ns0:val="0"/>
-        </ns0:rPr>
-        <ns0:t xml:space="preserve">- “他ギャラリーで1度抽出したことがあるArtist”は、</ns0:t>
-      </ns0:r>
-      <ns0:r ns0:rsidDel="00000000" ns0:rsidR="00000000" ns0:rsidRPr="00000000">
-        <ns0:rPr>
-          <ns0:rtl ns0:val="0"/>
-        </ns0:rPr>
+      <ns0:r>
+        <ns0:t>- If an artist reappears from another gallery, another fair, or same-source next year,</ns0:t>
       </ns0:r>
     </ns0:p>
     <ns0:p ns0:rsidR="00000000" ns0:rsidDel="00000000" ns0:rsidP="00000000" ns0:rsidRDefault="00000000" ns0:rsidRPr="00000000" ns1:paraId="0000037F">
@@ -16398,18 +16352,8 @@
           <ns0:highlight ns0:val="white"/>
         </ns0:rPr>
       </ns0:pPr>
-      <ns0:r ns0:rsidDel="00000000" ns0:rsidR="00000000" ns0:rsidRPr="00000000">
-        <ns0:rPr>
-          <ns0:rFonts ns0:ascii="Arial Unicode MS" ns0:cs="Arial Unicode MS" ns0:eastAsia="Arial Unicode MS" ns0:hAnsi="Arial Unicode MS"/>
-          <ns0:highlight ns0:val="white"/>
-          <ns0:rtl ns0:val="0"/>
-        </ns0:rPr>
-        <ns0:t xml:space="preserve">  artist_master に artist_name_key が存在する場合スキップする。</ns0:t>
-      </ns0:r>
-      <ns0:r ns0:rsidDel="00000000" ns0:rsidR="00000000" ns0:rsidRPr="00000000">
-        <ns0:rPr>
-          <ns0:rtl ns0:val="0"/>
-        </ns0:rPr>
+      <ns0:r>
+        <ns0:t xml:space="preserve">  skip when artist_name_key already exists in artist_master_global.json (Artist Text is first-write-fixed and not refetched).</ns0:t>
       </ns0:r>
     </ns0:p>
     <ns0:p ns0:rsidR="00000000" ns0:rsidDel="00000000" ns0:rsidP="00000000" ns0:rsidRDefault="00000000" ns0:rsidRPr="00000000" ns1:paraId="00000380">
@@ -17204,13 +17148,8 @@
           <ns0:highlight ns0:val="white"/>
         </ns0:rPr>
       </ns0:pPr>
-      <ns0:r ns0:rsidDel="00000000" ns0:rsidR="00000000" ns0:rsidRPr="00000000">
-        <ns0:rPr>
-          <ns0:rFonts ns0:ascii="Arial Unicode MS" ns0:cs="Arial Unicode MS" ns0:eastAsia="Arial Unicode MS" ns0:hAnsi="Arial Unicode MS"/>
-          <ns0:highlight ns0:val="white"/>
-          <ns0:rtl ns0:val="0"/>
-        </ns0:rPr>
-        <ns0:t xml:space="preserve">- “他ギャラリーで1度抽出したことがあるArtist”は、artist_master に artist_name_key が存在する場合スキップする。</ns0:t>
+      <ns0:r>
+        <ns0:t>- If an artist already exists in artist_master_global.json, skip deep re-fetch by default (cross-gallery / cross-fair duplicate skip).</ns0:t>
       </ns0:r>
     </ns0:p>
     <ns0:p ns0:rsidR="00000000" ns0:rsidDel="00000000" ns0:rsidP="00000000" ns0:rsidRDefault="00000000" ns0:rsidRPr="00000000" ns1:paraId="000003AA">
@@ -17221,13 +17160,8 @@
           <ns0:highlight ns0:val="white"/>
         </ns0:rPr>
       </ns0:pPr>
-      <ns0:r ns0:rsidDel="00000000" ns0:rsidR="00000000" ns0:rsidRPr="00000000">
-        <ns0:rPr>
-          <ns0:rFonts ns0:ascii="Arial Unicode MS" ns0:cs="Arial Unicode MS" ns0:eastAsia="Arial Unicode MS" ns0:hAnsi="Arial Unicode MS"/>
-          <ns0:highlight ns0:val="white"/>
-          <ns0:rtl ns0:val="0"/>
-        </ns0:rPr>
-        <ns0:t xml:space="preserve">  ※ここでの「スキップ」は Artistページの深掘り取得（bio/works images等）の再取得を省く という意味。</ns0:t>
+      <ns0:r>
+        <ns0:t xml:space="preserve">  Exception: only canonical/representative same-source yearly runs may do Artist Works Images diff checks. Artist Text is never refetched in same-source yearly runs.</ns0:t>
       </ns0:r>
     </ns0:p>
     <ns0:p ns0:rsidR="00000000" ns0:rsidDel="00000000" ns0:rsidP="00000000" ns0:rsidRDefault="00000000" ns0:rsidRPr="00000000" ns1:paraId="000003AB">
@@ -17339,18 +17273,8 @@
           <ns0:highlight ns0:val="white"/>
         </ns0:rPr>
       </ns0:pPr>
-      <ns0:r ns0:rsidDel="00000000" ns0:rsidR="00000000" ns0:rsidRPr="00000000">
-        <ns0:rPr>
-          <ns0:rFonts ns0:ascii="Arial Unicode MS" ns0:cs="Arial Unicode MS" ns0:eastAsia="Arial Unicode MS" ns0:hAnsi="Arial Unicode MS"/>
-          <ns0:highlight ns0:val="white"/>
-          <ns0:rtl ns0:val="0"/>
-        </ns0:rPr>
-        <ns0:t xml:space="preserve">更新ルール（年1回前提｜max_year_seen方式）</ns0:t>
-      </ns0:r>
-      <ns0:r ns0:rsidDel="00000000" ns0:rsidR="00000000" ns0:rsidRPr="00000000">
-        <ns0:rPr>
-          <ns0:rtl ns0:val="0"/>
-        </ns0:rPr>
+      <ns0:r>
+        <ns0:t>Update contract (yearly maintenance): same-source yearly diff only / no full rerun</ns0:t>
       </ns0:r>
     </ns0:p>
     <ns0:p ns0:rsidR="00000000" ns0:rsidDel="00000000" ns0:rsidP="00000000" ns0:rsidRDefault="00000000" ns0:rsidRPr="00000000" ns1:paraId="000003B2">
@@ -17360,18 +17284,8 @@
           <ns0:highlight ns0:val="white"/>
         </ns0:rPr>
       </ns0:pPr>
-      <ns0:r ns0:rsidDel="00000000" ns0:rsidR="00000000" ns0:rsidRPr="00000000">
-        <ns0:rPr>
-          <ns0:rFonts ns0:ascii="Arial Unicode MS" ns0:cs="Arial Unicode MS" ns0:eastAsia="Arial Unicode MS" ns0:hAnsi="Arial Unicode MS"/>
-          <ns0:highlight ns0:val="white"/>
-          <ns0:rtl ns0:val="0"/>
-        </ns0:rPr>
-        <ns0:t xml:space="preserve">- 既存Artistは基本そのまま</ns0:t>
-      </ns0:r>
-      <ns0:r ns0:rsidDel="00000000" ns0:rsidR="00000000" ns0:rsidRPr="00000000">
-        <ns0:rPr>
-          <ns0:rtl ns0:val="0"/>
-        </ns0:rPr>
+      <ns0:r>
+        <ns0:t>- Keep existing artist corpus as-is by default (no global re-fetch, no full replace, no full rerun).</ns0:t>
       </ns0:r>
     </ns0:p>
     <ns0:p ns0:rsidR="00000000" ns0:rsidDel="00000000" ns0:rsidP="00000000" ns0:rsidRDefault="00000000" ns0:rsidRPr="00000000" ns1:paraId="000003B3">
@@ -17444,18 +17358,8 @@
           <ns0:highlight ns0:val="white"/>
         </ns0:rPr>
       </ns0:pPr>
-      <ns0:r ns0:rsidDel="00000000" ns0:rsidR="00000000" ns0:rsidRPr="00000000">
-        <ns0:rPr>
-          <ns0:rFonts ns0:ascii="Arial Unicode MS" ns0:cs="Arial Unicode MS" ns0:eastAsia="Arial Unicode MS" ns0:hAnsi="Arial Unicode MS"/>
-          <ns0:highlight ns0:val="white"/>
-          <ns0:rtl ns0:val="0"/>
-        </ns0:rPr>
-        <ns0:t xml:space="preserve">- 年が取れない画像（year=0）：</ns0:t>
-      </ns0:r>
-      <ns0:r ns0:rsidDel="00000000" ns0:rsidR="00000000" ns0:rsidRPr="00000000">
-        <ns0:rPr>
-          <ns0:rtl ns0:val="0"/>
-        </ns0:rPr>
+      <ns0:r>
+        <ns0:t>- For images with year=0 (same-source yearly diff run only):</ns0:t>
       </ns0:r>
     </ns0:p>
     <ns0:p ns0:rsidR="00000000" ns0:rsidDel="00000000" ns0:rsidP="00000000" ns0:rsidRDefault="00000000" ns0:rsidRPr="00000000" ns1:paraId="000003B7">
@@ -17504,13 +17408,8 @@
           <ns0:highlight ns0:val="white"/>
         </ns0:rPr>
       </ns0:pPr>
-      <ns0:r ns0:rsidDel="00000000" ns0:rsidR="00000000" ns0:rsidRPr="00000000">
-        <ns0:rPr>
-          <ns0:rFonts ns0:ascii="Arial Unicode MS" ns0:cs="Arial Unicode MS" ns0:eastAsia="Arial Unicode MS" ns0:hAnsi="Arial Unicode MS"/>
-          <ns0:highlight ns0:val="white"/>
-          <ns0:rtl ns0:val="0"/>
-        </ns0:rPr>
-        <ns0:t xml:space="preserve">  - 保存（重要）：works_image_topN_candidate_hashes_prev の更新と同時に、Artist Works Images の JSONL レコード（works_image_urls[] 等の配列）も、今回特定した「current_topN（上限キャップ済）」の中身で完全に置換・上書き保存する（過去のあふれた画像はJSONLからは消す）。</ns0:t>
+      <ns0:r>
+        <ns0:t xml:space="preserve">  - Save rule (important): update works_image_topN_candidate_hashes_prev, but do not fully replace works arrays in Artist Works Images JSONL. Keep existing current corpus images and append only unseen diffs versus prev_topN (up to { ARTIST_WORK_IMAGES_PER_ARTIST_MAX }).</ns0:t>
       </ns0:r>
     </ns0:p>
     <ns0:p ns0:rsidR="00000000" ns0:rsidDel="00000000" ns0:rsidP="00000000" ns0:rsidRDefault="00000000" ns0:rsidRPr="00000000" ns1:paraId="000003BA">
@@ -17541,10 +17440,8 @@
           <ns0:highlight ns0:val="white"/>
         </ns0:rPr>
       </ns0:pPr>
-      <ns0:r ns0:rsidDel="00000000" ns0:rsidR="00000000" ns0:rsidRPr="00000000">
-        <ns0:rPr>
-          <ns0:rtl ns0:val="0"/>
-        </ns0:rPr>
+      <ns0:r>
+        <ns0:t>- no-reextraction / no-full-rerun principle: image updates are limited to localized same-source yearly diff append.</ns0:t>
       </ns0:r>
     </ns0:p>
     <ns0:p ns0:rsidR="00000000" ns0:rsidDel="00000000" ns0:rsidP="00000000" ns0:rsidRDefault="00000000" ns0:rsidRPr="00000000" ns1:paraId="000003BC">
@@ -18152,13 +18049,8 @@
           <ns0:highlight ns0:val="white"/>
         </ns0:rPr>
       </ns0:pPr>
-      <ns0:r ns0:rsidDel="00000000" ns0:rsidR="00000000" ns0:rsidRPr="00000000">
-        <ns0:rPr>
-          <ns0:rFonts ns0:ascii="Arial Unicode MS" ns0:cs="Arial Unicode MS" ns0:eastAsia="Arial Unicode MS" ns0:hAnsi="Arial Unicode MS"/>
-          <ns0:highlight ns0:val="white"/>
-          <ns0:rtl ns0:val="0"/>
-        </ns0:rPr>
-        <ns0:t xml:space="preserve">- 保存ファイル名（推奨）：exhibitions_{FAIR_SLUG}_{TARGET_YEAR}.jsonl（例：exhibitions_frieze_london_2025.jsonl）。共通方針は 5-7/5-8 を参照し、Exhibitions も source / derived / logs / vectors の保存分類で運用する（正本はR2、localはキャッシュ）。R2 key は FAIR_SLUG ごとにカテゴリ分離（例：{FAIR_SLUG}/source/... , {FAIR_SLUG}/derived/... , {FAIR_SLUG}/logs/... , {FAIR_SLUG}/vectors/...）し、derived / vectors 更新時は manifest（artifact_manifest など）を同時更新して 5-8 の最低項目に従う。</ns0:t>
+      <ns0:r>
+        <ns0:t>- Suggested filename: exhibitions_{FAIR_SLUG}_{TARGET_YEAR}.jsonl (example: exhibitions_frieze_london_2025.jsonl). See 5-7/5-8 for common storage classes (source/derived/logs/vectors; R2 primary, local cache). Keep FAIR_SLUG-separated R2 keys and update manifest with derived/vector updates. ExhibitionRAG remains year-scoped for Feature 1 target-year article generation. Exhibition current/history contract and current-first reader policy remain unchanged.</ns0:t>
       </ns0:r>
     </ns0:p>
     <ns0:p ns0:rsidR="00000000" ns0:rsidDel="00000000" ns0:rsidP="00000000" ns0:rsidRDefault="00000000" ns0:rsidRPr="00000000" ns1:paraId="000003E0">
@@ -18688,13 +18580,8 @@
           <ns0:highlight ns0:val="white"/>
         </ns0:rPr>
       </ns0:pPr>
-      <ns0:r ns0:rsidDel="00000000" ns0:rsidR="00000000" ns0:rsidRPr="00000000">
-        <ns0:rPr>
-          <ns0:rFonts ns0:ascii="Arial Unicode MS" ns0:cs="Arial Unicode MS" ns0:eastAsia="Arial Unicode MS" ns0:hAnsi="Arial Unicode MS"/>
-          <ns0:highlight ns0:val="white"/>
-          <ns0:rtl ns0:val="0"/>
-        </ns0:rPr>
-        <ns0:t xml:space="preserve">- 保存単位：1Artistページ = 1レコード（重複はtext_hashで統合）</ns0:t>
+      <ns0:r>
+        <ns0:t>- Save unit: 1 Artist page = 1 record (dedupe by text_hash). For app-facing current (Feature 3/4/7), Artist current is unified and non-year-split. Implementation sync note: Feature 3/4/7 readers now resolve Artist current through shared path/resolver APIs (`phase2_art_pulse_config.py` + `phase2_common_readonly.py`), while runtime-safe existing year-suffixed on-disk artifact naming is intentionally retained in this phase (no storage rename in this sync).</ns0:t>
       </ns0:r>
     </ns0:p>
     <ns0:p ns0:rsidR="00000000" ns0:rsidDel="00000000" ns0:rsidP="00000000" ns0:rsidRDefault="00000000" ns0:rsidRPr="00000000" ns1:paraId="000003FE">
@@ -18785,13 +18672,8 @@
           <ns0:highlight ns0:val="white"/>
         </ns0:rPr>
       </ns0:pPr>
-      <ns0:r ns0:rsidDel="00000000" ns0:rsidR="00000000" ns0:rsidRPr="00000000">
-        <ns0:rPr>
-          <ns0:rFonts ns0:ascii="Arial Unicode MS" ns0:cs="Arial Unicode MS" ns0:eastAsia="Arial Unicode MS" ns0:hAnsi="Arial Unicode MS"/>
-          <ns0:highlight ns0:val="white"/>
-          <ns0:rtl ns0:val="0"/>
-        </ns0:rPr>
-        <ns0:t xml:space="preserve">- 任意フィールド：sources（同一text_hashに紐づいた「生URLのユニーク配列」（source_urlを含む）。text_sources.json を正にする運用では jsonl 側は省略可）</ns0:t>
+      <ns0:r>
+        <ns0:t>- Optional fields: sources (unique raw URL set linked to the same text_hash, including source_url; jsonl-side sources may be omitted when text_sources.json is authoritative). Year information may remain in target_year / extracted_at / provenance / ledger / history for audit.</ns0:t>
       </ns0:r>
     </ns0:p>
     <ns0:p ns0:rsidR="00000000" ns0:rsidDel="00000000" ns0:rsidP="00000000" ns0:rsidRDefault="00000000" ns0:rsidRPr="00000000" ns1:paraId="00000404">
@@ -18819,13 +18701,8 @@
           <ns0:highlight ns0:val="white"/>
         </ns0:rPr>
       </ns0:pPr>
-      <ns0:r ns0:rsidDel="00000000" ns0:rsidR="00000000" ns0:rsidRPr="00000000">
-        <ns0:rPr>
-          <ns0:rFonts ns0:ascii="Arial Unicode MS" ns0:cs="Arial Unicode MS" ns0:eastAsia="Arial Unicode MS" ns0:hAnsi="Arial Unicode MS"/>
-          <ns0:highlight ns0:val="white"/>
-          <ns0:rtl ns0:val="0"/>
-        </ns0:rPr>
-        <ns0:t xml:space="preserve">- source_url：代表の生URL（初回に採用したURLを維持する）</ns0:t>
+      <ns0:r>
+        <ns0:t>- source_url (= first_source_url): keep the first adopted raw URL as representative provenance.</ns0:t>
       </ns0:r>
     </ns0:p>
     <ns0:p ns0:rsidR="00000000" ns0:rsidDel="00000000" ns0:rsidP="00000000" ns0:rsidRDefault="00000000" ns0:rsidRPr="00000000" ns1:paraId="00000406">
@@ -18915,10 +18792,8 @@
           <ns0:highlight ns0:val="white"/>
         </ns0:rPr>
       </ns0:pPr>
-      <ns0:r ns0:rsidDel="00000000" ns0:rsidR="00000000" ns0:rsidRPr="00000000">
-        <ns0:rPr>
-          <ns0:rtl ns0:val="0"/>
-        </ns0:rPr>
+      <ns0:r>
+        <ns0:t>- Update contract (fixed): Artist Text is first-write-wins. If artist_name_key already exists in the ledger, do not refetch or overwrite across cross-gallery / cross-fair / same-source yearly runs. Keep the first text as current canonical. Keep gallery_name_* / gallery_id as first-source representative values only (no full enumeration). Implementation sync note: this is enforced at both pre-fetch candidate stage and post-fetch final-url stage; redirect/canonical URL drift does not permit overwrite/refetch; `artist_master_global.json` first-source representative fields stay unchanged once set.</ns0:t>
       </ns0:r>
     </ns0:p>
     <ns0:bookmarkStart ns0:colFirst="0" ns0:colLast="0" ns0:name="ygc8jxbuwy6j" ns0:id="30"/>
@@ -19073,13 +18948,8 @@
           <ns0:highlight ns0:val="white"/>
         </ns0:rPr>
       </ns0:pPr>
-      <ns0:r ns0:rsidDel="00000000" ns0:rsidR="00000000" ns0:rsidRPr="00000000">
-        <ns0:rPr>
-          <ns0:rFonts ns0:ascii="Arial Unicode MS" ns0:cs="Arial Unicode MS" ns0:eastAsia="Arial Unicode MS" ns0:hAnsi="Arial Unicode MS"/>
-          <ns0:highlight ns0:val="white"/>
-          <ns0:rtl ns0:val="0"/>
-        </ns0:rPr>
-        <ns0:t xml:space="preserve">- 保存単位：1Artist = 最大{ ARTIST_WORK_IMAGES_PER_ARTIST_MAX }  枚（年順優先）</ns0:t>
+      <ns0:r>
+        <ns0:t>- Save unit: 1 Artist = up to { ARTIST_WORK_IMAGES_PER_ARTIST_MAX } images (newer-year priority). Artist Works Images also uses unified non-year app-facing current as canonical. Implementation sync note: Feature 7 artifact reads are also routed through the same shared resolver family (`phase2_common_readonly.py` / `phase2_artwork_search_readonly.py`) instead of feature-local year-path assumptions.</ns0:t>
       </ns0:r>
     </ns0:p>
     <ns0:p ns0:rsidR="00000000" ns0:rsidDel="00000000" ns0:rsidP="00000000" ns0:rsidRDefault="00000000" ns0:rsidRPr="00000000" ns1:paraId="00000413">
@@ -19233,18 +19103,8 @@
           <ns0:highlight ns0:val="white"/>
         </ns0:rPr>
       </ns0:pPr>
-      <ns0:r ns0:rsidDel="00000000" ns0:rsidR="00000000" ns0:rsidRPr="00000000">
-        <ns0:rPr>
-          <ns0:rFonts ns0:ascii="Arial Unicode MS" ns0:cs="Arial Unicode MS" ns0:eastAsia="Arial Unicode MS" ns0:hAnsi="Arial Unicode MS"/>
-          <ns0:highlight ns0:val="white"/>
-          <ns0:rtl ns0:val="0"/>
-        </ns0:rPr>
-        <ns0:t xml:space="preserve">- 任意フィールド：works_image_year_sources[] / works_image_year_confidences[], works_image_local_paths[]（ローカル作業用キャッシュ）, max_year_seen, extracted_at（ローカル作業用キャッシュの保存先は FAIR_SLUG 単位で一本化し、gallery単位ディレクトリ分割は行わない。gallery識別はファイル名/メタデータで保持する。）</ns0:t>
-      </ns0:r>
-      <ns0:r ns0:rsidDel="00000000" ns0:rsidR="00000000" ns0:rsidRPr="00000000">
-        <ns0:rPr>
-          <ns0:rtl ns0:val="0"/>
-        </ns0:rPr>
+      <ns0:r>
+        <ns0:t>- Optional fields: works_image_year_sources[] / works_image_year_confidences[], works_image_local_paths[] (local work cache), max_year_seen, extracted_at (local cache location is unified by FAIR_SLUG; do not split directories by gallery; keep gallery identity in filename/metadata). Year information may remain in target_year / extracted_at / provenance / ledger / history for audit.</ns0:t>
       </ns0:r>
     </ns0:p>
     <ns0:p ns0:rsidR="00000000" ns0:rsidDel="00000000" ns0:rsidP="00000000" ns0:rsidRDefault="00000000" ns0:rsidRPr="00000000" ns1:paraId="0000041C">
@@ -19339,10 +19199,8 @@
           <ns0:highlight ns0:val="white"/>
         </ns0:rPr>
       </ns0:pPr>
-      <ns0:r ns0:rsidDel="00000000" ns0:rsidR="00000000" ns0:rsidRPr="00000000">
-        <ns0:rPr>
-          <ns0:rtl ns0:val="0"/>
-        </ns0:rPr>
+      <ns0:r>
+        <ns0:t>- Update contract (fixed): skip cross-gallery / cross-fair refetch. Allow diff checks only for canonical/representative same-source yearly runs, and append only unseen diffs consistent with existing keys such as works_image_topN_candidate_hashes. Keep existing images in current corpus; prohibit full refetch / full replace / full rerun / overwrite by other-gallery sources (no-reextraction principle). Implementation sync note: cross-source targets are skipped by global artist dedupe, same-source yearly runs are limited to unseen diff append (`SAME_SOURCE_YEARLY_DIFF_APPEND_ONLY`), and existing images/metadata are kept (no full replace).</ns0:t>
       </ns0:r>
     </ns0:p>
     <ns0:bookmarkStart ns0:colFirst="0" ns0:colLast="0" ns0:name="tc2ec1drbwxf" ns0:id="31"/>
@@ -26947,6 +26805,41 @@
     <ns0:p>
       <ns0:r>
         <ns0:t>This addendum supplements TASK330 documentation and does not change accepted contracts already fixed there (Feature 7 accepted route, current-ledger family, gitignore unchanged rationale, Feature 2/3 follow-up residue removal).</ns0:t>
+      </ns0:r>
+    </ns0:p>
+    <ns0:p>
+      <ns0:r>
+        <ns0:t>------------------------------------------------------------</ns0:t>
+      </ns0:r>
+    </ns0:p>
+    <ns0:p>
+      <ns0:r>
+        <ns0:t>2026-03-25 Addendum: Artist contract implementation sync (docs-only)</ns0:t>
+      </ns0:r>
+    </ns0:p>
+    <ns0:p>
+      <ns0:r>
+        <ns0:t>------------------------------------------------------------</ns0:t>
+      </ns0:r>
+    </ns0:p>
+    <ns0:p>
+      <ns0:r>
+        <ns0:t>- Reader/path implementation sync is reflected in code: `phase2_art_pulse_config.py`, `phase2_common_readonly.py`, `phase2_artist_search_readonly.py`, `phase2_artwork_search_readonly.py` (shared Artist current path/resolver usage for Feature 3/4/7).</ns0:t>
+      </ns0:r>
+    </ns0:p>
+    <ns0:p>
+      <ns0:r>
+        <ns0:t>- Writer contract sync is reflected in code: `run_phase1_seed10.py` (Artist Text first-write-wins with pre/post guards) and `run_phase1_seed10_artist_image_collect.py` + `tools/skip_policy.py` (Artist Works Images same-source yearly diff append-only).</ns0:t>
+      </ns0:r>
+    </ns0:p>
+    <ns0:p>
+      <ns0:r>
+        <ns0:t>- ExhibitionRAG remains year-scoped; Exhibition current/history contract is unchanged.</ns0:t>
+      </ns0:r>
+    </ns0:p>
+    <ns0:p>
+      <ns0:r>
+        <ns0:t>- This docs sync records contract/implementation alignment only. Rerun / re-extraction / rebuild / promote are not executed in this docs task.</ns0:t>
       </ns0:r>
     </ns0:p>
     <ns0:sectPr>

--- a/docs/01_PROJECT_SPEC_CURRENT_FULL.docx
+++ b/docs/01_PROJECT_SPEC_CURRENT_FULL.docx
@@ -1,5 +1,5 @@
 
-<file path=word/document.xml><?xml version="1.0" encoding="utf-8"?>
+<file path=word\document.xml><?xml version="1.0" encoding="utf-8"?>
 <w:document xmlns:wpc="http://schemas.microsoft.com/office/word/2010/wordprocessingCanvas" xmlns:mc="http://schemas.openxmlformats.org/markup-compatibility/2006" xmlns:o="urn:schemas-microsoft-com:office:office" xmlns:r="http://schemas.openxmlformats.org/officeDocument/2006/relationships" xmlns:m="http://schemas.openxmlformats.org/officeDocument/2006/math" xmlns:v="urn:schemas-microsoft-com:vml" xmlns:wp14="http://schemas.microsoft.com/office/word/2010/wordprocessingDrawing" xmlns:wp="http://schemas.openxmlformats.org/drawingml/2006/wordprocessingDrawing" xmlns:w10="urn:schemas-microsoft-com:office:word" xmlns:w="http://schemas.openxmlformats.org/wordprocessingml/2006/main" xmlns:w14="http://schemas.microsoft.com/office/word/2010/wordml" xmlns:w15="http://schemas.microsoft.com/office/word/2012/wordml" xmlns:w16cex="http://schemas.microsoft.com/office/word/2018/wordml/cex" xmlns:w16cid="http://schemas.microsoft.com/office/word/2016/wordml/cid" xmlns:w16="http://schemas.microsoft.com/office/word/2018/wordml" xmlns:w16du="http://schemas.microsoft.com/office/word/2023/wordml/word16du" xmlns:w16sdtdh="http://schemas.microsoft.com/office/word/2020/wordml/sdtdatahash" xmlns:w16sdtfl="http://schemas.microsoft.com/office/word/2024/wordml/sdtformatlock" xmlns:w16se="http://schemas.microsoft.com/office/word/2015/wordml/symex" xmlns:wpg="http://schemas.microsoft.com/office/word/2010/wordprocessingGroup" xmlns:wpi="http://schemas.microsoft.com/office/word/2010/wordprocessingInk" xmlns:wne="http://schemas.microsoft.com/office/word/2006/wordml" xmlns:wps="http://schemas.microsoft.com/office/word/2010/wordprocessingShape" mc:Ignorable="w14 w15 w16se w16cid w16 w16cex w16sdtdh w16sdtfl w16du wp14">
   <w:body>
     <w:p>
@@ -9,7 +9,7 @@
     </w:p>
     <w:p>
       <w:r>
-        <w:t xml:space="preserve">Last updated: 2026-03-30 JST</w:t>
+        <w:t>Last updated: 2026-03-31 JST</w:t>
       </w:r>
     </w:p>
     <w:p/>
@@ -97,7 +97,7 @@
     </w:p>
     <w:p>
       <w:r>
-        <w:t xml:space="preserve">R2 upload and prune remain explicit-task operations only</w:t>
+        <w:t>R2 current-only mirror uses data/current as source-of-truth; one sync run reflects uploads and deletions, data/history is excluded from R2 sync, R2 sync logs are canonical under logs/r2_sync, retired data/r2_auto_sync is removed, new RAG outputs must write to data/current only, preview/request-report/legacy log/trial helpers use neutral data/runtime lanes, and phase1_seed10 is retired from R2/GitHub retention with no new writes under data/phase1_seed10.</w:t>
       </w:r>
     </w:p>
     <w:p/>
@@ -125,11 +125,35 @@
 </w:document>
 </file>
 
-<file path=word/numbering.xml><?xml version="1.0" encoding="utf-8"?>
+<file path=word\fontTable.xml><?xml version="1.0" encoding="utf-8"?>
+<w:fonts xmlns:mc="http://schemas.openxmlformats.org/markup-compatibility/2006" xmlns:o="urn:schemas-microsoft-com:office:office" xmlns:r="http://schemas.openxmlformats.org/officeDocument/2006/relationships" xmlns:m="http://schemas.openxmlformats.org/officeDocument/2006/math" xmlns:v="urn:schemas-microsoft-com:vml" xmlns:wp="http://schemas.openxmlformats.org/drawingml/2006/wordprocessingDrawing" xmlns:w10="urn:schemas-microsoft-com:office:word" xmlns:w="http://schemas.openxmlformats.org/wordprocessingml/2006/main" xmlns:wne="http://schemas.microsoft.com/office/word/2006/wordml" xmlns:sl="http://schemas.openxmlformats.org/schemaLibrary/2006/main" xmlns:a="http://schemas.openxmlformats.org/drawingml/2006/main" xmlns:pic="http://schemas.openxmlformats.org/drawingml/2006/picture" xmlns:c="http://schemas.openxmlformats.org/drawingml/2006/chart" xmlns:lc="http://schemas.openxmlformats.org/drawingml/2006/lockedCanvas" xmlns:dgm="http://schemas.openxmlformats.org/drawingml/2006/diagram" xmlns:wps="http://schemas.microsoft.com/office/word/2010/wordprocessingShape" xmlns:wpg="http://schemas.microsoft.com/office/word/2010/wordprocessingGroup" xmlns:w14="http://schemas.microsoft.com/office/word/2010/wordml" xmlns:w15="http://schemas.microsoft.com/office/word/2012/wordml" xmlns:w16="http://schemas.microsoft.com/office/word/2018/wordml" xmlns:w16cex="http://schemas.microsoft.com/office/word/2018/wordml/cex" xmlns:w16cid="http://schemas.microsoft.com/office/word/2016/wordml/cid" xmlns="http://schemas.microsoft.com/office/tasks/2019/documenttasks" xmlns:cr="http://schemas.microsoft.com/office/comments/2020/reactions">
+  <w:font w:name="Arial"/>
+  <w:font w:name="Arial Unicode MS"/>
+  <w:font w:name="Arimo">
+    <w:embedRegular w:fontKey="{00000000-0000-0000-0000-000000000000}" r:id="rId1" w:subsetted="0"/>
+    <w:embedBold w:fontKey="{00000000-0000-0000-0000-000000000000}" r:id="rId2" w:subsetted="0"/>
+    <w:embedItalic w:fontKey="{00000000-0000-0000-0000-000000000000}" r:id="rId3" w:subsetted="0"/>
+    <w:embedBoldItalic w:fontKey="{00000000-0000-0000-0000-000000000000}" r:id="rId4" w:subsetted="0"/>
+  </w:font>
+</w:fonts>
+</file>
+
+<file path=word\numbering.xml><?xml version="1.0" encoding="utf-8"?>
 <w:numbering xmlns:mc="http://schemas.openxmlformats.org/markup-compatibility/2006" xmlns:o="urn:schemas-microsoft-com:office:office" xmlns:r="http://schemas.openxmlformats.org/officeDocument/2006/relationships" xmlns:m="http://schemas.openxmlformats.org/officeDocument/2006/math" xmlns:v="urn:schemas-microsoft-com:vml" xmlns:wp="http://schemas.openxmlformats.org/drawingml/2006/wordprocessingDrawing" xmlns:w10="urn:schemas-microsoft-com:office:word" xmlns:w="http://schemas.openxmlformats.org/wordprocessingml/2006/main" xmlns:wne="http://schemas.microsoft.com/office/word/2006/wordml" xmlns:sl="http://schemas.openxmlformats.org/schemaLibrary/2006/main" xmlns:a="http://schemas.openxmlformats.org/drawingml/2006/main" xmlns:pic="http://schemas.openxmlformats.org/drawingml/2006/picture" xmlns:c="http://schemas.openxmlformats.org/drawingml/2006/chart" xmlns:lc="http://schemas.openxmlformats.org/drawingml/2006/lockedCanvas" xmlns:dgm="http://schemas.openxmlformats.org/drawingml/2006/diagram" xmlns:wps="http://schemas.microsoft.com/office/word/2010/wordprocessingShape" xmlns:wpg="http://schemas.microsoft.com/office/word/2010/wordprocessingGroup" xmlns:w14="http://schemas.microsoft.com/office/word/2010/wordml" xmlns:w15="http://schemas.microsoft.com/office/word/2012/wordml" xmlns:w16="http://schemas.microsoft.com/office/word/2018/wordml" xmlns:w16cex="http://schemas.microsoft.com/office/word/2018/wordml/cex" xmlns:w16cid="http://schemas.microsoft.com/office/word/2016/wordml/cid" xmlns="http://schemas.microsoft.com/office/tasks/2019/documenttasks" xmlns:cr="http://schemas.microsoft.com/office/comments/2020/reactions"/>
 </file>
 
-<file path=word/styles.xml><?xml version="1.0" encoding="utf-8"?>
+<file path=word\settings.xml><?xml version="1.0" encoding="utf-8"?>
+<w:settings xmlns:mc="http://schemas.openxmlformats.org/markup-compatibility/2006" xmlns:o="urn:schemas-microsoft-com:office:office" xmlns:r="http://schemas.openxmlformats.org/officeDocument/2006/relationships" xmlns:m="http://schemas.openxmlformats.org/officeDocument/2006/math" xmlns:v="urn:schemas-microsoft-com:vml" xmlns:wp="http://schemas.openxmlformats.org/drawingml/2006/wordprocessingDrawing" xmlns:w10="urn:schemas-microsoft-com:office:word" xmlns:w="http://schemas.openxmlformats.org/wordprocessingml/2006/main" xmlns:wne="http://schemas.microsoft.com/office/word/2006/wordml" xmlns:sl="http://schemas.openxmlformats.org/schemaLibrary/2006/main" xmlns:a="http://schemas.openxmlformats.org/drawingml/2006/main" xmlns:pic="http://schemas.openxmlformats.org/drawingml/2006/picture" xmlns:c="http://schemas.openxmlformats.org/drawingml/2006/chart" xmlns:lc="http://schemas.openxmlformats.org/drawingml/2006/lockedCanvas" xmlns:dgm="http://schemas.openxmlformats.org/drawingml/2006/diagram" xmlns:wps="http://schemas.microsoft.com/office/word/2010/wordprocessingShape" xmlns:wpg="http://schemas.microsoft.com/office/word/2010/wordprocessingGroup" xmlns:w14="http://schemas.microsoft.com/office/word/2010/wordml" xmlns:w15="http://schemas.microsoft.com/office/word/2012/wordml" xmlns:w16="http://schemas.microsoft.com/office/word/2018/wordml" xmlns:w16cex="http://schemas.microsoft.com/office/word/2018/wordml/cex" xmlns:w16cid="http://schemas.microsoft.com/office/word/2016/wordml/cid" xmlns="http://schemas.microsoft.com/office/tasks/2019/documenttasks" xmlns:cr="http://schemas.microsoft.com/office/comments/2020/reactions">
+  <w:embedTrueTypeFonts w:val="1"/>
+  <w:defaultTabStop w:val="720"/>
+  <w:compat>
+    <w:compatSetting w:val="15" w:name="compatibilityMode" w:uri="http://schemas.microsoft.com/office/word"/>
+  </w:compat>
+  <w:clrSchemeMapping w:bg1="light1" w:t1="dark1" w:bg2="light2" w:t2="dark2" w:accent1="accent1" w:accent2="accent2" w:accent3="accent3" w:accent4="accent4" w:accent5="accent5" w:accent6="accent6" w:hyperlink="hyperlink" w:followedHyperlink="followedHyperlink"/>
+</w:settings>
+</file>
+
+<file path=word\styles.xml><?xml version="1.0" encoding="utf-8"?>
 <w:styles xmlns:mc="http://schemas.openxmlformats.org/markup-compatibility/2006" xmlns:o="urn:schemas-microsoft-com:office:office" xmlns:r="http://schemas.openxmlformats.org/officeDocument/2006/relationships" xmlns:m="http://schemas.openxmlformats.org/officeDocument/2006/math" xmlns:v="urn:schemas-microsoft-com:vml" xmlns:wp="http://schemas.openxmlformats.org/drawingml/2006/wordprocessingDrawing" xmlns:w10="urn:schemas-microsoft-com:office:word" xmlns:w="http://schemas.openxmlformats.org/wordprocessingml/2006/main" xmlns:wne="http://schemas.microsoft.com/office/word/2006/wordml" xmlns:sl="http://schemas.openxmlformats.org/schemaLibrary/2006/main" xmlns:a="http://schemas.openxmlformats.org/drawingml/2006/main" xmlns:pic="http://schemas.openxmlformats.org/drawingml/2006/picture" xmlns:c="http://schemas.openxmlformats.org/drawingml/2006/chart" xmlns:lc="http://schemas.openxmlformats.org/drawingml/2006/lockedCanvas" xmlns:dgm="http://schemas.openxmlformats.org/drawingml/2006/diagram" xmlns:wps="http://schemas.microsoft.com/office/word/2010/wordprocessingShape" xmlns:wpg="http://schemas.microsoft.com/office/word/2010/wordprocessingGroup" xmlns:w14="http://schemas.microsoft.com/office/word/2010/wordml" xmlns:w15="http://schemas.microsoft.com/office/word/2012/wordml" xmlns:w16="http://schemas.microsoft.com/office/word/2018/wordml" xmlns:w16cex="http://schemas.microsoft.com/office/word/2018/wordml/cex" xmlns:w16cid="http://schemas.microsoft.com/office/word/2016/wordml/cid" xmlns="http://schemas.microsoft.com/office/tasks/2019/documenttasks" xmlns:cr="http://schemas.microsoft.com/office/comments/2020/reactions">
   <w:docDefaults>
     <w:rPrDefault>
@@ -297,7 +321,7 @@
 </w:styles>
 </file>
 
-<file path=word/theme/theme1.xml><?xml version="1.0" encoding="utf-8"?>
+<file path=word\theme\theme1.xml><?xml version="1.0" encoding="utf-8"?>
 <a:theme xmlns:a="http://schemas.openxmlformats.org/drawingml/2006/main" name="Office Theme">
   <a:themeElements>
     <a:clrScheme name="Office">

--- a/docs/01_PROJECT_SPEC_CURRENT_FULL.docx
+++ b/docs/01_PROJECT_SPEC_CURRENT_FULL.docx
@@ -1,119 +1,170 @@
 
-<file path=word\document.xml><?xml version="1.0" encoding="utf-8"?>
+<file path=word/document.xml><?xml version="1.0" encoding="utf-8"?>
 <w:document xmlns:wpc="http://schemas.microsoft.com/office/word/2010/wordprocessingCanvas" xmlns:mc="http://schemas.openxmlformats.org/markup-compatibility/2006" xmlns:o="urn:schemas-microsoft-com:office:office" xmlns:r="http://schemas.openxmlformats.org/officeDocument/2006/relationships" xmlns:m="http://schemas.openxmlformats.org/officeDocument/2006/math" xmlns:v="urn:schemas-microsoft-com:vml" xmlns:wp14="http://schemas.microsoft.com/office/word/2010/wordprocessingDrawing" xmlns:wp="http://schemas.openxmlformats.org/drawingml/2006/wordprocessingDrawing" xmlns:w10="urn:schemas-microsoft-com:office:word" xmlns:w="http://schemas.openxmlformats.org/wordprocessingml/2006/main" xmlns:w14="http://schemas.microsoft.com/office/word/2010/wordml" xmlns:w15="http://schemas.microsoft.com/office/word/2012/wordml" xmlns:w16cex="http://schemas.microsoft.com/office/word/2018/wordml/cex" xmlns:w16cid="http://schemas.microsoft.com/office/word/2016/wordml/cid" xmlns:w16="http://schemas.microsoft.com/office/word/2018/wordml" xmlns:w16du="http://schemas.microsoft.com/office/word/2023/wordml/word16du" xmlns:w16sdtdh="http://schemas.microsoft.com/office/word/2020/wordml/sdtdatahash" xmlns:w16sdtfl="http://schemas.microsoft.com/office/word/2024/wordml/sdtformatlock" xmlns:w16se="http://schemas.microsoft.com/office/word/2015/wordml/symex" xmlns:wpg="http://schemas.microsoft.com/office/word/2010/wordprocessingGroup" xmlns:wpi="http://schemas.microsoft.com/office/word/2010/wordprocessingInk" xmlns:wne="http://schemas.microsoft.com/office/word/2006/wordml" xmlns:wps="http://schemas.microsoft.com/office/word/2010/wordprocessingShape" mc:Ignorable="w14 w15 w16se w16cid w16 w16cex w16sdtdh w16sdtfl w16du wp14">
   <w:body>
     <w:p>
       <w:r>
-        <w:t xml:space="preserve">ART_PULSE_EDITOR PROJECT SPEC (current baseline)</w:t>
-      </w:r>
-    </w:p>
-    <w:p>
-      <w:r>
-        <w:t>Last updated: 2026-03-31 JST</w:t>
+        <w:t>ART_PULSE_EDITOR プロジェクト仕様書（現行ベースライン）</w:t>
+      </w:r>
+    </w:p>
+    <w:p>
+      <w:r>
+        <w:t>最終更新: 2026-03-31 JST</w:t>
       </w:r>
     </w:p>
     <w:p/>
     <w:p>
       <w:r>
-        <w:t xml:space="preserve">Active app features</w:t>
-      </w:r>
-    </w:p>
-    <w:p>
-      <w:r>
-        <w:t xml:space="preserve">Feature 1 Art Pulse</w:t>
-      </w:r>
-    </w:p>
-    <w:p>
-      <w:r>
-        <w:t xml:space="preserve">Feature 2 Exhibition Search</w:t>
-      </w:r>
-    </w:p>
-    <w:p>
-      <w:r>
-        <w:t xml:space="preserve">Feature 3 Artist Search</w:t>
-      </w:r>
-    </w:p>
-    <w:p>
-      <w:r>
-        <w:t xml:space="preserve">Feature 4 Advisor</w:t>
-      </w:r>
-    </w:p>
-    <w:p>
-      <w:r>
-        <w:t xml:space="preserve">Feature 6 Gallery list</w:t>
-      </w:r>
-    </w:p>
-    <w:p>
-      <w:r>
-        <w:t xml:space="preserve">Feature 7 ArtWork Search</w:t>
+        <w:t>現行アプリ機能</w:t>
+      </w:r>
+    </w:p>
+    <w:p>
+      <w:r>
+        <w:t>Feature 1: Art Pulse</w:t>
+      </w:r>
+    </w:p>
+    <w:p>
+      <w:r>
+        <w:t>Feature 2: Exhibition Search</w:t>
+      </w:r>
+    </w:p>
+    <w:p>
+      <w:r>
+        <w:t>Feature 3: Artist Search</w:t>
+      </w:r>
+    </w:p>
+    <w:p>
+      <w:r>
+        <w:t>Feature 4: Advisor</w:t>
+      </w:r>
+    </w:p>
+    <w:p>
+      <w:r>
+        <w:t>Feature 6: Gallery list</w:t>
+      </w:r>
+    </w:p>
+    <w:p>
+      <w:r>
+        <w:t>Feature 7: ArtWork Search</w:t>
       </w:r>
     </w:p>
     <w:p/>
     <w:p>
       <w:r>
-        <w:t xml:space="preserve">Active retrieval families</w:t>
-      </w:r>
-    </w:p>
-    <w:p>
-      <w:r>
-        <w:t xml:space="preserve">Artist Works Images</w:t>
-      </w:r>
-    </w:p>
-    <w:p>
-      <w:r>
-        <w:t xml:space="preserve">Artist Text</w:t>
-      </w:r>
-    </w:p>
-    <w:p>
-      <w:r>
-        <w:t xml:space="preserve">Exhibitions Image</w:t>
-      </w:r>
-    </w:p>
-    <w:p>
-      <w:r>
-        <w:t xml:space="preserve">Exhibitions Text</w:t>
+        <w:t>現行の RAG / retrieval family 一覧</w:t>
+      </w:r>
+    </w:p>
+    <w:p>
+      <w:r>
+        <w:t>Artist Works Images 系</w:t>
+      </w:r>
+    </w:p>
+    <w:p>
+      <w:r>
+        <w:t>Artist Text 系</w:t>
+      </w:r>
+    </w:p>
+    <w:p>
+      <w:r>
+        <w:t>Exhibitions Image 系</w:t>
+      </w:r>
+    </w:p>
+    <w:p>
+      <w:r>
+        <w:t>Exhibitions Text 系</w:t>
       </w:r>
     </w:p>
     <w:p/>
     <w:p>
       <w:r>
-        <w:t xml:space="preserve">Storage and runtime rules</w:t>
-      </w:r>
-    </w:p>
-    <w:p>
-      <w:r>
-        <w:t xml:space="preserve">app and readonly runtime keep current-first behavior</w:t>
-      </w:r>
-    </w:p>
-    <w:p>
-      <w:r>
-        <w:t xml:space="preserve">source, derived, vector, and logs families remain separated</w:t>
-      </w:r>
-    </w:p>
-    <w:p>
-      <w:r>
-        <w:t xml:space="preserve">shared and common modules stay generic and feature-neutral</w:t>
-      </w:r>
-    </w:p>
-    <w:p>
-      <w:r>
-        <w:t>R2 current-only mirror uses data/current as source-of-truth; one sync run reflects uploads and deletions, data/history is excluded from R2 sync, R2 sync logs are canonical under logs/r2_sync, retired data/r2_auto_sync is removed, new RAG outputs must write to data/current only, preview/request-report/legacy log/trial helpers use neutral data/runtime lanes, and phase1_seed10 is retired from R2/GitHub retention with no new writes under data/phase1_seed10.</w:t>
+        <w:t>保存と runtime のルール</w:t>
+      </w:r>
+    </w:p>
+    <w:p>
+      <w:r>
+        <w:t>app と readonly runtime は current-first の挙動を維持する。</w:t>
+      </w:r>
+    </w:p>
+    <w:p>
+      <w:r>
+        <w:t>source・derived・vector・logs の各系統は分離を維持する。</w:t>
+      </w:r>
+    </w:p>
+    <w:p>
+      <w:r>
+        <w:t>shared / common モジュールは汎用性を保ち、特定 feature に依存させない。</w:t>
+      </w:r>
+    </w:p>
+    <w:p>
+      <w:r>
+        <w:t>R2 の current-only mirror は data/current を正本とする。1 回の sync で upload と delete の両方を反映する。data/history は R2 sync の対象外とし、R2 sync ログの正本ディレクトリは logs/r2_sync とする。廃止済みの data/r2_auto_sync は使用しない。新しい RAG 出力は data/current のみに書き込む。preview / request-report / legacy log / trial helper は中立的な data/runtime レーンを使う。phase1_seed10 は R2 / GitHub retention から廃止済みであり、data/phase1_seed10 配下への新規書き込みは行わない。</w:t>
       </w:r>
     </w:p>
     <w:p/>
     <w:p>
       <w:r>
-        <w:t xml:space="preserve">Retired scope</w:t>
-      </w:r>
-    </w:p>
-    <w:p>
-      <w:r>
-        <w:t xml:space="preserve">The deprecated artist-specific advisor lane and its private text corpus are removed from app, code, config, data, and docs.</w:t>
-      </w:r>
-    </w:p>
-    <w:p>
-      <w:r>
-        <w:t xml:space="preserve">Current baseline and future handoff must assume only the active features and retrieval families listed above.</w:t>
+        <w:t>廃止済み範囲</w:t>
+      </w:r>
+    </w:p>
+    <w:p>
+      <w:r>
+        <w:t>廃止済みの artist-specific advisor レーンと、その専用 text corpus は、app・code・config・data・docs から除外済みとする。</w:t>
+      </w:r>
+    </w:p>
+    <w:p>
+      <w:r>
+        <w:t>現行ベースラインと今後の引き継ぎは、Feature 1 / 2 / 3 / 4 / 6 / 7 と上記の現行 retrieval family のみを前提とする。</w:t>
+      </w:r>
+    </w:p>
+    <w:p/>
+    <w:p>
+      <w:r>
+        <w:t>フェーズ状況と主ロードマップ</w:t>
+      </w:r>
+    </w:p>
+    <w:p>
+      <w:r>
+        <w:t>Phase 2 はユーザー判断により完了・クローズ済みとする。</w:t>
+      </w:r>
+    </w:p>
+    <w:p>
+      <w:r>
+        <w:t>主ロードマップは、既存の current-first・family-separated・guarded pipeline を前提に、Phase 3: Gallery Expansion へ移行する。</w:t>
+      </w:r>
+    </w:p>
+    <w:p>
+      <w:r>
+        <w:t>Phase 3 の選定ブロックは 10 ギャラリー固定とする。</w:t>
+      </w:r>
+    </w:p>
+    <w:p>
+      <w:r>
+        <w:t>各ブロックの内訳は常に Frieze 5 + Liste 5 とする。</w:t>
+      </w:r>
+    </w:p>
+    <w:p>
+      <w:r>
+        <w:t>選定順は、提供された CSV の上から順（ABC 順）に従う。</w:t>
+      </w:r>
+    </w:p>
+    <w:p>
+      <w:r>
+        <w:t>10 ギャラリーごとに rag_gellery_breakdown_master.xlsx を更新し、抽出率を人間が確認する。</w:t>
+      </w:r>
+    </w:p>
+    <w:p>
+      <w:r>
+        <w:t>標準進行目標は 1 サイクルあたり最大 20 件とする。</w:t>
+      </w:r>
+    </w:p>
+    <w:p>
+      <w:r>
+        <w:t>後半の 10 ギャラリーブロックへ進むのは、前半 10 件のレビュー完了後に限る。未確認の一括実行は認めない。</w:t>
+      </w:r>
+    </w:p>
+    <w:p>
+      <w:r>
+        <w:t>この運用は速度と運用安全性の両立を目的とする。30 件は現時点で標準運用目標にしない。cleanup lane は closed のままとし、explicit-user-task mode を維持する。</w:t>
       </w:r>
     </w:p>
     <w:sectPr>
@@ -125,35 +176,11 @@
 </w:document>
 </file>
 
-<file path=word\fontTable.xml><?xml version="1.0" encoding="utf-8"?>
-<w:fonts xmlns:mc="http://schemas.openxmlformats.org/markup-compatibility/2006" xmlns:o="urn:schemas-microsoft-com:office:office" xmlns:r="http://schemas.openxmlformats.org/officeDocument/2006/relationships" xmlns:m="http://schemas.openxmlformats.org/officeDocument/2006/math" xmlns:v="urn:schemas-microsoft-com:vml" xmlns:wp="http://schemas.openxmlformats.org/drawingml/2006/wordprocessingDrawing" xmlns:w10="urn:schemas-microsoft-com:office:word" xmlns:w="http://schemas.openxmlformats.org/wordprocessingml/2006/main" xmlns:wne="http://schemas.microsoft.com/office/word/2006/wordml" xmlns:sl="http://schemas.openxmlformats.org/schemaLibrary/2006/main" xmlns:a="http://schemas.openxmlformats.org/drawingml/2006/main" xmlns:pic="http://schemas.openxmlformats.org/drawingml/2006/picture" xmlns:c="http://schemas.openxmlformats.org/drawingml/2006/chart" xmlns:lc="http://schemas.openxmlformats.org/drawingml/2006/lockedCanvas" xmlns:dgm="http://schemas.openxmlformats.org/drawingml/2006/diagram" xmlns:wps="http://schemas.microsoft.com/office/word/2010/wordprocessingShape" xmlns:wpg="http://schemas.microsoft.com/office/word/2010/wordprocessingGroup" xmlns:w14="http://schemas.microsoft.com/office/word/2010/wordml" xmlns:w15="http://schemas.microsoft.com/office/word/2012/wordml" xmlns:w16="http://schemas.microsoft.com/office/word/2018/wordml" xmlns:w16cex="http://schemas.microsoft.com/office/word/2018/wordml/cex" xmlns:w16cid="http://schemas.microsoft.com/office/word/2016/wordml/cid" xmlns="http://schemas.microsoft.com/office/tasks/2019/documenttasks" xmlns:cr="http://schemas.microsoft.com/office/comments/2020/reactions">
-  <w:font w:name="Arial"/>
-  <w:font w:name="Arial Unicode MS"/>
-  <w:font w:name="Arimo">
-    <w:embedRegular w:fontKey="{00000000-0000-0000-0000-000000000000}" r:id="rId1" w:subsetted="0"/>
-    <w:embedBold w:fontKey="{00000000-0000-0000-0000-000000000000}" r:id="rId2" w:subsetted="0"/>
-    <w:embedItalic w:fontKey="{00000000-0000-0000-0000-000000000000}" r:id="rId3" w:subsetted="0"/>
-    <w:embedBoldItalic w:fontKey="{00000000-0000-0000-0000-000000000000}" r:id="rId4" w:subsetted="0"/>
-  </w:font>
-</w:fonts>
-</file>
-
-<file path=word\numbering.xml><?xml version="1.0" encoding="utf-8"?>
+<file path=word/numbering.xml><?xml version="1.0" encoding="utf-8"?>
 <w:numbering xmlns:mc="http://schemas.openxmlformats.org/markup-compatibility/2006" xmlns:o="urn:schemas-microsoft-com:office:office" xmlns:r="http://schemas.openxmlformats.org/officeDocument/2006/relationships" xmlns:m="http://schemas.openxmlformats.org/officeDocument/2006/math" xmlns:v="urn:schemas-microsoft-com:vml" xmlns:wp="http://schemas.openxmlformats.org/drawingml/2006/wordprocessingDrawing" xmlns:w10="urn:schemas-microsoft-com:office:word" xmlns:w="http://schemas.openxmlformats.org/wordprocessingml/2006/main" xmlns:wne="http://schemas.microsoft.com/office/word/2006/wordml" xmlns:sl="http://schemas.openxmlformats.org/schemaLibrary/2006/main" xmlns:a="http://schemas.openxmlformats.org/drawingml/2006/main" xmlns:pic="http://schemas.openxmlformats.org/drawingml/2006/picture" xmlns:c="http://schemas.openxmlformats.org/drawingml/2006/chart" xmlns:lc="http://schemas.openxmlformats.org/drawingml/2006/lockedCanvas" xmlns:dgm="http://schemas.openxmlformats.org/drawingml/2006/diagram" xmlns:wps="http://schemas.microsoft.com/office/word/2010/wordprocessingShape" xmlns:wpg="http://schemas.microsoft.com/office/word/2010/wordprocessingGroup" xmlns:w14="http://schemas.microsoft.com/office/word/2010/wordml" xmlns:w15="http://schemas.microsoft.com/office/word/2012/wordml" xmlns:w16="http://schemas.microsoft.com/office/word/2018/wordml" xmlns:w16cex="http://schemas.microsoft.com/office/word/2018/wordml/cex" xmlns:w16cid="http://schemas.microsoft.com/office/word/2016/wordml/cid" xmlns="http://schemas.microsoft.com/office/tasks/2019/documenttasks" xmlns:cr="http://schemas.microsoft.com/office/comments/2020/reactions"/>
 </file>
 
-<file path=word\settings.xml><?xml version="1.0" encoding="utf-8"?>
-<w:settings xmlns:mc="http://schemas.openxmlformats.org/markup-compatibility/2006" xmlns:o="urn:schemas-microsoft-com:office:office" xmlns:r="http://schemas.openxmlformats.org/officeDocument/2006/relationships" xmlns:m="http://schemas.openxmlformats.org/officeDocument/2006/math" xmlns:v="urn:schemas-microsoft-com:vml" xmlns:wp="http://schemas.openxmlformats.org/drawingml/2006/wordprocessingDrawing" xmlns:w10="urn:schemas-microsoft-com:office:word" xmlns:w="http://schemas.openxmlformats.org/wordprocessingml/2006/main" xmlns:wne="http://schemas.microsoft.com/office/word/2006/wordml" xmlns:sl="http://schemas.openxmlformats.org/schemaLibrary/2006/main" xmlns:a="http://schemas.openxmlformats.org/drawingml/2006/main" xmlns:pic="http://schemas.openxmlformats.org/drawingml/2006/picture" xmlns:c="http://schemas.openxmlformats.org/drawingml/2006/chart" xmlns:lc="http://schemas.openxmlformats.org/drawingml/2006/lockedCanvas" xmlns:dgm="http://schemas.openxmlformats.org/drawingml/2006/diagram" xmlns:wps="http://schemas.microsoft.com/office/word/2010/wordprocessingShape" xmlns:wpg="http://schemas.microsoft.com/office/word/2010/wordprocessingGroup" xmlns:w14="http://schemas.microsoft.com/office/word/2010/wordml" xmlns:w15="http://schemas.microsoft.com/office/word/2012/wordml" xmlns:w16="http://schemas.microsoft.com/office/word/2018/wordml" xmlns:w16cex="http://schemas.microsoft.com/office/word/2018/wordml/cex" xmlns:w16cid="http://schemas.microsoft.com/office/word/2016/wordml/cid" xmlns="http://schemas.microsoft.com/office/tasks/2019/documenttasks" xmlns:cr="http://schemas.microsoft.com/office/comments/2020/reactions">
-  <w:embedTrueTypeFonts w:val="1"/>
-  <w:defaultTabStop w:val="720"/>
-  <w:compat>
-    <w:compatSetting w:val="15" w:name="compatibilityMode" w:uri="http://schemas.microsoft.com/office/word"/>
-  </w:compat>
-  <w:clrSchemeMapping w:bg1="light1" w:t1="dark1" w:bg2="light2" w:t2="dark2" w:accent1="accent1" w:accent2="accent2" w:accent3="accent3" w:accent4="accent4" w:accent5="accent5" w:accent6="accent6" w:hyperlink="hyperlink" w:followedHyperlink="followedHyperlink"/>
-</w:settings>
-</file>
-
-<file path=word\styles.xml><?xml version="1.0" encoding="utf-8"?>
+<file path=word/styles.xml><?xml version="1.0" encoding="utf-8"?>
 <w:styles xmlns:mc="http://schemas.openxmlformats.org/markup-compatibility/2006" xmlns:o="urn:schemas-microsoft-com:office:office" xmlns:r="http://schemas.openxmlformats.org/officeDocument/2006/relationships" xmlns:m="http://schemas.openxmlformats.org/officeDocument/2006/math" xmlns:v="urn:schemas-microsoft-com:vml" xmlns:wp="http://schemas.openxmlformats.org/drawingml/2006/wordprocessingDrawing" xmlns:w10="urn:schemas-microsoft-com:office:word" xmlns:w="http://schemas.openxmlformats.org/wordprocessingml/2006/main" xmlns:wne="http://schemas.microsoft.com/office/word/2006/wordml" xmlns:sl="http://schemas.openxmlformats.org/schemaLibrary/2006/main" xmlns:a="http://schemas.openxmlformats.org/drawingml/2006/main" xmlns:pic="http://schemas.openxmlformats.org/drawingml/2006/picture" xmlns:c="http://schemas.openxmlformats.org/drawingml/2006/chart" xmlns:lc="http://schemas.openxmlformats.org/drawingml/2006/lockedCanvas" xmlns:dgm="http://schemas.openxmlformats.org/drawingml/2006/diagram" xmlns:wps="http://schemas.microsoft.com/office/word/2010/wordprocessingShape" xmlns:wpg="http://schemas.microsoft.com/office/word/2010/wordprocessingGroup" xmlns:w14="http://schemas.microsoft.com/office/word/2010/wordml" xmlns:w15="http://schemas.microsoft.com/office/word/2012/wordml" xmlns:w16="http://schemas.microsoft.com/office/word/2018/wordml" xmlns:w16cex="http://schemas.microsoft.com/office/word/2018/wordml/cex" xmlns:w16cid="http://schemas.microsoft.com/office/word/2016/wordml/cid" xmlns="http://schemas.microsoft.com/office/tasks/2019/documenttasks" xmlns:cr="http://schemas.microsoft.com/office/comments/2020/reactions">
   <w:docDefaults>
     <w:rPrDefault>
@@ -321,7 +348,7 @@
 </w:styles>
 </file>
 
-<file path=word\theme\theme1.xml><?xml version="1.0" encoding="utf-8"?>
+<file path=word/theme/theme1.xml><?xml version="1.0" encoding="utf-8"?>
 <a:theme xmlns:a="http://schemas.openxmlformats.org/drawingml/2006/main" name="Office Theme">
   <a:themeElements>
     <a:clrScheme name="Office">

--- a/docs/01_PROJECT_SPEC_CURRENT_FULL.docx
+++ b/docs/01_PROJECT_SPEC_CURRENT_FULL.docx
@@ -9,7 +9,7 @@
     </w:p>
     <w:p>
       <w:r>
-        <w:t>最終更新: 2026-03-31 JST</w:t>
+        <w:t>最終更新: 2026-04-06 JST</w:t>
       </w:r>
     </w:p>
     <w:p/>
@@ -20,38 +20,38 @@
     </w:p>
     <w:p>
       <w:r>
-        <w:t>Feature 1: Art Pulse</w:t>
-      </w:r>
-    </w:p>
-    <w:p>
-      <w:r>
-        <w:t>Feature 2: Exhibition Search</w:t>
-      </w:r>
-    </w:p>
-    <w:p>
-      <w:r>
-        <w:t>Feature 3: Artist Search</w:t>
-      </w:r>
-    </w:p>
-    <w:p>
-      <w:r>
-        <w:t>Feature 4: Advisor</w:t>
-      </w:r>
-    </w:p>
-    <w:p>
-      <w:r>
-        <w:t>Feature 6: Gallery list</w:t>
-      </w:r>
-    </w:p>
-    <w:p>
-      <w:r>
-        <w:t>Feature 7: ArtWork Search</w:t>
+        <w:t>機能1: Art Pulse</w:t>
+      </w:r>
+    </w:p>
+    <w:p>
+      <w:r>
+        <w:t>機能2: Exhibition Search</w:t>
+      </w:r>
+    </w:p>
+    <w:p>
+      <w:r>
+        <w:t>機能3: Artist Search</w:t>
+      </w:r>
+    </w:p>
+    <w:p>
+      <w:r>
+        <w:t>機能4: Advisor</w:t>
+      </w:r>
+    </w:p>
+    <w:p>
+      <w:r>
+        <w:t>機能6: Gallery list</w:t>
+      </w:r>
+    </w:p>
+    <w:p>
+      <w:r>
+        <w:t>機能7: ArtWork Search</w:t>
       </w:r>
     </w:p>
     <w:p/>
     <w:p>
       <w:r>
-        <w:t>現行の RAG / retrieval family 一覧</w:t>
+        <w:t>現行のRAG / 取得ファミリー一覧</w:t>
       </w:r>
     </w:p>
     <w:p>
@@ -77,7 +77,7 @@
     <w:p/>
     <w:p>
       <w:r>
-        <w:t>保存と runtime のルール</w:t>
+        <w:t>保存と実行時ルール</w:t>
       </w:r>
     </w:p>
     <w:p>
@@ -92,7 +92,7 @@
     </w:p>
     <w:p>
       <w:r>
-        <w:t>shared / common モジュールは汎用性を保ち、特定 feature に依存させない。</w:t>
+        <w:t>shared / common モジュールは汎用性を保ち、特定機能に依存させない。</w:t>
       </w:r>
     </w:p>
     <w:p>
@@ -113,7 +113,7 @@
     </w:p>
     <w:p>
       <w:r>
-        <w:t>現行ベースラインと今後の引き継ぎは、Feature 1 / 2 / 3 / 4 / 6 / 7 と上記の現行 retrieval family のみを前提とする。</w:t>
+        <w:t>現行ベースラインと今後の引き継ぎは、機能1 / 2 / 3 / 4 / 6 / 7 と上記の現行取得ファミリーのみを前提とする。</w:t>
       </w:r>
     </w:p>
     <w:p/>
@@ -134,37 +134,127 @@
     </w:p>
     <w:p>
       <w:r>
-        <w:t>Phase 3 の選定ブロックは 10 ギャラリー固定とする。</w:t>
-      </w:r>
-    </w:p>
-    <w:p>
-      <w:r>
-        <w:t>各ブロックの内訳は常に Frieze 5 + Liste 5 とする。</w:t>
-      </w:r>
-    </w:p>
-    <w:p>
-      <w:r>
-        <w:t>選定順は、提供された CSV の上から順（ABC 順）に従う。</w:t>
-      </w:r>
-    </w:p>
-    <w:p>
-      <w:r>
-        <w:t>10 ギャラリーごとに rag_gellery_breakdown_master.xlsx を更新し、抽出率を人間が確認する。</w:t>
-      </w:r>
-    </w:p>
-    <w:p>
-      <w:r>
-        <w:t>標準進行目標は 1 サイクルあたり最大 20 件とする。</w:t>
-      </w:r>
-    </w:p>
-    <w:p>
-      <w:r>
-        <w:t>後半の 10 ギャラリーブロックへ進むのは、前半 10 件のレビュー完了後に限る。未確認の一括実行は認めない。</w:t>
-      </w:r>
-    </w:p>
-    <w:p>
-      <w:r>
-        <w:t>この運用は速度と運用安全性の両立を目的とする。30 件は現時点で標準運用目標にしない。cleanup lane は closed のままとし、explicit-user-task mode を維持する。</w:t>
+        <w:t>通常運用の主導線は scope 一括 closeout とし、人間の操作は `1 block = 1 scope = 1 command` を基本とする。</w:t>
+      </w:r>
+    </w:p>
+    <w:p>
+      <w:r>
+        <w:t>block closeout の人間向け主導線は `run_block_closeout.py` に統一し、既存のカテゴリ別 runner は補助導線としてのみ残す。</w:t>
+      </w:r>
+    </w:p>
+    <w:p>
+      <w:r>
+        <w:t>block closeout は current formal artifacts を source of truth とし、差分がある artifact 群だけを更新対象にし、差分がない群は自動 skip とする。</w:t>
+      </w:r>
+    </w:p>
+    <w:p>
+      <w:r>
+        <w:t>10件単位 block 運用は Phase 3 の汎用コード安定化フェーズにおける検証運用であり、恒久ルールにしない。</w:t>
+      </w:r>
+    </w:p>
+    <w:p>
+      <w:pPr/>
+      <w:r>
+        <w:t>安定化後の通常運用は、差分 scope 一括または対象 scope 一括で closeout を行い、`initial10 / new10 / artists / exhibitions` のような断片コマンド打ち分けを主導線にしない。</w:t>
+      </w:r>
+    </w:p>
+    <w:p>
+      <w:pPr/>
+      <w:r>
+        <w:t>`current` 反映は単独で完了扱いにしない。同一 scope の `rag_gellery_breakdown_master.xlsx` 更新までを必須セットとする。</w:t>
+      </w:r>
+    </w:p>
+    <w:p>
+      <w:pPr/>
+      <w:r>
+        <w:t>RAG抽出 block の正式完了条件は、Artist / Exhibition の抽出結果の current 反映、同一 scope の `rag_gellery_breakdown_master.xlsx` 更新、Artist Works Images の OpenCLIP current 反映確認、R2 sync、closeout report の5点がすべて完了していることとする。</w:t>
+      </w:r>
+    </w:p>
+    <w:p>
+      <w:pPr/>
+      <w:r>
+        <w:t>`artist_works_images_openclip_current` は任意の後処理ではなく、RAG抽出 block の正式な完了条件に含める。</w:t>
+      </w:r>
+    </w:p>
+    <w:p>
+      <w:pPr/>
+      <w:r>
+        <w:t>R2 sync は任意の後処理ではなく、block closeout の正式必須工程とする。Exhibition / Artist / Artist Works Images に関わる current formal artifacts は、その block closeout 時点で R2 sync 対象とする。</w:t>
+      </w:r>
+    </w:p>
+    <w:p>
+      <w:r>
+        <w:t>`rag_gellery_breakdown_master.xlsx` は block 完了条件には含めるが、GitHub バックアップ前提とし、R2 sync 必須対象には含めない。</w:t>
+      </w:r>
+    </w:p>
+    <w:p>
+      <w:r>
+        <w:t>xlsx 更新と R2 bundle は current formal artifacts を source of truth とし、docs / `rag_gellery_breakdown_master.xlsx` / `_trial` を R2 bundle に混ぜない。</w:t>
+      </w:r>
+    </w:p>
+    <w:p>
+      <w:r>
+        <w:t>上記のいずれかが未完了の状態では、初期10件 / 新10件 / 今後の全 gallery block を問わず、次 block に進まない。 安定化フェーズ残タスクとしての `new10` verify-first は例外的に許容するが、通常運用ルールへ昇格しない。</w:t>
+      </w:r>
+    </w:p>
+    <w:p>
+      <w:r>
+        <w:t>fixed10再実行クローズアウト（2026-04-02）</w:t>
+      </w:r>
+    </w:p>
+    <w:p>
+      <w:r>
+        <w:t>fixed10再実行ブロックは条件付きGOでクローズ済み。</w:t>
+      </w:r>
+    </w:p>
+    <w:p>
+      <w:r>
+        <w:t>year gate / 2-digit date extraction の verify-first 改善を経て再実行を実施。</w:t>
+      </w:r>
+    </w:p>
+    <w:p>
+      <w:r>
+        <w:t>Exhibitions Text の delta-only 再実行は Exhibition cap=25 で完了。</w:t>
+      </w:r>
+    </w:p>
+    <w:p>
+      <w:r>
+        <w:t>Exhibition Image の delta-only 再実行は完了。</w:t>
+      </w:r>
+    </w:p>
+    <w:p>
+      <w:r>
+        <w:t>enrichment/xlsx 再実行は完了（exhibitions apply=27、artists apply=no-op、xlsx overwrite=10 / append=0）。</w:t>
+      </w:r>
+    </w:p>
+    <w:p>
+      <w:r>
+        <w:t>enrichment model は artists/exhibitions で統一: artist_name_kana / headline_ja / summary_ja = gpt-5-mini。</w:t>
+      </w:r>
+    </w:p>
+    <w:p>
+      <w:r>
+        <w:t>residual は明示維持: Bombon 403 residual と Callirrhoë image 0 residual。</w:t>
+      </w:r>
+    </w:p>
+    <w:p>
+      <w:r>
+        <w:t>Chris Sharp Gallery の改善反映あり。</w:t>
+      </w:r>
+    </w:p>
+    <w:p>
+      <w:r>
+        <w:t>次順序: docs 更新 -&gt; Artist 側タスク -&gt; initial10 Exhibitions delta-only backfill。</w:t>
+      </w:r>
+    </w:p>
+    <w:p>
+      <w:r>
+        <w:t>Phase 3 固定運用は維持: 10 galleries / Frieze 5 + Liste 5 / xlsx 更新 / 人間 review。</w:t>
+      </w:r>
+    </w:p>
+    <w:p>
+      <w:r>
+        <w:t>文書表記ルール: 本プロジェクトの docs 更新・運用記録・次タスク記述は原則日本語で統一し、英語の見出し・本文・箇条書きは使わない。</w:t>
       </w:r>
     </w:p>
     <w:sectPr>

--- a/docs/01_PROJECT_SPEC_CURRENT_FULL.docx
+++ b/docs/01_PROJECT_SPEC_CURRENT_FULL.docx
@@ -9,7 +9,7 @@
     </w:p>
     <w:p>
       <w:r>
-        <w:t>最終更新: 2026-04-06 JST</w:t>
+        <w:t>最終更新: 2026-04-07 JST</w:t>
       </w:r>
     </w:p>
     <w:p/>
@@ -195,6 +195,72 @@
     <w:p>
       <w:r>
         <w:t>上記のいずれかが未完了の状態では、初期10件 / 新10件 / 今後の全 gallery block を問わず、次 block に進まない。 安定化フェーズ残タスクとしての `new10` verify-first は例外的に許容するが、通常運用ルールへ昇格しない。</w:t>
+      </w:r>
+    </w:p>
+    <w:p>
+      <w:pPr/>
+      <w:r>
+        <w:t>次 block 以降は baseline code をまずそのまま1回だけ使う。様子見前提の複数 rerun は標準運用にしない。</w:t>
+      </w:r>
+    </w:p>
+    <w:p>
+      <w:pPr/>
+      <w:r>
+        <w:t>block の標準手順は verify-first を先に行い、70%以上ならコードを触らず apply 判断へ進む。</w:t>
+      </w:r>
+    </w:p>
+    <w:p>
+      <w:pPr/>
+      <w:r>
+        <w:t>70%未満の時だけ failure class を offline-only で分析し、gallery個別ではない generic patch を1回だけ検討する。</w:t>
+      </w:r>
+    </w:p>
+    <w:p>
+      <w:pPr/>
+      <w:r>
+        <w:t>70%以上なら rerun / rebuild / repair / promote rerun を追加せず、その block は baseline のまま次工程へ進める。</w:t>
+      </w:r>
+    </w:p>
+    <w:p>
+      <w:pPr/>
+      <w:r>
+        <w:t>API を使う rerun / rebuild / repair / promote rerun は必ず事前承認制とし、承認前は offline-only diagnosis だけを許可する。</w:t>
+      </w:r>
+    </w:p>
+    <w:p>
+      <w:pPr/>
+      <w:r>
+        <w:t>OpenAI Batch / Gemini embedding / current closeout / R2 live 操作を伴う runner は `--approval-token` なしでは実行しない運用に固定する。</w:t>
+      </w:r>
+    </w:p>
+    <w:p>
+      <w:pPr/>
+      <w:r>
+        <w:t>gallery個別対応、host個別対応、block母集団別専用コードを通常運用の本番ロジックへ追加しない。</w:t>
+      </w:r>
+    </w:p>
+    <w:p>
+      <w:pPr/>
+      <w:r>
+        <w:t>特殊館は個別救済前提で rerun せず、必要時は skip を許容する。ただし block 全体70%以上は必須ラインとして維持する。</w:t>
+      </w:r>
+    </w:p>
+    <w:p>
+      <w:pPr/>
+      <w:r>
+        <w:t>full rebuild / full retake は最終手段とし、failure class が generic patch 1回で収まらない場合にだけ再判断する。</w:t>
+      </w:r>
+    </w:p>
+    <w:p>
+      <w:pPr/>
+      <w:r>
+        <w:t>Batch を使うレーンは必ず Batch を使い、OpenCLIP / local vector lane でも verify-first を先に行う。</w:t>
+      </w:r>
+    </w:p>
+    <w:p>
+      <w:pPr/>
+      <w:r>
+        <w:t>①②で繰り返した trial-and-error の教訓は以後の全 block にそのまま適用し、同じ gallery 個別修正ループを再発させない。</w:t>
       </w:r>
     </w:p>
     <w:p>

--- a/docs/01_PROJECT_SPEC_CURRENT_FULL.docx
+++ b/docs/01_PROJECT_SPEC_CURRENT_FULL.docx
@@ -9,7 +9,7 @@
     </w:p>
     <w:p>
       <w:r>
-        <w:t>最終更新: 2026-04-07 JST</w:t>
+        <w:t>最終更新: 2026-04-10 JST</w:t>
       </w:r>
     </w:p>
     <w:p/>
@@ -310,17 +310,109 @@
     </w:p>
     <w:p>
       <w:r>
-        <w:t>次順序: docs 更新 -&gt; Artist 側タスク -&gt; initial10 Exhibitions delta-only backfill。</w:t>
-      </w:r>
-    </w:p>
-    <w:p>
-      <w:r>
-        <w:t>Phase 3 固定運用は維持: 10 galleries / Frieze 5 + Liste 5 / xlsx 更新 / 人間 review。</w:t>
+        <w:t>次順序: skip registry 反映済み active list から次の real scope を定義し、raw verify-first から開始する。</w:t>
+      </w:r>
+    </w:p>
+    <w:p>
+      <w:r>
+        <w:t>現在地ロードマップ: true next 完了、次 real scope 完了、City Galerie Wien・Copperfield・Coulisse Gallery は skip registry 側へ移管済み。</w:t>
       </w:r>
     </w:p>
     <w:p>
       <w:r>
         <w:t>文書表記ルール: 本プロジェクトの docs 更新・運用記録・次タスク記述は原則日本語で統一し、英語の見出し・本文・箇条書きは使わない。</w:t>
+      </w:r>
+    </w:p>
+    <w:p/>
+    <w:p/>
+    <w:p>
+      <w:r>
+        <w:t>2026-04-10 同期差分（skip 契約拡張・現在地更新）</w:t>
+      </w:r>
+    </w:p>
+    <w:p>
+      <w:r>
+        <w:t>skip 契約は `all_rag_zero` を既存 generic skip として継続し、`exhibition_text_only` を同列の generic skip 判定として追加する。</w:t>
+      </w:r>
+    </w:p>
+    <w:p>
+      <w:r>
+        <w:t>`exhibition_text_only` 条件は `artist_count == 0`、`artist_image_rows == 0`、`artist_image_count == 0`、`exhibition_count &gt; 0`、`exhibition_image_count == 0` で固定する。</w:t>
+      </w:r>
+    </w:p>
+    <w:p>
+      <w:r>
+        <w:t>判定は gallery/host 固定分岐ではなく shared helper 契約で実装し、closeout 契約にも接続済みとする。</w:t>
+      </w:r>
+    </w:p>
+    <w:p>
+      <w:r>
+        <w:t>`run_phase1_seed10_exhibition_image_collect.py` 終了後に raw+image 集計由来で pre-enrichment 自動判定を行い、skip registry upsert と gallery list 除外まで自動実行する。</w:t>
+      </w:r>
+    </w:p>
+    <w:p>
+      <w:r>
+        <w:t>downstream は skip registry を強制尊重し、artists/exhibitions enrichment、artists text vector、artist works images vector に skip 対象を流さない。</w:t>
+      </w:r>
+    </w:p>
+    <w:p>
+      <w:r>
+        <w:t>skip registry 合計は City Galerie Wien、Copperfield、Coulisse Gallery の3館。City は `all_rag_zero`、Copperfield/Coulisse は最終的に `exhibition_text_only` 扱いとする。</w:t>
+      </w:r>
+    </w:p>
+    <w:p>
+      <w:r>
+        <w:t>Copperfield と Coulisse Gallery は Liste active list から除外済みで、`data/current/raw/exhibitions_liste_2025.jsonl` から Copperfield 3行、Coulisse Gallery 1行を purge 済みとする。</w:t>
+      </w:r>
+    </w:p>
+    <w:p>
+      <w:r>
+        <w:t>以後の target selection / Gallery list / phase1 runners / closeout 主導線は registry-aware 前提で自動除外する。</w:t>
+      </w:r>
+    </w:p>
+    <w:p>
+      <w:r>
+        <w:t>true next block（`phase3_block_scope_candidate_after_new10.csv`）は完了し、人間確認 OK 後に closeout apply 済み。ただし City Galerie Wien は最終的に skip registry 側へ移管済み。</w:t>
+      </w:r>
+    </w:p>
+    <w:p>
+      <w:r>
+        <w:t>次 real scope block（Frieze: Sadie Coles HQ / Thomas Dane Gallery / Dastan / Anat Ebgi / Edel Assanti、Liste: Copperfield / Coulisse Gallery / Damien &amp; The Love Guru / diez / Drei）は実施完了。</w:t>
+      </w:r>
+    </w:p>
+    <w:p>
+      <w:r>
+        <w:t>同 block では raw verify-first、artists image collect verify-first、exhibitions image collect verify-first、artists enrichment submit/resume completed、artists text vector verify-first、artist works images vector verify-first、closeout apply、workbook OK を確認済みとする。</w:t>
+      </w:r>
+    </w:p>
+    <w:p>
+      <w:r>
+        <w:t>ただし block 完了後に Copperfield / Coulisse Gallery は `exhibition_text_only` 契約へ昇格し、retroactive purge を適用済みとする。</w:t>
+      </w:r>
+    </w:p>
+    <w:p>
+      <w:r>
+        <w:t>`run_block_closeout` 主導線には `skip_registry_gallery_list_cleanup` を追加し、`current_write` -&gt; `xlsx_update` -&gt; `skip_registry_gallery_list_cleanup` -&gt; `r2_sync` の契約へ拡張する。</w:t>
+      </w:r>
+    </w:p>
+    <w:p>
+      <w:r>
+        <w:t>dry-run report は `all_rag_zero_detected_rows`、`skip_registry_plan`、`gallery_list_removal_plan` の出力を必須とし、将来の `all_rag_zero` / `exhibition_text_only` 館を自動 skip する。</w:t>
+      </w:r>
+    </w:p>
+    <w:p>
+      <w:r>
+        <w:t>最終合格判定は引き続き workbook の人間確認を必須とする。</w:t>
+      </w:r>
+    </w:p>
+    <w:p>
+      <w:r>
+        <w:t>API 無駄打ち禁止として、今回の skip/purge 契約追加は offline-only（API実行0 / rerun0 / closeout apply0 / R2 apply0 / docs更新0）で実施した。今後も `exhibition_text_only` は pre-enrichment で停止する。</w:t>
+      </w:r>
+    </w:p>
+    <w:p>
+      <w:r>
+        <w:t>次タスクは、次の active list から real scope を定義し、raw verify-first から開始する。</w:t>
       </w:r>
     </w:p>
     <w:sectPr>

--- a/docs/01_PROJECT_SPEC_CURRENT_FULL.docx
+++ b/docs/01_PROJECT_SPEC_CURRENT_FULL.docx
@@ -413,6 +413,146 @@
     <w:p>
       <w:r>
         <w:t>次タスクは、次の active list から real scope を定義し、raw verify-first から開始する。</w:t>
+      </w:r>
+    </w:p>
+    <w:p/>
+    <w:p>
+      <w:r>
+        <w:t>2026-04-10 exhibition_text_only 契約境界の固定（generic auto-skip）</w:t>
+      </w:r>
+    </w:p>
+    <w:p>
+      <w:r>
+        <w:t>- `exhibition_text_only` 判定は gallery/host 固定分岐ではなく shared helper の汎用契約として運用する。</w:t>
+      </w:r>
+    </w:p>
+    <w:p>
+      <w:r>
+        <w:t>- auto skip 条件は「artist側が空」かつ「exhibition側が片側モダリティのみ（textのみ または imageのみ）」とする。</w:t>
+      </w:r>
+    </w:p>
+    <w:p>
+      <w:r>
+        <w:t>- non-skip 条件は「exhibition側で text と image が両方ある」場合とし、この理由では skip しない。</w:t>
+      </w:r>
+    </w:p>
+    <w:p>
+      <w:r>
+        <w:t>- 実例: Emalin は generic 条件で auto skip 側、Gauli Zitter は exhibition text + exhibition image が両方あるため non-skip 側。</w:t>
+      </w:r>
+    </w:p>
+    <w:p>
+      <w:r>
+        <w:t>- 最終 accept は `rag_gellery_breakdown_master.xlsx` の人間確認で確定する。</w:t>
+      </w:r>
+    </w:p>
+    <w:p>
+      <w:r/>
+    </w:p>
+    <w:p>
+      <w:r/>
+    </w:p>
+    <w:p>
+      <w:r/>
+    </w:p>
+    <w:p>
+      <w:r/>
+    </w:p>
+    <w:p>
+      <w:r/>
+    </w:p>
+    <w:p>
+      <w:r/>
+    </w:p>
+    <w:p>
+      <w:r/>
+    </w:p>
+    <w:p>
+      <w:r/>
+    </w:p>
+    <w:p>
+      <w:r>
+        <w:t>2026-04-11 Exhibition Text narrow apply / R2 narrow apply 完了</w:t>
+      </w:r>
+    </w:p>
+    <w:p>
+      <w:r>
+        <w:t>- Exhibition Text は v3安定版（候補投入改善 + year-signal 順序修正 + month/two-digit 文脈絞り）を正式状態として維持する。</w:t>
+      </w:r>
+    </w:p>
+    <w:p>
+      <w:r>
+        <w:t>- `run_block_closeout.py` の `--exhibitions-raw-trial-root` 導線で same scope bounded merge apply を実行し、`current exhibitions raw` を 59 -&gt; 69 に更新した。</w:t>
+      </w:r>
+    </w:p>
+    <w:p>
+      <w:r>
+        <w:t>- 同一 scope の `rag_gellery_breakdown_master.xlsx` 更新を完了し、workbook 人間確認 OK を取得した。</w:t>
+      </w:r>
+    </w:p>
+    <w:p>
+      <w:r>
+        <w:t>- skip 契約実例は Emalin=auto skip 維持、Stephen Friedman Gallery=skip 維持、Gauli Zitter=non-skip 維持。判定ロジックは汎用契約のまま変更しない。</w:t>
+      </w:r>
+    </w:p>
+    <w:p>
+      <w:r>
+        <w:t>- R2 は narrow scope config（`block_closeout_unified_phase3_next_real_scope_af_r2_a3cf00200b35`）のみを使用し、live apply 後の post-check で `would_upload=0 / would_prune=0` を確認した。</w:t>
+      </w:r>
+    </w:p>
+    <w:p>
+      <w:r>
+        <w:t>- exhibitions image vector は optional 契約のまま扱い、今回も必須化していない。</w:t>
+      </w:r>
+    </w:p>
+    <w:p>
+      <w:r>
+        <w:t>- 次タスク入口は、active list から次 block の scope 10館を定義し、raw verify-first から開始する。</w:t>
+      </w:r>
+    </w:p>
+    <w:p>
+      <w:r>
+        <w:t>2026-04-11 Phase 3 修正1〜修正5 + skip契約 + workbook表示契約（docs同期）</w:t>
+      </w:r>
+    </w:p>
+    <w:p>
+      <w:r>
+        <w:t>- 本同期はdocs-onlyで実施し、実装変更・currentデータ変更・R2 apply・next block開始は行っていない。</w:t>
+      </w:r>
+    </w:p>
+    <w:p>
+      <w:r>
+        <w:t>- current formal artifactsをsource of truthとし、runtime current enrichmentはAPPLIEDのみ、historyはaudit用に分離する契約を維持する。</w:t>
+      </w:r>
+    </w:p>
+    <w:p>
+      <w:r>
+        <w:t>- Exhibition Textは 446/446 到達済みとし、stale request自動再同期と openai_output_not_json の tolerant parse 汎用救済を標準契約として扱う。</w:t>
+      </w:r>
+    </w:p>
+    <w:p>
+      <w:r>
+        <w:t>- Artist canonical key 契約は、artists text vector: fair_slug + normalize_url(source_url) + text_hash、artist works images vector: image_id、Artist loader dedup: fair_slug + normalized source_url + text_hash。</w:t>
+      </w:r>
+    </w:p>
+    <w:p>
+      <w:r>
+        <w:t>- rag_gellery_breakdown_masterの合計数表示（フェア別合計 + 全体合計）は標準デフォルトとし、今後の更新でも消さない。</w:t>
+      </w:r>
+    </w:p>
+    <w:p>
+      <w:r>
+        <w:t>- Artistは cross-gallery same-name skipを収集段で実装済み（global first-write-wins）。Exhibitionは同姓同名アーティスト名 / 同名展覧会名を理由にskipしない。</w:t>
+      </w:r>
+    </w:p>
+    <w:p>
+      <w:r>
+        <w:t>- row/slot countと canonical key countは別契約として運用し、混同しない。</w:t>
+      </w:r>
+    </w:p>
+    <w:p>
+      <w:r>
+        <w:t>- docs同期後の次タスク入口は next real scope 10館 block 再開（raw verify-first開始）とする。</w:t>
       </w:r>
     </w:p>
     <w:sectPr>

--- a/docs/01_PROJECT_SPEC_CURRENT_FULL.docx
+++ b/docs/01_PROJECT_SPEC_CURRENT_FULL.docx
@@ -9,7 +9,7 @@
     </w:p>
     <w:p>
       <w:r>
-        <w:t>最終更新: 2026-04-10 JST</w:t>
+        <w:t>????: 2026-04-14 JST</w:t>
       </w:r>
     </w:p>
     <w:p/>
@@ -167,7 +167,7 @@
     <w:p>
       <w:pPr/>
       <w:r>
-        <w:t>RAG抽出 block の正式完了条件は、Artist / Exhibition の抽出結果の current 反映、同一 scope の `rag_gellery_breakdown_master.xlsx` 更新、Artist Works Images の OpenCLIP current 反映確認、R2 sync、closeout report の5点がすべて完了していることとする。</w:t>
+        <w:t>RAG?? block ?????????Artist / Exhibition ?????? current ????? scope ? `rag_gellery_breakdown_master.xlsx` ???Artist Works Images ? OpenCLIP current ?????workbook ?????`current_required_rag_full` ? plan / apply / post-check?closeout report ????????????????</w:t>
       </w:r>
     </w:p>
     <w:p>
@@ -179,7 +179,7 @@
     <w:p>
       <w:pPr/>
       <w:r>
-        <w:t>R2 sync は任意の後処理ではなく、block closeout の正式必須工程とする。Exhibition / Artist / Artist Works Images に関わる current formal artifacts は、その block closeout 時点で R2 sync 対象とする。</w:t>
+        <w:t>`current_required_rag_full` ????????????workbook ????????R2????????narrow hotfix sync ? incident/hotfix ??????????block ????? sync ???????</w:t>
       </w:r>
     </w:p>
     <w:p>
@@ -189,7 +189,7 @@
     </w:p>
     <w:p>
       <w:r>
-        <w:t>xlsx 更新と R2 bundle は current formal artifacts を source of truth とし、docs / `rag_gellery_breakdown_master.xlsx` / `_trial` を R2 bundle に混ぜない。</w:t>
+        <w:t>xlsx ??? R2 mirror ? current formal artifacts ? source of truth ???docs / `rag_gellery_breakdown_master.xlsx` / `data/history` / `data/runtime` / `_trial` ? R2 mirror ????????? final mirror ? `current_required_rag_full` ??????</w:t>
       </w:r>
     </w:p>
     <w:p>
@@ -553,6 +553,236 @@
     <w:p>
       <w:r>
         <w:t>- docs同期後の次タスク入口は next real scope 10館 block 再開（raw verify-first開始）とする。</w:t>
+      </w:r>
+    </w:p>
+    <w:p>
+      <w:r>
+        <w:t>2026-04-12 block必須工程と順序ゲートの固定（再発防止 / docs-only）</w:t>
+      </w:r>
+    </w:p>
+    <w:p>
+      <w:r>
+        <w:t>本追記は docs-only の固定化であり、実装変更・API実行・R2実行・workbook更新・next block開始は行わない。</w:t>
+      </w:r>
+    </w:p>
+    <w:p>
+      <w:r>
+        <w:t>正本固定: Phase 3 block の必須工程は次の正式順序で運用する。</w:t>
+      </w:r>
+    </w:p>
+    <w:p>
+      <w:r>
+        <w:t>1) scope 定義</w:t>
+      </w:r>
+    </w:p>
+    <w:p>
+      <w:r>
+        <w:t>2) raw verify-first</w:t>
+      </w:r>
+    </w:p>
+    <w:p>
+      <w:r>
+        <w:t>3) artists image collect verify-first</w:t>
+      </w:r>
+    </w:p>
+    <w:p>
+      <w:r>
+        <w:t>4) exhibitions image collect verify-first</w:t>
+      </w:r>
+    </w:p>
+    <w:p>
+      <w:r>
+        <w:t>5) artists enrichment preflight</w:t>
+      </w:r>
+    </w:p>
+    <w:p>
+      <w:r>
+        <w:t>6) artists enrichment submit</w:t>
+      </w:r>
+    </w:p>
+    <w:p>
+      <w:r>
+        <w:t>7) artists enrichment check</w:t>
+      </w:r>
+    </w:p>
+    <w:p>
+      <w:r>
+        <w:t>8) artists enrichment apply</w:t>
+      </w:r>
+    </w:p>
+    <w:p>
+      <w:r>
+        <w:t>9) exhibitions enrichment preflight</w:t>
+      </w:r>
+    </w:p>
+    <w:p>
+      <w:r>
+        <w:t>10) exhibitions enrichment submit</w:t>
+      </w:r>
+    </w:p>
+    <w:p>
+      <w:r>
+        <w:t>11) exhibitions enrichment check</w:t>
+      </w:r>
+    </w:p>
+    <w:p>
+      <w:r>
+        <w:t>12) exhibitions enrichment apply</w:t>
+      </w:r>
+    </w:p>
+    <w:p>
+      <w:r>
+        <w:t>13) artists text vector verify-first</w:t>
+      </w:r>
+    </w:p>
+    <w:p>
+      <w:r>
+        <w:t>14) artist works images vector verify-first</w:t>
+      </w:r>
+    </w:p>
+    <w:p>
+      <w:r>
+        <w:t>15) run_block_closeout verify-first?Artist???? duplicate audit gate ???</w:t>
+      </w:r>
+    </w:p>
+    <w:p>
+      <w:r>
+        <w:t>16) run_block_closeout apply（R2なし）</w:t>
+      </w:r>
+    </w:p>
+    <w:p>
+      <w:r>
+        <w:t>17) workbook 人間確認</w:t>
+      </w:r>
+    </w:p>
+    <w:p>
+      <w:r>
+        <w:t>18) `current_required_rag_full` plan</w:t>
+      </w:r>
+    </w:p>
+    <w:p>
+      <w:r>
+        <w:t>19) `current_required_rag_full` apply</w:t>
+      </w:r>
+    </w:p>
+    <w:p>
+      <w:r>
+        <w:t>20) `current_required_rag_full` post-check</w:t>
+      </w:r>
+    </w:p>
+    <w:p>
+      <w:r>
+        <w:t>21) docs??</w:t>
+      </w:r>
+    </w:p>
+    <w:p>
+      <w:r>
+        <w:t>22) ? block ????</w:t>
+      </w:r>
+    </w:p>
+    <w:p>
+      <w:r>
+        <w:t>23) ? block ??</w:t>
+      </w:r>
+    </w:p>
+    <w:p>
+      <w:r>
+        <w:t>?????1: ??????1???????? run_block_closeout apply?R2?????????</w:t>
+      </w:r>
+    </w:p>
+    <w:p>
+      <w:r>
+        <w:t>?????2: Exhibition enrichment?preflight / submit / check / apply???????????????????????</w:t>
+      </w:r>
+    </w:p>
+    <w:p>
+      <w:r>
+        <w:t>?????3: run_block_closeout verify-first ? current Artist???? duplicate audit ????duplicate cluster ?1??????????? closeout apply ??????</w:t>
+      </w:r>
+    </w:p>
+    <w:p>
+      <w:r>
+        <w:t>?????4: workbook ??????????? `current_required_rag_full` ??????</w:t>
+      </w:r>
+    </w:p>
+    <w:p>
+      <w:r>
+        <w:t>2026-04-14 ?????R2 full required scope / Artist???? duplicate gate ???</w:t>
+      </w:r>
+    </w:p>
+    <w:p>
+      <w:r>
+        <w:t>block ?????? R2 ??? `current_required_rag_full` ? plan -&gt; apply -&gt; post-check ?????????? `missing local-&gt;R2 = 0`?`remote_only = 0`?`size_mismatch = 0` ????</w:t>
+      </w:r>
+    </w:p>
+    <w:p>
+      <w:r>
+        <w:t>`run_block_closeout verify-first` ? current Artist???? duplicate audit ??? gate ???`exact_payload_duplicate`?`same_visual_signature_duplicate`?`contextual_near_duplicate` ? cluster ?????? `blocking_errors` ???? closeout apply ??????</w:t>
+      </w:r>
+    </w:p>
+    <w:p>
+      <w:r>
+        <w:t>??? Codex task ??block ???? R2 ????? `current_required_rag_full` ? plan / apply / post-check ???????`run_block_closeout verify-first` task ?? duplicate audit gate ?????????????</w:t>
+      </w:r>
+    </w:p>
+    <w:p>
+      <w:r>
+        <w:t>2026-04-14 current scope 10館 block 完了同期（21/23 docs同期）</w:t>
+      </w:r>
+    </w:p>
+    <w:p>
+      <w:r>
+        <w:t>- 対象scope: _trial/phase3_next_real_scope_20260412.csv（Frith Street Gallery / Gagosian / Alexander Gray Associates / Garth Greenan Gallery / Laveronica / Livie Gallery / Lodos / Lodovico Corsini / Lucas Hirsch）</w:t>
+      </w:r>
+    </w:p>
+    <w:p>
+      <w:r>
+        <w:t>- duplicate gate cleanup後、run_block_closeout verify-first 再検証で duplicate_cluster_count=0、blocking_errors=[] を確認。</w:t>
+      </w:r>
+    </w:p>
+    <w:p>
+      <w:r>
+        <w:t>- run_block_closeout apply（R2なし）を完了。block_completion_status=applied_pending_workbook_and_current_required_rag_full を確認。</w:t>
+      </w:r>
+    </w:p>
+    <w:p>
+      <w:r>
+        <w:t>- workbook 人間確認は OK。</w:t>
+      </w:r>
+    </w:p>
+    <w:p>
+      <w:r>
+        <w:t>- current_required_rag_full は plan -&gt; apply -&gt; post-check を完了。plan would_upload=7 / would_prune=20、apply uploaded=7 / deleted=20 / failure=0、post-check would_upload=0 / would_prune=0。</w:t>
+      </w:r>
+    </w:p>
+    <w:p>
+      <w:r>
+        <w:t>- 正式 success criteria（missing local-&gt;R2 = 0、remote_only = 0、size_mismatch = 0）を達成。</w:t>
+      </w:r>
+    </w:p>
+    <w:p>
+      <w:r>
+        <w:t>- Goodman Gallery は対象10館scopeで対象0/非追加を維持。Lucas Hirsch は exhibition_text_count=0 / exhibition_image_count=0 を維持。</w:t>
+      </w:r>
+    </w:p>
+    <w:p>
+      <w:r>
+        <w:t>- Matthew Brown は duplicate cleanup後の 1071 現状を人間受理として current fix を採用。</w:t>
+      </w:r>
+    </w:p>
+    <w:p>
+      <w:r>
+        <w:t>- rag_gellery_breakdown_master の合計数表示（フェア別合計 + 全体合計）は標準デフォルト維持を継続。</w:t>
+      </w:r>
+    </w:p>
+    <w:p>
+      <w:r>
+        <w:t>- 本節は docs-only。実装変更、API実行、R2再実行、workbook更新、next block開始は行わない。</w:t>
+      </w:r>
+    </w:p>
+    <w:p>
+      <w:r>
+        <w:t>- 現在地は 21/23 完了、次は 22/23（次 block 再開判定）。</w:t>
       </w:r>
     </w:p>
     <w:sectPr>

--- a/docs/01_PROJECT_SPEC_CURRENT_FULL.docx
+++ b/docs/01_PROJECT_SPEC_CURRENT_FULL.docx
@@ -783,6 +783,101 @@
     <w:p>
       <w:r>
         <w:t>- 現在地は 21/23 完了、次は 22/23（次 block 再開判定）。</w:t>
+      </w:r>
+    </w:p>
+    <w:p>
+      <w:r>
+        <w:t>2026-04-18 現行仕様追補（アプリ機能調整ラウンド反映）</w:t>
+      </w:r>
+    </w:p>
+    <w:p>
+      <w:r>
+        <w:t>・本追補は、このチャットで前回 docs 更新以降に確定した内容のみを現行仕様として反映する。</w:t>
+      </w:r>
+    </w:p>
+    <w:p>
+      <w:r>
+        <w:t>・新ブロック再開前に、アプリ機能確認を優先する運用を採用した。</w:t>
+      </w:r>
+    </w:p>
+    <w:p>
+      <w:r>
+        <w:t>・機能2 / 機能3（Exhibition Search / Artist Search）は、検索結果30件ページングとページ切替UIを維持する。</w:t>
+      </w:r>
+    </w:p>
+    <w:p>
+      <w:r>
+        <w:t>・機能2 / 機能3の案内文・件数表示・検索結果表示は通常黒字を標準とする。</w:t>
+      </w:r>
+    </w:p>
+    <w:p>
+      <w:r>
+        <w:t>・機能7（Art Work Search）は、通常黒字表示、upload文字重複解消、30件ページング前提の表示整理を現行とする。</w:t>
+      </w:r>
+    </w:p>
+    <w:p>
+      <w:r>
+        <w:t>・機能7（Art Work Search）は、画像未取得・不整合画像が不自然に上位へ出る挙動を抑制した現行実装を維持する。</w:t>
+      </w:r>
+    </w:p>
+    <w:p>
+      <w:r>
+        <w:t>・機能4（Advisor）は、固定テンプレ禁止を維持し、broad / 抽象質問でも参照多様性を確保する。</w:t>
+      </w:r>
+    </w:p>
+    <w:p>
+      <w:r>
+        <w:t>・機能4（Advisor）は、broad質問で同一参照へ過度固定しない。</w:t>
+      </w:r>
+    </w:p>
+    <w:p>
+      <w:r>
+        <w:t>・機能1（Art Pulse）は、旧3見出し固定・旧長文化・旧多段 retry 構造を現行仕様から外す。</w:t>
+      </w:r>
+    </w:p>
+    <w:p>
+      <w:r>
+        <w:t>・機能1（Art Pulse）は、年代 / フェア / ペルソナ / 切り口の選択UIを維持した単一記事1本方式を現行仕様とする。</w:t>
+      </w:r>
+    </w:p>
+    <w:p>
+      <w:r>
+        <w:t>・機能1（Art Pulse）の本文目安は1000字前後、実運用許容は800〜1200字程度とする。</w:t>
+      </w:r>
+    </w:p>
+    <w:p>
+      <w:r>
+        <w:t>・機能1（Art Pulse）の本文は、指定年・指定フェアのトレンドから、おすすめ Artist / Exhibition へ自然接続する2構成を標準とする。</w:t>
+      </w:r>
+    </w:p>
+    <w:p>
+      <w:r>
+        <w:t>・機能1（Art Pulse）の主要固有名詞（Artist / Exhibition）はRAG根拠ベースで扱い、内部知識は補完的にのみ利用可とする。</w:t>
+      </w:r>
+    </w:p>
+    <w:p>
+      <w:r>
+        <w:t>・機能1（Art Pulse）の表示は、本文の下にサムネイル（最大4枚）、その下に根拠URLを表示する。</w:t>
+      </w:r>
+    </w:p>
+    <w:p>
+      <w:r>
+        <w:t>・機能1（Art Pulse）の根拠表示ラベルは「根拠URL」を用いる。</w:t>
+      </w:r>
+    </w:p>
+    <w:p>
+      <w:r>
+        <w:t>・機能1（Art Pulse）の本文文字数表示は「/1000」を用いる。</w:t>
+      </w:r>
+    </w:p>
+    <w:p>
+      <w:r>
+        <w:t>・機能1（Art Pulse）の本文中の Artist 名 / Exhibition 名リンク付与は維持する。</w:t>
+      </w:r>
+    </w:p>
+    <w:p>
+      <w:r>
+        <w:t>・Art Pulse 調整時の運用ルールとして、実テストはユーザー本人が実施し、Codex は静的確認と原因分析のみを担当する。</w:t>
       </w:r>
     </w:p>
     <w:sectPr>

--- a/docs/01_PROJECT_SPEC_CURRENT_FULL.docx
+++ b/docs/01_PROJECT_SPEC_CURRENT_FULL.docx
@@ -29105,6 +29105,75 @@
           <w:rtl w:val="0"/>
         </w:rPr>
         <w:t xml:space="preserve">- cleanup / artifact proliferation prevention として、mirror / temp / backup / report の並行レーンを増やさず、必要な退避は `_trash` または既存 runtime/report lane に限定する。</w:t>
+      </w:r>
+    </w:p>
+    <w:p/>
+    <w:p/>
+    <w:p/>
+    <w:p/>
+    <w:p>
+      <w:r>
+        <w:t>34. 2026-04-24 Phase 3 block 完了ログ（工程18〜23）</w:t>
+      </w:r>
+    </w:p>
+    <w:p>
+      <w:r>
+        <w:t>5（exhibitions image collect verify-first）で発生した公式更新副作用事故を起点に、verify-first で公式4ファイルを更新しない恒久ガードを導入して再発防止を固定。</w:t>
+      </w:r>
+    </w:p>
+    <w:p>
+      <w:r>
+        <w:t>exhibitions enrichment は full batch 停滞を確認後、full batch を cancel、completed canary A/B を再利用、delta-only 75件を 25+50 に分割して前進。</w:t>
+      </w:r>
+    </w:p>
+    <w:p>
+      <w:r>
+        <w:t>completed output を再利用して exhibitions apply 85件を完了（重複再送なし）。</w:t>
+      </w:r>
+    </w:p>
+    <w:p>
+      <w:r>
+        <w:t>skip ルールを修正し、exhibition_text_only は非skip、exhibition_image_only のみ skip に統一。</w:t>
+      </w:r>
+    </w:p>
+    <w:p>
+      <w:r>
+        <w:t>誤反映の Silke Lindner skip を戻し、未skip維持へ復帰。Petrine は skip 維持。</w:t>
+      </w:r>
+    </w:p>
+    <w:p>
+      <w:r>
+        <w:t>18. run_block_closeout apply（R2なし）完了。</w:t>
+      </w:r>
+    </w:p>
+    <w:p>
+      <w:r>
+        <w:t>19. rag_gellery_breakdown_master.xlsx 人間確認 OK。</w:t>
+      </w:r>
+    </w:p>
+    <w:p>
+      <w:r>
+        <w:t>20. current_required_rag_full plan 完了（would_upload=19 / would_prune=0 / missing=0 / remote_only=0 / size_mismatch=19）。</w:t>
+      </w:r>
+    </w:p>
+    <w:p>
+      <w:r>
+        <w:t>21. current_required_rag_full apply 完了（uploaded_count=19 / deleted_count=0 / upload_failed_count=0 / delete_failed_count=0）。</w:t>
+      </w:r>
+    </w:p>
+    <w:p>
+      <w:r>
+        <w:t>22. current_required_rag_full post-check 完了（would_upload=0 / would_prune=0 / missing=0 / remote_only=0 / size_mismatch=0）。</w:t>
+      </w:r>
+    </w:p>
+    <w:p>
+      <w:r>
+        <w:t>23. docs同期完了（本ログ反映）。</w:t>
+      </w:r>
+    </w:p>
+    <w:p>
+      <w:r>
+        <w:t>今後方針: enrichment は delta-only（既取得・既適用済みの再送禁止、未取得・欠損・未適用・失敗分のみ処理）。</w:t>
       </w:r>
     </w:p>
     <w:sectPr>

--- a/docs/01_PROJECT_SPEC_CURRENT_FULL.docx
+++ b/docs/01_PROJECT_SPEC_CURRENT_FULL.docx
@@ -29174,6 +29174,45 @@
     <w:p>
       <w:r>
         <w:t>今後方針: enrichment は delta-only（既取得・既適用済みの再送禁止、未取得・欠損・未適用・失敗分のみ処理）。</w:t>
+      </w:r>
+    </w:p>
+    <w:p/>
+    <w:p>
+      <w:pPr>
+        <w:pStyle w:val="Heading2"/>
+      </w:pPr>
+      <w:r>
+        <w:t>【2026-04-26 docs同期索引（Phase 3 今回block）】</w:t>
+      </w:r>
+    </w:p>
+    <w:p>
+      <w:r>
+        <w:t>- 現在地: 今回blockは工程22（`current_required_rag_full post-check`）まで完了し、本工程23でdocs同期を実施。</w:t>
+      </w:r>
+    </w:p>
+    <w:p>
+      <w:r>
+        <w:t>- scope 10館（Frieze 5 + Liste 5）で raw / image / enrichment / vector / closeout / R2 まで完了。</w:t>
+      </w:r>
+    </w:p>
+    <w:p>
+      <w:r>
+        <w:t>- artists text vector は `--delta-candidates-jsonl` を標準導線とし、current raw 起点候補生成と `whole_current_rebuild` は通常blockで禁止。</w:t>
+      </w:r>
+    </w:p>
+    <w:p>
+      <w:r>
+        <w:t>- artist works images vector は trial生成（1628）→ duplicate cleanup（1625）→ closeout merge（current 7049→8674）を標準導線として固定。</w:t>
+      </w:r>
+    </w:p>
+    <w:p>
+      <w:r>
+        <w:t>- closeout duplicate gate 停止時は「trial-only cleanup → 17再確認 → 18 apply（R2なし）」で復帰する。</w:t>
+      </w:r>
+    </w:p>
+    <w:p>
+      <w:r>
+        <w:t>- R2正式同期は current_required_rag_full の plan → apply（--max-delete 0）→ post-check を実施し、最終差分ゼロ（would_upload=0 / would_prune=0 / remote_only=0 / size_mismatch=0）を完了条件とする。</w:t>
       </w:r>
     </w:p>
     <w:sectPr>

--- a/docs/01_PROJECT_SPEC_CURRENT_FULL.docx
+++ b/docs/01_PROJECT_SPEC_CURRENT_FULL.docx
@@ -29213,6 +29213,161 @@
     <w:p>
       <w:r>
         <w:t>- R2正式同期は current_required_rag_full の plan → apply（--max-delete 0）→ post-check を実施し、最終差分ゼロ（would_upload=0 / would_prune=0 / remote_only=0 / size_mismatch=0）を完了条件とする。</w:t>
+      </w:r>
+    </w:p>
+    <w:p/>
+    <w:p>
+      <w:r>
+        <w:t>2026-05-04 RAG??????????????</w:t>
+      </w:r>
+    </w:p>
+    <w:p>
+      <w:r>
+        <w:t>??????????</w:t>
+      </w:r>
+    </w:p>
+    <w:p>
+      <w:r>
+        <w:t>20. current_required_rag_full plan</w:t>
+      </w:r>
+    </w:p>
+    <w:p>
+      <w:r>
+        <w:t>21. current_required_rag_full apply</w:t>
+      </w:r>
+    </w:p>
+    <w:p>
+      <w:r>
+        <w:t>22. current_required_rag_full post-check</w:t>
+      </w:r>
+    </w:p>
+    <w:p>
+      <w:r>
+        <w:t>23. _trial cleanup verify-first / apply</w:t>
+      </w:r>
+    </w:p>
+    <w:p>
+      <w:r>
+        <w:t>24. docs??</w:t>
+      </w:r>
+    </w:p>
+    <w:p/>
+    <w:p>
+      <w:r>
+        <w:t>?_trial ??cleanup????</w:t>
+      </w:r>
+    </w:p>
+    <w:p>
+      <w:r>
+        <w:t>??4???????????????? _trial ???cleanup??????</w:t>
+      </w:r>
+    </w:p>
+    <w:p>
+      <w:r>
+        <w:t>1) current integrity gate GO</w:t>
+      </w:r>
+    </w:p>
+    <w:p>
+      <w:r>
+        <w:t>2) R2 post-check all zero</w:t>
+      </w:r>
+    </w:p>
+    <w:p>
+      <w:r>
+        <w:t>3) app smoke GO</w:t>
+      </w:r>
+    </w:p>
+    <w:p>
+      <w:r>
+        <w:t>4) runtime _trial ????</w:t>
+      </w:r>
+    </w:p>
+    <w:p>
+      <w:r>
+        <w:t>???????_trial ????????????? 0 ????</w:t>
+      </w:r>
+    </w:p>
+    <w:p>
+      <w:r>
+        <w:t>????????root?????loose files????????????????</w:t>
+      </w:r>
+    </w:p>
+    <w:p>
+      <w:r>
+        <w:t>cleanup????? verify-first ? apply?</w:t>
+      </w:r>
+    </w:p>
+    <w:p>
+      <w:r>
+        <w:t>???????????batch?runtime??????????</w:t>
+      </w:r>
+    </w:p>
+    <w:p>
+      <w:r>
+        <w:t>?????????????????????</w:t>
+      </w:r>
+    </w:p>
+    <w:p/>
+    <w:p>
+      <w:r>
+        <w:t>??????????</w:t>
+      </w:r>
+    </w:p>
+    <w:p>
+      <w:r>
+        <w:t>_trial ??????????????????</w:t>
+      </w:r>
+    </w:p>
+    <w:p>
+      <w:r>
+        <w:t>??? data/current?remote mirror / backup ? R2 data/current?</w:t>
+      </w:r>
+    </w:p>
+    <w:p>
+      <w:r>
+        <w:t>GitHub?RAG backup???????</w:t>
+      </w:r>
+    </w:p>
+    <w:p/>
+    <w:p>
+      <w:r>
+        <w:t>??????closeout current-only??</w:t>
+      </w:r>
+    </w:p>
+    <w:p>
+      <w:r>
+        <w:t>closeout current-only apply?? metadata / vector id_map ????? image cache??? current???????</w:t>
+      </w:r>
+    </w:p>
+    <w:p>
+      <w:r>
+        <w:t>current???? metadata / cache / vector id_map ??????????????</w:t>
+      </w:r>
+    </w:p>
+    <w:p>
+      <w:r>
+        <w:t>rag_gellery_breakdown_master.xlsx ????? cache ???????????</w:t>
+      </w:r>
+    </w:p>
+    <w:p/>
+    <w:p>
+      <w:r>
+        <w:t>?????????????</w:t>
+      </w:r>
+    </w:p>
+    <w:p>
+      <w:r>
+        <w:t>image cache?????metadata/id_map path????R2????post-check all zero?app smoke GO?_trial cleanup???</w:t>
+      </w:r>
+    </w:p>
+    <w:p>
+      <w:r>
+        <w:t>Art Work Search? _trial loose file runtime????????efdaa92??</w:t>
+      </w:r>
+    </w:p>
+    <w:p>
+      <w:r>
+        <w:t>closeout current-only image cache promotion ??????????a982a34??</w:t>
       </w:r>
     </w:p>
     <w:sectPr>

--- a/docs/01_PROJECT_SPEC_CURRENT_FULL.docx
+++ b/docs/01_PROJECT_SPEC_CURRENT_FULL.docx
@@ -29368,6 +29368,411 @@
     <w:p>
       <w:r>
         <w:t>closeout current-only image cache promotion ??????????a982a34??</w:t>
+      </w:r>
+    </w:p>
+    <w:p>
+      <w:r>
+        <w:t>2026-05-04 docs????????????????Cloud???</w:t>
+      </w:r>
+    </w:p>
+    <w:p>
+      <w:r>
+        <w:t>?Codex??: commit/push????Codex?????????smoke??????????commit/push?????????????</w:t>
+      </w:r>
+    </w:p>
+    <w:p>
+      <w:r>
+        <w:t>?Codex???????: commit??? / push??? / git status --short / git diff --stat / ?????? / ???? / ?????????????</w:t>
+      </w:r>
+    </w:p>
+    <w:p>
+      <w:r>
+        <w:t>?Cloud?????????commit/push??: ??deploy?? -&gt; Clear cache -&gt; Reboot app -&gt; ??????</w:t>
+      </w:r>
+    </w:p>
+    <w:p>
+      <w:r>
+        <w:t>?app.py / phase2_*_readonly.py / import / cache / ?? / ???? / R2?? / data/current??????????????Cloud??????????</w:t>
+      </w:r>
+    </w:p>
+    <w:p>
+      <w:r>
+        <w:t>?ImportError??: py_compile????????python -c "import app" ? py_compile?app.py + ??readonly???????????</w:t>
+      </w:r>
+    </w:p>
+    <w:p>
+      <w:r>
+        <w:t>?Art Work Search Robert Barry???: r2_key/image_url???current cache local_path?????Cloud preview????????????</w:t>
+      </w:r>
+    </w:p>
+    <w:p>
+      <w:r>
+        <w:t>?Art Work Search????: local_path???????derived r2_key?????r2_key????????????????data/current????R2??????scan????</w:t>
+      </w:r>
+    </w:p>
+    <w:p>
+      <w:r>
+        <w:t>?Art Work Search????: os.walk / rglob / images-cache??scan / ???hash / ???????R2 HEAD?hydrate / ??data URI?? / ???????</w:t>
+      </w:r>
+    </w:p>
+    <w:p>
+      <w:r>
+        <w:t>?Artist/Exhibition Search??: ?????????????????????????total??????????????????????</w:t>
+      </w:r>
+    </w:p>
+    <w:p>
+      <w:r>
+        <w:t>?Artist????????????????????Exhibition????OK??????????????</w:t>
+      </w:r>
+    </w:p>
+    <w:p>
+      <w:r>
+        <w:t>?2026-05-04????: Artist????300??A=300?Exhibition????407??A=407?B/C/D/E/F/G?0?????????????????</w:t>
+      </w:r>
+    </w:p>
+    <w:p>
+      <w:r>
+        <w:t>?????: logs/artist_exhibition_no_image_integrity_audit_20260504.json??????????????commit???????????</w:t>
+      </w:r>
+    </w:p>
+    <w:p>
+      <w:r>
+        <w:t>2026-05-04 docs同期追記（運用ルール・検索画像修正・Cloud運用）</w:t>
+      </w:r>
+    </w:p>
+    <w:p>
+      <w:r>
+        <w:t>1) Codexのcommit/push運用</w:t>
+      </w:r>
+    </w:p>
+    <w:p>
+      <w:r>
+        <w:t>?今後はCodexにcommit/pushを任せない。</w:t>
+      </w:r>
+    </w:p>
+    <w:p>
+      <w:r>
+        <w:t>?Codexの役割は、実装・静的確認・smoke・差分提示までとする。</w:t>
+      </w:r>
+    </w:p>
+    <w:p>
+      <w:r>
+        <w:t>?commit/pushはユーザー本人が実行する。</w:t>
+      </w:r>
+    </w:p>
+    <w:p>
+      <w:r>
+        <w:t>?Codexタスクには必ず以下を含める。</w:t>
+      </w:r>
+    </w:p>
+    <w:p>
+      <w:r>
+        <w:t>?commitしない</w:t>
+      </w:r>
+    </w:p>
+    <w:p>
+      <w:r>
+        <w:t>?pushしない</w:t>
+      </w:r>
+    </w:p>
+    <w:p>
+      <w:r>
+        <w:t>?`git status --short` を提示</w:t>
+      </w:r>
+    </w:p>
+    <w:p>
+      <w:r>
+        <w:t>?`git diff --stat` を提示</w:t>
+      </w:r>
+    </w:p>
+    <w:p>
+      <w:r>
+        <w:t>?変更ファイル一覧を提示</w:t>
+      </w:r>
+    </w:p>
+    <w:p>
+      <w:r>
+        <w:t>?確認結果を提示</w:t>
+      </w:r>
+    </w:p>
+    <w:p>
+      <w:r>
+        <w:t>?ユーザー実行用のcommit/pushコマンド案のみ提示</w:t>
+      </w:r>
+    </w:p>
+    <w:p>
+      <w:r>
+        <w:t>?旧テンプレの「commit/push済みを完了条件に含める」運用は廃止する。</w:t>
+      </w:r>
+    </w:p>
+    <w:p>
+      <w:r>
+        <w:t>2) Cloud確認の基本手順</w:t>
+      </w:r>
+    </w:p>
+    <w:p>
+      <w:r>
+        <w:t>?ユーザー本人のcommit/push後、Cloud挙動確認は以下を基本とする。</w:t>
+      </w:r>
+    </w:p>
+    <w:p>
+      <w:r>
+        <w:t>1. 最新deploy確認</w:t>
+      </w:r>
+    </w:p>
+    <w:p>
+      <w:r>
+        <w:t>2. Clear cache</w:t>
+      </w:r>
+    </w:p>
+    <w:p>
+      <w:r>
+        <w:t>3. Reboot app</w:t>
+      </w:r>
+    </w:p>
+    <w:p>
+      <w:r>
+        <w:t>4. 実画面確認</w:t>
+      </w:r>
+    </w:p>
+    <w:p>
+      <w:r>
+        <w:t>?特に `app.py` / `phase2_*_readonly.py` / import / cache / 検索 / 画像表示 / R2参照 / current読み込み契約 / Streamlit表示関連の変更では毎回実施する。</w:t>
+      </w:r>
+    </w:p>
+    <w:p>
+      <w:r>
+        <w:t>?docs-onlyやローカル限定作業では必須ではない。</w:t>
+      </w:r>
+    </w:p>
+    <w:p>
+      <w:r>
+        <w:t>?Cloudログに古いImportErrorや古いapp.py相当の挙動が残る場合は、古いプロセス/キャッシュ残留を優先疑いとする。</w:t>
+      </w:r>
+    </w:p>
+    <w:p>
+      <w:r>
+        <w:t>3) ImportErrorの検証ルール</w:t>
+      </w:r>
+    </w:p>
+    <w:p>
+      <w:r>
+        <w:t>?`py_compile` 単体ではImportErrorを保証できない。</w:t>
+      </w:r>
+    </w:p>
+    <w:p>
+      <w:r>
+        <w:t>?app.pyやimport周り変更時は以下を必須検証とする。</w:t>
+      </w:r>
+    </w:p>
+    <w:p>
+      <w:r>
+        <w:t>?`python -c "import app"`</w:t>
+      </w:r>
+    </w:p>
+    <w:p>
+      <w:r>
+        <w:t>?`python -m py_compile app.py 関連readonlyファイル`</w:t>
+      </w:r>
+    </w:p>
+    <w:p>
+      <w:r>
+        <w:t>?`phase2_common_readonly.py` 等からdirect importを増やす場合は、定義名/import名/呼び出し側の突合を必ず行う。</w:t>
+      </w:r>
+    </w:p>
+    <w:p>
+      <w:r>
+        <w:t>?不要なdirect import追加は避け、可能なら対象readonly内ローカルhelperで完結させる。</w:t>
+      </w:r>
+    </w:p>
+    <w:p>
+      <w:r>
+        <w:t>4) Art Work Search: Robert Barry型（B+C複合）</w:t>
+      </w:r>
+    </w:p>
+    <w:p>
+      <w:r>
+        <w:t>?事象: Robert Barry / Francesca Mininiで、過去に「参考画像なし」や結果脱落が発生。</w:t>
+      </w:r>
+    </w:p>
+    <w:p>
+      <w:r>
+        <w:t>?原因:</w:t>
+      </w:r>
+    </w:p>
+    <w:p>
+      <w:r>
+        <w:t>?vector/raw/current cacheには存在し、画像実体も存在。</w:t>
+      </w:r>
+    </w:p>
+    <w:p>
+      <w:r>
+        <w:t>?ただし `r2_key` / `image_url` が空で、`local_path` のみ current cache を参照。</w:t>
+      </w:r>
+    </w:p>
+    <w:p>
+      <w:r>
+        <w:t>?Cloud想定ではlocal_path依存のみだとpreview判定で落ち、preview-gating後に結果から脱落しうる。</w:t>
+      </w:r>
+    </w:p>
+    <w:p>
+      <w:r>
+        <w:t>?解決方針:</w:t>
+      </w:r>
+    </w:p>
+    <w:p>
+      <w:r>
+        <w:t>?`local_path` が `data/current/images/cache/artist_works_images/...` を指す場合、文字列変換のみで derived `r2_key` を軽量補完。</w:t>
+      </w:r>
+    </w:p>
+    <w:p>
+      <w:r>
+        <w:t>?既存 `r2_key` がある場合は上書きしない。</w:t>
+      </w:r>
+    </w:p>
+    <w:p>
+      <w:r>
+        <w:t>?個別ハードコード（gallery/artist/source URL、blue/Robert Barry専用）禁止。</w:t>
+      </w:r>
+    </w:p>
+    <w:p>
+      <w:r>
+        <w:t>?`data/current` 更新なし、R2アクセスなし、重い走査なし。</w:t>
+      </w:r>
+    </w:p>
+    <w:p>
+      <w:r>
+        <w:t>?最終確認: Art Work Searchで `blue` / Robert Barry は画像付き表示を確認済み。</w:t>
+      </w:r>
+    </w:p>
+    <w:p>
+      <w:r>
+        <w:t>5) Art Work Searchで禁止する重い実装</w:t>
+      </w:r>
+    </w:p>
+    <w:p>
+      <w:r>
+        <w:t>?検索導線で以下を禁止する。</w:t>
+      </w:r>
+    </w:p>
+    <w:p>
+      <w:r>
+        <w:t>?`os.walk`</w:t>
+      </w:r>
+    </w:p>
+    <w:p>
+      <w:r>
+        <w:t>?`rglob`</w:t>
+      </w:r>
+    </w:p>
+    <w:p>
+      <w:r>
+        <w:t>?`images/cache` 全件scan</w:t>
+      </w:r>
+    </w:p>
+    <w:p>
+      <w:r>
+        <w:t>?全画像hash計算</w:t>
+      </w:r>
+    </w:p>
+    <w:p>
+      <w:r>
+        <w:t>?検索ごとの大量R2 HEAD/hydrate</w:t>
+      </w:r>
+    </w:p>
+    <w:p>
+      <w:r>
+        <w:t>?検索ごとの大量data URI生成</w:t>
+      </w:r>
+    </w:p>
+    <w:p>
+      <w:r>
+        <w:t>?全件画像解決</w:t>
+      </w:r>
+    </w:p>
+    <w:p>
+      <w:r>
+        <w:t>?方針: row内既存フィールド + 軽量文字列変換を優先し、必要最小限・表示ページ分中心で解決する。</w:t>
+      </w:r>
+    </w:p>
+    <w:p>
+      <w:r>
+        <w:t>6) Artist/Exhibition Searchの「参考画像なし」方針</w:t>
+      </w:r>
+    </w:p>
+    <w:p>
+      <w:r>
+        <w:t>?Artist/Exhibitionでは「参考画像なし」カード自体は許容する。</w:t>
+      </w:r>
+    </w:p>
+    <w:p>
+      <w:r>
+        <w:t>?ただし画像なしカードは後方へ回す（削除しない）。</w:t>
+      </w:r>
+    </w:p>
+    <w:p>
+      <w:r>
+        <w:t>?画像ありグループ内順位・画像なしグループ内順位は保持。</w:t>
+      </w:r>
+    </w:p>
+    <w:p>
+      <w:r>
+        <w:t>?total件数を減らさない。ページングは並び替え後に実施する。</w:t>
+      </w:r>
+    </w:p>
+    <w:p>
+      <w:r>
+        <w:t>?Art Work Searchとは性質が異なるため、Artist/Exhibitionでは画像なし完全排除を行わない。</w:t>
+      </w:r>
+    </w:p>
+    <w:p>
+      <w:r>
+        <w:t>7) Artist判定・Exhibition判定の現時点</w:t>
+      </w:r>
+    </w:p>
+    <w:p>
+      <w:r>
+        <w:t>?Artist Searchは、候補フィールド存在のみではなく実カード描画に近い画像解決基準で後方化する方式へ修正済み（実画面確認済み）。</w:t>
+      </w:r>
+    </w:p>
+    <w:p>
+      <w:r>
+        <w:t>?Exhibition Searchは現行後方化で実画面OK。現時点で追加修正は行わず、問題再発時のみ別Taskで描画条件との完全一致を検討する。</w:t>
+      </w:r>
+    </w:p>
+    <w:p>
+      <w:r>
+        <w:t>8) Artist/Exhibition 画像なし実体監査（2026-05-04）</w:t>
+      </w:r>
+    </w:p>
+    <w:p>
+      <w:r>
+        <w:t>?監査ログ: `logs/artist_exhibition_no_image_integrity_audit_20260504.json`（アプリ必須ファイルではなくcommit対象はユーザー判断）。</w:t>
+      </w:r>
+    </w:p>
+    <w:p>
+      <w:r>
+        <w:t>?監査キーワード: `絵画 / painting / installation / blue / sculpture / abstract`</w:t>
+      </w:r>
+    </w:p>
+    <w:p>
+      <w:r>
+        <w:t>?結果:</w:t>
+      </w:r>
+    </w:p>
+    <w:p>
+      <w:r>
+        <w:t>?Artist: 画像なし300件、`A=300`、`B/C/D/E/F/G=0`</w:t>
+      </w:r>
+    </w:p>
+    <w:p>
+      <w:r>
+        <w:t>?Exhibition: 画像なし407件、`A=407`、`B/C/D/E/F/G=0`</w:t>
+      </w:r>
+    </w:p>
+    <w:p>
+      <w:r>
+        <w:t>?判定: 監査範囲ではArtist/Exhibitionの画像なしはすべて真の画像なし。Robert Barry型はArtist/Exhibitionでは未検出。追加修正は不要。</w:t>
       </w:r>
     </w:p>
     <w:sectPr>

--- a/docs/01_PROJECT_SPEC_CURRENT_FULL.docx
+++ b/docs/01_PROJECT_SPEC_CURRENT_FULL.docx
@@ -29218,225 +29218,6 @@
     <w:p/>
     <w:p>
       <w:r>
-        <w:t>2026-05-04 RAG??????????????</w:t>
-      </w:r>
-    </w:p>
-    <w:p>
-      <w:r>
-        <w:t>??????????</w:t>
-      </w:r>
-    </w:p>
-    <w:p>
-      <w:r>
-        <w:t>20. current_required_rag_full plan</w:t>
-      </w:r>
-    </w:p>
-    <w:p>
-      <w:r>
-        <w:t>21. current_required_rag_full apply</w:t>
-      </w:r>
-    </w:p>
-    <w:p>
-      <w:r>
-        <w:t>22. current_required_rag_full post-check</w:t>
-      </w:r>
-    </w:p>
-    <w:p>
-      <w:r>
-        <w:t>23. _trial cleanup verify-first / apply</w:t>
-      </w:r>
-    </w:p>
-    <w:p>
-      <w:r>
-        <w:t>24. docs??</w:t>
-      </w:r>
-    </w:p>
-    <w:p/>
-    <w:p>
-      <w:r>
-        <w:t>?_trial ??cleanup????</w:t>
-      </w:r>
-    </w:p>
-    <w:p>
-      <w:r>
-        <w:t>??4???????????????? _trial ???cleanup??????</w:t>
-      </w:r>
-    </w:p>
-    <w:p>
-      <w:r>
-        <w:t>1) current integrity gate GO</w:t>
-      </w:r>
-    </w:p>
-    <w:p>
-      <w:r>
-        <w:t>2) R2 post-check all zero</w:t>
-      </w:r>
-    </w:p>
-    <w:p>
-      <w:r>
-        <w:t>3) app smoke GO</w:t>
-      </w:r>
-    </w:p>
-    <w:p>
-      <w:r>
-        <w:t>4) runtime _trial ????</w:t>
-      </w:r>
-    </w:p>
-    <w:p>
-      <w:r>
-        <w:t>???????_trial ????????????? 0 ????</w:t>
-      </w:r>
-    </w:p>
-    <w:p>
-      <w:r>
-        <w:t>????????root?????loose files????????????????</w:t>
-      </w:r>
-    </w:p>
-    <w:p>
-      <w:r>
-        <w:t>cleanup????? verify-first ? apply?</w:t>
-      </w:r>
-    </w:p>
-    <w:p>
-      <w:r>
-        <w:t>???????????batch?runtime??????????</w:t>
-      </w:r>
-    </w:p>
-    <w:p>
-      <w:r>
-        <w:t>?????????????????????</w:t>
-      </w:r>
-    </w:p>
-    <w:p/>
-    <w:p>
-      <w:r>
-        <w:t>??????????</w:t>
-      </w:r>
-    </w:p>
-    <w:p>
-      <w:r>
-        <w:t>_trial ??????????????????</w:t>
-      </w:r>
-    </w:p>
-    <w:p>
-      <w:r>
-        <w:t>??? data/current?remote mirror / backup ? R2 data/current?</w:t>
-      </w:r>
-    </w:p>
-    <w:p>
-      <w:r>
-        <w:t>GitHub?RAG backup???????</w:t>
-      </w:r>
-    </w:p>
-    <w:p/>
-    <w:p>
-      <w:r>
-        <w:t>??????closeout current-only??</w:t>
-      </w:r>
-    </w:p>
-    <w:p>
-      <w:r>
-        <w:t>closeout current-only apply?? metadata / vector id_map ????? image cache??? current???????</w:t>
-      </w:r>
-    </w:p>
-    <w:p>
-      <w:r>
-        <w:t>current???? metadata / cache / vector id_map ??????????????</w:t>
-      </w:r>
-    </w:p>
-    <w:p>
-      <w:r>
-        <w:t>rag_gellery_breakdown_master.xlsx ????? cache ???????????</w:t>
-      </w:r>
-    </w:p>
-    <w:p/>
-    <w:p>
-      <w:r>
-        <w:t>?????????????</w:t>
-      </w:r>
-    </w:p>
-    <w:p>
-      <w:r>
-        <w:t>image cache?????metadata/id_map path????R2????post-check all zero?app smoke GO?_trial cleanup???</w:t>
-      </w:r>
-    </w:p>
-    <w:p>
-      <w:r>
-        <w:t>Art Work Search? _trial loose file runtime????????efdaa92??</w:t>
-      </w:r>
-    </w:p>
-    <w:p>
-      <w:r>
-        <w:t>closeout current-only image cache promotion ??????????a982a34??</w:t>
-      </w:r>
-    </w:p>
-    <w:p>
-      <w:r>
-        <w:t>2026-05-04 docs????????????????Cloud???</w:t>
-      </w:r>
-    </w:p>
-    <w:p>
-      <w:r>
-        <w:t>?Codex??: commit/push????Codex?????????smoke??????????commit/push?????????????</w:t>
-      </w:r>
-    </w:p>
-    <w:p>
-      <w:r>
-        <w:t>?Codex???????: commit??? / push??? / git status --short / git diff --stat / ?????? / ???? / ?????????????</w:t>
-      </w:r>
-    </w:p>
-    <w:p>
-      <w:r>
-        <w:t>?Cloud?????????commit/push??: ??deploy?? -&gt; Clear cache -&gt; Reboot app -&gt; ??????</w:t>
-      </w:r>
-    </w:p>
-    <w:p>
-      <w:r>
-        <w:t>?app.py / phase2_*_readonly.py / import / cache / ?? / ???? / R2?? / data/current??????????????Cloud??????????</w:t>
-      </w:r>
-    </w:p>
-    <w:p>
-      <w:r>
-        <w:t>?ImportError??: py_compile????????python -c "import app" ? py_compile?app.py + ??readonly???????????</w:t>
-      </w:r>
-    </w:p>
-    <w:p>
-      <w:r>
-        <w:t>?Art Work Search Robert Barry???: r2_key/image_url???current cache local_path?????Cloud preview????????????</w:t>
-      </w:r>
-    </w:p>
-    <w:p>
-      <w:r>
-        <w:t>?Art Work Search????: local_path???????derived r2_key?????r2_key????????????????data/current????R2??????scan????</w:t>
-      </w:r>
-    </w:p>
-    <w:p>
-      <w:r>
-        <w:t>?Art Work Search????: os.walk / rglob / images-cache??scan / ???hash / ???????R2 HEAD?hydrate / ??data URI?? / ???????</w:t>
-      </w:r>
-    </w:p>
-    <w:p>
-      <w:r>
-        <w:t>?Artist/Exhibition Search??: ?????????????????????????total??????????????????????</w:t>
-      </w:r>
-    </w:p>
-    <w:p>
-      <w:r>
-        <w:t>?Artist????????????????????Exhibition????OK??????????????</w:t>
-      </w:r>
-    </w:p>
-    <w:p>
-      <w:r>
-        <w:t>?2026-05-04????: Artist????300??A=300?Exhibition????407??A=407?B/C/D/E/F/G?0?????????????????</w:t>
-      </w:r>
-    </w:p>
-    <w:p>
-      <w:r>
-        <w:t>?????: logs/artist_exhibition_no_image_integrity_audit_20260504.json??????????????commit???????????</w:t>
-      </w:r>
-    </w:p>
-    <w:p>
-      <w:r>
         <w:t>2026-05-04 docs同期追記（運用ルール・検索画像修正・Cloud運用）</w:t>
       </w:r>
     </w:p>
@@ -29447,62 +29228,62 @@
     </w:p>
     <w:p>
       <w:r>
-        <w:t>?今後はCodexにcommit/pushを任せない。</w:t>
-      </w:r>
-    </w:p>
-    <w:p>
-      <w:r>
-        <w:t>?Codexの役割は、実装・静的確認・smoke・差分提示までとする。</w:t>
-      </w:r>
-    </w:p>
-    <w:p>
-      <w:r>
-        <w:t>?commit/pushはユーザー本人が実行する。</w:t>
-      </w:r>
-    </w:p>
-    <w:p>
-      <w:r>
-        <w:t>?Codexタスクには必ず以下を含める。</w:t>
-      </w:r>
-    </w:p>
-    <w:p>
-      <w:r>
-        <w:t>?commitしない</w:t>
-      </w:r>
-    </w:p>
-    <w:p>
-      <w:r>
-        <w:t>?pushしない</w:t>
-      </w:r>
-    </w:p>
-    <w:p>
-      <w:r>
-        <w:t>?`git status --short` を提示</w:t>
-      </w:r>
-    </w:p>
-    <w:p>
-      <w:r>
-        <w:t>?`git diff --stat` を提示</w:t>
-      </w:r>
-    </w:p>
-    <w:p>
-      <w:r>
-        <w:t>?変更ファイル一覧を提示</w:t>
-      </w:r>
-    </w:p>
-    <w:p>
-      <w:r>
-        <w:t>?確認結果を提示</w:t>
-      </w:r>
-    </w:p>
-    <w:p>
-      <w:r>
-        <w:t>?ユーザー実行用のcommit/pushコマンド案のみ提示</w:t>
-      </w:r>
-    </w:p>
-    <w:p>
-      <w:r>
-        <w:t>?旧テンプレの「commit/push済みを完了条件に含める」運用は廃止する。</w:t>
+        <w:t>- 今後はCodexにcommit/pushを任せない。</w:t>
+      </w:r>
+    </w:p>
+    <w:p>
+      <w:r>
+        <w:t>- Codexの役割は、実装・静的確認・smoke・差分提示までとする。</w:t>
+      </w:r>
+    </w:p>
+    <w:p>
+      <w:r>
+        <w:t>- commit/pushはユーザー本人が実行する。</w:t>
+      </w:r>
+    </w:p>
+    <w:p>
+      <w:r>
+        <w:t>- Codexタスクには必ず以下を含める。</w:t>
+      </w:r>
+    </w:p>
+    <w:p>
+      <w:r>
+        <w:t>- commitしない</w:t>
+      </w:r>
+    </w:p>
+    <w:p>
+      <w:r>
+        <w:t>- pushしない</w:t>
+      </w:r>
+    </w:p>
+    <w:p>
+      <w:r>
+        <w:t>- `git status --short` を提示</w:t>
+      </w:r>
+    </w:p>
+    <w:p>
+      <w:r>
+        <w:t>- `git diff --stat` を提示</w:t>
+      </w:r>
+    </w:p>
+    <w:p>
+      <w:r>
+        <w:t>- 変更ファイル一覧を提示</w:t>
+      </w:r>
+    </w:p>
+    <w:p>
+      <w:r>
+        <w:t>- 確認結果を提示</w:t>
+      </w:r>
+    </w:p>
+    <w:p>
+      <w:r>
+        <w:t>- ユーザー実行用のcommit/pushコマンド案のみ提示</w:t>
+      </w:r>
+    </w:p>
+    <w:p>
+      <w:r>
+        <w:t>- 旧テンプレの「commit/push済みを完了条件に含める」運用は廃止する。</w:t>
       </w:r>
     </w:p>
     <w:p>
@@ -29512,7 +29293,7 @@
     </w:p>
     <w:p>
       <w:r>
-        <w:t>?ユーザー本人のcommit/push後、Cloud挙動確認は以下を基本とする。</w:t>
+        <w:t>- ユーザー本人のcommit/push後、Cloud挙動確認は以下を基本とする。</w:t>
       </w:r>
     </w:p>
     <w:p>
@@ -29537,17 +29318,17 @@
     </w:p>
     <w:p>
       <w:r>
-        <w:t>?特に `app.py` / `phase2_*_readonly.py` / import / cache / 検索 / 画像表示 / R2参照 / current読み込み契約 / Streamlit表示関連の変更では毎回実施する。</w:t>
-      </w:r>
-    </w:p>
-    <w:p>
-      <w:r>
-        <w:t>?docs-onlyやローカル限定作業では必須ではない。</w:t>
-      </w:r>
-    </w:p>
-    <w:p>
-      <w:r>
-        <w:t>?Cloudログに古いImportErrorや古いapp.py相当の挙動が残る場合は、古いプロセス/キャッシュ残留を優先疑いとする。</w:t>
+        <w:t>- 特に `app.py` / `phase2_*_readonly.py` / import / cache / 検索 / 画像表示 / R2参照 / current読み込み契約 / Streamlit表示関連の変更では毎回実施する。</w:t>
+      </w:r>
+    </w:p>
+    <w:p>
+      <w:r>
+        <w:t>- docs-onlyやローカル限定作業では必須ではない。</w:t>
+      </w:r>
+    </w:p>
+    <w:p>
+      <w:r>
+        <w:t>- Cloudログに古いImportErrorや古いapp.py相当の挙動が残る場合は、古いプロセス/キャッシュ残留を優先疑いとする。</w:t>
       </w:r>
     </w:p>
     <w:p>
@@ -29557,32 +29338,32 @@
     </w:p>
     <w:p>
       <w:r>
-        <w:t>?`py_compile` 単体ではImportErrorを保証できない。</w:t>
-      </w:r>
-    </w:p>
-    <w:p>
-      <w:r>
-        <w:t>?app.pyやimport周り変更時は以下を必須検証とする。</w:t>
-      </w:r>
-    </w:p>
-    <w:p>
-      <w:r>
-        <w:t>?`python -c "import app"`</w:t>
-      </w:r>
-    </w:p>
-    <w:p>
-      <w:r>
-        <w:t>?`python -m py_compile app.py 関連readonlyファイル`</w:t>
-      </w:r>
-    </w:p>
-    <w:p>
-      <w:r>
-        <w:t>?`phase2_common_readonly.py` 等からdirect importを増やす場合は、定義名/import名/呼び出し側の突合を必ず行う。</w:t>
-      </w:r>
-    </w:p>
-    <w:p>
-      <w:r>
-        <w:t>?不要なdirect import追加は避け、可能なら対象readonly内ローカルhelperで完結させる。</w:t>
+        <w:t>- `py_compile` 単体ではImportErrorを保証できない。</w:t>
+      </w:r>
+    </w:p>
+    <w:p>
+      <w:r>
+        <w:t>- app.pyやimport周り変更時は以下を必須検証とする。</w:t>
+      </w:r>
+    </w:p>
+    <w:p>
+      <w:r>
+        <w:t>- `python -c "import app"`</w:t>
+      </w:r>
+    </w:p>
+    <w:p>
+      <w:r>
+        <w:t>- `python -m py_compile app.py 関連readonlyファイル`</w:t>
+      </w:r>
+    </w:p>
+    <w:p>
+      <w:r>
+        <w:t>- `phase2_common_readonly.py` 等からdirect importを増やす場合は、定義名/import名/呼び出し側の突合を必ず行う。</w:t>
+      </w:r>
+    </w:p>
+    <w:p>
+      <w:r>
+        <w:t>- 不要なdirect import追加は避け、可能なら対象readonly内ローカルhelperで完結させる。</w:t>
       </w:r>
     </w:p>
     <w:p>
@@ -29592,57 +29373,57 @@
     </w:p>
     <w:p>
       <w:r>
-        <w:t>?事象: Robert Barry / Francesca Mininiで、過去に「参考画像なし」や結果脱落が発生。</w:t>
-      </w:r>
-    </w:p>
-    <w:p>
-      <w:r>
-        <w:t>?原因:</w:t>
-      </w:r>
-    </w:p>
-    <w:p>
-      <w:r>
-        <w:t>?vector/raw/current cacheには存在し、画像実体も存在。</w:t>
-      </w:r>
-    </w:p>
-    <w:p>
-      <w:r>
-        <w:t>?ただし `r2_key` / `image_url` が空で、`local_path` のみ current cache を参照。</w:t>
-      </w:r>
-    </w:p>
-    <w:p>
-      <w:r>
-        <w:t>?Cloud想定ではlocal_path依存のみだとpreview判定で落ち、preview-gating後に結果から脱落しうる。</w:t>
-      </w:r>
-    </w:p>
-    <w:p>
-      <w:r>
-        <w:t>?解決方針:</w:t>
-      </w:r>
-    </w:p>
-    <w:p>
-      <w:r>
-        <w:t>?`local_path` が `data/current/images/cache/artist_works_images/...` を指す場合、文字列変換のみで derived `r2_key` を軽量補完。</w:t>
-      </w:r>
-    </w:p>
-    <w:p>
-      <w:r>
-        <w:t>?既存 `r2_key` がある場合は上書きしない。</w:t>
-      </w:r>
-    </w:p>
-    <w:p>
-      <w:r>
-        <w:t>?個別ハードコード（gallery/artist/source URL、blue/Robert Barry専用）禁止。</w:t>
-      </w:r>
-    </w:p>
-    <w:p>
-      <w:r>
-        <w:t>?`data/current` 更新なし、R2アクセスなし、重い走査なし。</w:t>
-      </w:r>
-    </w:p>
-    <w:p>
-      <w:r>
-        <w:t>?最終確認: Art Work Searchで `blue` / Robert Barry は画像付き表示を確認済み。</w:t>
+        <w:t>- 事象: Robert Barry / Francesca Mininiで、過去に「参考画像なし」や結果脱落が発生。</w:t>
+      </w:r>
+    </w:p>
+    <w:p>
+      <w:r>
+        <w:t>- 原因:</w:t>
+      </w:r>
+    </w:p>
+    <w:p>
+      <w:r>
+        <w:t>- vector/raw/current cacheには存在し、画像実体も存在。</w:t>
+      </w:r>
+    </w:p>
+    <w:p>
+      <w:r>
+        <w:t>- ただし `r2_key` / `image_url` が空で、`local_path` のみ current cache を参照。</w:t>
+      </w:r>
+    </w:p>
+    <w:p>
+      <w:r>
+        <w:t>- Cloud想定ではlocal_path依存のみだとpreview判定で落ち、preview-gating後に結果から脱落しうる。</w:t>
+      </w:r>
+    </w:p>
+    <w:p>
+      <w:r>
+        <w:t>- 解決方針:</w:t>
+      </w:r>
+    </w:p>
+    <w:p>
+      <w:r>
+        <w:t>- `local_path` が `data/current/images/cache/artist_works_images/...` を指す場合、文字列変換のみで derived `r2_key` を軽量補完。</w:t>
+      </w:r>
+    </w:p>
+    <w:p>
+      <w:r>
+        <w:t>- 既存 `r2_key` がある場合は上書きしない。</w:t>
+      </w:r>
+    </w:p>
+    <w:p>
+      <w:r>
+        <w:t>- 個別ハードコード（gallery/artist/source URL、blue/Robert Barry専用）禁止。</w:t>
+      </w:r>
+    </w:p>
+    <w:p>
+      <w:r>
+        <w:t>- `data/current` 更新なし、R2アクセスなし、重い走査なし。</w:t>
+      </w:r>
+    </w:p>
+    <w:p>
+      <w:r>
+        <w:t>- 最終確認: Art Work Searchで `blue` / Robert Barry は画像付き表示を確認済み。</w:t>
       </w:r>
     </w:p>
     <w:p>
@@ -29652,47 +29433,47 @@
     </w:p>
     <w:p>
       <w:r>
-        <w:t>?検索導線で以下を禁止する。</w:t>
-      </w:r>
-    </w:p>
-    <w:p>
-      <w:r>
-        <w:t>?`os.walk`</w:t>
-      </w:r>
-    </w:p>
-    <w:p>
-      <w:r>
-        <w:t>?`rglob`</w:t>
-      </w:r>
-    </w:p>
-    <w:p>
-      <w:r>
-        <w:t>?`images/cache` 全件scan</w:t>
-      </w:r>
-    </w:p>
-    <w:p>
-      <w:r>
-        <w:t>?全画像hash計算</w:t>
-      </w:r>
-    </w:p>
-    <w:p>
-      <w:r>
-        <w:t>?検索ごとの大量R2 HEAD/hydrate</w:t>
-      </w:r>
-    </w:p>
-    <w:p>
-      <w:r>
-        <w:t>?検索ごとの大量data URI生成</w:t>
-      </w:r>
-    </w:p>
-    <w:p>
-      <w:r>
-        <w:t>?全件画像解決</w:t>
-      </w:r>
-    </w:p>
-    <w:p>
-      <w:r>
-        <w:t>?方針: row内既存フィールド + 軽量文字列変換を優先し、必要最小限・表示ページ分中心で解決する。</w:t>
+        <w:t>- 検索導線で以下を禁止する。</w:t>
+      </w:r>
+    </w:p>
+    <w:p>
+      <w:r>
+        <w:t>- `os.walk`</w:t>
+      </w:r>
+    </w:p>
+    <w:p>
+      <w:r>
+        <w:t>- `rglob`</w:t>
+      </w:r>
+    </w:p>
+    <w:p>
+      <w:r>
+        <w:t>- `images/cache` 全件scan</w:t>
+      </w:r>
+    </w:p>
+    <w:p>
+      <w:r>
+        <w:t>- 全画像hash計算</w:t>
+      </w:r>
+    </w:p>
+    <w:p>
+      <w:r>
+        <w:t>- 検索ごとの大量R2 HEAD/hydrate</w:t>
+      </w:r>
+    </w:p>
+    <w:p>
+      <w:r>
+        <w:t>- 検索ごとの大量data URI生成</w:t>
+      </w:r>
+    </w:p>
+    <w:p>
+      <w:r>
+        <w:t>- 全件画像解決</w:t>
+      </w:r>
+    </w:p>
+    <w:p>
+      <w:r>
+        <w:t>- 方針: row内既存フィールド + 軽量文字列変換を優先し、必要最小限・表示ページ分中心で解決する。</w:t>
       </w:r>
     </w:p>
     <w:p>
@@ -29702,27 +29483,27 @@
     </w:p>
     <w:p>
       <w:r>
-        <w:t>?Artist/Exhibitionでは「参考画像なし」カード自体は許容する。</w:t>
-      </w:r>
-    </w:p>
-    <w:p>
-      <w:r>
-        <w:t>?ただし画像なしカードは後方へ回す（削除しない）。</w:t>
-      </w:r>
-    </w:p>
-    <w:p>
-      <w:r>
-        <w:t>?画像ありグループ内順位・画像なしグループ内順位は保持。</w:t>
-      </w:r>
-    </w:p>
-    <w:p>
-      <w:r>
-        <w:t>?total件数を減らさない。ページングは並び替え後に実施する。</w:t>
-      </w:r>
-    </w:p>
-    <w:p>
-      <w:r>
-        <w:t>?Art Work Searchとは性質が異なるため、Artist/Exhibitionでは画像なし完全排除を行わない。</w:t>
+        <w:t>- Artist/Exhibitionでは「参考画像なし」カード自体は許容する。</w:t>
+      </w:r>
+    </w:p>
+    <w:p>
+      <w:r>
+        <w:t>- ただし画像なしカードは後方へ回す（削除しない）。</w:t>
+      </w:r>
+    </w:p>
+    <w:p>
+      <w:r>
+        <w:t>- 画像ありグループ内順位・画像なしグループ内順位は保持。</w:t>
+      </w:r>
+    </w:p>
+    <w:p>
+      <w:r>
+        <w:t>- total件数を減らさない。ページングは並び替え後に実施する。</w:t>
+      </w:r>
+    </w:p>
+    <w:p>
+      <w:r>
+        <w:t>- Art Work Searchとは性質が異なるため、Artist/Exhibitionでは画像なし完全排除を行わない。</w:t>
       </w:r>
     </w:p>
     <w:p>
@@ -29732,12 +29513,12 @@
     </w:p>
     <w:p>
       <w:r>
-        <w:t>?Artist Searchは、候補フィールド存在のみではなく実カード描画に近い画像解決基準で後方化する方式へ修正済み（実画面確認済み）。</w:t>
-      </w:r>
-    </w:p>
-    <w:p>
-      <w:r>
-        <w:t>?Exhibition Searchは現行後方化で実画面OK。現時点で追加修正は行わず、問題再発時のみ別Taskで描画条件との完全一致を検討する。</w:t>
+        <w:t>- Artist Searchは、候補フィールド存在のみではなく実カード描画に近い画像解決基準で後方化する方式へ修正済み（実画面確認済み）。</w:t>
+      </w:r>
+    </w:p>
+    <w:p>
+      <w:r>
+        <w:t>- Exhibition Searchは現行後方化で実画面OK。現時点で追加修正は行わず、問題再発時のみ別Taskで描画条件との完全一致を検討する。</w:t>
       </w:r>
     </w:p>
     <w:p>
@@ -29747,32 +29528,32 @@
     </w:p>
     <w:p>
       <w:r>
-        <w:t>?監査ログ: `logs/artist_exhibition_no_image_integrity_audit_20260504.json`（アプリ必須ファイルではなくcommit対象はユーザー判断）。</w:t>
-      </w:r>
-    </w:p>
-    <w:p>
-      <w:r>
-        <w:t>?監査キーワード: `絵画 / painting / installation / blue / sculpture / abstract`</w:t>
-      </w:r>
-    </w:p>
-    <w:p>
-      <w:r>
-        <w:t>?結果:</w:t>
-      </w:r>
-    </w:p>
-    <w:p>
-      <w:r>
-        <w:t>?Artist: 画像なし300件、`A=300`、`B/C/D/E/F/G=0`</w:t>
-      </w:r>
-    </w:p>
-    <w:p>
-      <w:r>
-        <w:t>?Exhibition: 画像なし407件、`A=407`、`B/C/D/E/F/G=0`</w:t>
-      </w:r>
-    </w:p>
-    <w:p>
-      <w:r>
-        <w:t>?判定: 監査範囲ではArtist/Exhibitionの画像なしはすべて真の画像なし。Robert Barry型はArtist/Exhibitionでは未検出。追加修正は不要。</w:t>
+        <w:t>- 監査ログ: `logs/artist_exhibition_no_image_integrity_audit_20260504.json`（アプリ必須ファイルではなくcommit対象はユーザー判断）。</w:t>
+      </w:r>
+    </w:p>
+    <w:p>
+      <w:r>
+        <w:t>- 監査キーワード: `絵画 / painting / installation / blue / sculpture / abstract`</w:t>
+      </w:r>
+    </w:p>
+    <w:p>
+      <w:r>
+        <w:t>- 結果:</w:t>
+      </w:r>
+    </w:p>
+    <w:p>
+      <w:r>
+        <w:t>- Artist: 画像なし300件、`A=300`、`B/C/D/E/F/G=0`</w:t>
+      </w:r>
+    </w:p>
+    <w:p>
+      <w:r>
+        <w:t>- Exhibition: 画像なし407件、`A=407`、`B/C/D/E/F/G=0`</w:t>
+      </w:r>
+    </w:p>
+    <w:p>
+      <w:r>
+        <w:t>- 判定: 監査範囲ではArtist/Exhibitionの画像なしはすべて真の画像なし。Robert Barry型はArtist/Exhibitionでは未検出。追加修正は不要。</w:t>
       </w:r>
     </w:p>
     <w:sectPr>

--- a/docs/01_PROJECT_SPEC_CURRENT_FULL.docx
+++ b/docs/01_PROJECT_SPEC_CURRENT_FULL.docx
@@ -26339,21 +26339,6 @@
       </w:pPr>
       <w:r>
         <w:rPr>
-          <w:highlight w:val="white"/>
-          <w:rtl w:val="0"/>
-        </w:rPr>
-        <w:t xml:space="preserve">  https://www.google.com/search?tbm=isch&amp;q={ARTIST_NAME}+art</w:t>
-      </w:r>
-    </w:p>
-    <w:p>
-      <w:pPr>
-        <w:spacing w:line="276" w:lineRule="auto"/>
-        <w:rPr>
-          <w:highlight w:val="white"/>
-        </w:rPr>
-      </w:pPr>
-      <w:r>
-        <w:rPr>
           <w:rtl w:val="0"/>
         </w:rPr>
       </w:r>
@@ -28246,17 +28231,6 @@
           <w:rtl w:val="0"/>
         </w:rPr>
         <w:t xml:space="preserve">2026-03-24 DOC SYNC NOTE (current accepted baseline)</w:t>
-      </w:r>
-    </w:p>
-    <w:p>
-      <w:pPr>
-        <w:rPr/>
-      </w:pPr>
-      <w:r>
-        <w:rPr>
-          <w:rtl w:val="0"/>
-        </w:rPr>
-        <w:t xml:space="preserve">- Feature 7 UI current accepted state: fair options align with Feature 2/3 (`Frieze London` / `Liste Art Fair Basel` / `Frieze London + Liste Art Fair Basel`) with default `Frieze London + Liste Art Fair Basel`; card style aligns with Artist Search (`title=artist_name?artist_name_kana?`, `summary_ja`, one full-width fixed-height image); shared count caption is used; old inline `artifact=` / `mode=` / `fair:` labels are removed from normal UI.</w:t>
       </w:r>
     </w:p>
     <w:p>
@@ -29554,6 +29528,108 @@
     <w:p>
       <w:r>
         <w:t>- 判定: 監査範囲ではArtist/Exhibitionの画像なしはすべて真の画像なし。Robert Barry型はArtist/Exhibitionでは未検出。追加修正は不要。</w:t>
+      </w:r>
+    </w:p>
+    <w:p/>
+    <w:p/>
+    <w:p>
+      <w:r>
+        <w:t>2026-05-05 現在地更新（docs同期）</w:t>
+      </w:r>
+    </w:p>
+    <w:p>
+      <w:r>
+        <w:t>- Codex運用は恒久的に commit/push 禁止。Codexは差分提示までで停止し、commit/push はユーザー本人が実行する。</w:t>
+      </w:r>
+    </w:p>
+    <w:p>
+      <w:r>
+        <w:t>- Cloud確認手順は、ユーザー commit/push 後に `最新deploy確認 -&gt; Clear cache -&gt; Reboot app -&gt; 実画面確認` を標準とする。</w:t>
+      </w:r>
+    </w:p>
+    <w:p>
+      <w:r>
+        <w:t>- Art Work Search の Robert Barry 型「参考画像なし」問題は、`local_path -&gt; derived r2_key` の軽量補完方針で改善済み。</w:t>
+      </w:r>
+    </w:p>
+    <w:p>
+      <w:r>
+        <w:t>- Artist/Exhibition Search の画像なしカードは、削除せず後方化する方針で実装・確認済み。</w:t>
+      </w:r>
+    </w:p>
+    <w:p>
+      <w:r>
+        <w:t>- Artist/Exhibition no-image integrity audit（`logs/artist_exhibition_no_image_integrity_audit_20260504.json`）は、監査範囲で真の画像なしのみと判定。</w:t>
+      </w:r>
+    </w:p>
+    <w:p>
+      <w:r>
+        <w:t>- Advisor Artist alias（英字/カタカナ/表記ゆれ）対応は改善済み。</w:t>
+      </w:r>
+    </w:p>
+    <w:p>
+      <w:r>
+        <w:t>- Advisor Exhibition alias（展示名/断片名）対応は改善済み。</w:t>
+      </w:r>
+    </w:p>
+    <w:p>
+      <w:r>
+        <w:t>- Advisor Artist参照カード画像補完は、`1Artist=1カード（最大3枚）` 契約を維持したうえで改善済み。</w:t>
+      </w:r>
+    </w:p>
+    <w:p>
+      <w:r>
+        <w:t>- Advisor broad質問の回答固定化（常連再収束）は未解決。</w:t>
+      </w:r>
+    </w:p>
+    <w:p>
+      <w:r>
+        <w:t>- Advisor Exhibition参照カードのサムネイル未表示は未解決（別Task）。</w:t>
+      </w:r>
+    </w:p>
+    <w:p>
+      <w:r>
+        <w:t>- docs 01/02/03/04 へ、運用固定（Codex commit/push禁止、Cloud確認手順）を再明文化。</w:t>
+      </w:r>
+    </w:p>
+    <w:p>
+      <w:r>
+        <w:t>- Art Work Search画像契約、Artist/Exhibition後方化契約、Advisor alias契約、Advisorカード画像契約を追記同期。</w:t>
+      </w:r>
+    </w:p>
+    <w:p>
+      <w:r>
+        <w:t>- 未解決課題（broad多様化 / Exhibitionサムネ）を完了扱いせず、次Taskへ分離した。</w:t>
+      </w:r>
+    </w:p>
+    <w:p>
+      <w:r>
+        <w:t>- broad質問多様化修正</w:t>
+      </w:r>
+    </w:p>
+    <w:p>
+      <w:r>
+        <w:t>- Advisor Exhibitionサムネ修正</w:t>
+      </w:r>
+    </w:p>
+    <w:p>
+      <w:r>
+        <w:t>- docs同期</w:t>
+      </w:r>
+    </w:p>
+    <w:p>
+      <w:r>
+        <w:t>- RAG/current/R2同期</w:t>
+      </w:r>
+    </w:p>
+    <w:p>
+      <w:r>
+        <w:t>- 上記は同一Taskで混ぜず、原因混線を避ける。</w:t>
+      </w:r>
+    </w:p>
+    <w:p>
+      <w:r>
+        <w:t>- `_trial` 配下の補助CSV/MD/JSONは確認補助資料としてのみ扱い、`rag_gellery_breakdown_master.xlsx` の代替で完了扱いにしない。</w:t>
       </w:r>
     </w:p>
     <w:sectPr>

--- a/docs/01_PROJECT_SPEC_CURRENT_FULL.docx
+++ b/docs/01_PROJECT_SPEC_CURRENT_FULL.docx
@@ -29630,6 +29630,78 @@
     <w:p>
       <w:r>
         <w:t>- `_trial` 配下の補助CSV/MD/JSONは確認補助資料としてのみ扱い、`rag_gellery_breakdown_master.xlsx` の代替で完了扱いにしない。</w:t>
+      </w:r>
+    </w:p>
+    <w:p/>
+    <w:p>
+      <w:r>
+        <w:t>2026-05-11 docs???Phase 3 ?block ?????</w:t>
+      </w:r>
+    </w:p>
+    <w:p>
+      <w:r>
+        <w:t>???block??: closeout apply GO / workbook-current-skip?? OK / current_required_rag_full plan?apply?post-check ?? / app-current smoke GO / _trial cleanup apply ???</w:t>
+      </w:r>
+    </w:p>
+    <w:p>
+      <w:r>
+        <w:t>?current???: raw artists 2708, raw exhibitions 1052, artist works image metadata 2641, exhibitions image metadata 582, artists enrichment 2696, exhibitions enrichment 1052, artists text vector 2502(dim1536), artist works images vector 10813(dim512)?</w:t>
+      </w:r>
+    </w:p>
+    <w:p>
+      <w:r>
+        <w:t>?R2 post-check zero: would_upload=0, would_prune=0, missing local-&gt;R2=0, remote_only=0, size_mismatch=0, out-of-scope=0?</w:t>
+      </w:r>
+    </w:p>
+    <w:p>
+      <w:r>
+        <w:t>?skip??: frieze_london/Galerie Poggi, frieze_london/Galleria Lorcan O'Neill?reason/evidence: human_review_after_breakdown_insufficient / human_skip_after_verify_first??</w:t>
+      </w:r>
+    </w:p>
+    <w:p>
+      <w:r>
+        <w:t>?run_block_closeout.py ????: verify-first duplicate gate ? planned_current_paths.artist.image_metadata ???????input_image_metadata_path_source / input_image_metadata_paths ????all_rag_zero current-only stats ??? staged scope ????? verify-first ???????????? scanned_record_count=1641, duplicate_cluster_count=0?</w:t>
+      </w:r>
+    </w:p>
+    <w:p>
+      <w:r>
+        <w:t>?_trial cleanup??: _trial/p3_next_real_20260508/ ? _trial/phase3_next_real_scope_20260508.csv ??????logs/r2_sync ????</w:t>
+      </w:r>
+    </w:p>
+    <w:p/>
+    <w:p>
+      <w:r>
+        <w:t>2026-05-11 cleanup???????verify-first???</w:t>
+      </w:r>
+    </w:p>
+    <w:p>
+      <w:r>
+        <w:t>????????_trial cleanup verify-first????Task?????????4?????? _trial cleanup apply ??????</w:t>
+      </w:r>
+    </w:p>
+    <w:p>
+      <w:r>
+        <w:t xml:space="preserve">  1) current integrity / closeout post-check GO</w:t>
+      </w:r>
+    </w:p>
+    <w:p>
+      <w:r>
+        <w:t xml:space="preserve">  2) R2 post-check all zero</w:t>
+      </w:r>
+    </w:p>
+    <w:p>
+      <w:r>
+        <w:t xml:space="preserve">  3) app/current smoke GO</w:t>
+      </w:r>
+    </w:p>
+    <w:p>
+      <w:r>
+        <w:t xml:space="preserve">  4) runtime????? _trial ?? 0</w:t>
+      </w:r>
+    </w:p>
+    <w:p>
+      <w:r>
+        <w:t>????? verify-first ?????: R2 post-check ?zero / runtime _trial ???? / ??block trial????????? / current-workbook-app smoke ??? / ???trial????????</w:t>
       </w:r>
     </w:p>
     <w:sectPr>

--- a/docs/01_PROJECT_SPEC_CURRENT_FULL.docx
+++ b/docs/01_PROJECT_SPEC_CURRENT_FULL.docx
@@ -28775,11 +28775,32 @@
         <w:rPr/>
       </w:pPr>
       <w:r>
-        <w:rPr>
-          <w:rFonts w:ascii="Arial Unicode MS" w:cs="Arial Unicode MS" w:eastAsia="Arial Unicode MS" w:hAnsi="Arial Unicode MS"/>
-          <w:rtl w:val="0"/>
-        </w:rPr>
-        <w:t xml:space="preserve">23. docs同期</w:t>
+        <w:t>23. block後処理（app/current smoke verify-first -&gt; `_trial cleanup apply` -&gt; docs同期）</w:t>
+      </w:r>
+    </w:p>
+    <w:p>
+      <w:r>
+        <w:t>- 工程23は、Task数を増やさずに実施するblock後処理である。</w:t>
+      </w:r>
+    </w:p>
+    <w:p>
+      <w:r>
+        <w:t>- R2 post-check all zero の後、app/current smoke verify-first で runtime の本番導線に `_trial` 参照がないことを確認し、その後 `_trial cleanup apply` を実施し、最後に docs同期を行う。</w:t>
+      </w:r>
+    </w:p>
+    <w:p>
+      <w:r>
+        <w:t>- `_trial cleanup apply` は独立追加Taskにしない。</w:t>
+      </w:r>
+    </w:p>
+    <w:p>
+      <w:r>
+        <w:t>- cleanup verify-first は標準Taskとして置かず、例外条件がある場合のみ挟む。</w:t>
+      </w:r>
+    </w:p>
+    <w:p>
+      <w:r>
+        <w:t>- 例外条件がない限り、工程23をさらに細分化して post-check / cleanup / docs を別Task化しない。</w:t>
       </w:r>
     </w:p>
     <w:bookmarkStart w:colFirst="0" w:colLast="0" w:name="sur315v4zcly" w:id="51"/>
@@ -28927,6 +28948,49 @@
           <w:rtl w:val="0"/>
         </w:rPr>
         <w:t xml:space="preserve">- app/readonly は current-first を維持し、source / derived / vector / logs のファミリー分離を崩さず、取得ループ内で LLM 加工をしない（fetch と enrichment を分離）。詳細手順と履歴は 02 / 04 を参照する。</w:t>
+      </w:r>
+    </w:p>
+    <w:p>
+      <w:r/>
+    </w:p>
+    <w:p>
+      <w:r>
+        <w:t>【Task数・Task順の勝手な細分化禁止（正本固定）】</w:t>
+      </w:r>
+    </w:p>
+    <w:p>
+      <w:r>
+        <w:t>- Phase 3 block作業では、本書の block必須工程 1〜23 を正本のTask順・Task数として扱う。</w:t>
+      </w:r>
+    </w:p>
+    <w:p>
+      <w:r>
+        <w:t>- エラー、例外、明確なblocker、またはユーザーの明示指示がない限り、ChatGPT / Codex / 実装AI側の判断でTaskを勝手に細分化して増やしてはならない。</w:t>
+      </w:r>
+    </w:p>
+    <w:p>
+      <w:r>
+        <w:t>- verify-first / apply / post-check 等の扱いは、本書および02/03で定義された標準工程に従う。</w:t>
+      </w:r>
+    </w:p>
+    <w:p>
+      <w:r>
+        <w:t>- apply後の確認が必要な場合でも、原則として当該apply Task内の確認項目として扱い、独立Taskを勝手に追加しない。</w:t>
+      </w:r>
+    </w:p>
+    <w:p>
+      <w:r>
+        <w:t>- 「安全のため」「念のため」「確認を厚くするため」という理由だけで、docs未定義のTaskを増やしてはならない。</w:t>
+      </w:r>
+    </w:p>
+    <w:p>
+      <w:r>
+        <w:t>- Task追加が許されるのは、実行失敗、scope不整合、current/R2/docs/workbook破損疑い、API事故、重複・欠損・混入などの明確なblockerが発生した場合、またはユーザーが明示的に追加Taskを許可した場合に限る。</w:t>
+      </w:r>
+    </w:p>
+    <w:p>
+      <w:r>
+        <w:t>- `rag_gellery_breakdown_master.xlsx 更新 + 人間確認` など、block必須工程で定義済みの確認工程を、AI側の判断で後ろ倒しにしてはならない。</w:t>
       </w:r>
     </w:p>
     <w:p>
@@ -29635,73 +29699,130 @@
     <w:p/>
     <w:p>
       <w:r>
-        <w:t>2026-05-11 docs???Phase 3 ?block ?????</w:t>
-      </w:r>
-    </w:p>
-    <w:p>
-      <w:r>
-        <w:t>???block??: closeout apply GO / workbook-current-skip?? OK / current_required_rag_full plan?apply?post-check ?? / app-current smoke GO / _trial cleanup apply ???</w:t>
-      </w:r>
-    </w:p>
-    <w:p>
-      <w:r>
-        <w:t>?current???: raw artists 2708, raw exhibitions 1052, artist works image metadata 2641, exhibitions image metadata 582, artists enrichment 2696, exhibitions enrichment 1052, artists text vector 2502(dim1536), artist works images vector 10813(dim512)?</w:t>
-      </w:r>
-    </w:p>
-    <w:p>
-      <w:r>
-        <w:t>?R2 post-check zero: would_upload=0, would_prune=0, missing local-&gt;R2=0, remote_only=0, size_mismatch=0, out-of-scope=0?</w:t>
-      </w:r>
-    </w:p>
-    <w:p>
-      <w:r>
-        <w:t>?skip??: frieze_london/Galerie Poggi, frieze_london/Galleria Lorcan O'Neill?reason/evidence: human_review_after_breakdown_insufficient / human_skip_after_verify_first??</w:t>
-      </w:r>
-    </w:p>
-    <w:p>
-      <w:r>
-        <w:t>?run_block_closeout.py ????: verify-first duplicate gate ? planned_current_paths.artist.image_metadata ???????input_image_metadata_path_source / input_image_metadata_paths ????all_rag_zero current-only stats ??? staged scope ????? verify-first ???????????? scanned_record_count=1641, duplicate_cluster_count=0?</w:t>
-      </w:r>
-    </w:p>
-    <w:p>
-      <w:r>
-        <w:t>?_trial cleanup??: _trial/p3_next_real_20260508/ ? _trial/phase3_next_real_scope_20260508.csv ??????logs/r2_sync ????</w:t>
-      </w:r>
-    </w:p>
-    <w:p/>
-    <w:p>
-      <w:r>
-        <w:t>2026-05-11 cleanup???????verify-first???</w:t>
-      </w:r>
-    </w:p>
-    <w:p>
-      <w:r>
-        <w:t>????????_trial cleanup verify-first????Task?????????4?????? _trial cleanup apply ??????</w:t>
-      </w:r>
-    </w:p>
-    <w:p>
-      <w:r>
-        <w:t xml:space="preserve">  1) current integrity / closeout post-check GO</w:t>
-      </w:r>
-    </w:p>
-    <w:p>
-      <w:r>
-        <w:t xml:space="preserve">  2) R2 post-check all zero</w:t>
-      </w:r>
-    </w:p>
-    <w:p>
-      <w:r>
-        <w:t xml:space="preserve">  3) app/current smoke GO</w:t>
-      </w:r>
-    </w:p>
-    <w:p>
-      <w:r>
-        <w:t xml:space="preserve">  4) runtime????? _trial ?? 0</w:t>
-      </w:r>
-    </w:p>
-    <w:p>
-      <w:r>
-        <w:t>????? verify-first ?????: R2 post-check ?zero / runtime _trial ???? / ??block trial????????? / current-workbook-app smoke ??? / ???trial????????</w:t>
+        <w:t>【2026-05-11 docs同期（Phase 3 新block完了反映）】</w:t>
+      </w:r>
+    </w:p>
+    <w:p>
+      <w:r>
+        <w:t>- 今回blockは、closeout apply、workbook/current/skipped registry 人間確認、current_required_rag_full plan/apply/post-check、app/current smoke、_trial cleanup apply まで完了した。</w:t>
+      </w:r>
+    </w:p>
+    <w:p>
+      <w:r>
+        <w:t>- current主要値は、raw artists 2708、raw exhibitions 1052、artist works image metadata 2641、exhibitions image metadata 582、artists enrichment 2696、exhibitions enrichment 1052、artists text vector 2502（dim 1536）、artist works images vector 10813（dim 512）である。</w:t>
+      </w:r>
+    </w:p>
+    <w:p>
+      <w:r>
+        <w:t>- R2 post-check は current_required_rag_full で all zero を確認した。would_upload=0、would_prune=0、missing local-&gt;R2=0、remote_only=0、size_mismatch=0、out-of-scope=0。</w:t>
+      </w:r>
+    </w:p>
+    <w:p>
+      <w:r>
+        <w:t>- skip確定は、frieze_london / Galerie Poggi、frieze_london / Galleria Lorcan O'Neill。skip_reason / evidence は human_review_after_breakdown_insufficient / human_skip_after_verify_first。</w:t>
+      </w:r>
+    </w:p>
+    <w:p>
+      <w:r>
+        <w:t>- run_block_closeout.py は、verify-first duplicate gate が planned_current_paths.artist.image_metadata を監査対象に取れるよう最小修正した。duplicate audit 出力へ input_image_metadata_path_source / input_image_metadata_paths を追加し、all_rag_zero projection が current-only stats 由来で staged scope 非ゼロの場合は verify-first 非阻害である旨を report へ明示した。修正後結果は scanned_record_count=1641、duplicate_cluster_count=0。</w:t>
+      </w:r>
+    </w:p>
+    <w:p>
+      <w:r>
+        <w:t>- _trial cleanup では、_trial/p3_next_real_20260508/ と _trial/phase3_next_real_scope_20260508.csv を削除済み。logs/r2_sync/* は保持した。</w:t>
+      </w:r>
+    </w:p>
+    <w:p>
+      <w:r/>
+    </w:p>
+    <w:p>
+      <w:r>
+        <w:t>【2026-05-11 cleanup運用方針更新（verify-first廃止）】</w:t>
+      </w:r>
+    </w:p>
+    <w:p>
+      <w:r>
+        <w:t>- 標準運用では、_trial cleanup verify-first を独立Taskとして置かない。</w:t>
+      </w:r>
+    </w:p>
+    <w:p>
+      <w:r>
+        <w:t>- 以下4条件を満たす完了済みblockは、cleanup verify-first を挟まず _trial cleanup apply へ直接進む。</w:t>
+      </w:r>
+    </w:p>
+    <w:p>
+      <w:r>
+        <w:t xml:space="preserve">  1. current integrity / closeout post-check が GO</w:t>
+      </w:r>
+    </w:p>
+    <w:p>
+      <w:r>
+        <w:t xml:space="preserve">  2. R2 post-check が all zero</w:t>
+      </w:r>
+    </w:p>
+    <w:p>
+      <w:r>
+        <w:t xml:space="preserve">  3. app/current smoke が GO</w:t>
+      </w:r>
+    </w:p>
+    <w:p>
+      <w:r>
+        <w:t xml:space="preserve">  4. runtime の本番導線で _trial 参照が 0</w:t>
+      </w:r>
+    </w:p>
+    <w:p>
+      <w:r>
+        <w:t>- cleanup apply では、削除対象を当該blockの _trial に限定して最小確認する。</w:t>
+      </w:r>
+    </w:p>
+    <w:p>
+      <w:r>
+        <w:t>- 例外的に cleanup verify-first を挟む条件は、R2 post-check が all zero でない場合、app/runtime が _trial を参照している場合、複数blockの trial が混在して削除対象が曖昧な場合、current反映 / workbook確認 / app smoke が未完了の場合、途中停止により未反映trial成果物が残る可能性がある場合に限る。</w:t>
+      </w:r>
+    </w:p>
+    <w:p>
+      <w:r>
+        <w:t>- 2026-05-11以降の標準順序は、R2 post-check all zero 確認 -&gt; app/current smoke verify-first -&gt; _trial cleanup apply -&gt; docs同期 とする。</w:t>
+      </w:r>
+    </w:p>
+    <w:p>
+      <w:r>
+        <w:t>2026-05-15 Phase 3 ??block?????23???</w:t>
+      </w:r>
+    </w:p>
+    <w:p>
+      <w:r>
+        <w:t>????: ??block???23?app/current smoke verify-first -&gt; _trial cleanup apply -&gt; docs????????</w:t>
+      </w:r>
+    </w:p>
+    <w:p>
+      <w:r>
+        <w:t>?R2????: current_required_rag_full ? plan/apply/post-check ?????post-check ? all zero?would_upload=0 / would_prune=0 / missing=0 / remote_only=0 / size_mismatch=0 / out-of-scope=0??</w:t>
+      </w:r>
+    </w:p>
+    <w:p>
+      <w:r>
+        <w:t>?current???: raw artists 3030?raw exhibitions 1163?artist image metadata 2962?exhibition image metadata 629?artists enrichment 3018?exhibitions enrichment 1163?artists text vector 2824?dim 1536??artist works images vector 12311?dim 512??</w:t>
+      </w:r>
+    </w:p>
+    <w:p>
+      <w:r>
+        <w:t>?skip??: frieze_london/Kukje Gallery?frieze_london/Maisterravalbuena?</w:t>
+      </w:r>
+    </w:p>
+    <w:p>
+      <w:r>
+        <w:t>????????: Text embeddings ? gemini-embedding-001?Enrichment ? gpt-5-mini + OpenAI Batch?</w:t>
+      </w:r>
+    </w:p>
+    <w:p>
+      <w:r>
+        <w:t>?????: ???????MODEL_CONTRACT_GATE???cleanup ???23??smoke??????</w:t>
+      </w:r>
+    </w:p>
+    <w:p>
+      <w:r>
+        <w:t>??Task: Phase 3 / ? block ? 1. ? block ???? verify-first?</w:t>
       </w:r>
     </w:p>
     <w:sectPr>
